--- a/docs/manual/VITRON_ERP_직원교육자료.docx
+++ b/docs/manual/VITRON_ERP_직원교육자료.docx
@@ -1531,6 +1531,14 @@
         <w:t>넣어야 하는 것은 두 가지입니다.</w:t>
       </w:r>
     </w:p>
+    <w:p>
+      <w:pPr>
+        <w:spacing w:after="200" w:line="276" w:lineRule="auto"/>
+      </w:pPr>
+      <w:r>
+        <w:br w:type="page"/>
+      </w:r>
+    </w:p>
     <w:tbl>
       <w:tblPr>
         <w:tblStyle w:val="TableGrid"/>
@@ -2383,6 +2391,14 @@
           <w:sz w:val="21"/>
         </w:rPr>
         <w:t>입니다. 여기 숫자는 운영이 아니므로 그대로 믿으시면 안 됩니다. 평소에는 나오지 않습니다.</w:t>
+      </w:r>
+    </w:p>
+    <w:p>
+      <w:pPr>
+        <w:spacing w:after="200" w:line="276" w:lineRule="auto"/>
+      </w:pPr>
+      <w:r>
+        <w:br w:type="page"/>
       </w:r>
     </w:p>
     <w:p>
@@ -5989,6 +6005,14 @@
     <w:p/>
     <w:p>
       <w:pPr>
+        <w:spacing w:after="200" w:line="276" w:lineRule="auto"/>
+      </w:pPr>
+      <w:r>
+        <w:br w:type="page"/>
+      </w:r>
+    </w:p>
+    <w:p>
+      <w:pPr>
         <w:pStyle w:val="Heading2"/>
       </w:pPr>
       <w:r>
@@ -6716,7 +6740,6 @@
         </w:tc>
       </w:tr>
     </w:tbl>
-    <w:p/>
     <w:p>
       <w:pPr>
         <w:pStyle w:val="Heading3"/>
@@ -7358,6 +7381,14 @@
           <w:sz w:val="18"/>
         </w:rPr>
         <w:t>그림 4-6  날짜를 여러 개 골라 한 번에 등록</w:t>
+      </w:r>
+    </w:p>
+    <w:p>
+      <w:pPr>
+        <w:spacing w:after="200" w:line="276" w:lineRule="auto"/>
+      </w:pPr>
+      <w:r>
+        <w:br w:type="page"/>
       </w:r>
     </w:p>
     <w:tbl>

--- a/docs/manual/VITRON_ERP_직원교육자료.docx
+++ b/docs/manual/VITRON_ERP_직원교육자료.docx
@@ -327,7 +327,7 @@
           <w:rFonts w:ascii="맑은 고딕" w:hAnsi="맑은 고딕" w:eastAsia="맑은 고딕" w:cs="맑은 고딕"/>
           <w:sz w:val="20"/>
         </w:rPr>
-        <w:t xml:space="preserve">  5.5 자차 등록·차량 관리</w:t>
+        <w:t xml:space="preserve">  5.5 차량 등록·관리</w:t>
       </w:r>
     </w:p>
     <w:p>
@@ -9152,7 +9152,7 @@
         <w:pStyle w:val="Heading2"/>
       </w:pPr>
       <w:r>
-        <w:t>5.5 자차 등록·차량 관리</w:t>
+        <w:t>5.5 차량 등록·관리</w:t>
       </w:r>
     </w:p>
     <w:p>
@@ -9170,7 +9170,7 @@
           <w:b w:val="0"/>
           <w:sz w:val="21"/>
         </w:rPr>
-        <w:t xml:space="preserve"> 탭에서 합니다. 회사 차량은 이미 등록되어 있으므로 보통은 </w:t>
+        <w:t xml:space="preserve"> 탭에서 합니다. </w:t>
       </w:r>
       <w:r>
         <w:rPr>
@@ -9178,7 +9178,7 @@
           <w:b/>
           <w:sz w:val="21"/>
         </w:rPr>
-        <w:t>자차를 등록</w:t>
+        <w:t>법인차량·자차를 등록</w:t>
       </w:r>
       <w:r>
         <w:rPr>
@@ -9186,7 +9186,7 @@
           <w:b w:val="0"/>
           <w:sz w:val="21"/>
         </w:rPr>
-        <w:t>하거나 색·연료를 손볼 때 씁니다.</w:t>
+        <w:t>하거나 색·연료·주 사용자를 손볼 때 씁니다.</w:t>
       </w:r>
     </w:p>
     <w:p>
@@ -9711,13 +9711,21 @@
       </w:r>
     </w:p>
     <w:p>
+      <w:pPr>
+        <w:pStyle w:val="Heading3"/>
+      </w:pPr>
+      <w:r>
+        <w:t>법인차량 등록하기</w:t>
+      </w:r>
+    </w:p>
+    <w:p>
       <w:r>
         <w:rPr>
           <w:rFonts w:ascii="맑은 고딕" w:hAnsi="맑은 고딕" w:eastAsia="맑은 고딕" w:cs="맑은 고딕"/>
           <w:b w:val="0"/>
           <w:sz w:val="21"/>
         </w:rPr>
-        <w:t xml:space="preserve">쓰지 않는 차량은 </w:t>
+        <w:t xml:space="preserve">법인차량 표 아래의 </w:t>
       </w:r>
       <w:r>
         <w:rPr>
@@ -9725,6 +9733,229 @@
           <w:b/>
           <w:sz w:val="21"/>
         </w:rPr>
+        <w:t>[＋ 법인차량 등록]</w:t>
+      </w:r>
+      <w:r>
+        <w:rPr>
+          <w:rFonts w:ascii="맑은 고딕" w:hAnsi="맑은 고딕" w:eastAsia="맑은 고딕" w:cs="맑은 고딕"/>
+          <w:b w:val="0"/>
+          <w:sz w:val="21"/>
+        </w:rPr>
+        <w:t xml:space="preserve"> 을 누르면 양식이 펼쳐집니다. 받는 칸은 </w:t>
+      </w:r>
+      <w:r>
+        <w:rPr>
+          <w:rFonts w:ascii="맑은 고딕" w:hAnsi="맑은 고딕" w:eastAsia="맑은 고딕" w:cs="맑은 고딕"/>
+          <w:b/>
+          <w:sz w:val="21"/>
+        </w:rPr>
+        <w:t>차종 · 번호판 · 연료 · 색</w:t>
+      </w:r>
+      <w:r>
+        <w:rPr>
+          <w:rFonts w:ascii="맑은 고딕" w:hAnsi="맑은 고딕" w:eastAsia="맑은 고딕" w:cs="맑은 고딕"/>
+          <w:b w:val="0"/>
+          <w:sz w:val="21"/>
+        </w:rPr>
+        <w:t xml:space="preserve"> 넷입니다.</w:t>
+      </w:r>
+    </w:p>
+    <w:p>
+      <w:pPr>
+        <w:keepNext/>
+        <w:spacing w:line="240" w:lineRule="auto" w:after="40"/>
+        <w:jc w:val="center"/>
+      </w:pPr>
+      <w:r>
+        <w:drawing>
+          <wp:inline xmlns:a="http://schemas.openxmlformats.org/drawingml/2006/main" xmlns:pic="http://schemas.openxmlformats.org/drawingml/2006/picture">
+            <wp:extent cx="4053600" cy="2123190"/>
+            <wp:docPr id="27" name="Picture 27"/>
+            <wp:cNvGraphicFramePr>
+              <a:graphicFrameLocks noChangeAspect="1"/>
+            </wp:cNvGraphicFramePr>
+            <a:graphic>
+              <a:graphicData uri="http://schemas.openxmlformats.org/drawingml/2006/picture">
+                <pic:pic>
+                  <pic:nvPicPr>
+                    <pic:cNvPr id="0" name="71_법인차량_등록.png"/>
+                    <pic:cNvPicPr/>
+                  </pic:nvPicPr>
+                  <pic:blipFill>
+                    <a:blip r:embed="rId36"/>
+                    <a:stretch>
+                      <a:fillRect/>
+                    </a:stretch>
+                  </pic:blipFill>
+                  <pic:spPr>
+                    <a:xfrm>
+                      <a:off x="0" y="0"/>
+                      <a:ext cx="4053600" cy="2123190"/>
+                    </a:xfrm>
+                    <a:prstGeom prst="rect"/>
+                  </pic:spPr>
+                </pic:pic>
+              </a:graphicData>
+            </a:graphic>
+          </wp:inline>
+        </w:drawing>
+      </w:r>
+    </w:p>
+    <w:p>
+      <w:pPr>
+        <w:spacing w:line="240" w:lineRule="auto" w:after="140"/>
+        <w:jc w:val="center"/>
+      </w:pPr>
+      <w:r>
+        <w:rPr>
+          <w:rFonts w:ascii="맑은 고딕" w:hAnsi="맑은 고딕" w:eastAsia="맑은 고딕" w:cs="맑은 고딕"/>
+          <w:color w:val="777777"/>
+          <w:sz w:val="18"/>
+        </w:rPr>
+        <w:t>그림 5-5  법인차량 등록 양식</w:t>
+      </w:r>
+    </w:p>
+    <w:p>
+      <w:pPr>
+        <w:spacing w:after="60"/>
+        <w:ind w:left="340"/>
+      </w:pPr>
+      <w:r>
+        <w:rPr>
+          <w:rFonts w:ascii="맑은 고딕" w:hAnsi="맑은 고딕" w:eastAsia="맑은 고딕" w:cs="맑은 고딕"/>
+          <w:sz w:val="21"/>
+        </w:rPr>
+        <w:t xml:space="preserve">· </w:t>
+      </w:r>
+      <w:r>
+        <w:rPr>
+          <w:rFonts w:ascii="맑은 고딕" w:hAnsi="맑은 고딕" w:eastAsia="맑은 고딕" w:cs="맑은 고딕"/>
+          <w:b/>
+          <w:sz w:val="21"/>
+        </w:rPr>
+        <w:t>번호판은 선택</w:t>
+      </w:r>
+      <w:r>
+        <w:rPr>
+          <w:rFonts w:ascii="맑은 고딕" w:hAnsi="맑은 고딕" w:eastAsia="맑은 고딕" w:cs="맑은 고딕"/>
+          <w:b w:val="0"/>
+          <w:sz w:val="21"/>
+        </w:rPr>
+        <w:t>입니다. 다만 같은 번호판을 두 번 넣으면 막습니다</w:t>
+      </w:r>
+    </w:p>
+    <w:p>
+      <w:pPr>
+        <w:spacing w:after="60"/>
+        <w:ind w:left="340"/>
+      </w:pPr>
+      <w:r>
+        <w:rPr>
+          <w:rFonts w:ascii="맑은 고딕" w:hAnsi="맑은 고딕" w:eastAsia="맑은 고딕" w:cs="맑은 고딕"/>
+          <w:sz w:val="21"/>
+        </w:rPr>
+        <w:t xml:space="preserve">· </w:t>
+      </w:r>
+      <w:r>
+        <w:rPr>
+          <w:rFonts w:ascii="맑은 고딕" w:hAnsi="맑은 고딕" w:eastAsia="맑은 고딕" w:cs="맑은 고딕"/>
+          <w:b/>
+          <w:sz w:val="21"/>
+        </w:rPr>
+        <w:t>색</w:t>
+      </w:r>
+      <w:r>
+        <w:rPr>
+          <w:rFonts w:ascii="맑은 고딕" w:hAnsi="맑은 고딕" w:eastAsia="맑은 고딕" w:cs="맑은 고딕"/>
+          <w:b w:val="0"/>
+          <w:sz w:val="21"/>
+        </w:rPr>
+        <w:t>은 아직 쓰지 않는 색이 자동으로 골라집니다 — 배차표에서 옆 차와 겹치지 않게 하기 위함입니다</w:t>
+      </w:r>
+    </w:p>
+    <w:p>
+      <w:pPr>
+        <w:keepLines/>
+        <w:spacing w:before="120" w:after="160"/>
+        <w:ind w:left="170"/>
+        <w:pBdr>
+          <w:left w:val="single" w:sz="18" w:space="6" w:color="005A9E"/>
+        </w:pBdr>
+        <w:shd w:val="clear" w:color="auto" w:fill="F2F7FB"/>
+      </w:pPr>
+      <w:r>
+        <w:rPr>
+          <w:rFonts w:ascii="맑은 고딕" w:hAnsi="맑은 고딕" w:eastAsia="맑은 고딕" w:cs="맑은 고딕"/>
+          <w:b/>
+          <w:color w:val="005A9E"/>
+          <w:sz w:val="21"/>
+        </w:rPr>
+        <w:t xml:space="preserve">개인사용 단가는 등록 양식에 없습니다  </w:t>
+      </w:r>
+      <w:r>
+        <w:rPr>
+          <w:rFonts w:ascii="맑은 고딕" w:hAnsi="맑은 고딕" w:eastAsia="맑은 고딕" w:cs="맑은 고딕"/>
+          <w:b w:val="0"/>
+          <w:sz w:val="21"/>
+        </w:rPr>
+        <w:t xml:space="preserve">단가는 개인 사용 청구액을 그대로 정하는 값이라 </w:t>
+      </w:r>
+      <w:r>
+        <w:rPr>
+          <w:rFonts w:ascii="맑은 고딕" w:hAnsi="맑은 고딕" w:eastAsia="맑은 고딕" w:cs="맑은 고딕"/>
+          <w:b/>
+          <w:sz w:val="21"/>
+        </w:rPr>
+        <w:t>정산 화면에서 대표이사만</w:t>
+      </w:r>
+      <w:r>
+        <w:rPr>
+          <w:rFonts w:ascii="맑은 고딕" w:hAnsi="맑은 고딕" w:eastAsia="맑은 고딕" w:cs="맑은 고딕"/>
+          <w:b w:val="0"/>
+          <w:sz w:val="21"/>
+        </w:rPr>
+        <w:t xml:space="preserve"> 고칩니다. </w:t>
+      </w:r>
+      <w:r>
+        <w:rPr>
+          <w:rFonts w:ascii="맑은 고딕" w:hAnsi="맑은 고딕" w:eastAsia="맑은 고딕" w:cs="맑은 고딕"/>
+          <w:b/>
+          <w:sz w:val="21"/>
+        </w:rPr>
+        <w:t>등록한 뒤 정산 화면에서 채우는</w:t>
+      </w:r>
+      <w:r>
+        <w:rPr>
+          <w:rFonts w:ascii="맑은 고딕" w:hAnsi="맑은 고딕" w:eastAsia="맑은 고딕" w:cs="맑은 고딕"/>
+          <w:b w:val="0"/>
+          <w:sz w:val="21"/>
+        </w:rPr>
+        <w:t xml:space="preserve"> 것이 올바른 순서이고, 비어 있는 동안에는 표에 「-」로 보입니다.</w:t>
+      </w:r>
+    </w:p>
+    <w:p>
+      <w:pPr>
+        <w:pStyle w:val="Heading3"/>
+      </w:pPr>
+      <w:r>
+        <w:t>차량 숨기기</w:t>
+      </w:r>
+    </w:p>
+    <w:p>
+      <w:r>
+        <w:rPr>
+          <w:rFonts w:ascii="맑은 고딕" w:hAnsi="맑은 고딕" w:eastAsia="맑은 고딕" w:cs="맑은 고딕"/>
+          <w:b w:val="0"/>
+          <w:sz w:val="21"/>
+        </w:rPr>
+        <w:t xml:space="preserve">쓰지 않는 차량은 각 줄의 </w:t>
+      </w:r>
+      <w:r>
+        <w:rPr>
+          <w:rFonts w:ascii="맑은 고딕" w:hAnsi="맑은 고딕" w:eastAsia="맑은 고딕" w:cs="맑은 고딕"/>
+          <w:b/>
+          <w:sz w:val="21"/>
+        </w:rPr>
         <w:t>[숨김]</w:t>
       </w:r>
       <w:r>
@@ -9733,7 +9964,23 @@
           <w:b w:val="0"/>
           <w:sz w:val="21"/>
         </w:rPr>
-        <w:t xml:space="preserve"> 으로 목록에서 뺍니다. 지우지 않는 까닭은 지난 계획과 실적이 그 차량을 참조하고 있어, 지우면 지난 정산이 「어느 차인지 알 수 없는」 상태가 되기 때문입니다.</w:t>
+        <w:t xml:space="preserve"> 으로 목록에서 뺍니다 — </w:t>
+      </w:r>
+      <w:r>
+        <w:rPr>
+          <w:rFonts w:ascii="맑은 고딕" w:hAnsi="맑은 고딕" w:eastAsia="맑은 고딕" w:cs="맑은 고딕"/>
+          <w:b/>
+          <w:sz w:val="21"/>
+        </w:rPr>
+        <w:t>법인차량·자차 모두 같습니다.</w:t>
+      </w:r>
+      <w:r>
+        <w:rPr>
+          <w:rFonts w:ascii="맑은 고딕" w:hAnsi="맑은 고딕" w:eastAsia="맑은 고딕" w:cs="맑은 고딕"/>
+          <w:b w:val="0"/>
+          <w:sz w:val="21"/>
+        </w:rPr>
+        <w:t xml:space="preserve"> 지우지 않는 까닭은 지난 계획과 실적이 그 차량을 참조하고 있어, 지우면 지난 정산이 「어느 차인지 알 수 없는」 상태가 되기 때문입니다.</w:t>
       </w:r>
     </w:p>
     <w:p>
@@ -10687,7 +10934,7 @@
         <w:drawing>
           <wp:inline xmlns:a="http://schemas.openxmlformats.org/drawingml/2006/main" xmlns:pic="http://schemas.openxmlformats.org/drawingml/2006/picture">
             <wp:extent cx="3718800" cy="2124693"/>
-            <wp:docPr id="27" name="Picture 27"/>
+            <wp:docPr id="28" name="Picture 28"/>
             <wp:cNvGraphicFramePr>
               <a:graphicFrameLocks noChangeAspect="1"/>
             </wp:cNvGraphicFramePr>
@@ -10699,7 +10946,7 @@
                     <pic:cNvPicPr/>
                   </pic:nvPicPr>
                   <pic:blipFill>
-                    <a:blip r:embed="rId36"/>
+                    <a:blip r:embed="rId37"/>
                     <a:stretch>
                       <a:fillRect/>
                     </a:stretch>

--- a/docs/manual/VITRON_ERP_직원교육자료.docx
+++ b/docs/manual/VITRON_ERP_직원교육자료.docx
@@ -31,7 +31,7 @@
           <w:color w:val="555555"/>
           <w:sz w:val="26"/>
         </w:rPr>
-        <w:t>업무 포털 · 업무 현황 · 스케줄 · 차량 · 휴가 · 구매 요청</w:t>
+        <w:t>업무 포털 · 업무 현황 · 스케줄 · 차량 · 휴가 · 구매 요청 · 회의록</w:t>
       </w:r>
     </w:p>
     <w:p/>
@@ -53,7 +53,7 @@
           <w:color w:val="666666"/>
           <w:sz w:val="21"/>
         </w:rPr>
-        <w:t>문서 버전  1.0</w:t>
+        <w:t>문서 버전  1.1</w:t>
       </w:r>
     </w:p>
     <w:p>
@@ -67,7 +67,7 @@
           <w:color w:val="666666"/>
           <w:sz w:val="21"/>
         </w:rPr>
-        <w:t>작성일  2026-08-31</w:t>
+        <w:t>작성일  2026-09-05</w:t>
       </w:r>
     </w:p>
     <w:p>
@@ -92,6 +92,7 @@
     <w:p>
       <w:pPr>
         <w:pStyle w:val="Heading1"/>
+        <w:spacing w:before="80" w:after="80"/>
       </w:pPr>
       <w:r>
         <w:t>목    차</w:t>
@@ -99,7 +100,7 @@
     </w:p>
     <w:p>
       <w:pPr>
-        <w:spacing w:after="0" w:before="60" w:line="240" w:lineRule="auto"/>
+        <w:spacing w:after="0" w:before="0" w:line="240" w:lineRule="auto"/>
       </w:pPr>
       <w:r>
         <w:rPr>
@@ -117,7 +118,7 @@
       <w:r>
         <w:rPr>
           <w:rFonts w:ascii="맑은 고딕" w:hAnsi="맑은 고딕" w:eastAsia="맑은 고딕" w:cs="맑은 고딕"/>
-          <w:sz w:val="20"/>
+          <w:sz w:val="19"/>
         </w:rPr>
         <w:t xml:space="preserve">  1.1 무엇을 하는 곳인가 · 1.2 접속과 로그인</w:t>
       </w:r>
@@ -129,14 +130,14 @@
       <w:r>
         <w:rPr>
           <w:rFonts w:ascii="맑은 고딕" w:hAnsi="맑은 고딕" w:eastAsia="맑은 고딕" w:cs="맑은 고딕"/>
-          <w:sz w:val="20"/>
+          <w:sz w:val="19"/>
         </w:rPr>
         <w:t xml:space="preserve">  1.3 처음 로그인하면 — 내 메일 발송 계정</w:t>
       </w:r>
     </w:p>
     <w:p>
       <w:pPr>
-        <w:spacing w:after="0" w:before="60" w:line="240" w:lineRule="auto"/>
+        <w:spacing w:after="0" w:before="0" w:line="240" w:lineRule="auto"/>
       </w:pPr>
       <w:r>
         <w:rPr>
@@ -154,7 +155,7 @@
       <w:r>
         <w:rPr>
           <w:rFonts w:ascii="맑은 고딕" w:hAnsi="맑은 고딕" w:eastAsia="맑은 고딕" w:cs="맑은 고딕"/>
-          <w:sz w:val="20"/>
+          <w:sz w:val="19"/>
         </w:rPr>
         <w:t xml:space="preserve">  2.1 화면은 네 덩어리입니다 · 2.2 오늘·내일</w:t>
       </w:r>
@@ -166,7 +167,7 @@
       <w:r>
         <w:rPr>
           <w:rFonts w:ascii="맑은 고딕" w:hAnsi="맑은 고딕" w:eastAsia="맑은 고딕" w:cs="맑은 고딕"/>
-          <w:sz w:val="20"/>
+          <w:sz w:val="19"/>
         </w:rPr>
         <w:t xml:space="preserve">  2.3 스케줄 패널 — 보기 전용 · 2.4 타일 — 여기서 각 화면으로</w:t>
       </w:r>
@@ -178,14 +179,14 @@
       <w:r>
         <w:rPr>
           <w:rFonts w:ascii="맑은 고딕" w:hAnsi="맑은 고딕" w:eastAsia="맑은 고딕" w:cs="맑은 고딕"/>
-          <w:sz w:val="20"/>
+          <w:sz w:val="19"/>
         </w:rPr>
         <w:t xml:space="preserve">  2.5 확인하실 것 [대표이사]</w:t>
       </w:r>
     </w:p>
     <w:p>
       <w:pPr>
-        <w:spacing w:after="0" w:before="60" w:line="240" w:lineRule="auto"/>
+        <w:spacing w:after="0" w:before="0" w:line="240" w:lineRule="auto"/>
       </w:pPr>
       <w:r>
         <w:rPr>
@@ -203,7 +204,7 @@
       <w:r>
         <w:rPr>
           <w:rFonts w:ascii="맑은 고딕" w:hAnsi="맑은 고딕" w:eastAsia="맑은 고딕" w:cs="맑은 고딕"/>
-          <w:sz w:val="20"/>
+          <w:sz w:val="19"/>
         </w:rPr>
         <w:t xml:space="preserve">  3.1 내 열만 열립니다 · 3.2 업무 고르는 세 가지 방법</w:t>
       </w:r>
@@ -215,7 +216,7 @@
       <w:r>
         <w:rPr>
           <w:rFonts w:ascii="맑은 고딕" w:hAnsi="맑은 고딕" w:eastAsia="맑은 고딕" w:cs="맑은 고딕"/>
-          <w:sz w:val="20"/>
+          <w:sz w:val="19"/>
         </w:rPr>
         <w:t xml:space="preserve">  3.3 여러 시간에 한꺼번에 · 3.4 저장은 «덮어쓰기» 입니다</w:t>
       </w:r>
@@ -227,14 +228,14 @@
       <w:r>
         <w:rPr>
           <w:rFonts w:ascii="맑은 고딕" w:hAnsi="맑은 고딕" w:eastAsia="맑은 고딕" w:cs="맑은 고딕"/>
-          <w:sz w:val="20"/>
+          <w:sz w:val="19"/>
         </w:rPr>
         <w:t xml:space="preserve">  3.5 지난 날짜 고치기 · 3.6 모아 보기</w:t>
       </w:r>
     </w:p>
     <w:p>
       <w:pPr>
-        <w:spacing w:after="0" w:before="60" w:line="240" w:lineRule="auto"/>
+        <w:spacing w:after="0" w:before="0" w:line="240" w:lineRule="auto"/>
       </w:pPr>
       <w:r>
         <w:rPr>
@@ -252,7 +253,7 @@
       <w:r>
         <w:rPr>
           <w:rFonts w:ascii="맑은 고딕" w:hAnsi="맑은 고딕" w:eastAsia="맑은 고딕" w:cs="맑은 고딕"/>
-          <w:sz w:val="20"/>
+          <w:sz w:val="19"/>
         </w:rPr>
         <w:t xml:space="preserve">  4.1 다섯 가지 보기 · 4.2 보는 기준 바꾸기</w:t>
       </w:r>
@@ -264,7 +265,7 @@
       <w:r>
         <w:rPr>
           <w:rFonts w:ascii="맑은 고딕" w:hAnsi="맑은 고딕" w:eastAsia="맑은 고딕" w:cs="맑은 고딕"/>
-          <w:sz w:val="20"/>
+          <w:sz w:val="19"/>
         </w:rPr>
         <w:t xml:space="preserve">  4.3 일정 등록하기 · 4.4 장소 고르기</w:t>
       </w:r>
@@ -276,14 +277,14 @@
       <w:r>
         <w:rPr>
           <w:rFonts w:ascii="맑은 고딕" w:hAnsi="맑은 고딕" w:eastAsia="맑은 고딕" w:cs="맑은 고딕"/>
-          <w:sz w:val="20"/>
+          <w:sz w:val="19"/>
         </w:rPr>
         <w:t xml:space="preserve">  4.5 여러 날짜에 한꺼번에</w:t>
       </w:r>
     </w:p>
     <w:p>
       <w:pPr>
-        <w:spacing w:after="0" w:before="60" w:line="240" w:lineRule="auto"/>
+        <w:spacing w:after="0" w:before="0" w:line="240" w:lineRule="auto"/>
       </w:pPr>
       <w:r>
         <w:rPr>
@@ -301,7 +302,7 @@
       <w:r>
         <w:rPr>
           <w:rFonts w:ascii="맑은 고딕" w:hAnsi="맑은 고딕" w:eastAsia="맑은 고딕" w:cs="맑은 고딕"/>
-          <w:sz w:val="20"/>
+          <w:sz w:val="19"/>
         </w:rPr>
         <w:t xml:space="preserve">  5.1 차량 예약하기 · 5.2 차량이 겹칠 때</w:t>
       </w:r>
@@ -313,7 +314,7 @@
       <w:r>
         <w:rPr>
           <w:rFonts w:ascii="맑은 고딕" w:hAnsi="맑은 고딕" w:eastAsia="맑은 고딕" w:cs="맑은 고딕"/>
-          <w:sz w:val="20"/>
+          <w:sz w:val="19"/>
         </w:rPr>
         <w:t xml:space="preserve">  5.3 다녀온 뒤 실적 넣기 · 5.4 정산 보기</w:t>
       </w:r>
@@ -325,14 +326,14 @@
       <w:r>
         <w:rPr>
           <w:rFonts w:ascii="맑은 고딕" w:hAnsi="맑은 고딕" w:eastAsia="맑은 고딕" w:cs="맑은 고딕"/>
-          <w:sz w:val="20"/>
+          <w:sz w:val="19"/>
         </w:rPr>
         <w:t xml:space="preserve">  5.5 차량 등록·관리</w:t>
       </w:r>
     </w:p>
     <w:p>
       <w:pPr>
-        <w:spacing w:after="0" w:before="60" w:line="240" w:lineRule="auto"/>
+        <w:spacing w:after="0" w:before="0" w:line="240" w:lineRule="auto"/>
       </w:pPr>
       <w:r>
         <w:rPr>
@@ -350,7 +351,7 @@
       <w:r>
         <w:rPr>
           <w:rFonts w:ascii="맑은 고딕" w:hAnsi="맑은 고딕" w:eastAsia="맑은 고딕" w:cs="맑은 고딕"/>
-          <w:sz w:val="20"/>
+          <w:sz w:val="19"/>
         </w:rPr>
         <w:t xml:space="preserve">  6.1 휴가 신청하기 · 6.2 남은 연차 보기</w:t>
       </w:r>
@@ -362,14 +363,14 @@
       <w:r>
         <w:rPr>
           <w:rFonts w:ascii="맑은 고딕" w:hAnsi="맑은 고딕" w:eastAsia="맑은 고딕" w:cs="맑은 고딕"/>
-          <w:sz w:val="20"/>
+          <w:sz w:val="19"/>
         </w:rPr>
         <w:t xml:space="preserve">  6.3 신청을 물리기 · 6.4 승인·반려 [대표이사]</w:t>
       </w:r>
     </w:p>
     <w:p>
       <w:pPr>
-        <w:spacing w:after="0" w:before="60" w:line="240" w:lineRule="auto"/>
+        <w:spacing w:after="0" w:before="0" w:line="240" w:lineRule="auto"/>
       </w:pPr>
       <w:r>
         <w:rPr>
@@ -387,7 +388,7 @@
       <w:r>
         <w:rPr>
           <w:rFonts w:ascii="맑은 고딕" w:hAnsi="맑은 고딕" w:eastAsia="맑은 고딕" w:cs="맑은 고딕"/>
-          <w:sz w:val="20"/>
+          <w:sz w:val="19"/>
         </w:rPr>
         <w:t xml:space="preserve">  7.1 구매 요청하기 · 7.2 구매 이력 보기</w:t>
       </w:r>
@@ -399,14 +400,14 @@
       <w:r>
         <w:rPr>
           <w:rFonts w:ascii="맑은 고딕" w:hAnsi="맑은 고딕" w:eastAsia="맑은 고딕" w:cs="맑은 고딕"/>
-          <w:sz w:val="20"/>
+          <w:sz w:val="19"/>
         </w:rPr>
         <w:t xml:space="preserve">  7.3 승인·반려 [대표이사]</w:t>
       </w:r>
     </w:p>
     <w:p>
       <w:pPr>
-        <w:spacing w:after="0" w:before="60" w:line="240" w:lineRule="auto"/>
+        <w:spacing w:after="0" w:before="0" w:line="240" w:lineRule="auto"/>
       </w:pPr>
       <w:r>
         <w:rPr>
@@ -414,7 +415,7 @@
           <w:b/>
           <w:sz w:val="21"/>
         </w:rPr>
-        <w:t>8. 자주 겪는 일</w:t>
+        <w:t>8. 회의록</w:t>
       </w:r>
     </w:p>
     <w:p>
@@ -424,9 +425,9 @@
       <w:r>
         <w:rPr>
           <w:rFonts w:ascii="맑은 고딕" w:hAnsi="맑은 고딕" w:eastAsia="맑은 고딕" w:cs="맑은 고딕"/>
-          <w:sz w:val="20"/>
-        </w:rPr>
-        <w:t xml:space="preserve">  8.1 메일이 안 갈 때 · 8.2 화면이 바뀌지 않을 때</w:t>
+          <w:sz w:val="19"/>
+        </w:rPr>
+        <w:t xml:space="preserve">  8.1 화면이 둘로 갈려 있습니다 · 8.2 회의록 쓰기</w:t>
       </w:r>
     </w:p>
     <w:p>
@@ -436,14 +437,14 @@
       <w:r>
         <w:rPr>
           <w:rFonts w:ascii="맑은 고딕" w:hAnsi="맑은 고딕" w:eastAsia="맑은 고딕" w:cs="맑은 고딕"/>
-          <w:sz w:val="20"/>
-        </w:rPr>
-        <w:t xml:space="preserve">  8.3 저장이 안 될 때 · 8.4 의견 보내기 — 💬</w:t>
+          <w:sz w:val="19"/>
+        </w:rPr>
+        <w:t xml:space="preserve">  8.3 안건은 «회의록을 시작한 뒤에» · 8.4 안건 마무리</w:t>
       </w:r>
     </w:p>
     <w:p>
       <w:pPr>
-        <w:spacing w:after="0" w:before="60" w:line="240" w:lineRule="auto"/>
+        <w:spacing w:after="0" w:before="0" w:line="240" w:lineRule="auto"/>
       </w:pPr>
       <w:r>
         <w:rPr>
@@ -451,7 +452,7 @@
           <w:b/>
           <w:sz w:val="21"/>
         </w:rPr>
-        <w:t>9. 실습 — 오늘 해 보실 것</w:t>
+        <w:t>9. 자주 겪는 일</w:t>
       </w:r>
     </w:p>
     <w:p>
@@ -461,9 +462,46 @@
       <w:r>
         <w:rPr>
           <w:rFonts w:ascii="맑은 고딕" w:hAnsi="맑은 고딕" w:eastAsia="맑은 고딕" w:cs="맑은 고딕"/>
-          <w:sz w:val="20"/>
-        </w:rPr>
-        <w:t xml:space="preserve">  9.1 5분 체크리스트 · 9.2 더 자세한 것은</w:t>
+          <w:sz w:val="19"/>
+        </w:rPr>
+        <w:t xml:space="preserve">  9.1 메일이 안 갈 때 · 9.2 화면이 바뀌지 않을 때</w:t>
+      </w:r>
+    </w:p>
+    <w:p>
+      <w:pPr>
+        <w:spacing w:after="0" w:line="240" w:lineRule="auto"/>
+      </w:pPr>
+      <w:r>
+        <w:rPr>
+          <w:rFonts w:ascii="맑은 고딕" w:hAnsi="맑은 고딕" w:eastAsia="맑은 고딕" w:cs="맑은 고딕"/>
+          <w:sz w:val="19"/>
+        </w:rPr>
+        <w:t xml:space="preserve">  9.3 저장이 안 될 때 · 9.4 의견 보내기 — 💬</w:t>
+      </w:r>
+    </w:p>
+    <w:p>
+      <w:pPr>
+        <w:spacing w:after="0" w:before="0" w:line="240" w:lineRule="auto"/>
+      </w:pPr>
+      <w:r>
+        <w:rPr>
+          <w:rFonts w:ascii="맑은 고딕" w:hAnsi="맑은 고딕" w:eastAsia="맑은 고딕" w:cs="맑은 고딕"/>
+          <w:b/>
+          <w:sz w:val="21"/>
+        </w:rPr>
+        <w:t>10. 실습 — 오늘 해 보실 것</w:t>
+      </w:r>
+    </w:p>
+    <w:p>
+      <w:pPr>
+        <w:spacing w:after="0" w:line="240" w:lineRule="auto"/>
+      </w:pPr>
+      <w:r>
+        <w:rPr>
+          <w:rFonts w:ascii="맑은 고딕" w:hAnsi="맑은 고딕" w:eastAsia="맑은 고딕" w:cs="맑은 고딕"/>
+          <w:sz w:val="19"/>
+        </w:rPr>
+        <w:t xml:space="preserve">  10.1 5분 체크리스트 · 10.2 더 자세한 것은</w:t>
       </w:r>
     </w:p>
     <w:p>
@@ -1238,7 +1276,7 @@
       <w:r>
         <w:drawing>
           <wp:inline xmlns:a="http://schemas.openxmlformats.org/drawingml/2006/main" xmlns:pic="http://schemas.openxmlformats.org/drawingml/2006/picture">
-            <wp:extent cx="3776400" cy="2124225"/>
+            <wp:extent cx="4500000" cy="2531250"/>
             <wp:docPr id="1" name="Picture 1"/>
             <wp:cNvGraphicFramePr>
               <a:graphicFrameLocks noChangeAspect="1"/>
@@ -1259,7 +1297,7 @@
                   <pic:spPr>
                     <a:xfrm>
                       <a:off x="0" y="0"/>
-                      <a:ext cx="3776400" cy="2124225"/>
+                      <a:ext cx="4500000" cy="2531250"/>
                     </a:xfrm>
                     <a:prstGeom prst="rect"/>
                   </pic:spPr>
@@ -1475,7 +1513,7 @@
       <w:r>
         <w:drawing>
           <wp:inline xmlns:a="http://schemas.openxmlformats.org/drawingml/2006/main" xmlns:pic="http://schemas.openxmlformats.org/drawingml/2006/picture">
-            <wp:extent cx="3718800" cy="2124693"/>
+            <wp:extent cx="4500000" cy="2571023"/>
             <wp:docPr id="2" name="Picture 2"/>
             <wp:cNvGraphicFramePr>
               <a:graphicFrameLocks noChangeAspect="1"/>
@@ -1496,7 +1534,7 @@
                   <pic:spPr>
                     <a:xfrm>
                       <a:off x="0" y="0"/>
-                      <a:ext cx="3718800" cy="2124693"/>
+                      <a:ext cx="4500000" cy="2571023"/>
                     </a:xfrm>
                     <a:prstGeom prst="rect"/>
                   </pic:spPr>
@@ -3865,7 +3903,7 @@
       <w:r>
         <w:drawing>
           <wp:inline xmlns:a="http://schemas.openxmlformats.org/drawingml/2006/main" xmlns:pic="http://schemas.openxmlformats.org/drawingml/2006/picture">
-            <wp:extent cx="2286000" cy="2125176"/>
+            <wp:extent cx="4500000" cy="4183417"/>
             <wp:docPr id="10" name="Picture 10"/>
             <wp:cNvGraphicFramePr>
               <a:graphicFrameLocks noChangeAspect="1"/>
@@ -3886,7 +3924,7 @@
                   <pic:spPr>
                     <a:xfrm>
                       <a:off x="0" y="0"/>
-                      <a:ext cx="2286000" cy="2125176"/>
+                      <a:ext cx="4500000" cy="4183417"/>
                     </a:xfrm>
                     <a:prstGeom prst="rect"/>
                   </pic:spPr>
@@ -3920,7 +3958,7 @@
       <w:r>
         <w:drawing>
           <wp:inline xmlns:a="http://schemas.openxmlformats.org/drawingml/2006/main" xmlns:pic="http://schemas.openxmlformats.org/drawingml/2006/picture">
-            <wp:extent cx="2707200" cy="2122944"/>
+            <wp:extent cx="4500000" cy="3528830"/>
             <wp:docPr id="11" name="Picture 11"/>
             <wp:cNvGraphicFramePr>
               <a:graphicFrameLocks noChangeAspect="1"/>
@@ -3941,7 +3979,7 @@
                   <pic:spPr>
                     <a:xfrm>
                       <a:off x="0" y="0"/>
-                      <a:ext cx="2707200" cy="2122944"/>
+                      <a:ext cx="4500000" cy="3528830"/>
                     </a:xfrm>
                     <a:prstGeom prst="rect"/>
                   </pic:spPr>
@@ -4161,7 +4199,7 @@
       <w:r>
         <w:drawing>
           <wp:inline xmlns:a="http://schemas.openxmlformats.org/drawingml/2006/main" xmlns:pic="http://schemas.openxmlformats.org/drawingml/2006/picture">
-            <wp:extent cx="3952800" cy="2124630"/>
+            <wp:extent cx="4500000" cy="2418750"/>
             <wp:docPr id="12" name="Picture 12"/>
             <wp:cNvGraphicFramePr>
               <a:graphicFrameLocks noChangeAspect="1"/>
@@ -4182,7 +4220,7 @@
                   <pic:spPr>
                     <a:xfrm>
                       <a:off x="0" y="0"/>
-                      <a:ext cx="3952800" cy="2124630"/>
+                      <a:ext cx="4500000" cy="2418750"/>
                     </a:xfrm>
                     <a:prstGeom prst="rect"/>
                   </pic:spPr>
@@ -4292,7 +4330,7 @@
       <w:r>
         <w:drawing>
           <wp:inline xmlns:a="http://schemas.openxmlformats.org/drawingml/2006/main" xmlns:pic="http://schemas.openxmlformats.org/drawingml/2006/picture">
-            <wp:extent cx="4496400" cy="1097426"/>
+            <wp:extent cx="4500000" cy="1098305"/>
             <wp:docPr id="13" name="Picture 13"/>
             <wp:cNvGraphicFramePr>
               <a:graphicFrameLocks noChangeAspect="1"/>
@@ -4313,7 +4351,7 @@
                   <pic:spPr>
                     <a:xfrm>
                       <a:off x="0" y="0"/>
-                      <a:ext cx="4496400" cy="1097426"/>
+                      <a:ext cx="4500000" cy="1098305"/>
                     </a:xfrm>
                     <a:prstGeom prst="rect"/>
                   </pic:spPr>
@@ -5080,7 +5118,7 @@
       <w:r>
         <w:drawing>
           <wp:inline xmlns:a="http://schemas.openxmlformats.org/drawingml/2006/main" xmlns:pic="http://schemas.openxmlformats.org/drawingml/2006/picture">
-            <wp:extent cx="3837600" cy="2123863"/>
+            <wp:extent cx="4500000" cy="2490458"/>
             <wp:docPr id="17" name="Picture 17"/>
             <wp:cNvGraphicFramePr>
               <a:graphicFrameLocks noChangeAspect="1"/>
@@ -5101,7 +5139,7 @@
                   <pic:spPr>
                     <a:xfrm>
                       <a:off x="0" y="0"/>
-                      <a:ext cx="3837600" cy="2123863"/>
+                      <a:ext cx="4500000" cy="2490458"/>
                     </a:xfrm>
                     <a:prstGeom prst="rect"/>
                   </pic:spPr>
@@ -6330,7 +6368,7 @@
       <w:r>
         <w:drawing>
           <wp:inline xmlns:a="http://schemas.openxmlformats.org/drawingml/2006/main" xmlns:pic="http://schemas.openxmlformats.org/drawingml/2006/picture">
-            <wp:extent cx="3474000" cy="2124179"/>
+            <wp:extent cx="4500000" cy="2751527"/>
             <wp:docPr id="18" name="Picture 18"/>
             <wp:cNvGraphicFramePr>
               <a:graphicFrameLocks noChangeAspect="1"/>
@@ -6351,7 +6389,7 @@
                   <pic:spPr>
                     <a:xfrm>
                       <a:off x="0" y="0"/>
-                      <a:ext cx="3474000" cy="2124179"/>
+                      <a:ext cx="4500000" cy="2751527"/>
                     </a:xfrm>
                     <a:prstGeom prst="rect"/>
                   </pic:spPr>
@@ -6411,7 +6449,7 @@
       <w:r>
         <w:drawing>
           <wp:inline xmlns:a="http://schemas.openxmlformats.org/drawingml/2006/main" xmlns:pic="http://schemas.openxmlformats.org/drawingml/2006/picture">
-            <wp:extent cx="1771200" cy="2126047"/>
+            <wp:extent cx="4500000" cy="5401541"/>
             <wp:docPr id="19" name="Picture 19"/>
             <wp:cNvGraphicFramePr>
               <a:graphicFrameLocks noChangeAspect="1"/>
@@ -6432,7 +6470,7 @@
                   <pic:spPr>
                     <a:xfrm>
                       <a:off x="0" y="0"/>
-                      <a:ext cx="1771200" cy="2126047"/>
+                      <a:ext cx="4500000" cy="5401541"/>
                     </a:xfrm>
                     <a:prstGeom prst="rect"/>
                   </pic:spPr>
@@ -6937,7 +6975,7 @@
       <w:r>
         <w:drawing>
           <wp:inline xmlns:a="http://schemas.openxmlformats.org/drawingml/2006/main" xmlns:pic="http://schemas.openxmlformats.org/drawingml/2006/picture">
-            <wp:extent cx="1425600" cy="2123753"/>
+            <wp:extent cx="4500000" cy="6703767"/>
             <wp:docPr id="20" name="Picture 20"/>
             <wp:cNvGraphicFramePr>
               <a:graphicFrameLocks noChangeAspect="1"/>
@@ -6958,7 +6996,7 @@
                   <pic:spPr>
                     <a:xfrm>
                       <a:off x="0" y="0"/>
-                      <a:ext cx="1425600" cy="2123753"/>
+                      <a:ext cx="4500000" cy="6703767"/>
                     </a:xfrm>
                     <a:prstGeom prst="rect"/>
                   </pic:spPr>
@@ -7104,7 +7142,7 @@
       <w:r>
         <w:drawing>
           <wp:inline xmlns:a="http://schemas.openxmlformats.org/drawingml/2006/main" xmlns:pic="http://schemas.openxmlformats.org/drawingml/2006/picture">
-            <wp:extent cx="3661200" cy="2123496"/>
+            <wp:extent cx="4500000" cy="2610000"/>
             <wp:docPr id="21" name="Picture 21"/>
             <wp:cNvGraphicFramePr>
               <a:graphicFrameLocks noChangeAspect="1"/>
@@ -7125,7 +7163,7 @@
                   <pic:spPr>
                     <a:xfrm>
                       <a:off x="0" y="0"/>
-                      <a:ext cx="3661200" cy="2123496"/>
+                      <a:ext cx="4500000" cy="2610000"/>
                     </a:xfrm>
                     <a:prstGeom prst="rect"/>
                   </pic:spPr>
@@ -7325,7 +7363,23 @@
           <w:b w:val="0"/>
           <w:sz w:val="21"/>
         </w:rPr>
-        <w:t>출장 3일, 상주 1주처럼 같은 일정이 여러 날 이어질 때 쓰는 방법이 둘 있습니다.</w:t>
+        <w:t xml:space="preserve">출장 3일, 상주 1주처럼 같은 일정이 여러 날 이어질 때가 잦습니다. 계획 등록 창의 </w:t>
+      </w:r>
+      <w:r>
+        <w:rPr>
+          <w:rFonts w:ascii="맑은 고딕" w:hAnsi="맑은 고딕" w:eastAsia="맑은 고딕" w:cs="맑은 고딕"/>
+          <w:b/>
+          <w:sz w:val="21"/>
+        </w:rPr>
+        <w:t>달력에서 날짜를 골라</w:t>
+      </w:r>
+      <w:r>
+        <w:rPr>
+          <w:rFonts w:ascii="맑은 고딕" w:hAnsi="맑은 고딕" w:eastAsia="맑은 고딕" w:cs="맑은 고딕"/>
+          <w:b w:val="0"/>
+          <w:sz w:val="21"/>
+        </w:rPr>
+        <w:t xml:space="preserve"> 한 번에 넣으십시오.</w:t>
       </w:r>
     </w:p>
     <w:p>
@@ -7337,7 +7391,7 @@
       <w:r>
         <w:drawing>
           <wp:inline xmlns:a="http://schemas.openxmlformats.org/drawingml/2006/main" xmlns:pic="http://schemas.openxmlformats.org/drawingml/2006/picture">
-            <wp:extent cx="2951999" cy="2123013"/>
+            <wp:extent cx="4500000" cy="2571023"/>
             <wp:docPr id="22" name="Picture 22"/>
             <wp:cNvGraphicFramePr>
               <a:graphicFrameLocks noChangeAspect="1"/>
@@ -7358,7 +7412,7 @@
                   <pic:spPr>
                     <a:xfrm>
                       <a:off x="0" y="0"/>
-                      <a:ext cx="2951999" cy="2123013"/>
+                      <a:ext cx="4500000" cy="2571023"/>
                     </a:xfrm>
                     <a:prstGeom prst="rect"/>
                   </pic:spPr>
@@ -7380,7 +7434,7 @@
           <w:color w:val="777777"/>
           <w:sz w:val="18"/>
         </w:rPr>
-        <w:t>그림 4-6  날짜를 여러 개 골라 한 번에 등록</w:t>
+        <w:t>그림 4-6  달력에서 여러 날짜 고르기</w:t>
       </w:r>
     </w:p>
     <w:p>
@@ -7426,7 +7480,7 @@
                 <w:color w:val="FFFFFF"/>
                 <w:sz w:val="20"/>
               </w:rPr>
-              <w:t>방법</w:t>
+              <w:t>하고 싶은 것</w:t>
             </w:r>
           </w:p>
         </w:tc>
@@ -7474,7 +7528,7 @@
                 <w:b/>
                 <w:sz w:val="20"/>
               </w:rPr>
-              <w:t>여러 날짜 동시 등록</w:t>
+              <w:t>하루 넣기</w:t>
             </w:r>
           </w:p>
         </w:tc>
@@ -7494,7 +7548,23 @@
                 <w:b w:val="0"/>
                 <w:sz w:val="20"/>
               </w:rPr>
-              <w:t>입력 창에서 날짜를 여러 개 고른 뒤 한 번에 등록합니다</w:t>
+              <w:t xml:space="preserve">그 날짜를 </w:t>
+            </w:r>
+            <w:r>
+              <w:rPr>
+                <w:rFonts w:ascii="맑은 고딕" w:hAnsi="맑은 고딕" w:eastAsia="맑은 고딕" w:cs="맑은 고딕"/>
+                <w:b/>
+                <w:sz w:val="20"/>
+              </w:rPr>
+              <w:t>누릅니다.</w:t>
+            </w:r>
+            <w:r>
+              <w:rPr>
+                <w:rFonts w:ascii="맑은 고딕" w:hAnsi="맑은 고딕" w:eastAsia="맑은 고딕" w:cs="맑은 고딕"/>
+                <w:b w:val="0"/>
+                <w:sz w:val="20"/>
+              </w:rPr>
+              <w:t xml:space="preserve"> 다시 누르면 빠집니다</w:t>
             </w:r>
           </w:p>
         </w:tc>
@@ -7519,7 +7589,7 @@
                 <w:b/>
                 <w:sz w:val="20"/>
               </w:rPr>
-              <w:t>복사 → 붙이기</w:t>
+              <w:t>흩어진 날 넣기</w:t>
             </w:r>
           </w:p>
         </w:tc>
@@ -7539,7 +7609,280 @@
                 <w:b w:val="0"/>
                 <w:sz w:val="20"/>
               </w:rPr>
-              <w:t>등록된 일정을 복사하고, 달력에서 붙일 칸들을 고릅니다</w:t>
+              <w:t xml:space="preserve">9/8 · 9/10 · 9/15 처럼 </w:t>
+            </w:r>
+            <w:r>
+              <w:rPr>
+                <w:rFonts w:ascii="맑은 고딕" w:hAnsi="맑은 고딕" w:eastAsia="맑은 고딕" w:cs="맑은 고딕"/>
+                <w:b/>
+                <w:sz w:val="20"/>
+              </w:rPr>
+              <w:t>필요한 날만 하나씩</w:t>
+            </w:r>
+            <w:r>
+              <w:rPr>
+                <w:rFonts w:ascii="맑은 고딕" w:hAnsi="맑은 고딕" w:eastAsia="맑은 고딕" w:cs="맑은 고딕"/>
+                <w:b w:val="0"/>
+                <w:sz w:val="20"/>
+              </w:rPr>
+              <w:t xml:space="preserve"> 누릅니다</w:t>
+            </w:r>
+          </w:p>
+        </w:tc>
+      </w:tr>
+      <w:tr>
+        <w:trPr>
+          <w:cantSplit/>
+        </w:trPr>
+        <w:tc>
+          <w:tcPr>
+            <w:tcW w:type="dxa" w:w="2268"/>
+            <w:vAlign w:val="center"/>
+          </w:tcPr>
+          <w:p>
+            <w:pPr>
+              <w:spacing w:before="0" w:after="0" w:line="240" w:lineRule="auto"/>
+            </w:pPr>
+            <w:r/>
+            <w:r>
+              <w:rPr>
+                <w:rFonts w:ascii="맑은 고딕" w:hAnsi="맑은 고딕" w:eastAsia="맑은 고딕" w:cs="맑은 고딕"/>
+                <w:b/>
+                <w:sz w:val="20"/>
+              </w:rPr>
+              <w:t>며칠 이어서 넣기</w:t>
+            </w:r>
+          </w:p>
+        </w:tc>
+        <w:tc>
+          <w:tcPr>
+            <w:tcW w:type="dxa" w:w="6123"/>
+            <w:vAlign w:val="center"/>
+          </w:tcPr>
+          <w:p>
+            <w:pPr>
+              <w:spacing w:before="0" w:after="0" w:line="240" w:lineRule="auto"/>
+            </w:pPr>
+            <w:r/>
+            <w:r>
+              <w:rPr>
+                <w:rFonts w:ascii="맑은 고딕" w:hAnsi="맑은 고딕" w:eastAsia="맑은 고딕" w:cs="맑은 고딕"/>
+                <w:b w:val="0"/>
+                <w:sz w:val="20"/>
+              </w:rPr>
+              <w:t xml:space="preserve">첫날을 누른 채 </w:t>
+            </w:r>
+            <w:r>
+              <w:rPr>
+                <w:rFonts w:ascii="맑은 고딕" w:hAnsi="맑은 고딕" w:eastAsia="맑은 고딕" w:cs="맑은 고딕"/>
+                <w:b/>
+                <w:sz w:val="20"/>
+              </w:rPr>
+              <w:t>끝날까지 끕니다</w:t>
+            </w:r>
+          </w:p>
+        </w:tc>
+      </w:tr>
+      <w:tr>
+        <w:trPr>
+          <w:cantSplit/>
+        </w:trPr>
+        <w:tc>
+          <w:tcPr>
+            <w:tcW w:type="dxa" w:w="2268"/>
+            <w:vAlign w:val="center"/>
+          </w:tcPr>
+          <w:p>
+            <w:pPr>
+              <w:spacing w:before="0" w:after="0" w:line="240" w:lineRule="auto"/>
+            </w:pPr>
+            <w:r/>
+            <w:r>
+              <w:rPr>
+                <w:rFonts w:ascii="맑은 고딕" w:hAnsi="맑은 고딕" w:eastAsia="맑은 고딕" w:cs="맑은 고딕"/>
+                <w:b/>
+                <w:sz w:val="20"/>
+              </w:rPr>
+              <w:t>여러 날 한꺼번에 빼기</w:t>
+            </w:r>
+          </w:p>
+        </w:tc>
+        <w:tc>
+          <w:tcPr>
+            <w:tcW w:type="dxa" w:w="6123"/>
+            <w:vAlign w:val="center"/>
+          </w:tcPr>
+          <w:p>
+            <w:pPr>
+              <w:spacing w:before="0" w:after="0" w:line="240" w:lineRule="auto"/>
+            </w:pPr>
+            <w:r/>
+            <w:r>
+              <w:rPr>
+                <w:rFonts w:ascii="맑은 고딕" w:hAnsi="맑은 고딕" w:eastAsia="맑은 고딕" w:cs="맑은 고딕"/>
+                <w:b w:val="0"/>
+                <w:sz w:val="20"/>
+              </w:rPr>
+              <w:t xml:space="preserve">이미 골라 둔 날 위에서 </w:t>
+            </w:r>
+            <w:r>
+              <w:rPr>
+                <w:rFonts w:ascii="맑은 고딕" w:hAnsi="맑은 고딕" w:eastAsia="맑은 고딕" w:cs="맑은 고딕"/>
+                <w:b/>
+                <w:sz w:val="20"/>
+              </w:rPr>
+              <w:t>끌면 지워집니다</w:t>
+            </w:r>
+          </w:p>
+        </w:tc>
+      </w:tr>
+      <w:tr>
+        <w:trPr>
+          <w:cantSplit/>
+        </w:trPr>
+        <w:tc>
+          <w:tcPr>
+            <w:tcW w:type="dxa" w:w="2268"/>
+            <w:vAlign w:val="center"/>
+          </w:tcPr>
+          <w:p>
+            <w:pPr>
+              <w:spacing w:before="0" w:after="0" w:line="240" w:lineRule="auto"/>
+            </w:pPr>
+            <w:r/>
+            <w:r>
+              <w:rPr>
+                <w:rFonts w:ascii="맑은 고딕" w:hAnsi="맑은 고딕" w:eastAsia="맑은 고딕" w:cs="맑은 고딕"/>
+                <w:b/>
+                <w:sz w:val="20"/>
+              </w:rPr>
+              <w:t>다른 달도 함께</w:t>
+            </w:r>
+          </w:p>
+        </w:tc>
+        <w:tc>
+          <w:tcPr>
+            <w:tcW w:type="dxa" w:w="6123"/>
+            <w:vAlign w:val="center"/>
+          </w:tcPr>
+          <w:p>
+            <w:pPr>
+              <w:spacing w:before="0" w:after="0" w:line="240" w:lineRule="auto"/>
+            </w:pPr>
+            <w:r/>
+            <w:r>
+              <w:rPr>
+                <w:rFonts w:ascii="맑은 고딕" w:hAnsi="맑은 고딕" w:eastAsia="맑은 고딕" w:cs="맑은 고딕"/>
+                <w:b/>
+                <w:sz w:val="20"/>
+              </w:rPr>
+              <w:t>‹ ›</w:t>
+            </w:r>
+            <w:r>
+              <w:rPr>
+                <w:rFonts w:ascii="맑은 고딕" w:hAnsi="맑은 고딕" w:eastAsia="맑은 고딕" w:cs="맑은 고딕"/>
+                <w:b w:val="0"/>
+                <w:sz w:val="20"/>
+              </w:rPr>
+              <w:t xml:space="preserve"> 로 달을 넘겨 이어 고릅니다 — 고른 것은 아래 태그에 다 남습니다</w:t>
+            </w:r>
+          </w:p>
+        </w:tc>
+      </w:tr>
+      <w:tr>
+        <w:trPr>
+          <w:cantSplit/>
+        </w:trPr>
+        <w:tc>
+          <w:tcPr>
+            <w:tcW w:type="dxa" w:w="2268"/>
+            <w:vAlign w:val="center"/>
+          </w:tcPr>
+          <w:p>
+            <w:pPr>
+              <w:spacing w:before="0" w:after="0" w:line="240" w:lineRule="auto"/>
+            </w:pPr>
+            <w:r/>
+            <w:r>
+              <w:rPr>
+                <w:rFonts w:ascii="맑은 고딕" w:hAnsi="맑은 고딕" w:eastAsia="맑은 고딕" w:cs="맑은 고딕"/>
+                <w:b/>
+                <w:sz w:val="20"/>
+              </w:rPr>
+              <w:t>하나만 빼기</w:t>
+            </w:r>
+          </w:p>
+        </w:tc>
+        <w:tc>
+          <w:tcPr>
+            <w:tcW w:type="dxa" w:w="6123"/>
+            <w:vAlign w:val="center"/>
+          </w:tcPr>
+          <w:p>
+            <w:pPr>
+              <w:spacing w:before="0" w:after="0" w:line="240" w:lineRule="auto"/>
+            </w:pPr>
+            <w:r/>
+            <w:r>
+              <w:rPr>
+                <w:rFonts w:ascii="맑은 고딕" w:hAnsi="맑은 고딕" w:eastAsia="맑은 고딕" w:cs="맑은 고딕"/>
+                <w:b w:val="0"/>
+                <w:sz w:val="20"/>
+              </w:rPr>
+              <w:t xml:space="preserve">아래 </w:t>
+            </w:r>
+            <w:r>
+              <w:rPr>
+                <w:rFonts w:ascii="맑은 고딕" w:hAnsi="맑은 고딕" w:eastAsia="맑은 고딕" w:cs="맑은 고딕"/>
+                <w:b/>
+                <w:sz w:val="20"/>
+              </w:rPr>
+              <w:t>날짜 태그를 누릅니다</w:t>
+            </w:r>
+          </w:p>
+        </w:tc>
+      </w:tr>
+      <w:tr>
+        <w:trPr>
+          <w:cantSplit/>
+        </w:trPr>
+        <w:tc>
+          <w:tcPr>
+            <w:tcW w:type="dxa" w:w="2268"/>
+            <w:vAlign w:val="center"/>
+          </w:tcPr>
+          <w:p>
+            <w:pPr>
+              <w:spacing w:before="0" w:after="0" w:line="240" w:lineRule="auto"/>
+            </w:pPr>
+            <w:r/>
+            <w:r>
+              <w:rPr>
+                <w:rFonts w:ascii="맑은 고딕" w:hAnsi="맑은 고딕" w:eastAsia="맑은 고딕" w:cs="맑은 고딕"/>
+                <w:b/>
+                <w:sz w:val="20"/>
+              </w:rPr>
+              <w:t>전부 지우기</w:t>
+            </w:r>
+          </w:p>
+        </w:tc>
+        <w:tc>
+          <w:tcPr>
+            <w:tcW w:type="dxa" w:w="6123"/>
+            <w:vAlign w:val="center"/>
+          </w:tcPr>
+          <w:p>
+            <w:pPr>
+              <w:spacing w:before="0" w:after="0" w:line="240" w:lineRule="auto"/>
+            </w:pPr>
+            <w:r/>
+            <w:r>
+              <w:rPr>
+                <w:rFonts w:ascii="맑은 고딕" w:hAnsi="맑은 고딕" w:eastAsia="맑은 고딕" w:cs="맑은 고딕"/>
+                <w:b/>
+                <w:sz w:val="20"/>
+              </w:rPr>
+              <w:t>[모두 지우기]</w:t>
             </w:r>
           </w:p>
         </w:tc>
@@ -7563,6 +7906,84 @@
           <w:color w:val="005A9E"/>
           <w:sz w:val="21"/>
         </w:rPr>
+        <w:t xml:space="preserve">주말·공휴일은 주황으로 보입니다  </w:t>
+      </w:r>
+      <w:r>
+        <w:rPr>
+          <w:rFonts w:ascii="맑은 고딕" w:hAnsi="맑은 고딕" w:eastAsia="맑은 고딕" w:cs="맑은 고딕"/>
+          <w:b/>
+          <w:sz w:val="21"/>
+        </w:rPr>
+        <w:t>[끌 때 주말·공휴일 건너뛰기]</w:t>
+      </w:r>
+      <w:r>
+        <w:rPr>
+          <w:rFonts w:ascii="맑은 고딕" w:hAnsi="맑은 고딕" w:eastAsia="맑은 고딕" w:cs="맑은 고딕"/>
+          <w:b w:val="0"/>
+          <w:sz w:val="21"/>
+        </w:rPr>
+        <w:t xml:space="preserve"> 를 켜 두면 끌어서 고를 때 쉬는 날이 빠집니다. 다만 </w:t>
+      </w:r>
+      <w:r>
+        <w:rPr>
+          <w:rFonts w:ascii="맑은 고딕" w:hAnsi="맑은 고딕" w:eastAsia="맑은 고딕" w:cs="맑은 고딕"/>
+          <w:b/>
+          <w:sz w:val="21"/>
+        </w:rPr>
+        <w:t>한 칸만 누르면 쉬는 날도 그대로 들어갑니다</w:t>
+      </w:r>
+      <w:r>
+        <w:rPr>
+          <w:rFonts w:ascii="맑은 고딕" w:hAnsi="맑은 고딕" w:eastAsia="맑은 고딕" w:cs="맑은 고딕"/>
+          <w:b w:val="0"/>
+          <w:sz w:val="21"/>
+        </w:rPr>
+        <w:t xml:space="preserve"> — 휴일에 일하시는 날을 넣지 못하면 안 되기 때문입니다.</w:t>
+      </w:r>
+    </w:p>
+    <w:p>
+      <w:r>
+        <w:rPr>
+          <w:rFonts w:ascii="맑은 고딕" w:hAnsi="맑은 고딕" w:eastAsia="맑은 고딕" w:cs="맑은 고딕"/>
+          <w:b w:val="0"/>
+          <w:sz w:val="21"/>
+        </w:rPr>
+        <w:t xml:space="preserve">이미 등록해 둔 일정을 </w:t>
+      </w:r>
+      <w:r>
+        <w:rPr>
+          <w:rFonts w:ascii="맑은 고딕" w:hAnsi="맑은 고딕" w:eastAsia="맑은 고딕" w:cs="맑은 고딕"/>
+          <w:b/>
+          <w:sz w:val="21"/>
+        </w:rPr>
+        <w:t>복사 → 붙이기</w:t>
+      </w:r>
+      <w:r>
+        <w:rPr>
+          <w:rFonts w:ascii="맑은 고딕" w:hAnsi="맑은 고딕" w:eastAsia="맑은 고딕" w:cs="맑은 고딕"/>
+          <w:b w:val="0"/>
+          <w:sz w:val="21"/>
+        </w:rPr>
+        <w:t xml:space="preserve"> 로 다른 날에 옮겨 붙일 수도 있습니다. 내용까지 같은 일정을 다른 주에 다시 넣을 때 편합니다.</w:t>
+      </w:r>
+    </w:p>
+    <w:p>
+      <w:pPr>
+        <w:keepLines/>
+        <w:spacing w:before="120" w:after="160"/>
+        <w:ind w:left="170"/>
+        <w:pBdr>
+          <w:left w:val="single" w:sz="18" w:space="6" w:color="005A9E"/>
+        </w:pBdr>
+        <w:shd w:val="clear" w:color="auto" w:fill="F2F7FB"/>
+      </w:pPr>
+      <w:r>
+        <w:rPr>
+          <w:rFonts w:ascii="맑은 고딕" w:hAnsi="맑은 고딕" w:eastAsia="맑은 고딕" w:cs="맑은 고딕"/>
+          <w:b/>
+          <w:color w:val="005A9E"/>
+          <w:sz w:val="21"/>
+        </w:rPr>
         <w:t xml:space="preserve">일부만 실패할 수 있습니다  </w:t>
       </w:r>
       <w:r>
@@ -7683,7 +8104,7 @@
       <w:r>
         <w:drawing>
           <wp:inline xmlns:a="http://schemas.openxmlformats.org/drawingml/2006/main" xmlns:pic="http://schemas.openxmlformats.org/drawingml/2006/picture">
-            <wp:extent cx="1681200" cy="2124530"/>
+            <wp:extent cx="4500000" cy="5686644"/>
             <wp:docPr id="23" name="Picture 23"/>
             <wp:cNvGraphicFramePr>
               <a:graphicFrameLocks noChangeAspect="1"/>
@@ -7704,7 +8125,7 @@
                   <pic:spPr>
                     <a:xfrm>
                       <a:off x="0" y="0"/>
-                      <a:ext cx="1681200" cy="2124530"/>
+                      <a:ext cx="4500000" cy="5686644"/>
                     </a:xfrm>
                     <a:prstGeom prst="rect"/>
                   </pic:spPr>
@@ -8202,7 +8623,7 @@
       <w:r>
         <w:drawing>
           <wp:inline xmlns:a="http://schemas.openxmlformats.org/drawingml/2006/main" xmlns:pic="http://schemas.openxmlformats.org/drawingml/2006/picture">
-            <wp:extent cx="2401200" cy="2123120"/>
+            <wp:extent cx="4500000" cy="3978860"/>
             <wp:docPr id="24" name="Picture 24"/>
             <wp:cNvGraphicFramePr>
               <a:graphicFrameLocks noChangeAspect="1"/>
@@ -8223,7 +8644,7 @@
                   <pic:spPr>
                     <a:xfrm>
                       <a:off x="0" y="0"/>
-                      <a:ext cx="2401200" cy="2123120"/>
+                      <a:ext cx="4500000" cy="3978860"/>
                     </a:xfrm>
                     <a:prstGeom prst="rect"/>
                   </pic:spPr>
@@ -9021,7 +9442,7 @@
       <w:r>
         <w:drawing>
           <wp:inline xmlns:a="http://schemas.openxmlformats.org/drawingml/2006/main" xmlns:pic="http://schemas.openxmlformats.org/drawingml/2006/picture">
-            <wp:extent cx="4500000" cy="1830655"/>
+            <wp:extent cx="4500000" cy="2122751"/>
             <wp:docPr id="25" name="Picture 25"/>
             <wp:cNvGraphicFramePr>
               <a:graphicFrameLocks noChangeAspect="1"/>
@@ -9042,7 +9463,7 @@
                   <pic:spPr>
                     <a:xfrm>
                       <a:off x="0" y="0"/>
-                      <a:ext cx="4500000" cy="1830655"/>
+                      <a:ext cx="4500000" cy="2122751"/>
                     </a:xfrm>
                     <a:prstGeom prst="rect"/>
                   </pic:spPr>
@@ -9149,20 +9570,28 @@
     </w:p>
     <w:p>
       <w:pPr>
-        <w:pStyle w:val="Heading2"/>
-      </w:pPr>
-      <w:r>
-        <w:t>5.5 차량 등록·관리</w:t>
+        <w:pStyle w:val="Heading3"/>
+      </w:pPr>
+      <w:r>
+        <w:t>하이패스 통행료 — 「대조」를 보고 각자 골라 갑니다</w:t>
       </w:r>
     </w:p>
     <w:p>
       <w:r>
         <w:rPr>
           <w:rFonts w:ascii="맑은 고딕" w:hAnsi="맑은 고딕" w:eastAsia="맑은 고딕" w:cs="맑은 고딕"/>
+          <w:b w:val="0"/>
+          <w:sz w:val="21"/>
+        </w:rPr>
+        <w:t xml:space="preserve">법인차량의 하이패스 사용내역은 </w:t>
+      </w:r>
+      <w:r>
+        <w:rPr>
+          <w:rFonts w:ascii="맑은 고딕" w:hAnsi="맑은 고딕" w:eastAsia="맑은 고딕" w:cs="맑은 고딕"/>
           <w:b/>
           <w:sz w:val="21"/>
         </w:rPr>
-        <w:t>설정</w:t>
+        <w:t>관리자·대표이사가 한 번 올립니다</w:t>
       </w:r>
       <w:r>
         <w:rPr>
@@ -9170,7 +9599,7 @@
           <w:b w:val="0"/>
           <w:sz w:val="21"/>
         </w:rPr>
-        <w:t xml:space="preserve"> 탭에서 합니다. </w:t>
+        <w:t xml:space="preserve">(자차는 본인이 올리십시오). 올라온 통행은 표에 그대로 쌓이고, 화면이 </w:t>
       </w:r>
       <w:r>
         <w:rPr>
@@ -9178,7 +9607,7 @@
           <w:b/>
           <w:sz w:val="21"/>
         </w:rPr>
-        <w:t>법인차량·자차를 등록</w:t>
+        <w:t>그날 그 차를 쓴 실적을 맞대어</w:t>
       </w:r>
       <w:r>
         <w:rPr>
@@ -9186,7 +9615,7 @@
           <w:b w:val="0"/>
           <w:sz w:val="21"/>
         </w:rPr>
-        <w:t>하거나 색·연료·주 사용자를 손볼 때 씁니다.</w:t>
+        <w:t xml:space="preserve"> 어느 쪽인지 짐작해 붙여 줍니다.</w:t>
       </w:r>
     </w:p>
     <w:p>
@@ -9198,8 +9627,1063 @@
       <w:r>
         <w:drawing>
           <wp:inline xmlns:a="http://schemas.openxmlformats.org/drawingml/2006/main" xmlns:pic="http://schemas.openxmlformats.org/drawingml/2006/picture">
+            <wp:extent cx="4500000" cy="2571023"/>
+            <wp:docPr id="26" name="Picture 26"/>
+            <wp:cNvGraphicFramePr>
+              <a:graphicFrameLocks noChangeAspect="1"/>
+            </wp:cNvGraphicFramePr>
+            <a:graphic>
+              <a:graphicData uri="http://schemas.openxmlformats.org/drawingml/2006/picture">
+                <pic:pic>
+                  <pic:nvPicPr>
+                    <pic:cNvPr id="0" name="80_정산_하이패스_내역.png"/>
+                    <pic:cNvPicPr/>
+                  </pic:nvPicPr>
+                  <pic:blipFill>
+                    <a:blip r:embed="rId35"/>
+                    <a:stretch>
+                      <a:fillRect/>
+                    </a:stretch>
+                  </pic:blipFill>
+                  <pic:spPr>
+                    <a:xfrm>
+                      <a:off x="0" y="0"/>
+                      <a:ext cx="4500000" cy="2571023"/>
+                    </a:xfrm>
+                    <a:prstGeom prst="rect"/>
+                  </pic:spPr>
+                </pic:pic>
+              </a:graphicData>
+            </a:graphic>
+          </wp:inline>
+        </w:drawing>
+      </w:r>
+    </w:p>
+    <w:p>
+      <w:pPr>
+        <w:spacing w:line="240" w:lineRule="auto" w:after="140"/>
+        <w:jc w:val="center"/>
+      </w:pPr>
+      <w:r>
+        <w:rPr>
+          <w:rFonts w:ascii="맑은 고딕" w:hAnsi="맑은 고딕" w:eastAsia="맑은 고딕" w:cs="맑은 고딕"/>
+          <w:color w:val="777777"/>
+          <w:sz w:val="18"/>
+        </w:rPr>
+        <w:t>그림 5-4  불러온 통행과 「대조」</w:t>
+      </w:r>
+    </w:p>
+    <w:tbl>
+      <w:tblPr>
+        <w:tblStyle w:val="TableGrid"/>
+        <w:tblW w:type="auto" w:w="0"/>
+        <w:jc w:val="center"/>
+        <w:tblLook w:firstColumn="1" w:firstRow="1" w:lastColumn="0" w:lastRow="0" w:noHBand="0" w:noVBand="1" w:val="04A0"/>
+      </w:tblPr>
+      <w:tblGrid>
+        <w:gridCol w:w="4706"/>
+        <w:gridCol w:w="4706"/>
+      </w:tblGrid>
+      <w:tr>
+        <w:trPr>
+          <w:cantSplit/>
+          <w:tblHeader/>
+        </w:trPr>
+        <w:tc>
+          <w:tcPr>
+            <w:tcW w:type="dxa" w:w="1587"/>
+            <w:shd w:val="clear" w:color="auto" w:fill="005A9E"/>
+            <w:vAlign w:val="center"/>
+          </w:tcPr>
+          <w:p>
+            <w:pPr>
+              <w:spacing w:before="0" w:after="0" w:line="240" w:lineRule="auto"/>
+              <w:jc w:val="center"/>
+            </w:pPr>
+            <w:r/>
+            <w:r>
+              <w:rPr>
+                <w:rFonts w:ascii="맑은 고딕" w:hAnsi="맑은 고딕" w:eastAsia="맑은 고딕" w:cs="맑은 고딕"/>
+                <w:b/>
+                <w:color w:val="FFFFFF"/>
+                <w:sz w:val="20"/>
+              </w:rPr>
+              <w:t>대조 결과</w:t>
+            </w:r>
+          </w:p>
+        </w:tc>
+        <w:tc>
+          <w:tcPr>
+            <w:tcW w:type="dxa" w:w="6803"/>
+            <w:shd w:val="clear" w:color="auto" w:fill="005A9E"/>
+            <w:vAlign w:val="center"/>
+          </w:tcPr>
+          <w:p>
+            <w:pPr>
+              <w:spacing w:before="0" w:after="0" w:line="240" w:lineRule="auto"/>
+              <w:jc w:val="center"/>
+            </w:pPr>
+            <w:r/>
+            <w:r>
+              <w:rPr>
+                <w:rFonts w:ascii="맑은 고딕" w:hAnsi="맑은 고딕" w:eastAsia="맑은 고딕" w:cs="맑은 고딕"/>
+                <w:b/>
+                <w:color w:val="FFFFFF"/>
+                <w:sz w:val="20"/>
+              </w:rPr>
+              <w:t>뜻</w:t>
+            </w:r>
+          </w:p>
+        </w:tc>
+      </w:tr>
+      <w:tr>
+        <w:trPr>
+          <w:cantSplit/>
+        </w:trPr>
+        <w:tc>
+          <w:tcPr>
+            <w:tcW w:type="dxa" w:w="1587"/>
+            <w:vAlign w:val="center"/>
+          </w:tcPr>
+          <w:p>
+            <w:pPr>
+              <w:spacing w:before="0" w:after="0" w:line="240" w:lineRule="auto"/>
+            </w:pPr>
+            <w:r/>
+            <w:r>
+              <w:rPr>
+                <w:rFonts w:ascii="맑은 고딕" w:hAnsi="맑은 고딕" w:eastAsia="맑은 고딕" w:cs="맑은 고딕"/>
+                <w:b/>
+                <w:sz w:val="20"/>
+              </w:rPr>
+              <w:t>입금 대상</w:t>
+            </w:r>
+          </w:p>
+        </w:tc>
+        <w:tc>
+          <w:tcPr>
+            <w:tcW w:type="dxa" w:w="6803"/>
+            <w:vAlign w:val="center"/>
+          </w:tcPr>
+          <w:p>
+            <w:pPr>
+              <w:spacing w:before="0" w:after="0" w:line="240" w:lineRule="auto"/>
+            </w:pPr>
+            <w:r/>
+            <w:r>
+              <w:rPr>
+                <w:rFonts w:ascii="맑은 고딕" w:hAnsi="맑은 고딕" w:eastAsia="맑은 고딕" w:cs="맑은 고딕"/>
+                <w:b w:val="0"/>
+                <w:sz w:val="20"/>
+              </w:rPr>
+              <w:t>그날 그 차를 «개인 사용» 한 실적이 있습니다 — 회사에 입금하실 통행입니다</w:t>
+            </w:r>
+          </w:p>
+        </w:tc>
+      </w:tr>
+      <w:tr>
+        <w:trPr>
+          <w:cantSplit/>
+        </w:trPr>
+        <w:tc>
+          <w:tcPr>
+            <w:tcW w:type="dxa" w:w="1587"/>
+            <w:vAlign w:val="center"/>
+          </w:tcPr>
+          <w:p>
+            <w:pPr>
+              <w:spacing w:before="0" w:after="0" w:line="240" w:lineRule="auto"/>
+            </w:pPr>
+            <w:r/>
+            <w:r>
+              <w:rPr>
+                <w:rFonts w:ascii="맑은 고딕" w:hAnsi="맑은 고딕" w:eastAsia="맑은 고딕" w:cs="맑은 고딕"/>
+                <w:b/>
+                <w:sz w:val="20"/>
+              </w:rPr>
+              <w:t>환급 대상</w:t>
+            </w:r>
+          </w:p>
+        </w:tc>
+        <w:tc>
+          <w:tcPr>
+            <w:tcW w:type="dxa" w:w="6803"/>
+            <w:vAlign w:val="center"/>
+          </w:tcPr>
+          <w:p>
+            <w:pPr>
+              <w:spacing w:before="0" w:after="0" w:line="240" w:lineRule="auto"/>
+            </w:pPr>
+            <w:r/>
+            <w:r>
+              <w:rPr>
+                <w:rFonts w:ascii="맑은 고딕" w:hAnsi="맑은 고딕" w:eastAsia="맑은 고딕" w:cs="맑은 고딕"/>
+                <w:b w:val="0"/>
+                <w:sz w:val="20"/>
+              </w:rPr>
+              <w:t>자차로 «업무» 다녀온 날입니다 — 회사가 전액 돌려드립니다</w:t>
+            </w:r>
+          </w:p>
+        </w:tc>
+      </w:tr>
+      <w:tr>
+        <w:trPr>
+          <w:cantSplit/>
+        </w:trPr>
+        <w:tc>
+          <w:tcPr>
+            <w:tcW w:type="dxa" w:w="1587"/>
+            <w:vAlign w:val="center"/>
+          </w:tcPr>
+          <w:p>
+            <w:pPr>
+              <w:spacing w:before="0" w:after="0" w:line="240" w:lineRule="auto"/>
+            </w:pPr>
+            <w:r/>
+            <w:r>
+              <w:rPr>
+                <w:rFonts w:ascii="맑은 고딕" w:hAnsi="맑은 고딕" w:eastAsia="맑은 고딕" w:cs="맑은 고딕"/>
+                <w:b/>
+                <w:sz w:val="20"/>
+              </w:rPr>
+              <w:t>회사 부담</w:t>
+            </w:r>
+          </w:p>
+        </w:tc>
+        <w:tc>
+          <w:tcPr>
+            <w:tcW w:type="dxa" w:w="6803"/>
+            <w:vAlign w:val="center"/>
+          </w:tcPr>
+          <w:p>
+            <w:pPr>
+              <w:spacing w:before="0" w:after="0" w:line="240" w:lineRule="auto"/>
+            </w:pPr>
+            <w:r/>
+            <w:r>
+              <w:rPr>
+                <w:rFonts w:ascii="맑은 고딕" w:hAnsi="맑은 고딕" w:eastAsia="맑은 고딕" w:cs="맑은 고딕"/>
+                <w:b w:val="0"/>
+                <w:sz w:val="20"/>
+              </w:rPr>
+              <w:t>법인차량으로 «업무» 다녀온 날입니다 — 회사 비용이라 정산에 잡히지 않습니다</w:t>
+            </w:r>
+          </w:p>
+        </w:tc>
+      </w:tr>
+      <w:tr>
+        <w:trPr>
+          <w:cantSplit/>
+        </w:trPr>
+        <w:tc>
+          <w:tcPr>
+            <w:tcW w:type="dxa" w:w="1587"/>
+            <w:vAlign w:val="center"/>
+          </w:tcPr>
+          <w:p>
+            <w:pPr>
+              <w:spacing w:before="0" w:after="0" w:line="240" w:lineRule="auto"/>
+            </w:pPr>
+            <w:r/>
+            <w:r>
+              <w:rPr>
+                <w:rFonts w:ascii="맑은 고딕" w:hAnsi="맑은 고딕" w:eastAsia="맑은 고딕" w:cs="맑은 고딕"/>
+                <w:b/>
+                <w:sz w:val="20"/>
+              </w:rPr>
+              <w:t>골라야 함</w:t>
+            </w:r>
+          </w:p>
+        </w:tc>
+        <w:tc>
+          <w:tcPr>
+            <w:tcW w:type="dxa" w:w="6803"/>
+            <w:vAlign w:val="center"/>
+          </w:tcPr>
+          <w:p>
+            <w:pPr>
+              <w:spacing w:before="0" w:after="0" w:line="240" w:lineRule="auto"/>
+            </w:pPr>
+            <w:r/>
+            <w:r>
+              <w:rPr>
+                <w:rFonts w:ascii="맑은 고딕" w:hAnsi="맑은 고딕" w:eastAsia="맑은 고딕" w:cs="맑은 고딕"/>
+                <w:b w:val="0"/>
+                <w:sz w:val="20"/>
+              </w:rPr>
+              <w:t>«개인 사용» 과 «업무» 가 함께 있습니다 — 어느 쪽인지 사람이 정해야 합니다</w:t>
+            </w:r>
+          </w:p>
+        </w:tc>
+      </w:tr>
+      <w:tr>
+        <w:trPr>
+          <w:cantSplit/>
+        </w:trPr>
+        <w:tc>
+          <w:tcPr>
+            <w:tcW w:type="dxa" w:w="1587"/>
+            <w:vAlign w:val="center"/>
+          </w:tcPr>
+          <w:p>
+            <w:pPr>
+              <w:spacing w:before="0" w:after="0" w:line="240" w:lineRule="auto"/>
+            </w:pPr>
+            <w:r/>
+            <w:r>
+              <w:rPr>
+                <w:rFonts w:ascii="맑은 고딕" w:hAnsi="맑은 고딕" w:eastAsia="맑은 고딕" w:cs="맑은 고딕"/>
+                <w:b/>
+                <w:sz w:val="20"/>
+              </w:rPr>
+              <w:t>해당 없음</w:t>
+            </w:r>
+          </w:p>
+        </w:tc>
+        <w:tc>
+          <w:tcPr>
+            <w:tcW w:type="dxa" w:w="6803"/>
+            <w:vAlign w:val="center"/>
+          </w:tcPr>
+          <w:p>
+            <w:pPr>
+              <w:spacing w:before="0" w:after="0" w:line="240" w:lineRule="auto"/>
+            </w:pPr>
+            <w:r/>
+            <w:r>
+              <w:rPr>
+                <w:rFonts w:ascii="맑은 고딕" w:hAnsi="맑은 고딕" w:eastAsia="맑은 고딕" w:cs="맑은 고딕"/>
+                <w:b w:val="0"/>
+                <w:sz w:val="20"/>
+              </w:rPr>
+              <w:t>그날 그 차로 등록된 실적이 없습니다 — 출퇴근·개인 용도로 보입니다</w:t>
+            </w:r>
+          </w:p>
+        </w:tc>
+      </w:tr>
+    </w:tbl>
+    <w:p/>
+    <w:p>
+      <w:pPr>
+        <w:keepNext/>
+        <w:spacing w:line="240" w:lineRule="auto" w:after="40"/>
+        <w:jc w:val="center"/>
+      </w:pPr>
+      <w:r>
+        <w:drawing>
+          <wp:inline xmlns:a="http://schemas.openxmlformats.org/drawingml/2006/main" xmlns:pic="http://schemas.openxmlformats.org/drawingml/2006/picture">
+            <wp:extent cx="4500000" cy="2571023"/>
+            <wp:docPr id="27" name="Picture 27"/>
+            <wp:cNvGraphicFramePr>
+              <a:graphicFrameLocks noChangeAspect="1"/>
+            </wp:cNvGraphicFramePr>
+            <a:graphic>
+              <a:graphicData uri="http://schemas.openxmlformats.org/drawingml/2006/picture">
+                <pic:pic>
+                  <pic:nvPicPr>
+                    <pic:cNvPr id="0" name="81_정산_하이패스_뜻풀이.png"/>
+                    <pic:cNvPicPr/>
+                  </pic:nvPicPr>
+                  <pic:blipFill>
+                    <a:blip r:embed="rId36"/>
+                    <a:stretch>
+                      <a:fillRect/>
+                    </a:stretch>
+                  </pic:blipFill>
+                  <pic:spPr>
+                    <a:xfrm>
+                      <a:off x="0" y="0"/>
+                      <a:ext cx="4500000" cy="2571023"/>
+                    </a:xfrm>
+                    <a:prstGeom prst="rect"/>
+                  </pic:spPr>
+                </pic:pic>
+              </a:graphicData>
+            </a:graphic>
+          </wp:inline>
+        </w:drawing>
+      </w:r>
+    </w:p>
+    <w:p>
+      <w:pPr>
+        <w:spacing w:line="240" w:lineRule="auto" w:after="140"/>
+        <w:jc w:val="center"/>
+      </w:pPr>
+      <w:r>
+        <w:rPr>
+          <w:rFonts w:ascii="맑은 고딕" w:hAnsi="맑은 고딕" w:eastAsia="맑은 고딕" w:cs="맑은 고딕"/>
+          <w:color w:val="777777"/>
+          <w:sz w:val="18"/>
+        </w:rPr>
+        <w:t>그림 5-5  뜻풀이는 표 아래에도 적혀 있습니다</w:t>
+      </w:r>
+    </w:p>
+    <w:p>
+      <w:pPr>
+        <w:keepLines/>
+        <w:spacing w:before="120" w:after="160"/>
+        <w:ind w:left="170"/>
+        <w:pBdr>
+          <w:left w:val="single" w:sz="18" w:space="6" w:color="C77700"/>
+        </w:pBdr>
+        <w:shd w:val="clear" w:color="auto" w:fill="FDF3E7"/>
+      </w:pPr>
+      <w:r>
+        <w:rPr>
+          <w:rFonts w:ascii="맑은 고딕" w:hAnsi="맑은 고딕" w:eastAsia="맑은 고딕" w:cs="맑은 고딕"/>
+          <w:b/>
+          <w:color w:val="C77700"/>
+          <w:sz w:val="21"/>
+        </w:rPr>
+        <w:t xml:space="preserve">대조는 «참고» 일 뿐입니다  </w:t>
+      </w:r>
+      <w:r>
+        <w:rPr>
+          <w:rFonts w:ascii="맑은 고딕" w:hAnsi="맑은 고딕" w:eastAsia="맑은 고딕" w:cs="맑은 고딕"/>
+          <w:b w:val="0"/>
+          <w:sz w:val="21"/>
+        </w:rPr>
+        <w:t xml:space="preserve">출장 당일 아침에도 출퇴근 통행이 함께 찍힙니다. 같은 날이라고 그 통행이 곧 업무 통행인 것은 아닙니다 — </w:t>
+      </w:r>
+      <w:r>
+        <w:rPr>
+          <w:rFonts w:ascii="맑은 고딕" w:hAnsi="맑은 고딕" w:eastAsia="맑은 고딕" w:cs="맑은 고딕"/>
+          <w:b/>
+          <w:sz w:val="21"/>
+        </w:rPr>
+        <w:t>마지막 선택은 사람이 하십시오.</w:t>
+      </w:r>
+    </w:p>
+    <w:p>
+      <w:pPr>
+        <w:spacing w:after="60"/>
+        <w:ind w:left="340"/>
+      </w:pPr>
+      <w:r>
+        <w:rPr>
+          <w:rFonts w:ascii="맑은 고딕" w:hAnsi="맑은 고딕" w:eastAsia="맑은 고딕" w:cs="맑은 고딕"/>
+          <w:b/>
+          <w:sz w:val="21"/>
+        </w:rPr>
+        <w:t xml:space="preserve">1. </w:t>
+      </w:r>
+      <w:r>
+        <w:rPr>
+          <w:rFonts w:ascii="맑은 고딕" w:hAnsi="맑은 고딕" w:eastAsia="맑은 고딕" w:cs="맑은 고딕"/>
+          <w:b/>
+          <w:sz w:val="21"/>
+        </w:rPr>
+        <w:t>[내가 그날 쓴 것만]</w:t>
+      </w:r>
+      <w:r>
+        <w:rPr>
+          <w:rFonts w:ascii="맑은 고딕" w:hAnsi="맑은 고딕" w:eastAsia="맑은 고딕" w:cs="맑은 고딕"/>
+          <w:b w:val="0"/>
+          <w:sz w:val="21"/>
+        </w:rPr>
+        <w:t xml:space="preserve"> 을 켜면 자기 것만 추려 보실 수 있습니다.</w:t>
+      </w:r>
+    </w:p>
+    <w:p>
+      <w:pPr>
+        <w:spacing w:after="60"/>
+        <w:ind w:left="340"/>
+      </w:pPr>
+      <w:r>
+        <w:rPr>
+          <w:rFonts w:ascii="맑은 고딕" w:hAnsi="맑은 고딕" w:eastAsia="맑은 고딕" w:cs="맑은 고딕"/>
+          <w:b/>
+          <w:sz w:val="21"/>
+        </w:rPr>
+        <w:t xml:space="preserve">2. </w:t>
+      </w:r>
+      <w:r>
+        <w:rPr>
+          <w:rFonts w:ascii="맑은 고딕" w:hAnsi="맑은 고딕" w:eastAsia="맑은 고딕" w:cs="맑은 고딕"/>
+          <w:b w:val="0"/>
+          <w:sz w:val="21"/>
+        </w:rPr>
+        <w:t xml:space="preserve">내 실적에 해당하는 줄을 </w:t>
+      </w:r>
+      <w:r>
+        <w:rPr>
+          <w:rFonts w:ascii="맑은 고딕" w:hAnsi="맑은 고딕" w:eastAsia="맑은 고딕" w:cs="맑은 고딕"/>
+          <w:b/>
+          <w:sz w:val="21"/>
+        </w:rPr>
+        <w:t>골라 붙이십시오.</w:t>
+      </w:r>
+      <w:r>
+        <w:rPr>
+          <w:rFonts w:ascii="맑은 고딕" w:hAnsi="맑은 고딕" w:eastAsia="맑은 고딕" w:cs="맑은 고딕"/>
+          <w:b w:val="0"/>
+          <w:sz w:val="21"/>
+        </w:rPr>
+        <w:t xml:space="preserve"> 아무도 가져가지 않은 통행은 정산에 잡히지 않습니다.</w:t>
+      </w:r>
+    </w:p>
+    <w:p>
+      <w:pPr>
+        <w:spacing w:after="60"/>
+        <w:ind w:left="340"/>
+      </w:pPr>
+      <w:r>
+        <w:rPr>
+          <w:rFonts w:ascii="맑은 고딕" w:hAnsi="맑은 고딕" w:eastAsia="맑은 고딕" w:cs="맑은 고딕"/>
+          <w:b/>
+          <w:sz w:val="21"/>
+        </w:rPr>
+        <w:t xml:space="preserve">3. </w:t>
+      </w:r>
+      <w:r>
+        <w:rPr>
+          <w:rFonts w:ascii="맑은 고딕" w:hAnsi="맑은 고딕" w:eastAsia="맑은 고딕" w:cs="맑은 고딕"/>
+          <w:b w:val="0"/>
+          <w:sz w:val="21"/>
+        </w:rPr>
+        <w:t xml:space="preserve">출퇴근·개인 용도처럼 회사와 무관한 통행은 </w:t>
+      </w:r>
+      <w:r>
+        <w:rPr>
+          <w:rFonts w:ascii="맑은 고딕" w:hAnsi="맑은 고딕" w:eastAsia="맑은 고딕" w:cs="맑은 고딕"/>
+          <w:b/>
+          <w:sz w:val="21"/>
+        </w:rPr>
+        <w:t>골라서 지우십시오.</w:t>
+      </w:r>
+    </w:p>
+    <w:p>
+      <w:pPr>
+        <w:keepLines/>
+        <w:spacing w:before="120" w:after="160"/>
+        <w:ind w:left="170"/>
+        <w:pBdr>
+          <w:left w:val="single" w:sz="18" w:space="6" w:color="005A9E"/>
+        </w:pBdr>
+        <w:shd w:val="clear" w:color="auto" w:fill="F2F7FB"/>
+      </w:pPr>
+      <w:r>
+        <w:rPr>
+          <w:rFonts w:ascii="맑은 고딕" w:hAnsi="맑은 고딕" w:eastAsia="맑은 고딕" w:cs="맑은 고딕"/>
+          <w:b/>
+          <w:color w:val="005A9E"/>
+          <w:sz w:val="21"/>
+        </w:rPr>
+        <w:t xml:space="preserve">잘못 지워도 되살릴 수 있습니다  </w:t>
+      </w:r>
+      <w:r>
+        <w:rPr>
+          <w:rFonts w:ascii="맑은 고딕" w:hAnsi="맑은 고딕" w:eastAsia="맑은 고딕" w:cs="맑은 고딕"/>
+          <w:b/>
+          <w:sz w:val="21"/>
+        </w:rPr>
+        <w:t>실적에 붙은 줄은 지워지지 않습니다</w:t>
+      </w:r>
+      <w:r>
+        <w:rPr>
+          <w:rFonts w:ascii="맑은 고딕" w:hAnsi="맑은 고딕" w:eastAsia="맑은 고딕" w:cs="맑은 고딕"/>
+          <w:b w:val="0"/>
+          <w:sz w:val="21"/>
+        </w:rPr>
+        <w:t xml:space="preserve"> — 그 실적의 주인이 먼저 떼어야 합니다. 그리고 </w:t>
+      </w:r>
+      <w:r>
+        <w:rPr>
+          <w:rFonts w:ascii="맑은 고딕" w:hAnsi="맑은 고딕" w:eastAsia="맑은 고딕" w:cs="맑은 고딕"/>
+          <w:b/>
+          <w:sz w:val="21"/>
+        </w:rPr>
+        <w:t>지운 줄은 같은 파일을 다시 올리면 되살아납니다.</w:t>
+      </w:r>
+    </w:p>
+    <w:p>
+      <w:pPr>
+        <w:pStyle w:val="Heading3"/>
+      </w:pPr>
+      <w:r>
+        <w:t>하이패스 개인카드 — 카니발 · QM6</w:t>
+      </w:r>
+    </w:p>
+    <w:p>
+      <w:r>
+        <w:rPr>
+          <w:rFonts w:ascii="맑은 고딕" w:hAnsi="맑은 고딕" w:eastAsia="맑은 고딕" w:cs="맑은 고딕"/>
+          <w:b w:val="0"/>
+          <w:sz w:val="21"/>
+        </w:rPr>
+        <w:t xml:space="preserve">이 두 차는 통행료가 </w:t>
+      </w:r>
+      <w:r>
+        <w:rPr>
+          <w:rFonts w:ascii="맑은 고딕" w:hAnsi="맑은 고딕" w:eastAsia="맑은 고딕" w:cs="맑은 고딕"/>
+          <w:b/>
+          <w:sz w:val="21"/>
+        </w:rPr>
+        <w:t>주 사용자 개인 카드</w:t>
+      </w:r>
+      <w:r>
+        <w:rPr>
+          <w:rFonts w:ascii="맑은 고딕" w:hAnsi="맑은 고딕" w:eastAsia="맑은 고딕" w:cs="맑은 고딕"/>
+          <w:b w:val="0"/>
+          <w:sz w:val="21"/>
+        </w:rPr>
+        <w:t xml:space="preserve">로 나갑니다. 그래서 그 차의 통행료는 회사가 </w:t>
+      </w:r>
+      <w:r>
+        <w:rPr>
+          <w:rFonts w:ascii="맑은 고딕" w:hAnsi="맑은 고딕" w:eastAsia="맑은 고딕" w:cs="맑은 고딕"/>
+          <w:b/>
+          <w:sz w:val="21"/>
+        </w:rPr>
+        <w:t>주 사용자에게 지급</w:t>
+      </w:r>
+      <w:r>
+        <w:rPr>
+          <w:rFonts w:ascii="맑은 고딕" w:hAnsi="맑은 고딕" w:eastAsia="맑은 고딕" w:cs="맑은 고딕"/>
+          <w:b w:val="0"/>
+          <w:sz w:val="21"/>
+        </w:rPr>
+        <w:t xml:space="preserve">합니다 — 정산표의 </w:t>
+      </w:r>
+      <w:r>
+        <w:rPr>
+          <w:rFonts w:ascii="맑은 고딕" w:hAnsi="맑은 고딕" w:eastAsia="맑은 고딕" w:cs="맑은 고딕"/>
+          <w:b/>
+          <w:sz w:val="21"/>
+        </w:rPr>
+        <w:t>「하이패스 대납」</w:t>
+      </w:r>
+      <w:r>
+        <w:rPr>
+          <w:rFonts w:ascii="맑은 고딕" w:hAnsi="맑은 고딕" w:eastAsia="맑은 고딕" w:cs="맑은 고딕"/>
+          <w:b w:val="0"/>
+          <w:sz w:val="21"/>
+        </w:rPr>
+        <w:t xml:space="preserve"> 칸이 그것입니다.</w:t>
+      </w:r>
+    </w:p>
+    <w:tbl>
+      <w:tblPr>
+        <w:tblStyle w:val="TableGrid"/>
+        <w:tblW w:type="auto" w:w="0"/>
+        <w:jc w:val="center"/>
+        <w:tblLook w:firstColumn="1" w:firstRow="1" w:lastColumn="0" w:lastRow="0" w:noHBand="0" w:noVBand="1" w:val="04A0"/>
+      </w:tblPr>
+      <w:tblGrid>
+        <w:gridCol w:w="3137"/>
+        <w:gridCol w:w="3137"/>
+        <w:gridCol w:w="3137"/>
+      </w:tblGrid>
+      <w:tr>
+        <w:trPr>
+          <w:cantSplit/>
+          <w:tblHeader/>
+        </w:trPr>
+        <w:tc>
+          <w:tcPr>
+            <w:tcW w:type="dxa" w:w="2835"/>
+            <w:shd w:val="clear" w:color="auto" w:fill="005A9E"/>
+            <w:vAlign w:val="center"/>
+          </w:tcPr>
+          <w:p>
+            <w:pPr>
+              <w:spacing w:before="0" w:after="0" w:line="240" w:lineRule="auto"/>
+              <w:jc w:val="center"/>
+            </w:pPr>
+            <w:r/>
+            <w:r>
+              <w:rPr>
+                <w:rFonts w:ascii="맑은 고딕" w:hAnsi="맑은 고딕" w:eastAsia="맑은 고딕" w:cs="맑은 고딕"/>
+                <w:b/>
+                <w:color w:val="FFFFFF"/>
+                <w:sz w:val="20"/>
+              </w:rPr>
+              <w:t>차량</w:t>
+            </w:r>
+          </w:p>
+        </w:tc>
+        <w:tc>
+          <w:tcPr>
+            <w:tcW w:type="dxa" w:w="2154"/>
+            <w:shd w:val="clear" w:color="auto" w:fill="005A9E"/>
+            <w:vAlign w:val="center"/>
+          </w:tcPr>
+          <w:p>
+            <w:pPr>
+              <w:spacing w:before="0" w:after="0" w:line="240" w:lineRule="auto"/>
+              <w:jc w:val="center"/>
+            </w:pPr>
+            <w:r/>
+            <w:r>
+              <w:rPr>
+                <w:rFonts w:ascii="맑은 고딕" w:hAnsi="맑은 고딕" w:eastAsia="맑은 고딕" w:cs="맑은 고딕"/>
+                <w:b/>
+                <w:color w:val="FFFFFF"/>
+                <w:sz w:val="20"/>
+              </w:rPr>
+              <w:t>주 사용자</w:t>
+            </w:r>
+          </w:p>
+        </w:tc>
+        <w:tc>
+          <w:tcPr>
+            <w:tcW w:type="dxa" w:w="3402"/>
+            <w:shd w:val="clear" w:color="auto" w:fill="005A9E"/>
+            <w:vAlign w:val="center"/>
+          </w:tcPr>
+          <w:p>
+            <w:pPr>
+              <w:spacing w:before="0" w:after="0" w:line="240" w:lineRule="auto"/>
+              <w:jc w:val="center"/>
+            </w:pPr>
+            <w:r/>
+            <w:r>
+              <w:rPr>
+                <w:rFonts w:ascii="맑은 고딕" w:hAnsi="맑은 고딕" w:eastAsia="맑은 고딕" w:cs="맑은 고딕"/>
+                <w:b/>
+                <w:color w:val="FFFFFF"/>
+                <w:sz w:val="20"/>
+              </w:rPr>
+              <w:t>통행료가 나가는 카드</w:t>
+            </w:r>
+          </w:p>
+        </w:tc>
+      </w:tr>
+      <w:tr>
+        <w:trPr>
+          <w:cantSplit/>
+        </w:trPr>
+        <w:tc>
+          <w:tcPr>
+            <w:tcW w:type="dxa" w:w="2835"/>
+            <w:vAlign w:val="center"/>
+          </w:tcPr>
+          <w:p>
+            <w:pPr>
+              <w:spacing w:before="0" w:after="0" w:line="240" w:lineRule="auto"/>
+            </w:pPr>
+            <w:r/>
+            <w:r>
+              <w:rPr>
+                <w:rFonts w:ascii="맑은 고딕" w:hAnsi="맑은 고딕" w:eastAsia="맑은 고딕" w:cs="맑은 고딕"/>
+                <w:b/>
+                <w:sz w:val="20"/>
+              </w:rPr>
+              <w:t>카니발 (24구 7598)</w:t>
+            </w:r>
+          </w:p>
+        </w:tc>
+        <w:tc>
+          <w:tcPr>
+            <w:tcW w:type="dxa" w:w="2154"/>
+            <w:vAlign w:val="center"/>
+          </w:tcPr>
+          <w:p>
+            <w:pPr>
+              <w:spacing w:before="0" w:after="0" w:line="240" w:lineRule="auto"/>
+            </w:pPr>
+            <w:r/>
+            <w:r>
+              <w:rPr>
+                <w:rFonts w:ascii="맑은 고딕" w:hAnsi="맑은 고딕" w:eastAsia="맑은 고딕" w:cs="맑은 고딕"/>
+                <w:b w:val="0"/>
+                <w:sz w:val="20"/>
+              </w:rPr>
+              <w:t>윤기곤</w:t>
+            </w:r>
+          </w:p>
+        </w:tc>
+        <w:tc>
+          <w:tcPr>
+            <w:tcW w:type="dxa" w:w="3402"/>
+            <w:vAlign w:val="center"/>
+          </w:tcPr>
+          <w:p>
+            <w:pPr>
+              <w:spacing w:before="0" w:after="0" w:line="240" w:lineRule="auto"/>
+            </w:pPr>
+            <w:r/>
+            <w:r>
+              <w:rPr>
+                <w:rFonts w:ascii="맑은 고딕" w:hAnsi="맑은 고딕" w:eastAsia="맑은 고딕" w:cs="맑은 고딕"/>
+                <w:b w:val="0"/>
+                <w:sz w:val="20"/>
+              </w:rPr>
+              <w:t>윤기곤 님 개인 카드</w:t>
+            </w:r>
+          </w:p>
+        </w:tc>
+      </w:tr>
+      <w:tr>
+        <w:trPr>
+          <w:cantSplit/>
+        </w:trPr>
+        <w:tc>
+          <w:tcPr>
+            <w:tcW w:type="dxa" w:w="2835"/>
+            <w:vAlign w:val="center"/>
+          </w:tcPr>
+          <w:p>
+            <w:pPr>
+              <w:spacing w:before="0" w:after="0" w:line="240" w:lineRule="auto"/>
+            </w:pPr>
+            <w:r/>
+            <w:r>
+              <w:rPr>
+                <w:rFonts w:ascii="맑은 고딕" w:hAnsi="맑은 고딕" w:eastAsia="맑은 고딕" w:cs="맑은 고딕"/>
+                <w:b/>
+                <w:sz w:val="20"/>
+              </w:rPr>
+              <w:t>QM6 (129누 9183)</w:t>
+            </w:r>
+          </w:p>
+        </w:tc>
+        <w:tc>
+          <w:tcPr>
+            <w:tcW w:type="dxa" w:w="2154"/>
+            <w:vAlign w:val="center"/>
+          </w:tcPr>
+          <w:p>
+            <w:pPr>
+              <w:spacing w:before="0" w:after="0" w:line="240" w:lineRule="auto"/>
+            </w:pPr>
+            <w:r/>
+            <w:r>
+              <w:rPr>
+                <w:rFonts w:ascii="맑은 고딕" w:hAnsi="맑은 고딕" w:eastAsia="맑은 고딕" w:cs="맑은 고딕"/>
+                <w:b w:val="0"/>
+                <w:sz w:val="20"/>
+              </w:rPr>
+              <w:t>이건호</w:t>
+            </w:r>
+          </w:p>
+        </w:tc>
+        <w:tc>
+          <w:tcPr>
+            <w:tcW w:type="dxa" w:w="3402"/>
+            <w:vAlign w:val="center"/>
+          </w:tcPr>
+          <w:p>
+            <w:pPr>
+              <w:spacing w:before="0" w:after="0" w:line="240" w:lineRule="auto"/>
+            </w:pPr>
+            <w:r/>
+            <w:r>
+              <w:rPr>
+                <w:rFonts w:ascii="맑은 고딕" w:hAnsi="맑은 고딕" w:eastAsia="맑은 고딕" w:cs="맑은 고딕"/>
+                <w:b w:val="0"/>
+                <w:sz w:val="20"/>
+              </w:rPr>
+              <w:t>이건호 님 개인 카드</w:t>
+            </w:r>
+          </w:p>
+        </w:tc>
+      </w:tr>
+    </w:tbl>
+    <w:p/>
+    <w:p>
+      <w:pPr>
+        <w:spacing w:after="60"/>
+        <w:ind w:left="340"/>
+      </w:pPr>
+      <w:r>
+        <w:rPr>
+          <w:rFonts w:ascii="맑은 고딕" w:hAnsi="맑은 고딕" w:eastAsia="맑은 고딕" w:cs="맑은 고딕"/>
+          <w:sz w:val="21"/>
+        </w:rPr>
+        <w:t xml:space="preserve">· </w:t>
+      </w:r>
+      <w:r>
+        <w:rPr>
+          <w:rFonts w:ascii="맑은 고딕" w:hAnsi="맑은 고딕" w:eastAsia="맑은 고딕" w:cs="맑은 고딕"/>
+          <w:b w:val="0"/>
+          <w:sz w:val="21"/>
+        </w:rPr>
+        <w:t xml:space="preserve">다른 분이 그 차로 다녀온 통행도 </w:t>
+      </w:r>
+      <w:r>
+        <w:rPr>
+          <w:rFonts w:ascii="맑은 고딕" w:hAnsi="맑은 고딕" w:eastAsia="맑은 고딕" w:cs="맑은 고딕"/>
+          <w:b/>
+          <w:sz w:val="21"/>
+        </w:rPr>
+        <w:t>주 사용자에게 지급</w:t>
+      </w:r>
+      <w:r>
+        <w:rPr>
+          <w:rFonts w:ascii="맑은 고딕" w:hAnsi="맑은 고딕" w:eastAsia="맑은 고딕" w:cs="맑은 고딕"/>
+          <w:b w:val="0"/>
+          <w:sz w:val="21"/>
+        </w:rPr>
+        <w:t>됩니다 — 그분 카드로 나갔기 때문입니다</w:t>
+      </w:r>
+    </w:p>
+    <w:p>
+      <w:pPr>
+        <w:spacing w:after="60"/>
+        <w:ind w:left="340"/>
+      </w:pPr>
+      <w:r>
+        <w:rPr>
+          <w:rFonts w:ascii="맑은 고딕" w:hAnsi="맑은 고딕" w:eastAsia="맑은 고딕" w:cs="맑은 고딕"/>
+          <w:sz w:val="21"/>
+        </w:rPr>
+        <w:t xml:space="preserve">· </w:t>
+      </w:r>
+      <w:r>
+        <w:rPr>
+          <w:rFonts w:ascii="맑은 고딕" w:hAnsi="맑은 고딕" w:eastAsia="맑은 고딕" w:cs="맑은 고딕"/>
+          <w:b w:val="0"/>
+          <w:sz w:val="21"/>
+        </w:rPr>
+        <w:t xml:space="preserve">그 차를 </w:t>
+      </w:r>
+      <w:r>
+        <w:rPr>
+          <w:rFonts w:ascii="맑은 고딕" w:hAnsi="맑은 고딕" w:eastAsia="맑은 고딕" w:cs="맑은 고딕"/>
+          <w:b/>
+          <w:sz w:val="21"/>
+        </w:rPr>
+        <w:t>개인 사용</w:t>
+      </w:r>
+      <w:r>
+        <w:rPr>
+          <w:rFonts w:ascii="맑은 고딕" w:hAnsi="맑은 고딕" w:eastAsia="맑은 고딕" w:cs="맑은 고딕"/>
+          <w:b w:val="0"/>
+          <w:sz w:val="21"/>
+        </w:rPr>
+        <w:t xml:space="preserve">하신 분에게는 그것대로 </w:t>
+      </w:r>
+      <w:r>
+        <w:rPr>
+          <w:rFonts w:ascii="맑은 고딕" w:hAnsi="맑은 고딕" w:eastAsia="맑은 고딕" w:cs="맑은 고딕"/>
+          <w:b/>
+          <w:sz w:val="21"/>
+        </w:rPr>
+        <w:t>청구</w:t>
+      </w:r>
+      <w:r>
+        <w:rPr>
+          <w:rFonts w:ascii="맑은 고딕" w:hAnsi="맑은 고딕" w:eastAsia="맑은 고딕" w:cs="맑은 고딕"/>
+          <w:b w:val="0"/>
+          <w:sz w:val="21"/>
+        </w:rPr>
+        <w:t>됩니다</w:t>
+      </w:r>
+    </w:p>
+    <w:p>
+      <w:pPr>
+        <w:keepLines/>
+        <w:spacing w:before="120" w:after="160"/>
+        <w:ind w:left="170"/>
+        <w:pBdr>
+          <w:left w:val="single" w:sz="18" w:space="6" w:color="C77700"/>
+        </w:pBdr>
+        <w:shd w:val="clear" w:color="auto" w:fill="FDF3E7"/>
+      </w:pPr>
+      <w:r>
+        <w:rPr>
+          <w:rFonts w:ascii="맑은 고딕" w:hAnsi="맑은 고딕" w:eastAsia="맑은 고딕" w:cs="맑은 고딕"/>
+          <w:b/>
+          <w:color w:val="C77700"/>
+          <w:sz w:val="21"/>
+        </w:rPr>
+        <w:t xml:space="preserve">출퇴근·개인 용도 통행은 지급되지 않습니다  </w:t>
+      </w:r>
+      <w:r>
+        <w:rPr>
+          <w:rFonts w:ascii="맑은 고딕" w:hAnsi="맑은 고딕" w:eastAsia="맑은 고딕" w:cs="맑은 고딕"/>
+          <w:b w:val="0"/>
+          <w:sz w:val="21"/>
+        </w:rPr>
+        <w:t xml:space="preserve">주 사용자라도 </w:t>
+      </w:r>
+      <w:r>
+        <w:rPr>
+          <w:rFonts w:ascii="맑은 고딕" w:hAnsi="맑은 고딕" w:eastAsia="맑은 고딕" w:cs="맑은 고딕"/>
+          <w:b/>
+          <w:sz w:val="21"/>
+        </w:rPr>
+        <w:t>실적에 붙지 않은 통행</w:t>
+      </w:r>
+      <w:r>
+        <w:rPr>
+          <w:rFonts w:ascii="맑은 고딕" w:hAnsi="맑은 고딕" w:eastAsia="맑은 고딕" w:cs="맑은 고딕"/>
+          <w:b w:val="0"/>
+          <w:sz w:val="21"/>
+        </w:rPr>
+        <w:t xml:space="preserve">은 지급 대상이 아닙니다. 이 체크칸은 「차량 단가 · 연비」 카드에 있고 </w:t>
+      </w:r>
+      <w:r>
+        <w:rPr>
+          <w:rFonts w:ascii="맑은 고딕" w:hAnsi="맑은 고딕" w:eastAsia="맑은 고딕" w:cs="맑은 고딕"/>
+          <w:b/>
+          <w:sz w:val="21"/>
+        </w:rPr>
+        <w:t>대표이사만</w:t>
+      </w:r>
+      <w:r>
+        <w:rPr>
+          <w:rFonts w:ascii="맑은 고딕" w:hAnsi="맑은 고딕" w:eastAsia="맑은 고딕" w:cs="맑은 고딕"/>
+          <w:b w:val="0"/>
+          <w:sz w:val="21"/>
+        </w:rPr>
+        <w:t xml:space="preserve"> 켜고 끕니다.</w:t>
+      </w:r>
+    </w:p>
+    <w:p>
+      <w:pPr>
+        <w:pStyle w:val="Heading2"/>
+      </w:pPr>
+      <w:r>
+        <w:t>5.5 차량 등록·관리</w:t>
+      </w:r>
+    </w:p>
+    <w:p>
+      <w:r>
+        <w:rPr>
+          <w:rFonts w:ascii="맑은 고딕" w:hAnsi="맑은 고딕" w:eastAsia="맑은 고딕" w:cs="맑은 고딕"/>
+          <w:b/>
+          <w:sz w:val="21"/>
+        </w:rPr>
+        <w:t>설정</w:t>
+      </w:r>
+      <w:r>
+        <w:rPr>
+          <w:rFonts w:ascii="맑은 고딕" w:hAnsi="맑은 고딕" w:eastAsia="맑은 고딕" w:cs="맑은 고딕"/>
+          <w:b w:val="0"/>
+          <w:sz w:val="21"/>
+        </w:rPr>
+        <w:t xml:space="preserve"> 탭에서 합니다. </w:t>
+      </w:r>
+      <w:r>
+        <w:rPr>
+          <w:rFonts w:ascii="맑은 고딕" w:hAnsi="맑은 고딕" w:eastAsia="맑은 고딕" w:cs="맑은 고딕"/>
+          <w:b/>
+          <w:sz w:val="21"/>
+        </w:rPr>
+        <w:t>법인차량·자차를 등록</w:t>
+      </w:r>
+      <w:r>
+        <w:rPr>
+          <w:rFonts w:ascii="맑은 고딕" w:hAnsi="맑은 고딕" w:eastAsia="맑은 고딕" w:cs="맑은 고딕"/>
+          <w:b w:val="0"/>
+          <w:sz w:val="21"/>
+        </w:rPr>
+        <w:t>하거나 색·연료·주 사용자를 손볼 때 씁니다.</w:t>
+      </w:r>
+    </w:p>
+    <w:p>
+      <w:pPr>
+        <w:keepNext/>
+        <w:spacing w:line="240" w:lineRule="auto" w:after="40"/>
+        <w:jc w:val="center"/>
+      </w:pPr>
+      <w:r>
+        <w:drawing>
+          <wp:inline xmlns:a="http://schemas.openxmlformats.org/drawingml/2006/main" xmlns:pic="http://schemas.openxmlformats.org/drawingml/2006/picture">
             <wp:extent cx="4500000" cy="1703406"/>
-            <wp:docPr id="26" name="Picture 26"/>
+            <wp:docPr id="28" name="Picture 28"/>
             <wp:cNvGraphicFramePr>
               <a:graphicFrameLocks noChangeAspect="1"/>
             </wp:cNvGraphicFramePr>
@@ -9211,7 +10695,7 @@
                     <pic:cNvPicPr/>
                   </pic:nvPicPr>
                   <pic:blipFill>
-                    <a:blip r:embed="rId35"/>
+                    <a:blip r:embed="rId37"/>
                     <a:stretch>
                       <a:fillRect/>
                     </a:stretch>
@@ -9241,7 +10725,7 @@
           <w:color w:val="777777"/>
           <w:sz w:val="18"/>
         </w:rPr>
-        <w:t>그림 5-4  설정 탭의 차량 관리</w:t>
+        <w:t>그림 5-6  설정 탭의 차량 관리</w:t>
       </w:r>
     </w:p>
     <w:tbl>
@@ -9769,8 +11253,8 @@
       <w:r>
         <w:drawing>
           <wp:inline xmlns:a="http://schemas.openxmlformats.org/drawingml/2006/main" xmlns:pic="http://schemas.openxmlformats.org/drawingml/2006/picture">
-            <wp:extent cx="4053600" cy="2123190"/>
-            <wp:docPr id="27" name="Picture 27"/>
+            <wp:extent cx="4500000" cy="2357005"/>
+            <wp:docPr id="29" name="Picture 29"/>
             <wp:cNvGraphicFramePr>
               <a:graphicFrameLocks noChangeAspect="1"/>
             </wp:cNvGraphicFramePr>
@@ -9782,7 +11266,7 @@
                     <pic:cNvPicPr/>
                   </pic:nvPicPr>
                   <pic:blipFill>
-                    <a:blip r:embed="rId36"/>
+                    <a:blip r:embed="rId38"/>
                     <a:stretch>
                       <a:fillRect/>
                     </a:stretch>
@@ -9790,7 +11274,7 @@
                   <pic:spPr>
                     <a:xfrm>
                       <a:off x="0" y="0"/>
-                      <a:ext cx="4053600" cy="2123190"/>
+                      <a:ext cx="4500000" cy="2357005"/>
                     </a:xfrm>
                     <a:prstGeom prst="rect"/>
                   </pic:spPr>
@@ -9812,7 +11296,7 @@
           <w:color w:val="777777"/>
           <w:sz w:val="18"/>
         </w:rPr>
-        <w:t>그림 5-5  법인차량 등록 양식</w:t>
+        <w:t>그림 5-7  법인차량 등록 양식</w:t>
       </w:r>
     </w:p>
     <w:p>
@@ -10933,8 +12417,8 @@
       <w:r>
         <w:drawing>
           <wp:inline xmlns:a="http://schemas.openxmlformats.org/drawingml/2006/main" xmlns:pic="http://schemas.openxmlformats.org/drawingml/2006/picture">
-            <wp:extent cx="3718800" cy="2124693"/>
-            <wp:docPr id="28" name="Picture 28"/>
+            <wp:extent cx="4500000" cy="2571023"/>
+            <wp:docPr id="30" name="Picture 30"/>
             <wp:cNvGraphicFramePr>
               <a:graphicFrameLocks noChangeAspect="1"/>
             </wp:cNvGraphicFramePr>
@@ -10946,7 +12430,7 @@
                     <pic:cNvPicPr/>
                   </pic:nvPicPr>
                   <pic:blipFill>
-                    <a:blip r:embed="rId37"/>
+                    <a:blip r:embed="rId39"/>
                     <a:stretch>
                       <a:fillRect/>
                     </a:stretch>
@@ -10954,7 +12438,7 @@
                   <pic:spPr>
                     <a:xfrm>
                       <a:off x="0" y="0"/>
-                      <a:ext cx="3718800" cy="2124693"/>
+                      <a:ext cx="4500000" cy="2571023"/>
                     </a:xfrm>
                     <a:prstGeom prst="rect"/>
                   </pic:spPr>
@@ -11025,13 +12509,105 @@
     </w:p>
     <w:p>
       <w:pPr>
-        <w:pStyle w:val="Heading2"/>
-      </w:pPr>
-      <w:r>
-        <w:t>7.2 구매 이력 보기</w:t>
+        <w:keepLines/>
+        <w:spacing w:before="120" w:after="160"/>
+        <w:ind w:left="170"/>
+        <w:pBdr>
+          <w:left w:val="single" w:sz="18" w:space="6" w:color="005A9E"/>
+        </w:pBdr>
+        <w:shd w:val="clear" w:color="auto" w:fill="F2F7FB"/>
+      </w:pPr>
+      <w:r>
+        <w:rPr>
+          <w:rFonts w:ascii="맑은 고딕" w:hAnsi="맑은 고딕" w:eastAsia="맑은 고딕" w:cs="맑은 고딕"/>
+          <w:b/>
+          <w:color w:val="005A9E"/>
+          <w:sz w:val="21"/>
+        </w:rPr>
+        <w:t xml:space="preserve">요청자 목록에 대표이사는 없습니다  </w:t>
+      </w:r>
+      <w:r>
+        <w:rPr>
+          <w:rFonts w:ascii="맑은 고딕" w:hAnsi="맑은 고딕" w:eastAsia="맑은 고딕" w:cs="맑은 고딕"/>
+          <w:b w:val="0"/>
+          <w:sz w:val="21"/>
+        </w:rPr>
+        <w:t xml:space="preserve">구매는 대표이사가 </w:t>
+      </w:r>
+      <w:r>
+        <w:rPr>
+          <w:rFonts w:ascii="맑은 고딕" w:hAnsi="맑은 고딕" w:eastAsia="맑은 고딕" w:cs="맑은 고딕"/>
+          <w:b/>
+          <w:sz w:val="21"/>
+        </w:rPr>
+        <w:t>결재하시는</w:t>
+      </w:r>
+      <w:r>
+        <w:rPr>
+          <w:rFonts w:ascii="맑은 고딕" w:hAnsi="맑은 고딕" w:eastAsia="맑은 고딕" w:cs="맑은 고딕"/>
+          <w:b w:val="0"/>
+          <w:sz w:val="21"/>
+        </w:rPr>
+        <w:t xml:space="preserve"> 일이지 </w:t>
+      </w:r>
+      <w:r>
+        <w:rPr>
+          <w:rFonts w:ascii="맑은 고딕" w:hAnsi="맑은 고딕" w:eastAsia="맑은 고딕" w:cs="맑은 고딕"/>
+          <w:b/>
+          <w:sz w:val="21"/>
+        </w:rPr>
+        <w:t>요청하시는</w:t>
+      </w:r>
+      <w:r>
+        <w:rPr>
+          <w:rFonts w:ascii="맑은 고딕" w:hAnsi="맑은 고딕" w:eastAsia="맑은 고딕" w:cs="맑은 고딕"/>
+          <w:b w:val="0"/>
+          <w:sz w:val="21"/>
+        </w:rPr>
+        <w:t xml:space="preserve"> 일이 아닙니다. 그래서 관리자가 대신 넣을 때 고르는 </w:t>
+      </w:r>
+      <w:r>
+        <w:rPr>
+          <w:rFonts w:ascii="맑은 고딕" w:hAnsi="맑은 고딕" w:eastAsia="맑은 고딕" w:cs="맑은 고딕"/>
+          <w:b/>
+          <w:sz w:val="21"/>
+        </w:rPr>
+        <w:t>[요청자]</w:t>
+      </w:r>
+      <w:r>
+        <w:rPr>
+          <w:rFonts w:ascii="맑은 고딕" w:hAnsi="맑은 고딕" w:eastAsia="맑은 고딕" w:cs="맑은 고딕"/>
+          <w:b w:val="0"/>
+          <w:sz w:val="21"/>
+        </w:rPr>
+        <w:t xml:space="preserve"> 목록과 아래 이력의 </w:t>
+      </w:r>
+      <w:r>
+        <w:rPr>
+          <w:rFonts w:ascii="맑은 고딕" w:hAnsi="맑은 고딕" w:eastAsia="맑은 고딕" w:cs="맑은 고딕"/>
+          <w:b/>
+          <w:sz w:val="21"/>
+        </w:rPr>
+        <w:t>직원 거르개</w:t>
+      </w:r>
+      <w:r>
+        <w:rPr>
+          <w:rFonts w:ascii="맑은 고딕" w:hAnsi="맑은 고딕" w:eastAsia="맑은 고딕" w:cs="맑은 고딕"/>
+          <w:b w:val="0"/>
+          <w:sz w:val="21"/>
+        </w:rPr>
+        <w:t>에 대표이사는 세우지 않습니다.</w:t>
       </w:r>
     </w:p>
     <w:p>
+      <w:pPr>
+        <w:pStyle w:val="Heading2"/>
+      </w:pPr>
+      <w:r>
+        <w:t>7.2 구매 이력 보기</w:t>
+      </w:r>
+    </w:p>
+    <w:p>
       <w:r>
         <w:rPr>
           <w:rFonts w:ascii="맑은 고딕" w:hAnsi="맑은 고딕" w:eastAsia="맑은 고딕" w:cs="맑은 고딕"/>
@@ -11087,6 +12663,377 @@
           <w:sz w:val="21"/>
         </w:rPr>
         <w:t>이 나옵니다.</w:t>
+      </w:r>
+    </w:p>
+    <w:p>
+      <w:r>
+        <w:rPr>
+          <w:rFonts w:ascii="맑은 고딕" w:hAnsi="맑은 고딕" w:eastAsia="맑은 고딕" w:cs="맑은 고딕"/>
+          <w:b/>
+          <w:sz w:val="21"/>
+        </w:rPr>
+        <w:t>정렬은 여러 겹으로 겹칠 수 있습니다</w:t>
+      </w:r>
+      <w:r>
+        <w:rPr>
+          <w:rFonts w:ascii="맑은 고딕" w:hAnsi="맑은 고딕" w:eastAsia="맑은 고딕" w:cs="맑은 고딕"/>
+          <w:b w:val="0"/>
+          <w:sz w:val="21"/>
+        </w:rPr>
+        <w:t xml:space="preserve">(엑셀의 다단 정렬과 같습니다). </w:t>
+      </w:r>
+      <w:r>
+        <w:rPr>
+          <w:rFonts w:ascii="맑은 고딕" w:hAnsi="맑은 고딕" w:eastAsia="맑은 고딕" w:cs="맑은 고딕"/>
+          <w:b/>
+          <w:sz w:val="21"/>
+        </w:rPr>
+        <w:t>[요청일] · [금액] · [상태]</w:t>
+      </w:r>
+      <w:r>
+        <w:rPr>
+          <w:rFonts w:ascii="맑은 고딕" w:hAnsi="맑은 고딕" w:eastAsia="맑은 고딕" w:cs="맑은 고딕"/>
+          <w:b w:val="0"/>
+          <w:sz w:val="21"/>
+        </w:rPr>
+        <w:t xml:space="preserve"> 를 누른 </w:t>
+      </w:r>
+      <w:r>
+        <w:rPr>
+          <w:rFonts w:ascii="맑은 고딕" w:hAnsi="맑은 고딕" w:eastAsia="맑은 고딕" w:cs="맑은 고딕"/>
+          <w:b/>
+          <w:sz w:val="21"/>
+        </w:rPr>
+        <w:t>차례가 곧 1차·2차·3차 기준</w:t>
+      </w:r>
+      <w:r>
+        <w:rPr>
+          <w:rFonts w:ascii="맑은 고딕" w:hAnsi="맑은 고딕" w:eastAsia="맑은 고딕" w:cs="맑은 고딕"/>
+          <w:b w:val="0"/>
+          <w:sz w:val="21"/>
+        </w:rPr>
+        <w:t>이고, 단추 앞에 그 번호가 붙습니다.</w:t>
+      </w:r>
+    </w:p>
+    <w:p>
+      <w:pPr>
+        <w:keepNext/>
+        <w:spacing w:line="240" w:lineRule="auto" w:after="40"/>
+        <w:jc w:val="center"/>
+      </w:pPr>
+      <w:r>
+        <w:drawing>
+          <wp:inline xmlns:a="http://schemas.openxmlformats.org/drawingml/2006/main" xmlns:pic="http://schemas.openxmlformats.org/drawingml/2006/picture">
+            <wp:extent cx="4500000" cy="1139460"/>
+            <wp:docPr id="31" name="Picture 31"/>
+            <wp:cNvGraphicFramePr>
+              <a:graphicFrameLocks noChangeAspect="1"/>
+            </wp:cNvGraphicFramePr>
+            <a:graphic>
+              <a:graphicData uri="http://schemas.openxmlformats.org/drawingml/2006/picture">
+                <pic:pic>
+                  <pic:nvPicPr>
+                    <pic:cNvPr id="0" name="83_구매_정렬.png"/>
+                    <pic:cNvPicPr/>
+                  </pic:nvPicPr>
+                  <pic:blipFill>
+                    <a:blip r:embed="rId40"/>
+                    <a:stretch>
+                      <a:fillRect/>
+                    </a:stretch>
+                  </pic:blipFill>
+                  <pic:spPr>
+                    <a:xfrm>
+                      <a:off x="0" y="0"/>
+                      <a:ext cx="4500000" cy="1139460"/>
+                    </a:xfrm>
+                    <a:prstGeom prst="rect"/>
+                  </pic:spPr>
+                </pic:pic>
+              </a:graphicData>
+            </a:graphic>
+          </wp:inline>
+        </w:drawing>
+      </w:r>
+    </w:p>
+    <w:p>
+      <w:pPr>
+        <w:spacing w:line="240" w:lineRule="auto" w:after="140"/>
+        <w:jc w:val="center"/>
+      </w:pPr>
+      <w:r>
+        <w:rPr>
+          <w:rFonts w:ascii="맑은 고딕" w:hAnsi="맑은 고딕" w:eastAsia="맑은 고딕" w:cs="맑은 고딕"/>
+          <w:color w:val="777777"/>
+          <w:sz w:val="18"/>
+        </w:rPr>
+        <w:t>그림 7-2  누른 차례가 ①②③ 으로 붙습니다</w:t>
+      </w:r>
+    </w:p>
+    <w:tbl>
+      <w:tblPr>
+        <w:tblStyle w:val="TableGrid"/>
+        <w:tblW w:type="auto" w:w="0"/>
+        <w:jc w:val="center"/>
+        <w:tblLook w:firstColumn="1" w:firstRow="1" w:lastColumn="0" w:lastRow="0" w:noHBand="0" w:noVBand="1" w:val="04A0"/>
+      </w:tblPr>
+      <w:tblGrid>
+        <w:gridCol w:w="4706"/>
+        <w:gridCol w:w="4706"/>
+      </w:tblGrid>
+      <w:tr>
+        <w:trPr>
+          <w:cantSplit/>
+          <w:tblHeader/>
+        </w:trPr>
+        <w:tc>
+          <w:tcPr>
+            <w:tcW w:type="dxa" w:w="1928"/>
+            <w:shd w:val="clear" w:color="auto" w:fill="005A9E"/>
+            <w:vAlign w:val="center"/>
+          </w:tcPr>
+          <w:p>
+            <w:pPr>
+              <w:spacing w:before="0" w:after="0" w:line="240" w:lineRule="auto"/>
+              <w:jc w:val="center"/>
+            </w:pPr>
+            <w:r/>
+            <w:r>
+              <w:rPr>
+                <w:rFonts w:ascii="맑은 고딕" w:hAnsi="맑은 고딕" w:eastAsia="맑은 고딕" w:cs="맑은 고딕"/>
+                <w:b/>
+                <w:color w:val="FFFFFF"/>
+                <w:sz w:val="20"/>
+              </w:rPr>
+              <w:t>누르면</w:t>
+            </w:r>
+          </w:p>
+        </w:tc>
+        <w:tc>
+          <w:tcPr>
+            <w:tcW w:type="dxa" w:w="6463"/>
+            <w:shd w:val="clear" w:color="auto" w:fill="005A9E"/>
+            <w:vAlign w:val="center"/>
+          </w:tcPr>
+          <w:p>
+            <w:pPr>
+              <w:spacing w:before="0" w:after="0" w:line="240" w:lineRule="auto"/>
+              <w:jc w:val="center"/>
+            </w:pPr>
+            <w:r/>
+            <w:r>
+              <w:rPr>
+                <w:rFonts w:ascii="맑은 고딕" w:hAnsi="맑은 고딕" w:eastAsia="맑은 고딕" w:cs="맑은 고딕"/>
+                <w:b/>
+                <w:color w:val="FFFFFF"/>
+                <w:sz w:val="20"/>
+              </w:rPr>
+              <w:t>이렇게 됩니다</w:t>
+            </w:r>
+          </w:p>
+        </w:tc>
+      </w:tr>
+      <w:tr>
+        <w:trPr>
+          <w:cantSplit/>
+        </w:trPr>
+        <w:tc>
+          <w:tcPr>
+            <w:tcW w:type="dxa" w:w="1928"/>
+            <w:vAlign w:val="center"/>
+          </w:tcPr>
+          <w:p>
+            <w:pPr>
+              <w:spacing w:before="0" w:after="0" w:line="240" w:lineRule="auto"/>
+            </w:pPr>
+            <w:r/>
+            <w:r>
+              <w:rPr>
+                <w:rFonts w:ascii="맑은 고딕" w:hAnsi="맑은 고딕" w:eastAsia="맑은 고딕" w:cs="맑은 고딕"/>
+                <w:b/>
+                <w:sz w:val="20"/>
+              </w:rPr>
+              <w:t>처음 누를 때</w:t>
+            </w:r>
+          </w:p>
+        </w:tc>
+        <w:tc>
+          <w:tcPr>
+            <w:tcW w:type="dxa" w:w="6463"/>
+            <w:vAlign w:val="center"/>
+          </w:tcPr>
+          <w:p>
+            <w:pPr>
+              <w:spacing w:before="0" w:after="0" w:line="240" w:lineRule="auto"/>
+            </w:pPr>
+            <w:r/>
+            <w:r>
+              <w:rPr>
+                <w:rFonts w:ascii="맑은 고딕" w:hAnsi="맑은 고딕" w:eastAsia="맑은 고딕" w:cs="맑은 고딕"/>
+                <w:b w:val="0"/>
+                <w:sz w:val="20"/>
+              </w:rPr>
+              <w:t xml:space="preserve">정렬 기준으로 </w:t>
+            </w:r>
+            <w:r>
+              <w:rPr>
+                <w:rFonts w:ascii="맑은 고딕" w:hAnsi="맑은 고딕" w:eastAsia="맑은 고딕" w:cs="맑은 고딕"/>
+                <w:b/>
+                <w:sz w:val="20"/>
+              </w:rPr>
+              <w:t>더해집니다</w:t>
+            </w:r>
+            <w:r>
+              <w:rPr>
+                <w:rFonts w:ascii="맑은 고딕" w:hAnsi="맑은 고딕" w:eastAsia="맑은 고딕" w:cs="맑은 고딕"/>
+                <w:b w:val="0"/>
+                <w:sz w:val="20"/>
+              </w:rPr>
+              <w:t xml:space="preserve"> — 요청일은 최신부터, 금액은 큰 것부터, 상태는 «할 일»(대기)부터</w:t>
+            </w:r>
+          </w:p>
+        </w:tc>
+      </w:tr>
+      <w:tr>
+        <w:trPr>
+          <w:cantSplit/>
+        </w:trPr>
+        <w:tc>
+          <w:tcPr>
+            <w:tcW w:type="dxa" w:w="1928"/>
+            <w:vAlign w:val="center"/>
+          </w:tcPr>
+          <w:p>
+            <w:pPr>
+              <w:spacing w:before="0" w:after="0" w:line="240" w:lineRule="auto"/>
+            </w:pPr>
+            <w:r/>
+            <w:r>
+              <w:rPr>
+                <w:rFonts w:ascii="맑은 고딕" w:hAnsi="맑은 고딕" w:eastAsia="맑은 고딕" w:cs="맑은 고딕"/>
+                <w:b/>
+                <w:sz w:val="20"/>
+              </w:rPr>
+              <w:t>다시 누를 때</w:t>
+            </w:r>
+          </w:p>
+        </w:tc>
+        <w:tc>
+          <w:tcPr>
+            <w:tcW w:type="dxa" w:w="6463"/>
+            <w:vAlign w:val="center"/>
+          </w:tcPr>
+          <w:p>
+            <w:pPr>
+              <w:spacing w:before="0" w:after="0" w:line="240" w:lineRule="auto"/>
+            </w:pPr>
+            <w:r/>
+            <w:r>
+              <w:rPr>
+                <w:rFonts w:ascii="맑은 고딕" w:hAnsi="맑은 고딕" w:eastAsia="맑은 고딕" w:cs="맑은 고딕"/>
+                <w:b/>
+                <w:sz w:val="20"/>
+              </w:rPr>
+              <w:t>방향이 뒤집힙니다</w:t>
+            </w:r>
+            <w:r>
+              <w:rPr>
+                <w:rFonts w:ascii="맑은 고딕" w:hAnsi="맑은 고딕" w:eastAsia="맑은 고딕" w:cs="맑은 고딕"/>
+                <w:b w:val="0"/>
+                <w:sz w:val="20"/>
+              </w:rPr>
+              <w:t xml:space="preserve"> (▼ ↔ ▲)</w:t>
+            </w:r>
+          </w:p>
+        </w:tc>
+      </w:tr>
+      <w:tr>
+        <w:trPr>
+          <w:cantSplit/>
+        </w:trPr>
+        <w:tc>
+          <w:tcPr>
+            <w:tcW w:type="dxa" w:w="1928"/>
+            <w:vAlign w:val="center"/>
+          </w:tcPr>
+          <w:p>
+            <w:pPr>
+              <w:spacing w:before="0" w:after="0" w:line="240" w:lineRule="auto"/>
+            </w:pPr>
+            <w:r/>
+            <w:r>
+              <w:rPr>
+                <w:rFonts w:ascii="맑은 고딕" w:hAnsi="맑은 고딕" w:eastAsia="맑은 고딕" w:cs="맑은 고딕"/>
+                <w:b/>
+                <w:sz w:val="20"/>
+              </w:rPr>
+              <w:t>한 번 더 누를 때</w:t>
+            </w:r>
+          </w:p>
+        </w:tc>
+        <w:tc>
+          <w:tcPr>
+            <w:tcW w:type="dxa" w:w="6463"/>
+            <w:vAlign w:val="center"/>
+          </w:tcPr>
+          <w:p>
+            <w:pPr>
+              <w:spacing w:before="0" w:after="0" w:line="240" w:lineRule="auto"/>
+            </w:pPr>
+            <w:r/>
+            <w:r>
+              <w:rPr>
+                <w:rFonts w:ascii="맑은 고딕" w:hAnsi="맑은 고딕" w:eastAsia="맑은 고딕" w:cs="맑은 고딕"/>
+                <w:b w:val="0"/>
+                <w:sz w:val="20"/>
+              </w:rPr>
+              <w:t xml:space="preserve">정렬에서 </w:t>
+            </w:r>
+            <w:r>
+              <w:rPr>
+                <w:rFonts w:ascii="맑은 고딕" w:hAnsi="맑은 고딕" w:eastAsia="맑은 고딕" w:cs="맑은 고딕"/>
+                <w:b/>
+                <w:sz w:val="20"/>
+              </w:rPr>
+              <w:t>빠집니다.</w:t>
+            </w:r>
+            <w:r>
+              <w:rPr>
+                <w:rFonts w:ascii="맑은 고딕" w:hAnsi="맑은 고딕" w:eastAsia="맑은 고딕" w:cs="맑은 고딕"/>
+                <w:b w:val="0"/>
+                <w:sz w:val="20"/>
+              </w:rPr>
+              <w:t xml:space="preserve"> 뒤에 있던 기준의 번호가 하나씩 당겨집니다</w:t>
+            </w:r>
+          </w:p>
+        </w:tc>
+      </w:tr>
+    </w:tbl>
+    <w:p/>
+    <w:p>
+      <w:r>
+        <w:rPr>
+          <w:rFonts w:ascii="맑은 고딕" w:hAnsi="맑은 고딕" w:eastAsia="맑은 고딕" w:cs="맑은 고딕"/>
+          <w:b w:val="0"/>
+          <w:sz w:val="21"/>
+        </w:rPr>
+        <w:t xml:space="preserve">예를 들어 </w:t>
+      </w:r>
+      <w:r>
+        <w:rPr>
+          <w:rFonts w:ascii="맑은 고딕" w:hAnsi="맑은 고딕" w:eastAsia="맑은 고딕" w:cs="맑은 고딕"/>
+          <w:b/>
+          <w:sz w:val="21"/>
+        </w:rPr>
+        <w:t>[상태] → [금액]</w:t>
+      </w:r>
+      <w:r>
+        <w:rPr>
+          <w:rFonts w:ascii="맑은 고딕" w:hAnsi="맑은 고딕" w:eastAsia="맑은 고딕" w:cs="맑은 고딕"/>
+          <w:b w:val="0"/>
+          <w:sz w:val="21"/>
+        </w:rPr>
+        <w:t xml:space="preserve"> 순으로 누르면 «대기 → 승인 → 반려» 로 묶이고, 그 안에서 금액이 큰 것부터 나옵니다.</w:t>
       </w:r>
     </w:p>
     <w:p>
@@ -11258,19 +13205,1025 @@
       </w:r>
     </w:p>
     <w:p>
-      <w:pPr>
-        <w:pStyle w:val="Heading1"/>
-      </w:pPr>
-      <w:r>
-        <w:t>자주 겪는 일</w:t>
+      <w:r>
+        <w:br w:type="page"/>
       </w:r>
     </w:p>
     <w:p>
       <w:pPr>
+        <w:pStyle w:val="Heading1"/>
+      </w:pPr>
+      <w:r>
+        <w:t>회의록</w:t>
+      </w:r>
+    </w:p>
+    <w:p>
+      <w:r>
+        <w:rPr>
+          <w:rFonts w:ascii="맑은 고딕" w:hAnsi="맑은 고딕" w:eastAsia="맑은 고딕" w:cs="맑은 고딕"/>
+          <w:b w:val="0"/>
+          <w:sz w:val="21"/>
+        </w:rPr>
+        <w:t xml:space="preserve">회의에서 </w:t>
+      </w:r>
+      <w:r>
+        <w:rPr>
+          <w:rFonts w:ascii="맑은 고딕" w:hAnsi="맑은 고딕" w:eastAsia="맑은 고딕" w:cs="맑은 고딕"/>
+          <w:b/>
+          <w:sz w:val="21"/>
+        </w:rPr>
+        <w:t>논의한 것을 적고</w:t>
+      </w:r>
+      <w:r>
+        <w:rPr>
+          <w:rFonts w:ascii="맑은 고딕" w:hAnsi="맑은 고딕" w:eastAsia="맑은 고딕" w:cs="맑은 고딕"/>
+          <w:b w:val="0"/>
+          <w:sz w:val="21"/>
+        </w:rPr>
+        <w:t xml:space="preserve">, 거기서 </w:t>
+      </w:r>
+      <w:r>
+        <w:rPr>
+          <w:rFonts w:ascii="맑은 고딕" w:hAnsi="맑은 고딕" w:eastAsia="맑은 고딕" w:cs="맑은 고딕"/>
+          <w:b/>
+          <w:sz w:val="21"/>
+        </w:rPr>
+        <w:t>할 일이 된 것을 «안건» 으로 달아 두는</w:t>
+      </w:r>
+      <w:r>
+        <w:rPr>
+          <w:rFonts w:ascii="맑은 고딕" w:hAnsi="맑은 고딕" w:eastAsia="맑은 고딕" w:cs="맑은 고딕"/>
+          <w:b w:val="0"/>
+          <w:sz w:val="21"/>
+        </w:rPr>
+        <w:t xml:space="preserve"> 곳입니다. </w:t>
+      </w:r>
+      <w:r>
+        <w:rPr>
+          <w:rFonts w:ascii="맑은 고딕" w:hAnsi="맑은 고딕" w:eastAsia="맑은 고딕" w:cs="맑은 고딕"/>
+          <w:b/>
+          <w:sz w:val="21"/>
+        </w:rPr>
+        <w:t>회의록</w:t>
+      </w:r>
+      <w:r>
+        <w:rPr>
+          <w:rFonts w:ascii="맑은 고딕" w:hAnsi="맑은 고딕" w:eastAsia="맑은 고딕" w:cs="맑은 고딕"/>
+          <w:b w:val="0"/>
+          <w:sz w:val="21"/>
+        </w:rPr>
+        <w:t xml:space="preserve"> 탭으로 들어갑니다.</w:t>
+      </w:r>
+    </w:p>
+    <w:p>
+      <w:pPr>
         <w:pStyle w:val="Heading2"/>
       </w:pPr>
       <w:r>
-        <w:t>8.1 메일이 안 갈 때</w:t>
+        <w:t>8.1 화면이 둘로 갈려 있습니다</w:t>
+      </w:r>
+    </w:p>
+    <w:tbl>
+      <w:tblPr>
+        <w:tblStyle w:val="TableGrid"/>
+        <w:tblW w:type="auto" w:w="0"/>
+        <w:jc w:val="center"/>
+        <w:tblLook w:firstColumn="1" w:firstRow="1" w:lastColumn="0" w:lastRow="0" w:noHBand="0" w:noVBand="1" w:val="04A0"/>
+      </w:tblPr>
+      <w:tblGrid>
+        <w:gridCol w:w="4706"/>
+        <w:gridCol w:w="4706"/>
+      </w:tblGrid>
+      <w:tr>
+        <w:trPr>
+          <w:cantSplit/>
+          <w:tblHeader/>
+        </w:trPr>
+        <w:tc>
+          <w:tcPr>
+            <w:tcW w:type="dxa" w:w="2381"/>
+            <w:shd w:val="clear" w:color="auto" w:fill="005A9E"/>
+            <w:vAlign w:val="center"/>
+          </w:tcPr>
+          <w:p>
+            <w:pPr>
+              <w:spacing w:before="0" w:after="0" w:line="240" w:lineRule="auto"/>
+              <w:jc w:val="center"/>
+            </w:pPr>
+            <w:r/>
+            <w:r>
+              <w:rPr>
+                <w:rFonts w:ascii="맑은 고딕" w:hAnsi="맑은 고딕" w:eastAsia="맑은 고딕" w:cs="맑은 고딕"/>
+                <w:b/>
+                <w:color w:val="FFFFFF"/>
+                <w:sz w:val="20"/>
+              </w:rPr>
+              <w:t>화면</w:t>
+            </w:r>
+          </w:p>
+        </w:tc>
+        <w:tc>
+          <w:tcPr>
+            <w:tcW w:type="dxa" w:w="6009"/>
+            <w:shd w:val="clear" w:color="auto" w:fill="005A9E"/>
+            <w:vAlign w:val="center"/>
+          </w:tcPr>
+          <w:p>
+            <w:pPr>
+              <w:spacing w:before="0" w:after="0" w:line="240" w:lineRule="auto"/>
+              <w:jc w:val="center"/>
+            </w:pPr>
+            <w:r/>
+            <w:r>
+              <w:rPr>
+                <w:rFonts w:ascii="맑은 고딕" w:hAnsi="맑은 고딕" w:eastAsia="맑은 고딕" w:cs="맑은 고딕"/>
+                <w:b/>
+                <w:color w:val="FFFFFF"/>
+                <w:sz w:val="20"/>
+              </w:rPr>
+              <w:t>무엇을 하는 곳</w:t>
+            </w:r>
+          </w:p>
+        </w:tc>
+      </w:tr>
+      <w:tr>
+        <w:trPr>
+          <w:cantSplit/>
+        </w:trPr>
+        <w:tc>
+          <w:tcPr>
+            <w:tcW w:type="dxa" w:w="2381"/>
+            <w:vAlign w:val="center"/>
+          </w:tcPr>
+          <w:p>
+            <w:pPr>
+              <w:spacing w:before="0" w:after="0" w:line="240" w:lineRule="auto"/>
+            </w:pPr>
+            <w:r/>
+            <w:r>
+              <w:rPr>
+                <w:rFonts w:ascii="맑은 고딕" w:hAnsi="맑은 고딕" w:eastAsia="맑은 고딕" w:cs="맑은 고딕"/>
+                <w:b/>
+                <w:sz w:val="20"/>
+              </w:rPr>
+              <w:t>✍ 회의록 작성</w:t>
+            </w:r>
+          </w:p>
+        </w:tc>
+        <w:tc>
+          <w:tcPr>
+            <w:tcW w:type="dxa" w:w="6009"/>
+            <w:vAlign w:val="center"/>
+          </w:tcPr>
+          <w:p>
+            <w:pPr>
+              <w:spacing w:before="0" w:after="0" w:line="240" w:lineRule="auto"/>
+            </w:pPr>
+            <w:r/>
+            <w:r>
+              <w:rPr>
+                <w:rFonts w:ascii="맑은 고딕" w:hAnsi="맑은 고딕" w:eastAsia="맑은 고딕" w:cs="맑은 고딕"/>
+                <w:b w:val="0"/>
+                <w:sz w:val="20"/>
+              </w:rPr>
+              <w:t xml:space="preserve">지금 회의를 적는 곳 — </w:t>
+            </w:r>
+            <w:r>
+              <w:rPr>
+                <w:rFonts w:ascii="맑은 고딕" w:hAnsi="맑은 고딕" w:eastAsia="맑은 고딕" w:cs="맑은 고딕"/>
+                <w:b/>
+                <w:sz w:val="20"/>
+              </w:rPr>
+              <w:t>쓰고 있는 회의록 하나만</w:t>
+            </w:r>
+            <w:r>
+              <w:rPr>
+                <w:rFonts w:ascii="맑은 고딕" w:hAnsi="맑은 고딕" w:eastAsia="맑은 고딕" w:cs="맑은 고딕"/>
+                <w:b w:val="0"/>
+                <w:sz w:val="20"/>
+              </w:rPr>
+              <w:t xml:space="preserve"> 보입니다</w:t>
+            </w:r>
+          </w:p>
+        </w:tc>
+      </w:tr>
+      <w:tr>
+        <w:trPr>
+          <w:cantSplit/>
+        </w:trPr>
+        <w:tc>
+          <w:tcPr>
+            <w:tcW w:type="dxa" w:w="2381"/>
+            <w:vAlign w:val="center"/>
+          </w:tcPr>
+          <w:p>
+            <w:pPr>
+              <w:spacing w:before="0" w:after="0" w:line="240" w:lineRule="auto"/>
+            </w:pPr>
+            <w:r/>
+            <w:r>
+              <w:rPr>
+                <w:rFonts w:ascii="맑은 고딕" w:hAnsi="맑은 고딕" w:eastAsia="맑은 고딕" w:cs="맑은 고딕"/>
+                <w:b/>
+                <w:sz w:val="20"/>
+              </w:rPr>
+              <w:t>📚 지난 회의록 조회</w:t>
+            </w:r>
+          </w:p>
+        </w:tc>
+        <w:tc>
+          <w:tcPr>
+            <w:tcW w:type="dxa" w:w="6009"/>
+            <w:vAlign w:val="center"/>
+          </w:tcPr>
+          <w:p>
+            <w:pPr>
+              <w:spacing w:before="0" w:after="0" w:line="240" w:lineRule="auto"/>
+            </w:pPr>
+            <w:r/>
+            <w:r>
+              <w:rPr>
+                <w:rFonts w:ascii="맑은 고딕" w:hAnsi="맑은 고딕" w:eastAsia="맑은 고딕" w:cs="맑은 고딕"/>
+                <w:b w:val="0"/>
+                <w:sz w:val="20"/>
+              </w:rPr>
+              <w:t>지난 회의록을 찾아보는 곳 — 제목·장소·내용·날짜로 찾습니다</w:t>
+            </w:r>
+          </w:p>
+        </w:tc>
+      </w:tr>
+    </w:tbl>
+    <w:p/>
+    <w:p>
+      <w:r>
+        <w:rPr>
+          <w:rFonts w:ascii="맑은 고딕" w:hAnsi="맑은 고딕" w:eastAsia="맑은 고딕" w:cs="맑은 고딕"/>
+          <w:b w:val="0"/>
+          <w:sz w:val="21"/>
+        </w:rPr>
+        <w:t>회의 중에 지난 회의록 목록이 화면을 밀어내지 않도록 갈라 두었습니다.</w:t>
+      </w:r>
+    </w:p>
+    <w:p>
+      <w:pPr>
+        <w:pStyle w:val="Heading2"/>
+      </w:pPr>
+      <w:r>
+        <w:t>8.2 회의록 쓰기</w:t>
+      </w:r>
+    </w:p>
+    <w:p>
+      <w:pPr>
+        <w:spacing w:after="60"/>
+        <w:ind w:left="340"/>
+      </w:pPr>
+      <w:r>
+        <w:rPr>
+          <w:rFonts w:ascii="맑은 고딕" w:hAnsi="맑은 고딕" w:eastAsia="맑은 고딕" w:cs="맑은 고딕"/>
+          <w:b/>
+          <w:sz w:val="21"/>
+        </w:rPr>
+        <w:t xml:space="preserve">1. </w:t>
+      </w:r>
+      <w:r>
+        <w:rPr>
+          <w:rFonts w:ascii="맑은 고딕" w:hAnsi="맑은 고딕" w:eastAsia="맑은 고딕" w:cs="맑은 고딕"/>
+          <w:b/>
+          <w:sz w:val="21"/>
+        </w:rPr>
+        <w:t>회의록</w:t>
+      </w:r>
+      <w:r>
+        <w:rPr>
+          <w:rFonts w:ascii="맑은 고딕" w:hAnsi="맑은 고딕" w:eastAsia="맑은 고딕" w:cs="맑은 고딕"/>
+          <w:b w:val="0"/>
+          <w:sz w:val="21"/>
+        </w:rPr>
+        <w:t xml:space="preserve"> 탭 → </w:t>
+      </w:r>
+      <w:r>
+        <w:rPr>
+          <w:rFonts w:ascii="맑은 고딕" w:hAnsi="맑은 고딕" w:eastAsia="맑은 고딕" w:cs="맑은 고딕"/>
+          <w:b/>
+          <w:sz w:val="21"/>
+        </w:rPr>
+        <w:t>[✍ 회의록 작성]</w:t>
+      </w:r>
+      <w:r>
+        <w:rPr>
+          <w:rFonts w:ascii="맑은 고딕" w:hAnsi="맑은 고딕" w:eastAsia="맑은 고딕" w:cs="맑은 고딕"/>
+          <w:b w:val="0"/>
+          <w:sz w:val="21"/>
+        </w:rPr>
+        <w:t xml:space="preserve"> → </w:t>
+      </w:r>
+      <w:r>
+        <w:rPr>
+          <w:rFonts w:ascii="맑은 고딕" w:hAnsi="맑은 고딕" w:eastAsia="맑은 고딕" w:cs="맑은 고딕"/>
+          <w:b/>
+          <w:sz w:val="21"/>
+        </w:rPr>
+        <w:t>[+ 회의록 작성]</w:t>
+      </w:r>
+    </w:p>
+    <w:p>
+      <w:pPr>
+        <w:spacing w:after="60"/>
+        <w:ind w:left="340"/>
+      </w:pPr>
+      <w:r>
+        <w:rPr>
+          <w:rFonts w:ascii="맑은 고딕" w:hAnsi="맑은 고딕" w:eastAsia="맑은 고딕" w:cs="맑은 고딕"/>
+          <w:b/>
+          <w:sz w:val="21"/>
+        </w:rPr>
+        <w:t xml:space="preserve">2. </w:t>
+      </w:r>
+      <w:r>
+        <w:rPr>
+          <w:rFonts w:ascii="맑은 고딕" w:hAnsi="맑은 고딕" w:eastAsia="맑은 고딕" w:cs="맑은 고딕"/>
+          <w:b/>
+          <w:sz w:val="21"/>
+        </w:rPr>
+        <w:t>회의 제목</w:t>
+      </w:r>
+      <w:r>
+        <w:rPr>
+          <w:rFonts w:ascii="맑은 고딕" w:hAnsi="맑은 고딕" w:eastAsia="맑은 고딕" w:cs="맑은 고딕"/>
+          <w:b w:val="0"/>
+          <w:sz w:val="21"/>
+        </w:rPr>
+        <w:t xml:space="preserve">과 </w:t>
+      </w:r>
+      <w:r>
+        <w:rPr>
+          <w:rFonts w:ascii="맑은 고딕" w:hAnsi="맑은 고딕" w:eastAsia="맑은 고딕" w:cs="맑은 고딕"/>
+          <w:b/>
+          <w:sz w:val="21"/>
+        </w:rPr>
+        <w:t>날짜</w:t>
+      </w:r>
+      <w:r>
+        <w:rPr>
+          <w:rFonts w:ascii="맑은 고딕" w:hAnsi="맑은 고딕" w:eastAsia="맑은 고딕" w:cs="맑은 고딕"/>
+          <w:b w:val="0"/>
+          <w:sz w:val="21"/>
+        </w:rPr>
+        <w:t>를 넣습니다 — 이 둘은 반드시 있어야 합니다.</w:t>
+      </w:r>
+    </w:p>
+    <w:p>
+      <w:pPr>
+        <w:spacing w:after="60"/>
+        <w:ind w:left="340"/>
+      </w:pPr>
+      <w:r>
+        <w:rPr>
+          <w:rFonts w:ascii="맑은 고딕" w:hAnsi="맑은 고딕" w:eastAsia="맑은 고딕" w:cs="맑은 고딕"/>
+          <w:b/>
+          <w:sz w:val="21"/>
+        </w:rPr>
+        <w:t xml:space="preserve">3. </w:t>
+      </w:r>
+      <w:r>
+        <w:rPr>
+          <w:rFonts w:ascii="맑은 고딕" w:hAnsi="맑은 고딕" w:eastAsia="맑은 고딕" w:cs="맑은 고딕"/>
+          <w:b/>
+          <w:sz w:val="21"/>
+        </w:rPr>
+        <w:t>장소</w:t>
+      </w:r>
+      <w:r>
+        <w:rPr>
+          <w:rFonts w:ascii="맑은 고딕" w:hAnsi="맑은 고딕" w:eastAsia="맑은 고딕" w:cs="맑은 고딕"/>
+          <w:b w:val="0"/>
+          <w:sz w:val="21"/>
+        </w:rPr>
+        <w:t>는 선택입니다. 「본사 회의실」·「화상」처럼 적으십시오.</w:t>
+      </w:r>
+    </w:p>
+    <w:p>
+      <w:pPr>
+        <w:spacing w:after="60"/>
+        <w:ind w:left="340"/>
+      </w:pPr>
+      <w:r>
+        <w:rPr>
+          <w:rFonts w:ascii="맑은 고딕" w:hAnsi="맑은 고딕" w:eastAsia="맑은 고딕" w:cs="맑은 고딕"/>
+          <w:b/>
+          <w:sz w:val="21"/>
+        </w:rPr>
+        <w:t xml:space="preserve">4. </w:t>
+      </w:r>
+      <w:r>
+        <w:rPr>
+          <w:rFonts w:ascii="맑은 고딕" w:hAnsi="맑은 고딕" w:eastAsia="맑은 고딕" w:cs="맑은 고딕"/>
+          <w:b/>
+          <w:sz w:val="21"/>
+        </w:rPr>
+        <w:t>참석자</w:t>
+      </w:r>
+      <w:r>
+        <w:rPr>
+          <w:rFonts w:ascii="맑은 고딕" w:hAnsi="맑은 고딕" w:eastAsia="맑은 고딕" w:cs="맑은 고딕"/>
+          <w:b w:val="0"/>
+          <w:sz w:val="21"/>
+        </w:rPr>
+        <w:t xml:space="preserve">를 고릅니다. </w:t>
+      </w:r>
+      <w:r>
+        <w:rPr>
+          <w:rFonts w:ascii="맑은 고딕" w:hAnsi="맑은 고딕" w:eastAsia="맑은 고딕" w:cs="맑은 고딕"/>
+          <w:b/>
+          <w:sz w:val="21"/>
+        </w:rPr>
+        <w:t>[전체 (N명)]</w:t>
+      </w:r>
+      <w:r>
+        <w:rPr>
+          <w:rFonts w:ascii="맑은 고딕" w:hAnsi="맑은 고딕" w:eastAsia="맑은 고딕" w:cs="맑은 고딕"/>
+          <w:b w:val="0"/>
+          <w:sz w:val="21"/>
+        </w:rPr>
+        <w:t xml:space="preserve"> 를 누르면 재직자 전원이 한 번에 들어갑니다. 명단에 없는 사외 참석자는 아래 칸에 직접 적으십시오.</w:t>
+      </w:r>
+    </w:p>
+    <w:p>
+      <w:pPr>
+        <w:spacing w:after="60"/>
+        <w:ind w:left="340"/>
+      </w:pPr>
+      <w:r>
+        <w:rPr>
+          <w:rFonts w:ascii="맑은 고딕" w:hAnsi="맑은 고딕" w:eastAsia="맑은 고딕" w:cs="맑은 고딕"/>
+          <w:b/>
+          <w:sz w:val="21"/>
+        </w:rPr>
+        <w:t xml:space="preserve">5. </w:t>
+      </w:r>
+      <w:r>
+        <w:rPr>
+          <w:rFonts w:ascii="맑은 고딕" w:hAnsi="맑은 고딕" w:eastAsia="맑은 고딕" w:cs="맑은 고딕"/>
+          <w:b/>
+          <w:sz w:val="21"/>
+        </w:rPr>
+        <w:t>회의 내용</w:t>
+      </w:r>
+      <w:r>
+        <w:rPr>
+          <w:rFonts w:ascii="맑은 고딕" w:hAnsi="맑은 고딕" w:eastAsia="맑은 고딕" w:cs="맑은 고딕"/>
+          <w:b w:val="0"/>
+          <w:sz w:val="21"/>
+        </w:rPr>
+        <w:t>에 논의한 것·결정된 것을 적습니다.</w:t>
+      </w:r>
+    </w:p>
+    <w:p>
+      <w:pPr>
+        <w:spacing w:after="60"/>
+        <w:ind w:left="340"/>
+      </w:pPr>
+      <w:r>
+        <w:rPr>
+          <w:rFonts w:ascii="맑은 고딕" w:hAnsi="맑은 고딕" w:eastAsia="맑은 고딕" w:cs="맑은 고딕"/>
+          <w:b/>
+          <w:sz w:val="21"/>
+        </w:rPr>
+        <w:t xml:space="preserve">6. </w:t>
+      </w:r>
+      <w:r>
+        <w:rPr>
+          <w:rFonts w:ascii="맑은 고딕" w:hAnsi="맑은 고딕" w:eastAsia="맑은 고딕" w:cs="맑은 고딕"/>
+          <w:b/>
+          <w:sz w:val="21"/>
+        </w:rPr>
+        <w:t>[만들기]</w:t>
+      </w:r>
+      <w:r>
+        <w:rPr>
+          <w:rFonts w:ascii="맑은 고딕" w:hAnsi="맑은 고딕" w:eastAsia="맑은 고딕" w:cs="맑은 고딕"/>
+          <w:b w:val="0"/>
+          <w:sz w:val="21"/>
+        </w:rPr>
+        <w:t xml:space="preserve"> 를 누릅니다.</w:t>
+      </w:r>
+    </w:p>
+    <w:p>
+      <w:pPr>
+        <w:keepNext/>
+        <w:spacing w:line="240" w:lineRule="auto" w:after="40"/>
+        <w:jc w:val="center"/>
+      </w:pPr>
+      <w:r>
+        <w:drawing>
+          <wp:inline xmlns:a="http://schemas.openxmlformats.org/drawingml/2006/main" xmlns:pic="http://schemas.openxmlformats.org/drawingml/2006/picture">
+            <wp:extent cx="4500000" cy="2571023"/>
+            <wp:docPr id="32" name="Picture 32"/>
+            <wp:cNvGraphicFramePr>
+              <a:graphicFrameLocks noChangeAspect="1"/>
+            </wp:cNvGraphicFramePr>
+            <a:graphic>
+              <a:graphicData uri="http://schemas.openxmlformats.org/drawingml/2006/picture">
+                <pic:pic>
+                  <pic:nvPicPr>
+                    <pic:cNvPr id="0" name="82_회의록_작성.png"/>
+                    <pic:cNvPicPr/>
+                  </pic:nvPicPr>
+                  <pic:blipFill>
+                    <a:blip r:embed="rId41"/>
+                    <a:stretch>
+                      <a:fillRect/>
+                    </a:stretch>
+                  </pic:blipFill>
+                  <pic:spPr>
+                    <a:xfrm>
+                      <a:off x="0" y="0"/>
+                      <a:ext cx="4500000" cy="2571023"/>
+                    </a:xfrm>
+                    <a:prstGeom prst="rect"/>
+                  </pic:spPr>
+                </pic:pic>
+              </a:graphicData>
+            </a:graphic>
+          </wp:inline>
+        </w:drawing>
+      </w:r>
+    </w:p>
+    <w:p>
+      <w:pPr>
+        <w:spacing w:line="240" w:lineRule="auto" w:after="140"/>
+        <w:jc w:val="center"/>
+      </w:pPr>
+      <w:r>
+        <w:rPr>
+          <w:rFonts w:ascii="맑은 고딕" w:hAnsi="맑은 고딕" w:eastAsia="맑은 고딕" w:cs="맑은 고딕"/>
+          <w:color w:val="777777"/>
+          <w:sz w:val="18"/>
+        </w:rPr>
+        <w:t>그림 8-1  회의록 작성 — 참석자는 「전체」로 한 번에</w:t>
+      </w:r>
+    </w:p>
+    <w:p>
+      <w:pPr>
+        <w:keepLines/>
+        <w:spacing w:before="120" w:after="160"/>
+        <w:ind w:left="170"/>
+        <w:pBdr>
+          <w:left w:val="single" w:sz="18" w:space="6" w:color="005A9E"/>
+        </w:pBdr>
+        <w:shd w:val="clear" w:color="auto" w:fill="F2F7FB"/>
+      </w:pPr>
+      <w:r>
+        <w:rPr>
+          <w:rFonts w:ascii="맑은 고딕" w:hAnsi="맑은 고딕" w:eastAsia="맑은 고딕" w:cs="맑은 고딕"/>
+          <w:b/>
+          <w:color w:val="005A9E"/>
+          <w:sz w:val="21"/>
+        </w:rPr>
+        <w:t xml:space="preserve">만들면 «그 자리에서 열립니다»  </w:t>
+      </w:r>
+      <w:r>
+        <w:rPr>
+          <w:rFonts w:ascii="맑은 고딕" w:hAnsi="맑은 고딕" w:eastAsia="맑은 고딕" w:cs="맑은 고딕"/>
+          <w:b w:val="0"/>
+          <w:sz w:val="21"/>
+        </w:rPr>
+        <w:t>이어서 안건을 적는 것이 실제 흐름이라, 만든 회의록은 열린 채로 남습니다.</w:t>
+      </w:r>
+    </w:p>
+    <w:p>
+      <w:pPr>
+        <w:pStyle w:val="Heading2"/>
+      </w:pPr>
+      <w:r>
+        <w:t>8.3 안건은 «회의록을 시작한 뒤에» 적습니다</w:t>
+      </w:r>
+    </w:p>
+    <w:p>
+      <w:r>
+        <w:rPr>
+          <w:rFonts w:ascii="맑은 고딕" w:hAnsi="맑은 고딕" w:eastAsia="맑은 고딕" w:cs="맑은 고딕"/>
+          <w:b/>
+          <w:sz w:val="21"/>
+        </w:rPr>
+        <w:t>회의록이 없으면 안건 칸이 아예 나오지 않습니다.</w:t>
+      </w:r>
+      <w:r>
+        <w:rPr>
+          <w:rFonts w:ascii="맑은 고딕" w:hAnsi="맑은 고딕" w:eastAsia="맑은 고딕" w:cs="맑은 고딕"/>
+          <w:b w:val="0"/>
+          <w:sz w:val="21"/>
+        </w:rPr>
+        <w:t xml:space="preserve"> 차례가 «회의록 먼저, 안건 나중» 이기 때문입니다. 회의록 없이 적어 둔 안건은 어느 회의에서 나온 것인지 알 수 없어 나중에 찾지 못합니다.</w:t>
+      </w:r>
+    </w:p>
+    <w:p>
+      <w:pPr>
+        <w:spacing w:after="60"/>
+        <w:ind w:left="340"/>
+      </w:pPr>
+      <w:r>
+        <w:rPr>
+          <w:rFonts w:ascii="맑은 고딕" w:hAnsi="맑은 고딕" w:eastAsia="맑은 고딕" w:cs="맑은 고딕"/>
+          <w:b/>
+          <w:sz w:val="21"/>
+        </w:rPr>
+        <w:t xml:space="preserve">1. </w:t>
+      </w:r>
+      <w:r>
+        <w:rPr>
+          <w:rFonts w:ascii="맑은 고딕" w:hAnsi="맑은 고딕" w:eastAsia="맑은 고딕" w:cs="맑은 고딕"/>
+          <w:b w:val="0"/>
+          <w:sz w:val="21"/>
+        </w:rPr>
+        <w:t xml:space="preserve">회의록을 새로 만들거나, </w:t>
+      </w:r>
+      <w:r>
+        <w:rPr>
+          <w:rFonts w:ascii="맑은 고딕" w:hAnsi="맑은 고딕" w:eastAsia="맑은 고딕" w:cs="맑은 고딕"/>
+          <w:b/>
+          <w:sz w:val="21"/>
+        </w:rPr>
+        <w:t>[📚 지난 회의록 조회]</w:t>
+      </w:r>
+      <w:r>
+        <w:rPr>
+          <w:rFonts w:ascii="맑은 고딕" w:hAnsi="맑은 고딕" w:eastAsia="맑은 고딕" w:cs="맑은 고딕"/>
+          <w:b w:val="0"/>
+          <w:sz w:val="21"/>
+        </w:rPr>
+        <w:t xml:space="preserve"> 에서 이어 쓸 회의록의 </w:t>
+      </w:r>
+      <w:r>
+        <w:rPr>
+          <w:rFonts w:ascii="맑은 고딕" w:hAnsi="맑은 고딕" w:eastAsia="맑은 고딕" w:cs="맑은 고딕"/>
+          <w:b/>
+          <w:sz w:val="21"/>
+        </w:rPr>
+        <w:t>[✍ 이 회의에 안건 달기]</w:t>
+      </w:r>
+      <w:r>
+        <w:rPr>
+          <w:rFonts w:ascii="맑은 고딕" w:hAnsi="맑은 고딕" w:eastAsia="맑은 고딕" w:cs="맑은 고딕"/>
+          <w:b w:val="0"/>
+          <w:sz w:val="21"/>
+        </w:rPr>
+        <w:t xml:space="preserve"> 를 누릅니다.</w:t>
+      </w:r>
+    </w:p>
+    <w:p>
+      <w:pPr>
+        <w:spacing w:after="60"/>
+        <w:ind w:left="340"/>
+      </w:pPr>
+      <w:r>
+        <w:rPr>
+          <w:rFonts w:ascii="맑은 고딕" w:hAnsi="맑은 고딕" w:eastAsia="맑은 고딕" w:cs="맑은 고딕"/>
+          <w:b/>
+          <w:sz w:val="21"/>
+        </w:rPr>
+        <w:t xml:space="preserve">2. </w:t>
+      </w:r>
+      <w:r>
+        <w:rPr>
+          <w:rFonts w:ascii="맑은 고딕" w:hAnsi="맑은 고딕" w:eastAsia="맑은 고딕" w:cs="맑은 고딕"/>
+          <w:b/>
+          <w:sz w:val="21"/>
+        </w:rPr>
+        <w:t>[+ 안건 추가]</w:t>
+      </w:r>
+      <w:r>
+        <w:rPr>
+          <w:rFonts w:ascii="맑은 고딕" w:hAnsi="맑은 고딕" w:eastAsia="맑은 고딕" w:cs="맑은 고딕"/>
+          <w:b w:val="0"/>
+          <w:sz w:val="21"/>
+        </w:rPr>
+        <w:t xml:space="preserve"> → </w:t>
+      </w:r>
+      <w:r>
+        <w:rPr>
+          <w:rFonts w:ascii="맑은 고딕" w:hAnsi="맑은 고딕" w:eastAsia="맑은 고딕" w:cs="맑은 고딕"/>
+          <w:b/>
+          <w:sz w:val="21"/>
+        </w:rPr>
+        <w:t>① 관련 프로젝트</w:t>
+      </w:r>
+      <w:r>
+        <w:rPr>
+          <w:rFonts w:ascii="맑은 고딕" w:hAnsi="맑은 고딕" w:eastAsia="맑은 고딕" w:cs="맑은 고딕"/>
+          <w:b w:val="0"/>
+          <w:sz w:val="21"/>
+        </w:rPr>
+        <w:t xml:space="preserve">를 «먼저» 고릅니다 — 업무 입력과 </w:t>
+      </w:r>
+      <w:r>
+        <w:rPr>
+          <w:rFonts w:ascii="맑은 고딕" w:hAnsi="맑은 고딕" w:eastAsia="맑은 고딕" w:cs="맑은 고딕"/>
+          <w:b/>
+          <w:sz w:val="21"/>
+        </w:rPr>
+        <w:t>같은 목록</w:t>
+      </w:r>
+      <w:r>
+        <w:rPr>
+          <w:rFonts w:ascii="맑은 고딕" w:hAnsi="맑은 고딕" w:eastAsia="맑은 고딕" w:cs="맑은 고딕"/>
+          <w:b w:val="0"/>
+          <w:sz w:val="21"/>
+        </w:rPr>
+        <w:t>입니다.</w:t>
+      </w:r>
+    </w:p>
+    <w:p>
+      <w:pPr>
+        <w:spacing w:after="60"/>
+        <w:ind w:left="340"/>
+      </w:pPr>
+      <w:r>
+        <w:rPr>
+          <w:rFonts w:ascii="맑은 고딕" w:hAnsi="맑은 고딕" w:eastAsia="맑은 고딕" w:cs="맑은 고딕"/>
+          <w:b/>
+          <w:sz w:val="21"/>
+        </w:rPr>
+        <w:t xml:space="preserve">3. </w:t>
+      </w:r>
+      <w:r>
+        <w:rPr>
+          <w:rFonts w:ascii="맑은 고딕" w:hAnsi="맑은 고딕" w:eastAsia="맑은 고딕" w:cs="맑은 고딕"/>
+          <w:b/>
+          <w:sz w:val="21"/>
+        </w:rPr>
+        <w:t>② 안건 내용</w:t>
+      </w:r>
+      <w:r>
+        <w:rPr>
+          <w:rFonts w:ascii="맑은 고딕" w:hAnsi="맑은 고딕" w:eastAsia="맑은 고딕" w:cs="맑은 고딕"/>
+          <w:b w:val="0"/>
+          <w:sz w:val="21"/>
+        </w:rPr>
+        <w:t xml:space="preserve">을 적고, 필요하면 </w:t>
+      </w:r>
+      <w:r>
+        <w:rPr>
+          <w:rFonts w:ascii="맑은 고딕" w:hAnsi="맑은 고딕" w:eastAsia="맑은 고딕" w:cs="맑은 고딕"/>
+          <w:b/>
+          <w:sz w:val="21"/>
+        </w:rPr>
+        <w:t>기한 · 담당</w:t>
+      </w:r>
+      <w:r>
+        <w:rPr>
+          <w:rFonts w:ascii="맑은 고딕" w:hAnsi="맑은 고딕" w:eastAsia="맑은 고딕" w:cs="맑은 고딕"/>
+          <w:b w:val="0"/>
+          <w:sz w:val="21"/>
+        </w:rPr>
+        <w:t>을 붙입니다.</w:t>
+      </w:r>
+    </w:p>
+    <w:p>
+      <w:pPr>
+        <w:keepLines/>
+        <w:spacing w:before="120" w:after="160"/>
+        <w:ind w:left="170"/>
+        <w:pBdr>
+          <w:left w:val="single" w:sz="18" w:space="6" w:color="005A9E"/>
+        </w:pBdr>
+        <w:shd w:val="clear" w:color="auto" w:fill="F2F7FB"/>
+      </w:pPr>
+      <w:r>
+        <w:rPr>
+          <w:rFonts w:ascii="맑은 고딕" w:hAnsi="맑은 고딕" w:eastAsia="맑은 고딕" w:cs="맑은 고딕"/>
+          <w:b/>
+          <w:color w:val="005A9E"/>
+          <w:sz w:val="21"/>
+        </w:rPr>
+        <w:t xml:space="preserve">열어 둔 회의의 안건이 됩니다  </w:t>
+      </w:r>
+      <w:r>
+        <w:rPr>
+          <w:rFonts w:ascii="맑은 고딕" w:hAnsi="맑은 고딕" w:eastAsia="맑은 고딕" w:cs="맑은 고딕"/>
+          <w:b w:val="0"/>
+          <w:sz w:val="21"/>
+        </w:rPr>
+        <w:t xml:space="preserve">회의록을 </w:t>
+      </w:r>
+      <w:r>
+        <w:rPr>
+          <w:rFonts w:ascii="맑은 고딕" w:hAnsi="맑은 고딕" w:eastAsia="맑은 고딕" w:cs="맑은 고딕"/>
+          <w:b/>
+          <w:sz w:val="21"/>
+        </w:rPr>
+        <w:t>열어 둔 채</w:t>
+      </w:r>
+      <w:r>
+        <w:rPr>
+          <w:rFonts w:ascii="맑은 고딕" w:hAnsi="맑은 고딕" w:eastAsia="맑은 고딕" w:cs="맑은 고딕"/>
+          <w:b w:val="0"/>
+          <w:sz w:val="21"/>
+        </w:rPr>
+        <w:t xml:space="preserve"> 적으면 그 회의의 안건으로 달립니다. 화면 위에 「여기서 적는 안건은 «…» 에 달립니다」라고 알려 드리므로 그것을 보고 적으십시오.</w:t>
+      </w:r>
+    </w:p>
+    <w:p>
+      <w:pPr>
+        <w:keepLines/>
+        <w:spacing w:before="120" w:after="160"/>
+        <w:ind w:left="170"/>
+        <w:pBdr>
+          <w:left w:val="single" w:sz="18" w:space="6" w:color="C77700"/>
+        </w:pBdr>
+        <w:shd w:val="clear" w:color="auto" w:fill="FDF3E7"/>
+      </w:pPr>
+      <w:r>
+        <w:rPr>
+          <w:rFonts w:ascii="맑은 고딕" w:hAnsi="맑은 고딕" w:eastAsia="맑은 고딕" w:cs="맑은 고딕"/>
+          <w:b/>
+          <w:color w:val="C77700"/>
+          <w:sz w:val="21"/>
+        </w:rPr>
+        <w:t xml:space="preserve">회의록을 지워도 안건은 남습니다  </w:t>
+      </w:r>
+      <w:r>
+        <w:rPr>
+          <w:rFonts w:ascii="맑은 고딕" w:hAnsi="맑은 고딕" w:eastAsia="맑은 고딕" w:cs="맑은 고딕"/>
+          <w:b w:val="0"/>
+          <w:sz w:val="21"/>
+        </w:rPr>
+        <w:t xml:space="preserve">안건에는 기한·담당·Jira 가 걸려 있어 함께 지우지 않습니다. 회의를 잃은 안건은 </w:t>
+      </w:r>
+      <w:r>
+        <w:rPr>
+          <w:rFonts w:ascii="맑은 고딕" w:hAnsi="맑은 고딕" w:eastAsia="맑은 고딕" w:cs="맑은 고딕"/>
+          <w:b/>
+          <w:sz w:val="21"/>
+        </w:rPr>
+        <w:t>[📚 지난 회의록 조회] → [회의 없는 안건]</w:t>
+      </w:r>
+      <w:r>
+        <w:rPr>
+          <w:rFonts w:ascii="맑은 고딕" w:hAnsi="맑은 고딕" w:eastAsia="맑은 고딕" w:cs="맑은 고딕"/>
+          <w:b w:val="0"/>
+          <w:sz w:val="21"/>
+        </w:rPr>
+        <w:t xml:space="preserve"> 에서 보실 수 있습니다.</w:t>
+      </w:r>
+    </w:p>
+    <w:p>
+      <w:pPr>
+        <w:pStyle w:val="Heading2"/>
+      </w:pPr>
+      <w:r>
+        <w:t>8.4 안건 마무리</w:t>
+      </w:r>
+    </w:p>
+    <w:p>
+      <w:pPr>
+        <w:spacing w:after="60"/>
+        <w:ind w:left="340"/>
+      </w:pPr>
+      <w:r>
+        <w:rPr>
+          <w:rFonts w:ascii="맑은 고딕" w:hAnsi="맑은 고딕" w:eastAsia="맑은 고딕" w:cs="맑은 고딕"/>
+          <w:sz w:val="21"/>
+        </w:rPr>
+        <w:t xml:space="preserve">· </w:t>
+      </w:r>
+      <w:r>
+        <w:rPr>
+          <w:rFonts w:ascii="맑은 고딕" w:hAnsi="맑은 고딕" w:eastAsia="맑은 고딕" w:cs="맑은 고딕"/>
+          <w:b/>
+          <w:sz w:val="21"/>
+        </w:rPr>
+        <w:t>완료는 두 단계입니다</w:t>
+      </w:r>
+      <w:r>
+        <w:rPr>
+          <w:rFonts w:ascii="맑은 고딕" w:hAnsi="맑은 고딕" w:eastAsia="맑은 고딕" w:cs="맑은 고딕"/>
+          <w:b w:val="0"/>
+          <w:sz w:val="21"/>
+        </w:rPr>
+        <w:t xml:space="preserve"> — 담당자가 </w:t>
+      </w:r>
+      <w:r>
+        <w:rPr>
+          <w:rFonts w:ascii="맑은 고딕" w:hAnsi="맑은 고딕" w:eastAsia="맑은 고딕" w:cs="맑은 고딕"/>
+          <w:b/>
+          <w:sz w:val="21"/>
+        </w:rPr>
+        <w:t>[완료]</w:t>
+      </w:r>
+      <w:r>
+        <w:rPr>
+          <w:rFonts w:ascii="맑은 고딕" w:hAnsi="맑은 고딕" w:eastAsia="맑은 고딕" w:cs="맑은 고딕"/>
+          <w:b w:val="0"/>
+          <w:sz w:val="21"/>
+        </w:rPr>
+        <w:t xml:space="preserve">, 관리자가 </w:t>
+      </w:r>
+      <w:r>
+        <w:rPr>
+          <w:rFonts w:ascii="맑은 고딕" w:hAnsi="맑은 고딕" w:eastAsia="맑은 고딕" w:cs="맑은 고딕"/>
+          <w:b/>
+          <w:sz w:val="21"/>
+        </w:rPr>
+        <w:t>[확인]</w:t>
+      </w:r>
+    </w:p>
+    <w:p>
+      <w:pPr>
+        <w:spacing w:after="60"/>
+        <w:ind w:left="340"/>
+      </w:pPr>
+      <w:r>
+        <w:rPr>
+          <w:rFonts w:ascii="맑은 고딕" w:hAnsi="맑은 고딕" w:eastAsia="맑은 고딕" w:cs="맑은 고딕"/>
+          <w:sz w:val="21"/>
+        </w:rPr>
+        <w:t xml:space="preserve">· </w:t>
+      </w:r>
+      <w:r>
+        <w:rPr>
+          <w:rFonts w:ascii="맑은 고딕" w:hAnsi="맑은 고딕" w:eastAsia="맑은 고딕" w:cs="맑은 고딕"/>
+          <w:b/>
+          <w:sz w:val="21"/>
+        </w:rPr>
+        <w:t>[Jira 로 올리기]</w:t>
+      </w:r>
+      <w:r>
+        <w:rPr>
+          <w:rFonts w:ascii="맑은 고딕" w:hAnsi="맑은 고딕" w:eastAsia="맑은 고딕" w:cs="맑은 고딕"/>
+          <w:b w:val="0"/>
+          <w:sz w:val="21"/>
+        </w:rPr>
+        <w:t xml:space="preserve"> 를 누르면 VITRON 프로젝트에 「작업」으로 만들어지고 </w:t>
+      </w:r>
+      <w:r>
+        <w:rPr>
+          <w:rFonts w:ascii="맑은 고딕" w:hAnsi="맑은 고딕" w:eastAsia="맑은 고딕" w:cs="맑은 고딕"/>
+          <w:b/>
+          <w:sz w:val="21"/>
+        </w:rPr>
+        <w:t>기한 · 담당자 · 상위업무</w:t>
+      </w:r>
+      <w:r>
+        <w:rPr>
+          <w:rFonts w:ascii="맑은 고딕" w:hAnsi="맑은 고딕" w:eastAsia="맑은 고딕" w:cs="맑은 고딕"/>
+          <w:b w:val="0"/>
+          <w:sz w:val="21"/>
+        </w:rPr>
+        <w:t>까지 함께 넘어갑니다</w:t>
+      </w:r>
+    </w:p>
+    <w:p>
+      <w:pPr>
+        <w:spacing w:after="60"/>
+        <w:ind w:left="340"/>
+      </w:pPr>
+      <w:r>
+        <w:rPr>
+          <w:rFonts w:ascii="맑은 고딕" w:hAnsi="맑은 고딕" w:eastAsia="맑은 고딕" w:cs="맑은 고딕"/>
+          <w:sz w:val="21"/>
+        </w:rPr>
+        <w:t xml:space="preserve">· </w:t>
+      </w:r>
+      <w:r>
+        <w:rPr>
+          <w:rFonts w:ascii="맑은 고딕" w:hAnsi="맑은 고딕" w:eastAsia="맑은 고딕" w:cs="맑은 고딕"/>
+          <w:b w:val="0"/>
+          <w:sz w:val="21"/>
+        </w:rPr>
+        <w:t xml:space="preserve">기한이 지났거나 오늘까지인 안건은 위쪽에 </w:t>
+      </w:r>
+      <w:r>
+        <w:rPr>
+          <w:rFonts w:ascii="맑은 고딕" w:hAnsi="맑은 고딕" w:eastAsia="맑은 고딕" w:cs="맑은 고딕"/>
+          <w:b/>
+          <w:sz w:val="21"/>
+        </w:rPr>
+        <w:t>따로 세어</w:t>
+      </w:r>
+      <w:r>
+        <w:rPr>
+          <w:rFonts w:ascii="맑은 고딕" w:hAnsi="맑은 고딕" w:eastAsia="맑은 고딕" w:cs="맑은 고딕"/>
+          <w:b w:val="0"/>
+          <w:sz w:val="21"/>
+        </w:rPr>
+        <w:t xml:space="preserve"> 보여 드립니다</w:t>
+      </w:r>
+    </w:p>
+    <w:p>
+      <w:pPr>
+        <w:pStyle w:val="Heading1"/>
+      </w:pPr>
+      <w:r>
+        <w:t>자주 겪는 일</w:t>
+      </w:r>
+    </w:p>
+    <w:p>
+      <w:pPr>
+        <w:pStyle w:val="Heading2"/>
+      </w:pPr>
+      <w:r>
+        <w:t>9.1 메일이 안 갈 때</w:t>
       </w:r>
     </w:p>
     <w:tbl>
@@ -11684,7 +14637,7 @@
         <w:pStyle w:val="Heading2"/>
       </w:pPr>
       <w:r>
-        <w:t>8.2 화면이 바뀌지 않을 때</w:t>
+        <w:t>9.2 화면이 바뀌지 않을 때</w:t>
       </w:r>
     </w:p>
     <w:p>
@@ -11716,7 +14669,7 @@
         <w:pStyle w:val="Heading2"/>
       </w:pPr>
       <w:r>
-        <w:t>8.3 저장이 안 될 때</w:t>
+        <w:t>9.3 저장이 안 될 때</w:t>
       </w:r>
     </w:p>
     <w:tbl>
@@ -11924,7 +14877,7 @@
         <w:pStyle w:val="Heading2"/>
       </w:pPr>
       <w:r>
-        <w:t>8.4 의견 보내기 — 💬</w:t>
+        <w:t>9.4 의견 보내기 — 💬</w:t>
       </w:r>
     </w:p>
     <w:p>
@@ -12290,7 +15243,7 @@
         <w:pStyle w:val="Heading2"/>
       </w:pPr>
       <w:r>
-        <w:t>9.1 5분 체크리스트</w:t>
+        <w:t>10.1 5분 체크리스트</w:t>
       </w:r>
     </w:p>
     <w:p>
@@ -12308,7 +15261,7 @@
           <w:b/>
           <w:sz w:val="21"/>
         </w:rPr>
-        <w:t>각자 자리에서 아래 여덟 가지를 직접 해 보십시오.</w:t>
+        <w:t>각자 자리에서 아래 아홉 가지를 직접 해 보십시오.</w:t>
       </w:r>
       <w:r>
         <w:rPr>
@@ -12964,6 +15917,115 @@
             <w:r>
               <w:rPr>
                 <w:rFonts w:ascii="맑은 고딕" w:hAnsi="맑은 고딕" w:eastAsia="맑은 고딕" w:cs="맑은 고딕"/>
+                <w:b w:val="0"/>
+                <w:sz w:val="20"/>
+              </w:rPr>
+              <w:t xml:space="preserve">달력에서 </w:t>
+            </w:r>
+            <w:r>
+              <w:rPr>
+                <w:rFonts w:ascii="맑은 고딕" w:hAnsi="맑은 고딕" w:eastAsia="맑은 고딕" w:cs="맑은 고딕"/>
+                <w:b/>
+                <w:sz w:val="20"/>
+              </w:rPr>
+              <w:t>날짜를 끌어</w:t>
+            </w:r>
+            <w:r>
+              <w:rPr>
+                <w:rFonts w:ascii="맑은 고딕" w:hAnsi="맑은 고딕" w:eastAsia="맑은 고딕" w:cs="맑은 고딕"/>
+                <w:b w:val="0"/>
+                <w:sz w:val="20"/>
+              </w:rPr>
+              <w:t xml:space="preserve"> 이틀 이상 골라 보기 (등록은 안 하셔도 됩니다)</w:t>
+            </w:r>
+          </w:p>
+        </w:tc>
+        <w:tc>
+          <w:tcPr>
+            <w:tcW w:type="dxa" w:w="1871"/>
+            <w:vAlign w:val="center"/>
+          </w:tcPr>
+          <w:p>
+            <w:pPr>
+              <w:spacing w:before="0" w:after="0" w:line="240" w:lineRule="auto"/>
+            </w:pPr>
+            <w:r/>
+            <w:r>
+              <w:rPr>
+                <w:rFonts w:ascii="맑은 고딕" w:hAnsi="맑은 고딕" w:eastAsia="맑은 고딕" w:cs="맑은 고딕"/>
+                <w:b w:val="0"/>
+                <w:sz w:val="20"/>
+              </w:rPr>
+              <w:t>🗓 계획 등록 창</w:t>
+            </w:r>
+          </w:p>
+        </w:tc>
+        <w:tc>
+          <w:tcPr>
+            <w:tcW w:type="dxa" w:w="2948"/>
+            <w:vAlign w:val="center"/>
+          </w:tcPr>
+          <w:p>
+            <w:pPr>
+              <w:spacing w:before="0" w:after="0" w:line="240" w:lineRule="auto"/>
+            </w:pPr>
+            <w:r/>
+            <w:r>
+              <w:rPr>
+                <w:rFonts w:ascii="맑은 고딕" w:hAnsi="맑은 고딕" w:eastAsia="맑은 고딕" w:cs="맑은 고딕"/>
+                <w:b/>
+                <w:sz w:val="20"/>
+              </w:rPr>
+              <w:t>「넣을 날짜 N개」</w:t>
+            </w:r>
+            <w:r>
+              <w:rPr>
+                <w:rFonts w:ascii="맑은 고딕" w:hAnsi="맑은 고딕" w:eastAsia="맑은 고딕" w:cs="맑은 고딕"/>
+                <w:b w:val="0"/>
+                <w:sz w:val="20"/>
+              </w:rPr>
+              <w:t xml:space="preserve"> 가 늘어납니다</w:t>
+            </w:r>
+          </w:p>
+        </w:tc>
+      </w:tr>
+      <w:tr>
+        <w:trPr>
+          <w:cantSplit/>
+        </w:trPr>
+        <w:tc>
+          <w:tcPr>
+            <w:tcW w:type="dxa" w:w="510"/>
+            <w:vAlign w:val="center"/>
+          </w:tcPr>
+          <w:p>
+            <w:pPr>
+              <w:spacing w:before="0" w:after="0" w:line="240" w:lineRule="auto"/>
+            </w:pPr>
+            <w:r/>
+            <w:r>
+              <w:rPr>
+                <w:rFonts w:ascii="맑은 고딕" w:hAnsi="맑은 고딕" w:eastAsia="맑은 고딕" w:cs="맑은 고딕"/>
+                <w:b w:val="0"/>
+                <w:sz w:val="20"/>
+              </w:rPr>
+              <w:t>7</w:t>
+            </w:r>
+          </w:p>
+        </w:tc>
+        <w:tc>
+          <w:tcPr>
+            <w:tcW w:type="dxa" w:w="3061"/>
+            <w:vAlign w:val="center"/>
+          </w:tcPr>
+          <w:p>
+            <w:pPr>
+              <w:spacing w:before="0" w:after="0" w:line="240" w:lineRule="auto"/>
+            </w:pPr>
+            <w:r/>
+            <w:r>
+              <w:rPr>
+                <w:rFonts w:ascii="맑은 고딕" w:hAnsi="맑은 고딕" w:eastAsia="맑은 고딕" w:cs="맑은 고딕"/>
                 <w:b/>
                 <w:sz w:val="20"/>
               </w:rPr>
@@ -13048,7 +16110,7 @@
                 <w:b w:val="0"/>
                 <w:sz w:val="20"/>
               </w:rPr>
-              <w:t>7</w:t>
+              <w:t>8</w:t>
             </w:r>
           </w:p>
         </w:tc>
@@ -13068,7 +16130,23 @@
                 <w:b w:val="0"/>
                 <w:sz w:val="20"/>
               </w:rPr>
-              <w:t>구매 이력 훑어보기</w:t>
+              <w:t xml:space="preserve">구매 이력에서 </w:t>
+            </w:r>
+            <w:r>
+              <w:rPr>
+                <w:rFonts w:ascii="맑은 고딕" w:hAnsi="맑은 고딕" w:eastAsia="맑은 고딕" w:cs="맑은 고딕"/>
+                <w:b/>
+                <w:sz w:val="20"/>
+              </w:rPr>
+              <w:t>[금액]</w:t>
+            </w:r>
+            <w:r>
+              <w:rPr>
+                <w:rFonts w:ascii="맑은 고딕" w:hAnsi="맑은 고딕" w:eastAsia="맑은 고딕" w:cs="맑은 고딕"/>
+                <w:b w:val="0"/>
+                <w:sz w:val="20"/>
+              </w:rPr>
+              <w:t xml:space="preserve"> 을 눌러 정렬해 보기</w:t>
             </w:r>
           </w:p>
         </w:tc>
@@ -13108,7 +16186,23 @@
                 <w:b w:val="0"/>
                 <w:sz w:val="20"/>
               </w:rPr>
-              <w:t>화면이 열리면 됩니다</w:t>
+              <w:t xml:space="preserve">단추에 </w:t>
+            </w:r>
+            <w:r>
+              <w:rPr>
+                <w:rFonts w:ascii="맑은 고딕" w:hAnsi="맑은 고딕" w:eastAsia="맑은 고딕" w:cs="맑은 고딕"/>
+                <w:b/>
+                <w:sz w:val="20"/>
+              </w:rPr>
+              <w:t>①②</w:t>
+            </w:r>
+            <w:r>
+              <w:rPr>
+                <w:rFonts w:ascii="맑은 고딕" w:hAnsi="맑은 고딕" w:eastAsia="맑은 고딕" w:cs="맑은 고딕"/>
+                <w:b w:val="0"/>
+                <w:sz w:val="20"/>
+              </w:rPr>
+              <w:t xml:space="preserve"> 번호가 붙습니다</w:t>
             </w:r>
           </w:p>
         </w:tc>
@@ -13133,7 +16227,7 @@
                 <w:b w:val="0"/>
                 <w:sz w:val="20"/>
               </w:rPr>
-              <w:t>8</w:t>
+              <w:t>9</w:t>
             </w:r>
           </w:p>
         </w:tc>
@@ -13293,7 +16387,7 @@
         <w:pStyle w:val="Heading2"/>
       </w:pPr>
       <w:r>
-        <w:t>9.2 더 자세한 것은</w:t>
+        <w:t>10.2 더 자세한 것은</w:t>
       </w:r>
     </w:p>
     <w:p>
@@ -13516,6 +16610,96 @@
                 <w:sz w:val="20"/>
               </w:rPr>
               <w:t>9 · 10장</w:t>
+            </w:r>
+          </w:p>
+        </w:tc>
+      </w:tr>
+      <w:tr>
+        <w:trPr>
+          <w:cantSplit/>
+        </w:trPr>
+        <w:tc>
+          <w:tcPr>
+            <w:tcW w:type="dxa" w:w="5329"/>
+            <w:vAlign w:val="center"/>
+          </w:tcPr>
+          <w:p>
+            <w:pPr>
+              <w:spacing w:before="0" w:after="0" w:line="240" w:lineRule="auto"/>
+            </w:pPr>
+            <w:r/>
+            <w:r>
+              <w:rPr>
+                <w:rFonts w:ascii="맑은 고딕" w:hAnsi="맑은 고딕" w:eastAsia="맑은 고딕" w:cs="맑은 고딕"/>
+                <w:b w:val="0"/>
+                <w:sz w:val="20"/>
+              </w:rPr>
+              <w:t>하이패스 사용내역 · 대조 · 개인카드</w:t>
+            </w:r>
+          </w:p>
+        </w:tc>
+        <w:tc>
+          <w:tcPr>
+            <w:tcW w:type="dxa" w:w="3288"/>
+            <w:vAlign w:val="center"/>
+          </w:tcPr>
+          <w:p>
+            <w:pPr>
+              <w:spacing w:before="0" w:after="0" w:line="240" w:lineRule="auto"/>
+            </w:pPr>
+            <w:r/>
+            <w:r>
+              <w:rPr>
+                <w:rFonts w:ascii="맑은 고딕" w:hAnsi="맑은 고딕" w:eastAsia="맑은 고딕" w:cs="맑은 고딕"/>
+                <w:b w:val="0"/>
+                <w:sz w:val="20"/>
+              </w:rPr>
+              <w:t>8장 (8.13 절)</w:t>
+            </w:r>
+          </w:p>
+        </w:tc>
+      </w:tr>
+      <w:tr>
+        <w:trPr>
+          <w:cantSplit/>
+        </w:trPr>
+        <w:tc>
+          <w:tcPr>
+            <w:tcW w:type="dxa" w:w="5329"/>
+            <w:vAlign w:val="center"/>
+          </w:tcPr>
+          <w:p>
+            <w:pPr>
+              <w:spacing w:before="0" w:after="0" w:line="240" w:lineRule="auto"/>
+            </w:pPr>
+            <w:r/>
+            <w:r>
+              <w:rPr>
+                <w:rFonts w:ascii="맑은 고딕" w:hAnsi="맑은 고딕" w:eastAsia="맑은 고딕" w:cs="맑은 고딕"/>
+                <w:b w:val="0"/>
+                <w:sz w:val="20"/>
+              </w:rPr>
+              <w:t>회의록 · 안건</w:t>
+            </w:r>
+          </w:p>
+        </w:tc>
+        <w:tc>
+          <w:tcPr>
+            <w:tcW w:type="dxa" w:w="3288"/>
+            <w:vAlign w:val="center"/>
+          </w:tcPr>
+          <w:p>
+            <w:pPr>
+              <w:spacing w:before="0" w:after="0" w:line="240" w:lineRule="auto"/>
+            </w:pPr>
+            <w:r/>
+            <w:r>
+              <w:rPr>
+                <w:rFonts w:ascii="맑은 고딕" w:hAnsi="맑은 고딕" w:eastAsia="맑은 고딕" w:cs="맑은 고딕"/>
+                <w:b w:val="0"/>
+                <w:sz w:val="20"/>
+              </w:rPr>
+              <w:t>15장</w:t>
             </w:r>
           </w:p>
         </w:tc>

--- a/docs/manual/VITRON_ERP_직원교육자료.docx
+++ b/docs/manual/VITRON_ERP_직원교육자료.docx
@@ -53,7 +53,7 @@
           <w:color w:val="666666"/>
           <w:sz w:val="21"/>
         </w:rPr>
-        <w:t>문서 버전  1.1</w:t>
+        <w:t>문서 버전  1.2</w:t>
       </w:r>
     </w:p>
     <w:p>
@@ -235,27 +235,27 @@
     </w:p>
     <w:p>
       <w:pPr>
-        <w:spacing w:after="0" w:before="0" w:line="240" w:lineRule="auto"/>
-      </w:pPr>
-      <w:r>
-        <w:rPr>
-          <w:rFonts w:ascii="맑은 고딕" w:hAnsi="맑은 고딕" w:eastAsia="맑은 고딕" w:cs="맑은 고딕"/>
-          <w:b/>
-          <w:sz w:val="21"/>
-        </w:rPr>
-        <w:t>4. 스케줄 — 어디에 있는지</w:t>
+        <w:spacing w:after="0" w:line="240" w:lineRule="auto"/>
+      </w:pPr>
+      <w:r>
+        <w:rPr>
+          <w:rFonts w:ascii="맑은 고딕" w:hAnsi="맑은 고딕" w:eastAsia="맑은 고딕" w:cs="맑은 고딕"/>
+          <w:sz w:val="19"/>
+        </w:rPr>
+        <w:t xml:space="preserve">  3.7 쉬는 날과 「집계 제외」</w:t>
       </w:r>
     </w:p>
     <w:p>
       <w:pPr>
-        <w:spacing w:after="0" w:line="240" w:lineRule="auto"/>
-      </w:pPr>
-      <w:r>
-        <w:rPr>
-          <w:rFonts w:ascii="맑은 고딕" w:hAnsi="맑은 고딕" w:eastAsia="맑은 고딕" w:cs="맑은 고딕"/>
-          <w:sz w:val="19"/>
-        </w:rPr>
-        <w:t xml:space="preserve">  4.1 다섯 가지 보기 · 4.2 보는 기준 바꾸기</w:t>
+        <w:spacing w:after="0" w:before="0" w:line="240" w:lineRule="auto"/>
+      </w:pPr>
+      <w:r>
+        <w:rPr>
+          <w:rFonts w:ascii="맑은 고딕" w:hAnsi="맑은 고딕" w:eastAsia="맑은 고딕" w:cs="맑은 고딕"/>
+          <w:b/>
+          <w:sz w:val="21"/>
+        </w:rPr>
+        <w:t>4. 스케줄 — 어디에 있는지</w:t>
       </w:r>
     </w:p>
     <w:p>
@@ -267,7 +267,7 @@
           <w:rFonts w:ascii="맑은 고딕" w:hAnsi="맑은 고딕" w:eastAsia="맑은 고딕" w:cs="맑은 고딕"/>
           <w:sz w:val="19"/>
         </w:rPr>
-        <w:t xml:space="preserve">  4.3 일정 등록하기 · 4.4 장소 고르기</w:t>
+        <w:t xml:space="preserve">  4.1 다섯 가지 보기 · 4.2 보는 기준 바꾸기</w:t>
       </w:r>
     </w:p>
     <w:p>
@@ -279,32 +279,32 @@
           <w:rFonts w:ascii="맑은 고딕" w:hAnsi="맑은 고딕" w:eastAsia="맑은 고딕" w:cs="맑은 고딕"/>
           <w:sz w:val="19"/>
         </w:rPr>
-        <w:t xml:space="preserve">  4.5 여러 날짜에 한꺼번에</w:t>
+        <w:t xml:space="preserve">  4.3 일정 등록하기 · 4.4 장소 고르기</w:t>
       </w:r>
     </w:p>
     <w:p>
       <w:pPr>
-        <w:spacing w:after="0" w:before="0" w:line="240" w:lineRule="auto"/>
-      </w:pPr>
-      <w:r>
-        <w:rPr>
-          <w:rFonts w:ascii="맑은 고딕" w:hAnsi="맑은 고딕" w:eastAsia="맑은 고딕" w:cs="맑은 고딕"/>
-          <w:b/>
-          <w:sz w:val="21"/>
-        </w:rPr>
-        <w:t>5. 차량</w:t>
+        <w:spacing w:after="0" w:line="240" w:lineRule="auto"/>
+      </w:pPr>
+      <w:r>
+        <w:rPr>
+          <w:rFonts w:ascii="맑은 고딕" w:hAnsi="맑은 고딕" w:eastAsia="맑은 고딕" w:cs="맑은 고딕"/>
+          <w:sz w:val="19"/>
+        </w:rPr>
+        <w:t xml:space="preserve">  4.5 여러 날짜에 한꺼번에</w:t>
       </w:r>
     </w:p>
     <w:p>
       <w:pPr>
-        <w:spacing w:after="0" w:line="240" w:lineRule="auto"/>
-      </w:pPr>
-      <w:r>
-        <w:rPr>
-          <w:rFonts w:ascii="맑은 고딕" w:hAnsi="맑은 고딕" w:eastAsia="맑은 고딕" w:cs="맑은 고딕"/>
-          <w:sz w:val="19"/>
-        </w:rPr>
-        <w:t xml:space="preserve">  5.1 차량 예약하기 · 5.2 차량이 겹칠 때</w:t>
+        <w:spacing w:after="0" w:before="0" w:line="240" w:lineRule="auto"/>
+      </w:pPr>
+      <w:r>
+        <w:rPr>
+          <w:rFonts w:ascii="맑은 고딕" w:hAnsi="맑은 고딕" w:eastAsia="맑은 고딕" w:cs="맑은 고딕"/>
+          <w:b/>
+          <w:sz w:val="21"/>
+        </w:rPr>
+        <w:t>5. 차량</w:t>
       </w:r>
     </w:p>
     <w:p>
@@ -316,7 +316,7 @@
           <w:rFonts w:ascii="맑은 고딕" w:hAnsi="맑은 고딕" w:eastAsia="맑은 고딕" w:cs="맑은 고딕"/>
           <w:sz w:val="19"/>
         </w:rPr>
-        <w:t xml:space="preserve">  5.3 다녀온 뒤 실적 넣기 · 5.4 정산 보기</w:t>
+        <w:t xml:space="preserve">  5.1 차량 예약하기 · 5.2 차량이 겹칠 때</w:t>
       </w:r>
     </w:p>
     <w:p>
@@ -328,32 +328,32 @@
           <w:rFonts w:ascii="맑은 고딕" w:hAnsi="맑은 고딕" w:eastAsia="맑은 고딕" w:cs="맑은 고딕"/>
           <w:sz w:val="19"/>
         </w:rPr>
-        <w:t xml:space="preserve">  5.5 차량 등록·관리</w:t>
+        <w:t xml:space="preserve">  5.3 다녀온 뒤 실적 넣기 · 5.4 정산 보기</w:t>
       </w:r>
     </w:p>
     <w:p>
       <w:pPr>
-        <w:spacing w:after="0" w:before="0" w:line="240" w:lineRule="auto"/>
-      </w:pPr>
-      <w:r>
-        <w:rPr>
-          <w:rFonts w:ascii="맑은 고딕" w:hAnsi="맑은 고딕" w:eastAsia="맑은 고딕" w:cs="맑은 고딕"/>
-          <w:b/>
-          <w:sz w:val="21"/>
-        </w:rPr>
-        <w:t>6. 휴가</w:t>
+        <w:spacing w:after="0" w:line="240" w:lineRule="auto"/>
+      </w:pPr>
+      <w:r>
+        <w:rPr>
+          <w:rFonts w:ascii="맑은 고딕" w:hAnsi="맑은 고딕" w:eastAsia="맑은 고딕" w:cs="맑은 고딕"/>
+          <w:sz w:val="19"/>
+        </w:rPr>
+        <w:t xml:space="preserve">  5.5 차량 등록·관리</w:t>
       </w:r>
     </w:p>
     <w:p>
       <w:pPr>
-        <w:spacing w:after="0" w:line="240" w:lineRule="auto"/>
-      </w:pPr>
-      <w:r>
-        <w:rPr>
-          <w:rFonts w:ascii="맑은 고딕" w:hAnsi="맑은 고딕" w:eastAsia="맑은 고딕" w:cs="맑은 고딕"/>
-          <w:sz w:val="19"/>
-        </w:rPr>
-        <w:t xml:space="preserve">  6.1 휴가 신청하기 · 6.2 남은 연차 보기</w:t>
+        <w:spacing w:after="0" w:before="0" w:line="240" w:lineRule="auto"/>
+      </w:pPr>
+      <w:r>
+        <w:rPr>
+          <w:rFonts w:ascii="맑은 고딕" w:hAnsi="맑은 고딕" w:eastAsia="맑은 고딕" w:cs="맑은 고딕"/>
+          <w:b/>
+          <w:sz w:val="21"/>
+        </w:rPr>
+        <w:t>6. 휴가</w:t>
       </w:r>
     </w:p>
     <w:p>
@@ -365,32 +365,32 @@
           <w:rFonts w:ascii="맑은 고딕" w:hAnsi="맑은 고딕" w:eastAsia="맑은 고딕" w:cs="맑은 고딕"/>
           <w:sz w:val="19"/>
         </w:rPr>
-        <w:t xml:space="preserve">  6.3 신청을 물리기 · 6.4 승인·반려 [대표이사]</w:t>
+        <w:t xml:space="preserve">  6.1 휴가 신청하기 · 6.2 남은 연차 보기</w:t>
       </w:r>
     </w:p>
     <w:p>
       <w:pPr>
-        <w:spacing w:after="0" w:before="0" w:line="240" w:lineRule="auto"/>
-      </w:pPr>
-      <w:r>
-        <w:rPr>
-          <w:rFonts w:ascii="맑은 고딕" w:hAnsi="맑은 고딕" w:eastAsia="맑은 고딕" w:cs="맑은 고딕"/>
-          <w:b/>
-          <w:sz w:val="21"/>
-        </w:rPr>
-        <w:t>7. 구매 요청</w:t>
+        <w:spacing w:after="0" w:line="240" w:lineRule="auto"/>
+      </w:pPr>
+      <w:r>
+        <w:rPr>
+          <w:rFonts w:ascii="맑은 고딕" w:hAnsi="맑은 고딕" w:eastAsia="맑은 고딕" w:cs="맑은 고딕"/>
+          <w:sz w:val="19"/>
+        </w:rPr>
+        <w:t xml:space="preserve">  6.3 신청을 물리기 · 6.4 승인·반려 [대표이사]</w:t>
       </w:r>
     </w:p>
     <w:p>
       <w:pPr>
-        <w:spacing w:after="0" w:line="240" w:lineRule="auto"/>
-      </w:pPr>
-      <w:r>
-        <w:rPr>
-          <w:rFonts w:ascii="맑은 고딕" w:hAnsi="맑은 고딕" w:eastAsia="맑은 고딕" w:cs="맑은 고딕"/>
-          <w:sz w:val="19"/>
-        </w:rPr>
-        <w:t xml:space="preserve">  7.1 구매 요청하기 · 7.2 구매 이력 보기</w:t>
+        <w:spacing w:after="0" w:before="0" w:line="240" w:lineRule="auto"/>
+      </w:pPr>
+      <w:r>
+        <w:rPr>
+          <w:rFonts w:ascii="맑은 고딕" w:hAnsi="맑은 고딕" w:eastAsia="맑은 고딕" w:cs="맑은 고딕"/>
+          <w:b/>
+          <w:sz w:val="21"/>
+        </w:rPr>
+        <w:t>7. 구매 요청</w:t>
       </w:r>
     </w:p>
     <w:p>
@@ -402,32 +402,32 @@
           <w:rFonts w:ascii="맑은 고딕" w:hAnsi="맑은 고딕" w:eastAsia="맑은 고딕" w:cs="맑은 고딕"/>
           <w:sz w:val="19"/>
         </w:rPr>
-        <w:t xml:space="preserve">  7.3 승인·반려 [대표이사]</w:t>
+        <w:t xml:space="preserve">  7.1 구매 요청하기 · 7.2 구매 이력 보기</w:t>
       </w:r>
     </w:p>
     <w:p>
       <w:pPr>
-        <w:spacing w:after="0" w:before="0" w:line="240" w:lineRule="auto"/>
-      </w:pPr>
-      <w:r>
-        <w:rPr>
-          <w:rFonts w:ascii="맑은 고딕" w:hAnsi="맑은 고딕" w:eastAsia="맑은 고딕" w:cs="맑은 고딕"/>
-          <w:b/>
-          <w:sz w:val="21"/>
-        </w:rPr>
-        <w:t>8. 회의록</w:t>
+        <w:spacing w:after="0" w:line="240" w:lineRule="auto"/>
+      </w:pPr>
+      <w:r>
+        <w:rPr>
+          <w:rFonts w:ascii="맑은 고딕" w:hAnsi="맑은 고딕" w:eastAsia="맑은 고딕" w:cs="맑은 고딕"/>
+          <w:sz w:val="19"/>
+        </w:rPr>
+        <w:t xml:space="preserve">  7.3 승인·반려 [대표이사]</w:t>
       </w:r>
     </w:p>
     <w:p>
       <w:pPr>
-        <w:spacing w:after="0" w:line="240" w:lineRule="auto"/>
-      </w:pPr>
-      <w:r>
-        <w:rPr>
-          <w:rFonts w:ascii="맑은 고딕" w:hAnsi="맑은 고딕" w:eastAsia="맑은 고딕" w:cs="맑은 고딕"/>
-          <w:sz w:val="19"/>
-        </w:rPr>
-        <w:t xml:space="preserve">  8.1 화면이 둘로 갈려 있습니다 · 8.2 회의록 쓰기</w:t>
+        <w:spacing w:after="0" w:before="0" w:line="240" w:lineRule="auto"/>
+      </w:pPr>
+      <w:r>
+        <w:rPr>
+          <w:rFonts w:ascii="맑은 고딕" w:hAnsi="맑은 고딕" w:eastAsia="맑은 고딕" w:cs="맑은 고딕"/>
+          <w:b/>
+          <w:sz w:val="21"/>
+        </w:rPr>
+        <w:t>8. 회의록</w:t>
       </w:r>
     </w:p>
     <w:p>
@@ -439,32 +439,32 @@
           <w:rFonts w:ascii="맑은 고딕" w:hAnsi="맑은 고딕" w:eastAsia="맑은 고딕" w:cs="맑은 고딕"/>
           <w:sz w:val="19"/>
         </w:rPr>
-        <w:t xml:space="preserve">  8.3 안건은 «회의록을 시작한 뒤에» · 8.4 안건 마무리</w:t>
+        <w:t xml:space="preserve">  8.1 화면이 둘로 갈려 있습니다 · 8.2 회의록 쓰기</w:t>
       </w:r>
     </w:p>
     <w:p>
       <w:pPr>
-        <w:spacing w:after="0" w:before="0" w:line="240" w:lineRule="auto"/>
-      </w:pPr>
-      <w:r>
-        <w:rPr>
-          <w:rFonts w:ascii="맑은 고딕" w:hAnsi="맑은 고딕" w:eastAsia="맑은 고딕" w:cs="맑은 고딕"/>
-          <w:b/>
-          <w:sz w:val="21"/>
-        </w:rPr>
-        <w:t>9. 자주 겪는 일</w:t>
+        <w:spacing w:after="0" w:line="240" w:lineRule="auto"/>
+      </w:pPr>
+      <w:r>
+        <w:rPr>
+          <w:rFonts w:ascii="맑은 고딕" w:hAnsi="맑은 고딕" w:eastAsia="맑은 고딕" w:cs="맑은 고딕"/>
+          <w:sz w:val="19"/>
+        </w:rPr>
+        <w:t xml:space="preserve">  8.3 안건은 «회의록을 시작한 뒤에» · 8.4 안건 마무리</w:t>
       </w:r>
     </w:p>
     <w:p>
       <w:pPr>
-        <w:spacing w:after="0" w:line="240" w:lineRule="auto"/>
-      </w:pPr>
-      <w:r>
-        <w:rPr>
-          <w:rFonts w:ascii="맑은 고딕" w:hAnsi="맑은 고딕" w:eastAsia="맑은 고딕" w:cs="맑은 고딕"/>
-          <w:sz w:val="19"/>
-        </w:rPr>
-        <w:t xml:space="preserve">  9.1 메일이 안 갈 때 · 9.2 화면이 바뀌지 않을 때</w:t>
+        <w:spacing w:after="0" w:before="0" w:line="240" w:lineRule="auto"/>
+      </w:pPr>
+      <w:r>
+        <w:rPr>
+          <w:rFonts w:ascii="맑은 고딕" w:hAnsi="맑은 고딕" w:eastAsia="맑은 고딕" w:cs="맑은 고딕"/>
+          <w:b/>
+          <w:sz w:val="21"/>
+        </w:rPr>
+        <w:t>9. 자주 겪는 일</w:t>
       </w:r>
     </w:p>
     <w:p>
@@ -476,7 +476,31 @@
           <w:rFonts w:ascii="맑은 고딕" w:hAnsi="맑은 고딕" w:eastAsia="맑은 고딕" w:cs="맑은 고딕"/>
           <w:sz w:val="19"/>
         </w:rPr>
-        <w:t xml:space="preserve">  9.3 저장이 안 될 때 · 9.4 의견 보내기 — 💬</w:t>
+        <w:t xml:space="preserve">  9.1 메일은 언제·누구에게 나가나 · 9.2 메일이 안 갈 때</w:t>
+      </w:r>
+    </w:p>
+    <w:p>
+      <w:pPr>
+        <w:spacing w:after="0" w:line="240" w:lineRule="auto"/>
+      </w:pPr>
+      <w:r>
+        <w:rPr>
+          <w:rFonts w:ascii="맑은 고딕" w:hAnsi="맑은 고딕" w:eastAsia="맑은 고딕" w:cs="맑은 고딕"/>
+          <w:sz w:val="19"/>
+        </w:rPr>
+        <w:t xml:space="preserve">  9.3 화면이 바뀌지 않을 때 · 9.4 저장이 안 될 때</w:t>
+      </w:r>
+    </w:p>
+    <w:p>
+      <w:pPr>
+        <w:spacing w:after="0" w:line="240" w:lineRule="auto"/>
+      </w:pPr>
+      <w:r>
+        <w:rPr>
+          <w:rFonts w:ascii="맑은 고딕" w:hAnsi="맑은 고딕" w:eastAsia="맑은 고딕" w:cs="맑은 고딕"/>
+          <w:sz w:val="19"/>
+        </w:rPr>
+        <w:t xml:space="preserve">  9.5 의견 보내기 — 💬</w:t>
       </w:r>
     </w:p>
     <w:p>
@@ -1191,6 +1215,40 @@
           <w:sz w:val="21"/>
         </w:rPr>
         <w:t xml:space="preserve"> 곧바로 열립니다. 어느 탭인지 찾아 헤매실 일이 없습니다.</w:t>
+      </w:r>
+    </w:p>
+    <w:p>
+      <w:r>
+        <w:rPr>
+          <w:rFonts w:ascii="맑은 고딕" w:hAnsi="맑은 고딕" w:eastAsia="맑은 고딕" w:cs="맑은 고딕"/>
+          <w:b/>
+          <w:sz w:val="21"/>
+        </w:rPr>
+        <w:t>「회의록」은 타일이 따로 없습니다</w:t>
+      </w:r>
+      <w:r>
+        <w:rPr>
+          <w:rFonts w:ascii="맑은 고딕" w:hAnsi="맑은 고딕" w:eastAsia="맑은 고딕" w:cs="맑은 고딕"/>
+          <w:b w:val="0"/>
+          <w:sz w:val="21"/>
+        </w:rPr>
+        <w:t xml:space="preserve"> — 대시보드에 들어가신 뒤 위쪽 </w:t>
+      </w:r>
+      <w:r>
+        <w:rPr>
+          <w:rFonts w:ascii="맑은 고딕" w:hAnsi="맑은 고딕" w:eastAsia="맑은 고딕" w:cs="맑은 고딕"/>
+          <w:b/>
+          <w:sz w:val="21"/>
+        </w:rPr>
+        <w:t>[회의록] 탭</w:t>
+      </w:r>
+      <w:r>
+        <w:rPr>
+          <w:rFonts w:ascii="맑은 고딕" w:hAnsi="맑은 고딕" w:eastAsia="맑은 고딕" w:cs="맑은 고딕"/>
+          <w:b w:val="0"/>
+          <w:sz w:val="21"/>
+        </w:rPr>
+        <w:t>으로 가십시오 (8장).</w:t>
       </w:r>
     </w:p>
     <w:p>
@@ -3448,7 +3506,7 @@
           <w:color w:val="777777"/>
           <w:sz w:val="18"/>
         </w:rPr>
-        <w:t>그림 3-1  대시보드의 탭 여덟 개</w:t>
+        <w:t>그림 3-1  대시보드의 탭 아홉 개</w:t>
       </w:r>
     </w:p>
     <w:p>
@@ -5037,6 +5095,250 @@
       </w:r>
     </w:p>
     <w:p>
+      <w:pPr>
+        <w:pStyle w:val="Heading2"/>
+      </w:pPr>
+      <w:r>
+        <w:t>3.7 쉬는 날과 「집계 제외」</w:t>
+      </w:r>
+    </w:p>
+    <w:p>
+      <w:r>
+        <w:rPr>
+          <w:rFonts w:ascii="맑은 고딕" w:hAnsi="맑은 고딕" w:eastAsia="맑은 고딕" w:cs="맑은 고딕"/>
+          <w:b w:val="0"/>
+          <w:sz w:val="21"/>
+        </w:rPr>
+        <w:t xml:space="preserve">리포트와 달력은 </w:t>
+      </w:r>
+      <w:r>
+        <w:rPr>
+          <w:rFonts w:ascii="맑은 고딕" w:hAnsi="맑은 고딕" w:eastAsia="맑은 고딕" w:cs="맑은 고딕"/>
+          <w:b/>
+          <w:sz w:val="21"/>
+        </w:rPr>
+        <w:t>공휴일표</w:t>
+      </w:r>
+      <w:r>
+        <w:rPr>
+          <w:rFonts w:ascii="맑은 고딕" w:hAnsi="맑은 고딕" w:eastAsia="맑은 고딕" w:cs="맑은 고딕"/>
+          <w:b w:val="0"/>
+          <w:sz w:val="21"/>
+        </w:rPr>
+        <w:t xml:space="preserve">를 함께 봅니다. 주말과 공휴일은 따로 칠해지고, 평균을 낼 때 </w:t>
+      </w:r>
+      <w:r>
+        <w:rPr>
+          <w:rFonts w:ascii="맑은 고딕" w:hAnsi="맑은 고딕" w:eastAsia="맑은 고딕" w:cs="맑은 고딕"/>
+          <w:b/>
+          <w:sz w:val="21"/>
+        </w:rPr>
+        <w:t>분모(가동일)에서 빠집니다.</w:t>
+      </w:r>
+      <w:r>
+        <w:rPr>
+          <w:rFonts w:ascii="맑은 고딕" w:hAnsi="맑은 고딕" w:eastAsia="맑은 고딕" w:cs="맑은 고딕"/>
+          <w:b w:val="0"/>
+          <w:sz w:val="21"/>
+        </w:rPr>
+        <w:t xml:space="preserve"> 공휴일표는 [설정] 탭에 있고 해마다 자동으로 받아 옵니다.</w:t>
+      </w:r>
+    </w:p>
+    <w:p>
+      <w:pPr>
+        <w:spacing w:after="60"/>
+        <w:ind w:left="340"/>
+      </w:pPr>
+      <w:r>
+        <w:rPr>
+          <w:rFonts w:ascii="맑은 고딕" w:hAnsi="맑은 고딕" w:eastAsia="맑은 고딕" w:cs="맑은 고딕"/>
+          <w:sz w:val="21"/>
+        </w:rPr>
+        <w:t xml:space="preserve">· </w:t>
+      </w:r>
+      <w:r>
+        <w:rPr>
+          <w:rFonts w:ascii="맑은 고딕" w:hAnsi="맑은 고딕" w:eastAsia="맑은 고딕" w:cs="맑은 고딕"/>
+          <w:b w:val="0"/>
+          <w:sz w:val="21"/>
+        </w:rPr>
+        <w:t xml:space="preserve">공휴일인데 </w:t>
+      </w:r>
+      <w:r>
+        <w:rPr>
+          <w:rFonts w:ascii="맑은 고딕" w:hAnsi="맑은 고딕" w:eastAsia="맑은 고딕" w:cs="맑은 고딕"/>
+          <w:b/>
+          <w:sz w:val="21"/>
+        </w:rPr>
+        <w:t>그날 일하셨다면</w:t>
+      </w:r>
+      <w:r>
+        <w:rPr>
+          <w:rFonts w:ascii="맑은 고딕" w:hAnsi="맑은 고딕" w:eastAsia="맑은 고딕" w:cs="맑은 고딕"/>
+          <w:b w:val="0"/>
+          <w:sz w:val="21"/>
+        </w:rPr>
+        <w:t xml:space="preserve"> 그 시간은 「야간·휴일」로 따로 셉니다 (3.3 절)</w:t>
+      </w:r>
+    </w:p>
+    <w:p>
+      <w:pPr>
+        <w:spacing w:after="60"/>
+        <w:ind w:left="340"/>
+      </w:pPr>
+      <w:r>
+        <w:rPr>
+          <w:rFonts w:ascii="맑은 고딕" w:hAnsi="맑은 고딕" w:eastAsia="맑은 고딕" w:cs="맑은 고딕"/>
+          <w:sz w:val="21"/>
+        </w:rPr>
+        <w:t xml:space="preserve">· </w:t>
+      </w:r>
+      <w:r>
+        <w:rPr>
+          <w:rFonts w:ascii="맑은 고딕" w:hAnsi="맑은 고딕" w:eastAsia="맑은 고딕" w:cs="맑은 고딕"/>
+          <w:b w:val="0"/>
+          <w:sz w:val="21"/>
+        </w:rPr>
+        <w:t xml:space="preserve">회사가 그날 정상 근무한 해라면 관리자가 </w:t>
+      </w:r>
+      <w:r>
+        <w:rPr>
+          <w:rFonts w:ascii="맑은 고딕" w:hAnsi="맑은 고딕" w:eastAsia="맑은 고딕" w:cs="맑은 고딕"/>
+          <w:b/>
+          <w:sz w:val="21"/>
+        </w:rPr>
+        <w:t>「그날 근무」로 되돌릴 수 있습니다</w:t>
+      </w:r>
+      <w:r>
+        <w:rPr>
+          <w:rFonts w:ascii="맑은 고딕" w:hAnsi="맑은 고딕" w:eastAsia="맑은 고딕" w:cs="맑은 고딕"/>
+          <w:b w:val="0"/>
+          <w:sz w:val="21"/>
+        </w:rPr>
+        <w:t xml:space="preserve"> — 그러면 그날은 다시 가동일로 셉니다</w:t>
+      </w:r>
+    </w:p>
+    <w:p>
+      <w:pPr>
+        <w:keepLines/>
+        <w:spacing w:before="120" w:after="160"/>
+        <w:ind w:left="170"/>
+        <w:pBdr>
+          <w:left w:val="single" w:sz="18" w:space="6" w:color="005A9E"/>
+        </w:pBdr>
+        <w:shd w:val="clear" w:color="auto" w:fill="F2F7FB"/>
+      </w:pPr>
+      <w:r>
+        <w:rPr>
+          <w:rFonts w:ascii="맑은 고딕" w:hAnsi="맑은 고딕" w:eastAsia="맑은 고딕" w:cs="맑은 고딕"/>
+          <w:b/>
+          <w:color w:val="005A9E"/>
+          <w:sz w:val="21"/>
+        </w:rPr>
+        <w:t xml:space="preserve">장기 출장·휴직이면 «집계 제외»를 요청하십시오  </w:t>
+      </w:r>
+      <w:r>
+        <w:rPr>
+          <w:rFonts w:ascii="맑은 고딕" w:hAnsi="맑은 고딕" w:eastAsia="맑은 고딕" w:cs="맑은 고딕"/>
+          <w:b w:val="0"/>
+          <w:sz w:val="21"/>
+        </w:rPr>
+        <w:t xml:space="preserve">업무를 적을 수 없는 기간인데 재직자로 세어지면 </w:t>
+      </w:r>
+      <w:r>
+        <w:rPr>
+          <w:rFonts w:ascii="맑은 고딕" w:hAnsi="맑은 고딕" w:eastAsia="맑은 고딕" w:cs="맑은 고딕"/>
+          <w:b/>
+          <w:sz w:val="21"/>
+        </w:rPr>
+        <w:t>1인 평균이 그만큼 내려갑니다.</w:t>
+      </w:r>
+      <w:r>
+        <w:rPr>
+          <w:rFonts w:ascii="맑은 고딕" w:hAnsi="맑은 고딕" w:eastAsia="맑은 고딕" w:cs="맑은 고딕"/>
+          <w:b w:val="0"/>
+          <w:sz w:val="21"/>
+        </w:rPr>
+        <w:t xml:space="preserve"> [설정] 탭 「집계 제외」에 그 기간을 등록하면 </w:t>
+      </w:r>
+      <w:r>
+        <w:rPr>
+          <w:rFonts w:ascii="맑은 고딕" w:hAnsi="맑은 고딕" w:eastAsia="맑은 고딕" w:cs="맑은 고딕"/>
+          <w:b/>
+          <w:sz w:val="21"/>
+        </w:rPr>
+        <w:t>그 기간만</w:t>
+      </w:r>
+      <w:r>
+        <w:rPr>
+          <w:rFonts w:ascii="맑은 고딕" w:hAnsi="맑은 고딕" w:eastAsia="맑은 고딕" w:cs="맑은 고딕"/>
+          <w:b w:val="0"/>
+          <w:sz w:val="21"/>
+        </w:rPr>
+        <w:t xml:space="preserve"> 집계에서 빠지고 </w:t>
+      </w:r>
+      <w:r>
+        <w:rPr>
+          <w:rFonts w:ascii="맑은 고딕" w:hAnsi="맑은 고딕" w:eastAsia="맑은 고딕" w:cs="맑은 고딕"/>
+          <w:b/>
+          <w:sz w:val="21"/>
+        </w:rPr>
+        <w:t>적어 두신 기록은 그대로 남습니다.</w:t>
+      </w:r>
+      <w:r>
+        <w:rPr>
+          <w:rFonts w:ascii="맑은 고딕" w:hAnsi="맑은 고딕" w:eastAsia="맑은 고딕" w:cs="맑은 고딕"/>
+          <w:b w:val="0"/>
+          <w:sz w:val="21"/>
+        </w:rPr>
+        <w:t xml:space="preserve"> 사유는 장기출장 · 휴직 · 파견 · 집계 제외 넷입니다.</w:t>
+      </w:r>
+    </w:p>
+    <w:p>
+      <w:pPr>
+        <w:keepLines/>
+        <w:spacing w:before="120" w:after="160"/>
+        <w:ind w:left="170"/>
+        <w:pBdr>
+          <w:left w:val="single" w:sz="18" w:space="6" w:color="005A9E"/>
+        </w:pBdr>
+        <w:shd w:val="clear" w:color="auto" w:fill="F2F7FB"/>
+      </w:pPr>
+      <w:r>
+        <w:rPr>
+          <w:rFonts w:ascii="맑은 고딕" w:hAnsi="맑은 고딕" w:eastAsia="맑은 고딕" w:cs="맑은 고딕"/>
+          <w:b/>
+          <w:color w:val="005A9E"/>
+          <w:sz w:val="21"/>
+        </w:rPr>
+        <w:t xml:space="preserve">돌아오신 뒤 소급 입력하실 수 있습니다  </w:t>
+      </w:r>
+      <w:r>
+        <w:rPr>
+          <w:rFonts w:ascii="맑은 고딕" w:hAnsi="맑은 고딕" w:eastAsia="맑은 고딕" w:cs="맑은 고딕"/>
+          <w:b w:val="0"/>
+          <w:sz w:val="21"/>
+        </w:rPr>
+        <w:t xml:space="preserve">장기출장·휴직·파견은 </w:t>
+      </w:r>
+      <w:r>
+        <w:rPr>
+          <w:rFonts w:ascii="맑은 고딕" w:hAnsi="맑은 고딕" w:eastAsia="맑은 고딕" w:cs="맑은 고딕"/>
+          <w:b/>
+          <w:sz w:val="21"/>
+        </w:rPr>
+        <w:t>업무 입력표에 이름이 그대로 남습니다</w:t>
+      </w:r>
+      <w:r>
+        <w:rPr>
+          <w:rFonts w:ascii="맑은 고딕" w:hAnsi="맑은 고딕" w:eastAsia="맑은 고딕" w:cs="맑은 고딕"/>
+          <w:b w:val="0"/>
+          <w:sz w:val="21"/>
+        </w:rPr>
+        <w:t xml:space="preserve"> — 돌아와 그 기간을 채워 넣으실 수 있어야 하기 때문입니다. 사유가 「집계 제외」인 분만 입력표에서도 빠집니다 (애초에 적을 분이 아닌데 빈 칸이 미입력처럼 보이기 때문입니다).</w:t>
+      </w:r>
+    </w:p>
+    <w:p>
       <w:r>
         <w:br w:type="page"/>
       </w:r>
@@ -6042,6 +6344,24 @@
     </w:tbl>
     <w:p/>
     <w:p>
+      <w:r>
+        <w:rPr>
+          <w:rFonts w:ascii="맑은 고딕" w:hAnsi="맑은 고딕" w:eastAsia="맑은 고딕" w:cs="맑은 고딕"/>
+          <w:b/>
+          <w:sz w:val="21"/>
+        </w:rPr>
+        <w:t>색은 사람마다 · 차량마다 정해져 있습니다.</w:t>
+      </w:r>
+      <w:r>
+        <w:rPr>
+          <w:rFonts w:ascii="맑은 고딕" w:hAnsi="맑은 고딕" w:eastAsia="맑은 고딕" w:cs="맑은 고딕"/>
+          <w:b w:val="0"/>
+          <w:sz w:val="21"/>
+        </w:rPr>
+        <w:t xml:space="preserve"> 달력에서 같은 색은 늘 같은 사람(또는 같은 차)입니다. 색이 매번 바뀌면 누구인지 알아볼 수 없으므로 고정해 두었고, [설정] 탭에서 바꿀 수 있습니다.</w:t>
+      </w:r>
+    </w:p>
+    <w:p>
       <w:pPr>
         <w:spacing w:after="200" w:line="276" w:lineRule="auto"/>
       </w:pPr>
@@ -6415,6 +6735,56 @@
       </w:r>
     </w:p>
     <w:p>
+      <w:r>
+        <w:rPr>
+          <w:rFonts w:ascii="맑은 고딕" w:hAnsi="맑은 고딕" w:eastAsia="맑은 고딕" w:cs="맑은 고딕"/>
+          <w:b/>
+          <w:sz w:val="21"/>
+        </w:rPr>
+        <w:t>📍 장소</w:t>
+      </w:r>
+      <w:r>
+        <w:rPr>
+          <w:rFonts w:ascii="맑은 고딕" w:hAnsi="맑은 고딕" w:eastAsia="맑은 고딕" w:cs="맑은 고딕"/>
+          <w:b w:val="0"/>
+          <w:sz w:val="21"/>
+        </w:rPr>
+        <w:t xml:space="preserve"> 기준에서는 같은 날 </w:t>
+      </w:r>
+      <w:r>
+        <w:rPr>
+          <w:rFonts w:ascii="맑은 고딕" w:hAnsi="맑은 고딕" w:eastAsia="맑은 고딕" w:cs="맑은 고딕"/>
+          <w:b/>
+          <w:sz w:val="21"/>
+        </w:rPr>
+        <w:t>같은 현장에 가는 사람들을 한 배지로 묶어</w:t>
+      </w:r>
+      <w:r>
+        <w:rPr>
+          <w:rFonts w:ascii="맑은 고딕" w:hAnsi="맑은 고딕" w:eastAsia="맑은 고딕" w:cs="맑은 고딕"/>
+          <w:b w:val="0"/>
+          <w:sz w:val="21"/>
+        </w:rPr>
+        <w:t xml:space="preserve"> 줍니다. 「</w:t>
+      </w:r>
+      <w:r>
+        <w:rPr>
+          <w:rFonts w:ascii="맑은 고딕" w:hAnsi="맑은 고딕" w:eastAsia="맑은 고딕" w:cs="맑은 고딕"/>
+          <w:b/>
+          <w:sz w:val="21"/>
+        </w:rPr>
+        <w:t>3명</w:t>
+      </w:r>
+      <w:r>
+        <w:rPr>
+          <w:rFonts w:ascii="맑은 고딕" w:hAnsi="맑은 고딕" w:eastAsia="맑은 고딕" w:cs="맑은 고딕"/>
+          <w:b w:val="0"/>
+          <w:sz w:val="21"/>
+        </w:rPr>
+        <w:t xml:space="preserve"> · 파주 LGD」처럼 인원이 앞에 나오고 그 아래에 이름이 함께 적힙니다 — 누구와 같이 가는지 한 줄로 보라는 뜻입니다. 눌러 보시면 그 일정이 열립니다.</w:t>
+      </w:r>
+    </w:p>
+    <w:p>
       <w:pPr>
         <w:pStyle w:val="Heading2"/>
       </w:pPr>
@@ -7127,12 +7497,330 @@
     </w:p>
     <w:p>
       <w:pPr>
-        <w:pStyle w:val="Heading2"/>
-      </w:pPr>
-      <w:r>
-        <w:t>4.4 장소 고르기</w:t>
+        <w:keepLines/>
+        <w:spacing w:before="120" w:after="160"/>
+        <w:ind w:left="170"/>
+        <w:pBdr>
+          <w:left w:val="single" w:sz="18" w:space="6" w:color="005A9E"/>
+        </w:pBdr>
+        <w:shd w:val="clear" w:color="auto" w:fill="F2F7FB"/>
+      </w:pPr>
+      <w:r>
+        <w:rPr>
+          <w:rFonts w:ascii="맑은 고딕" w:hAnsi="맑은 고딕" w:eastAsia="맑은 고딕" w:cs="맑은 고딕"/>
+          <w:b/>
+          <w:color w:val="005A9E"/>
+          <w:sz w:val="21"/>
+        </w:rPr>
+        <w:t xml:space="preserve">자차는 «본인 차량»만 나옵니다  </w:t>
+      </w:r>
+      <w:r>
+        <w:rPr>
+          <w:rFonts w:ascii="맑은 고딕" w:hAnsi="맑은 고딕" w:eastAsia="맑은 고딕" w:cs="맑은 고딕"/>
+          <w:b w:val="0"/>
+          <w:sz w:val="21"/>
+        </w:rPr>
+        <w:t xml:space="preserve">이동 수단을 </w:t>
+      </w:r>
+      <w:r>
+        <w:rPr>
+          <w:rFonts w:ascii="맑은 고딕" w:hAnsi="맑은 고딕" w:eastAsia="맑은 고딕" w:cs="맑은 고딕"/>
+          <w:b/>
+          <w:sz w:val="21"/>
+        </w:rPr>
+        <w:t>자차</w:t>
+      </w:r>
+      <w:r>
+        <w:rPr>
+          <w:rFonts w:ascii="맑은 고딕" w:hAnsi="맑은 고딕" w:eastAsia="맑은 고딕" w:cs="맑은 고딕"/>
+          <w:b w:val="0"/>
+          <w:sz w:val="21"/>
+        </w:rPr>
+        <w:t xml:space="preserve">로 고르면 [설정] 탭에 </w:t>
+      </w:r>
+      <w:r>
+        <w:rPr>
+          <w:rFonts w:ascii="맑은 고딕" w:hAnsi="맑은 고딕" w:eastAsia="맑은 고딕" w:cs="맑은 고딕"/>
+          <w:b/>
+          <w:sz w:val="21"/>
+        </w:rPr>
+        <w:t>본인 이름으로 등록한 차</w:t>
+      </w:r>
+      <w:r>
+        <w:rPr>
+          <w:rFonts w:ascii="맑은 고딕" w:hAnsi="맑은 고딕" w:eastAsia="맑은 고딕" w:cs="맑은 고딕"/>
+          <w:b w:val="0"/>
+          <w:sz w:val="21"/>
+        </w:rPr>
+        <w:t xml:space="preserve">만 목록에 나옵니다. 남의 차로 주유 환급이 잡히는 일을 막기 위해서입니다. 목록이 비어 있으면 [설정] 탭에서 </w:t>
+      </w:r>
+      <w:r>
+        <w:rPr>
+          <w:rFonts w:ascii="맑은 고딕" w:hAnsi="맑은 고딕" w:eastAsia="맑은 고딕" w:cs="맑은 고딕"/>
+          <w:b/>
+          <w:sz w:val="21"/>
+        </w:rPr>
+        <w:t>내 차를 먼저 등록</w:t>
+      </w:r>
+      <w:r>
+        <w:rPr>
+          <w:rFonts w:ascii="맑은 고딕" w:hAnsi="맑은 고딕" w:eastAsia="맑은 고딕" w:cs="맑은 고딕"/>
+          <w:b w:val="0"/>
+          <w:sz w:val="21"/>
+        </w:rPr>
+        <w:t>하십시오.</w:t>
       </w:r>
     </w:p>
+    <w:p>
+      <w:pPr>
+        <w:pStyle w:val="Heading3"/>
+      </w:pPr>
+      <w:r>
+        <w:t>왕복이 아닐 때 — 출발 · 복귀 · 이동</w:t>
+      </w:r>
+    </w:p>
+    <w:p>
+      <w:r>
+        <w:rPr>
+          <w:rFonts w:ascii="맑은 고딕" w:hAnsi="맑은 고딕" w:eastAsia="맑은 고딕" w:cs="맑은 고딕"/>
+          <w:b/>
+          <w:sz w:val="21"/>
+        </w:rPr>
+        <w:t>[왕복]</w:t>
+      </w:r>
+      <w:r>
+        <w:rPr>
+          <w:rFonts w:ascii="맑은 고딕" w:hAnsi="맑은 고딕" w:eastAsia="맑은 고딕" w:cs="맑은 고딕"/>
+          <w:b w:val="0"/>
+          <w:sz w:val="21"/>
+        </w:rPr>
+        <w:t xml:space="preserve"> 체크를 풀면 </w:t>
+      </w:r>
+      <w:r>
+        <w:rPr>
+          <w:rFonts w:ascii="맑은 고딕" w:hAnsi="맑은 고딕" w:eastAsia="맑은 고딕" w:cs="맑은 고딕"/>
+          <w:b/>
+          <w:sz w:val="21"/>
+        </w:rPr>
+        <w:t>어느 쪽으로 가는 길인지</w:t>
+      </w:r>
+      <w:r>
+        <w:rPr>
+          <w:rFonts w:ascii="맑은 고딕" w:hAnsi="맑은 고딕" w:eastAsia="맑은 고딕" w:cs="맑은 고딕"/>
+          <w:b w:val="0"/>
+          <w:sz w:val="21"/>
+        </w:rPr>
+        <w:t>를 고르게 됩니다. 하루를 어디서 시작해 어디서 끝내는지가 달라지기 때문입니다.</w:t>
+      </w:r>
+    </w:p>
+    <w:tbl>
+      <w:tblPr>
+        <w:tblStyle w:val="TableGrid"/>
+        <w:tblW w:type="auto" w:w="0"/>
+        <w:jc w:val="center"/>
+        <w:tblLook w:firstColumn="1" w:firstRow="1" w:lastColumn="0" w:lastRow="0" w:noHBand="0" w:noVBand="1" w:val="04A0"/>
+      </w:tblPr>
+      <w:tblGrid>
+        <w:gridCol w:w="4706"/>
+        <w:gridCol w:w="4706"/>
+      </w:tblGrid>
+      <w:tr>
+        <w:trPr>
+          <w:cantSplit/>
+          <w:tblHeader/>
+        </w:trPr>
+        <w:tc>
+          <w:tcPr>
+            <w:tcW w:type="dxa" w:w="1928"/>
+            <w:shd w:val="clear" w:color="auto" w:fill="005A9E"/>
+            <w:vAlign w:val="center"/>
+          </w:tcPr>
+          <w:p>
+            <w:pPr>
+              <w:spacing w:before="0" w:after="0" w:line="240" w:lineRule="auto"/>
+              <w:jc w:val="center"/>
+            </w:pPr>
+            <w:r/>
+            <w:r>
+              <w:rPr>
+                <w:rFonts w:ascii="맑은 고딕" w:hAnsi="맑은 고딕" w:eastAsia="맑은 고딕" w:cs="맑은 고딕"/>
+                <w:b/>
+                <w:color w:val="FFFFFF"/>
+                <w:sz w:val="20"/>
+              </w:rPr>
+              <w:t>방향</w:t>
+            </w:r>
+          </w:p>
+        </w:tc>
+        <w:tc>
+          <w:tcPr>
+            <w:tcW w:type="dxa" w:w="6463"/>
+            <w:shd w:val="clear" w:color="auto" w:fill="005A9E"/>
+            <w:vAlign w:val="center"/>
+          </w:tcPr>
+          <w:p>
+            <w:pPr>
+              <w:spacing w:before="0" w:after="0" w:line="240" w:lineRule="auto"/>
+              <w:jc w:val="center"/>
+            </w:pPr>
+            <w:r/>
+            <w:r>
+              <w:rPr>
+                <w:rFonts w:ascii="맑은 고딕" w:hAnsi="맑은 고딕" w:eastAsia="맑은 고딕" w:cs="맑은 고딕"/>
+                <w:b/>
+                <w:color w:val="FFFFFF"/>
+                <w:sz w:val="20"/>
+              </w:rPr>
+              <w:t>무슨 하루인가</w:t>
+            </w:r>
+          </w:p>
+        </w:tc>
+      </w:tr>
+      <w:tr>
+        <w:trPr>
+          <w:cantSplit/>
+        </w:trPr>
+        <w:tc>
+          <w:tcPr>
+            <w:tcW w:type="dxa" w:w="1928"/>
+            <w:vAlign w:val="center"/>
+          </w:tcPr>
+          <w:p>
+            <w:pPr>
+              <w:spacing w:before="0" w:after="0" w:line="240" w:lineRule="auto"/>
+            </w:pPr>
+            <w:r/>
+            <w:r>
+              <w:rPr>
+                <w:rFonts w:ascii="맑은 고딕" w:hAnsi="맑은 고딕" w:eastAsia="맑은 고딕" w:cs="맑은 고딕"/>
+                <w:b/>
+                <w:sz w:val="20"/>
+              </w:rPr>
+              <w:t>🏢→ 출발</w:t>
+            </w:r>
+          </w:p>
+        </w:tc>
+        <w:tc>
+          <w:tcPr>
+            <w:tcW w:type="dxa" w:w="6463"/>
+            <w:vAlign w:val="center"/>
+          </w:tcPr>
+          <w:p>
+            <w:pPr>
+              <w:spacing w:before="0" w:after="0" w:line="240" w:lineRule="auto"/>
+            </w:pPr>
+            <w:r/>
+            <w:r>
+              <w:rPr>
+                <w:rFonts w:ascii="맑은 고딕" w:hAnsi="맑은 고딕" w:eastAsia="맑은 고딕" w:cs="맑은 고딕"/>
+                <w:b w:val="0"/>
+                <w:sz w:val="20"/>
+              </w:rPr>
+              <w:t>사무실에서 그 장소로 갑니다</w:t>
+            </w:r>
+          </w:p>
+        </w:tc>
+      </w:tr>
+      <w:tr>
+        <w:trPr>
+          <w:cantSplit/>
+        </w:trPr>
+        <w:tc>
+          <w:tcPr>
+            <w:tcW w:type="dxa" w:w="1928"/>
+            <w:vAlign w:val="center"/>
+          </w:tcPr>
+          <w:p>
+            <w:pPr>
+              <w:spacing w:before="0" w:after="0" w:line="240" w:lineRule="auto"/>
+            </w:pPr>
+            <w:r/>
+            <w:r>
+              <w:rPr>
+                <w:rFonts w:ascii="맑은 고딕" w:hAnsi="맑은 고딕" w:eastAsia="맑은 고딕" w:cs="맑은 고딕"/>
+                <w:b/>
+                <w:sz w:val="20"/>
+              </w:rPr>
+              <w:t>→🏢 복귀</w:t>
+            </w:r>
+          </w:p>
+        </w:tc>
+        <w:tc>
+          <w:tcPr>
+            <w:tcW w:type="dxa" w:w="6463"/>
+            <w:vAlign w:val="center"/>
+          </w:tcPr>
+          <w:p>
+            <w:pPr>
+              <w:spacing w:before="0" w:after="0" w:line="240" w:lineRule="auto"/>
+            </w:pPr>
+            <w:r/>
+            <w:r>
+              <w:rPr>
+                <w:rFonts w:ascii="맑은 고딕" w:hAnsi="맑은 고딕" w:eastAsia="맑은 고딕" w:cs="맑은 고딕"/>
+                <w:b w:val="0"/>
+                <w:sz w:val="20"/>
+              </w:rPr>
+              <w:t>그 장소에서 사무실로 돌아옵니다</w:t>
+            </w:r>
+          </w:p>
+        </w:tc>
+      </w:tr>
+      <w:tr>
+        <w:trPr>
+          <w:cantSplit/>
+        </w:trPr>
+        <w:tc>
+          <w:tcPr>
+            <w:tcW w:type="dxa" w:w="1928"/>
+            <w:vAlign w:val="center"/>
+          </w:tcPr>
+          <w:p>
+            <w:pPr>
+              <w:spacing w:before="0" w:after="0" w:line="240" w:lineRule="auto"/>
+            </w:pPr>
+            <w:r/>
+            <w:r>
+              <w:rPr>
+                <w:rFonts w:ascii="맑은 고딕" w:hAnsi="맑은 고딕" w:eastAsia="맑은 고딕" w:cs="맑은 고딕"/>
+                <w:b/>
+                <w:sz w:val="20"/>
+              </w:rPr>
+              <w:t>📍→📍 이동</w:t>
+            </w:r>
+          </w:p>
+        </w:tc>
+        <w:tc>
+          <w:tcPr>
+            <w:tcW w:type="dxa" w:w="6463"/>
+            <w:vAlign w:val="center"/>
+          </w:tcPr>
+          <w:p>
+            <w:pPr>
+              <w:spacing w:before="0" w:after="0" w:line="240" w:lineRule="auto"/>
+            </w:pPr>
+            <w:r/>
+            <w:r>
+              <w:rPr>
+                <w:rFonts w:ascii="맑은 고딕" w:hAnsi="맑은 고딕" w:eastAsia="맑은 고딕" w:cs="맑은 고딕"/>
+                <w:b/>
+                <w:sz w:val="20"/>
+              </w:rPr>
+              <w:t>현장에서 다른 현장으로 곧장</w:t>
+            </w:r>
+            <w:r>
+              <w:rPr>
+                <w:rFonts w:ascii="맑은 고딕" w:hAnsi="맑은 고딕" w:eastAsia="맑은 고딕" w:cs="맑은 고딕"/>
+                <w:b w:val="0"/>
+                <w:sz w:val="20"/>
+              </w:rPr>
+              <w:t xml:space="preserve"> 갑니다 — 사무실을 거치지 않습니다</w:t>
+            </w:r>
+          </w:p>
+        </w:tc>
+      </w:tr>
+    </w:tbl>
+    <w:p/>
     <w:p>
       <w:pPr>
         <w:keepNext/>
@@ -7142,8 +7830,165 @@
       <w:r>
         <w:drawing>
           <wp:inline xmlns:a="http://schemas.openxmlformats.org/drawingml/2006/main" xmlns:pic="http://schemas.openxmlformats.org/drawingml/2006/picture">
+            <wp:extent cx="4500000" cy="2571023"/>
+            <wp:docPr id="21" name="Picture 21"/>
+            <wp:cNvGraphicFramePr>
+              <a:graphicFrameLocks noChangeAspect="1"/>
+            </wp:cNvGraphicFramePr>
+            <a:graphic>
+              <a:graphicData uri="http://schemas.openxmlformats.org/drawingml/2006/picture">
+                <pic:pic>
+                  <pic:nvPicPr>
+                    <pic:cNvPr id="0" name="85_일정_이동.png"/>
+                    <pic:cNvPicPr/>
+                  </pic:nvPicPr>
+                  <pic:blipFill>
+                    <a:blip r:embed="rId30"/>
+                    <a:stretch>
+                      <a:fillRect/>
+                    </a:stretch>
+                  </pic:blipFill>
+                  <pic:spPr>
+                    <a:xfrm>
+                      <a:off x="0" y="0"/>
+                      <a:ext cx="4500000" cy="2571023"/>
+                    </a:xfrm>
+                    <a:prstGeom prst="rect"/>
+                  </pic:spPr>
+                </pic:pic>
+              </a:graphicData>
+            </a:graphic>
+          </wp:inline>
+        </w:drawing>
+      </w:r>
+    </w:p>
+    <w:p>
+      <w:pPr>
+        <w:spacing w:line="240" w:lineRule="auto" w:after="140"/>
+        <w:jc w:val="center"/>
+      </w:pPr>
+      <w:r>
+        <w:rPr>
+          <w:rFonts w:ascii="맑은 고딕" w:hAnsi="맑은 고딕" w:eastAsia="맑은 고딕" w:cs="맑은 고딕"/>
+          <w:color w:val="777777"/>
+          <w:sz w:val="18"/>
+        </w:rPr>
+        <w:t>그림 4-5  「이동」 — 출발지를 함께 고릅니다</w:t>
+      </w:r>
+    </w:p>
+    <w:p>
+      <w:r>
+        <w:rPr>
+          <w:rFonts w:ascii="맑은 고딕" w:hAnsi="맑은 고딕" w:eastAsia="맑은 고딕" w:cs="맑은 고딕"/>
+          <w:b/>
+          <w:sz w:val="21"/>
+        </w:rPr>
+        <w:t>「이동」을 고르면 «출발지»를 함께 묻습니다.</w:t>
+      </w:r>
+      <w:r>
+        <w:rPr>
+          <w:rFonts w:ascii="맑은 고딕" w:hAnsi="맑은 고딕" w:eastAsia="맑은 고딕" w:cs="맑은 고딕"/>
+          <w:b w:val="0"/>
+          <w:sz w:val="21"/>
+        </w:rPr>
+        <w:t xml:space="preserve"> 사무실을 거치지 않으니 「어느 현장에서 오셨는지」가 있어야 거리를 셀 수 있습니다.</w:t>
+      </w:r>
+    </w:p>
+    <w:p>
+      <w:pPr>
+        <w:keepLines/>
+        <w:spacing w:before="120" w:after="160"/>
+        <w:ind w:left="170"/>
+        <w:pBdr>
+          <w:left w:val="single" w:sz="18" w:space="6" w:color="005A9E"/>
+        </w:pBdr>
+        <w:shd w:val="clear" w:color="auto" w:fill="F2F7FB"/>
+      </w:pPr>
+      <w:r>
+        <w:rPr>
+          <w:rFonts w:ascii="맑은 고딕" w:hAnsi="맑은 고딕" w:eastAsia="맑은 고딕" w:cs="맑은 고딕"/>
+          <w:b/>
+          <w:color w:val="005A9E"/>
+          <w:sz w:val="21"/>
+        </w:rPr>
+        <w:t xml:space="preserve">현장끼리의 거리는 «한 번만» 넣으면 됩니다  </w:t>
+      </w:r>
+      <w:r>
+        <w:rPr>
+          <w:rFonts w:ascii="맑은 고딕" w:hAnsi="맑은 고딕" w:eastAsia="맑은 고딕" w:cs="맑은 고딕"/>
+          <w:b w:val="0"/>
+          <w:sz w:val="21"/>
+        </w:rPr>
+        <w:t xml:space="preserve">장소에 저장된 거리는 「회사 → 그 장소」 하나뿐이라 현장끼리의 거리는 따로 가지고 있어야 합니다. 처음 다니는 구간이면 </w:t>
+      </w:r>
+      <w:r>
+        <w:rPr>
+          <w:rFonts w:ascii="맑은 고딕" w:hAnsi="맑은 고딕" w:eastAsia="맑은 고딕" w:cs="맑은 고딕"/>
+          <w:b/>
+          <w:sz w:val="21"/>
+        </w:rPr>
+        <w:t>[📍 구글 지도에서 거리 보기]</w:t>
+      </w:r>
+      <w:r>
+        <w:rPr>
+          <w:rFonts w:ascii="맑은 고딕" w:hAnsi="맑은 고딕" w:eastAsia="맑은 고딕" w:cs="맑은 고딕"/>
+          <w:b w:val="0"/>
+          <w:sz w:val="21"/>
+        </w:rPr>
+        <w:t xml:space="preserve"> 로 확인해 km 를 적고 </w:t>
+      </w:r>
+      <w:r>
+        <w:rPr>
+          <w:rFonts w:ascii="맑은 고딕" w:hAnsi="맑은 고딕" w:eastAsia="맑은 고딕" w:cs="맑은 고딕"/>
+          <w:b/>
+          <w:sz w:val="21"/>
+        </w:rPr>
+        <w:t>[거리 저장]</w:t>
+      </w:r>
+      <w:r>
+        <w:rPr>
+          <w:rFonts w:ascii="맑은 고딕" w:hAnsi="맑은 고딕" w:eastAsia="맑은 고딕" w:cs="맑은 고딕"/>
+          <w:b w:val="0"/>
+          <w:sz w:val="21"/>
+        </w:rPr>
+        <w:t xml:space="preserve"> 을 누르십시오 — </w:t>
+      </w:r>
+      <w:r>
+        <w:rPr>
+          <w:rFonts w:ascii="맑은 고딕" w:hAnsi="맑은 고딕" w:eastAsia="맑은 고딕" w:cs="맑은 고딕"/>
+          <w:b/>
+          <w:sz w:val="21"/>
+        </w:rPr>
+        <w:t>다음부터는 저절로 채워집니다.</w:t>
+      </w:r>
+      <w:r>
+        <w:rPr>
+          <w:rFonts w:ascii="맑은 고딕" w:hAnsi="맑은 고딕" w:eastAsia="맑은 고딕" w:cs="맑은 고딕"/>
+          <w:b w:val="0"/>
+          <w:sz w:val="21"/>
+        </w:rPr>
+        <w:t xml:space="preserve"> 장소에 «주소»를 넣어 두시면 지도가 정확한 곳을 찾습니다.</w:t>
+      </w:r>
+    </w:p>
+    <w:p>
+      <w:pPr>
+        <w:pStyle w:val="Heading2"/>
+      </w:pPr>
+      <w:r>
+        <w:t>4.4 장소 고르기</w:t>
+      </w:r>
+    </w:p>
+    <w:p>
+      <w:pPr>
+        <w:keepNext/>
+        <w:spacing w:line="240" w:lineRule="auto" w:after="40"/>
+        <w:jc w:val="center"/>
+      </w:pPr>
+      <w:r>
+        <w:drawing>
+          <wp:inline xmlns:a="http://schemas.openxmlformats.org/drawingml/2006/main" xmlns:pic="http://schemas.openxmlformats.org/drawingml/2006/picture">
             <wp:extent cx="4500000" cy="2610000"/>
-            <wp:docPr id="21" name="Picture 21"/>
+            <wp:docPr id="22" name="Picture 22"/>
             <wp:cNvGraphicFramePr>
               <a:graphicFrameLocks noChangeAspect="1"/>
             </wp:cNvGraphicFramePr>
@@ -7155,7 +8000,7 @@
                     <pic:cNvPicPr/>
                   </pic:nvPicPr>
                   <pic:blipFill>
-                    <a:blip r:embed="rId30"/>
+                    <a:blip r:embed="rId31"/>
                     <a:stretch>
                       <a:fillRect/>
                     </a:stretch>
@@ -7185,7 +8030,7 @@
           <w:color w:val="777777"/>
           <w:sz w:val="18"/>
         </w:rPr>
-        <w:t>그림 4-5  장소 선택 창 — 검색·등록·수정·숨김</w:t>
+        <w:t>그림 4-6  장소 선택 창 — 검색·등록·수정·숨김</w:t>
       </w:r>
     </w:p>
     <w:p>
@@ -7392,7 +8237,7 @@
         <w:drawing>
           <wp:inline xmlns:a="http://schemas.openxmlformats.org/drawingml/2006/main" xmlns:pic="http://schemas.openxmlformats.org/drawingml/2006/picture">
             <wp:extent cx="4500000" cy="2571023"/>
-            <wp:docPr id="22" name="Picture 22"/>
+            <wp:docPr id="23" name="Picture 23"/>
             <wp:cNvGraphicFramePr>
               <a:graphicFrameLocks noChangeAspect="1"/>
             </wp:cNvGraphicFramePr>
@@ -7404,7 +8249,7 @@
                     <pic:cNvPicPr/>
                   </pic:nvPicPr>
                   <pic:blipFill>
-                    <a:blip r:embed="rId31"/>
+                    <a:blip r:embed="rId32"/>
                     <a:stretch>
                       <a:fillRect/>
                     </a:stretch>
@@ -7434,7 +8279,7 @@
           <w:color w:val="777777"/>
           <w:sz w:val="18"/>
         </w:rPr>
-        <w:t>그림 4-6  달력에서 여러 날짜 고르기</w:t>
+        <w:t>그림 4-7  달력에서 여러 날짜 고르기</w:t>
       </w:r>
     </w:p>
     <w:p>
@@ -8105,7 +8950,7 @@
         <w:drawing>
           <wp:inline xmlns:a="http://schemas.openxmlformats.org/drawingml/2006/main" xmlns:pic="http://schemas.openxmlformats.org/drawingml/2006/picture">
             <wp:extent cx="4500000" cy="5686644"/>
-            <wp:docPr id="23" name="Picture 23"/>
+            <wp:docPr id="24" name="Picture 24"/>
             <wp:cNvGraphicFramePr>
               <a:graphicFrameLocks noChangeAspect="1"/>
             </wp:cNvGraphicFramePr>
@@ -8117,7 +8962,7 @@
                     <pic:cNvPicPr/>
                   </pic:nvPicPr>
                   <pic:blipFill>
-                    <a:blip r:embed="rId32"/>
+                    <a:blip r:embed="rId33"/>
                     <a:stretch>
                       <a:fillRect/>
                     </a:stretch>
@@ -8624,7 +9469,7 @@
         <w:drawing>
           <wp:inline xmlns:a="http://schemas.openxmlformats.org/drawingml/2006/main" xmlns:pic="http://schemas.openxmlformats.org/drawingml/2006/picture">
             <wp:extent cx="4500000" cy="3978860"/>
-            <wp:docPr id="24" name="Picture 24"/>
+            <wp:docPr id="25" name="Picture 25"/>
             <wp:cNvGraphicFramePr>
               <a:graphicFrameLocks noChangeAspect="1"/>
             </wp:cNvGraphicFramePr>
@@ -8636,7 +9481,7 @@
                     <pic:cNvPicPr/>
                   </pic:nvPicPr>
                   <pic:blipFill>
-                    <a:blip r:embed="rId33"/>
+                    <a:blip r:embed="rId34"/>
                     <a:stretch>
                       <a:fillRect/>
                     </a:stretch>
@@ -9443,7 +10288,7 @@
         <w:drawing>
           <wp:inline xmlns:a="http://schemas.openxmlformats.org/drawingml/2006/main" xmlns:pic="http://schemas.openxmlformats.org/drawingml/2006/picture">
             <wp:extent cx="4500000" cy="2122751"/>
-            <wp:docPr id="25" name="Picture 25"/>
+            <wp:docPr id="26" name="Picture 26"/>
             <wp:cNvGraphicFramePr>
               <a:graphicFrameLocks noChangeAspect="1"/>
             </wp:cNvGraphicFramePr>
@@ -9455,7 +10300,7 @@
                     <pic:cNvPicPr/>
                   </pic:nvPicPr>
                   <pic:blipFill>
-                    <a:blip r:embed="rId34"/>
+                    <a:blip r:embed="rId35"/>
                     <a:stretch>
                       <a:fillRect/>
                     </a:stretch>
@@ -9534,56 +10379,20 @@
     </w:p>
     <w:p>
       <w:pPr>
-        <w:keepLines/>
-        <w:spacing w:before="120" w:after="160"/>
-        <w:ind w:left="170"/>
-        <w:pBdr>
-          <w:left w:val="single" w:sz="18" w:space="6" w:color="005A9E"/>
-        </w:pBdr>
-        <w:shd w:val="clear" w:color="auto" w:fill="F2F7FB"/>
-      </w:pPr>
-      <w:r>
-        <w:rPr>
-          <w:rFonts w:ascii="맑은 고딕" w:hAnsi="맑은 고딕" w:eastAsia="맑은 고딕" w:cs="맑은 고딕"/>
-          <w:b/>
-          <w:color w:val="005A9E"/>
-          <w:sz w:val="21"/>
-        </w:rPr>
-        <w:t xml:space="preserve">확정은 대표이사만 하십니다  </w:t>
-      </w:r>
-      <w:r>
-        <w:rPr>
-          <w:rFonts w:ascii="맑은 고딕" w:hAnsi="맑은 고딕" w:eastAsia="맑은 고딕" w:cs="맑은 고딕"/>
-          <w:b w:val="0"/>
-          <w:sz w:val="21"/>
-        </w:rPr>
-        <w:t xml:space="preserve">확정하면 그달 금액이 그 시점 값으로 남고 실적이 잠깁니다. 단가나 연비가 나중에 바뀌어도 </w:t>
-      </w:r>
-      <w:r>
-        <w:rPr>
-          <w:rFonts w:ascii="맑은 고딕" w:hAnsi="맑은 고딕" w:eastAsia="맑은 고딕" w:cs="맑은 고딕"/>
-          <w:b/>
-          <w:sz w:val="21"/>
-        </w:rPr>
-        <w:t>이미 확정한 금액은 흔들리지 않습니다.</w:t>
+        <w:pStyle w:val="Heading3"/>
+      </w:pPr>
+      <w:r>
+        <w:t>정산은 세 단계입니다 — 미정산 → 입금 대기 → 완료</w:t>
       </w:r>
     </w:p>
     <w:p>
-      <w:pPr>
-        <w:pStyle w:val="Heading3"/>
-      </w:pPr>
-      <w:r>
-        <w:t>하이패스 통행료 — 「대조」를 보고 각자 골라 갑니다</w:t>
-      </w:r>
-    </w:p>
-    <w:p>
       <w:r>
         <w:rPr>
           <w:rFonts w:ascii="맑은 고딕" w:hAnsi="맑은 고딕" w:eastAsia="맑은 고딕" w:cs="맑은 고딕"/>
           <w:b w:val="0"/>
           <w:sz w:val="21"/>
         </w:rPr>
-        <w:t xml:space="preserve">법인차량의 하이패스 사용내역은 </w:t>
+        <w:t xml:space="preserve">정산은 </w:t>
       </w:r>
       <w:r>
         <w:rPr>
@@ -9591,7 +10400,7 @@
           <w:b/>
           <w:sz w:val="21"/>
         </w:rPr>
-        <w:t>관리자·대표이사가 한 번 올립니다</w:t>
+        <w:t>사람마다 따로</w:t>
       </w:r>
       <w:r>
         <w:rPr>
@@ -9599,7 +10408,7 @@
           <w:b w:val="0"/>
           <w:sz w:val="21"/>
         </w:rPr>
-        <w:t xml:space="preserve">(자차는 본인이 올리십시오). 올라온 통행은 표에 그대로 쌓이고, 화면이 </w:t>
+        <w:t xml:space="preserve"> 진행됩니다. 화면 위에 </w:t>
       </w:r>
       <w:r>
         <w:rPr>
@@ -9607,7 +10416,7 @@
           <w:b/>
           <w:sz w:val="21"/>
         </w:rPr>
-        <w:t>그날 그 차를 쓴 실적을 맞대어</w:t>
+        <w:t>「미정산 N · 입금 대기 N · 완료 N」</w:t>
       </w:r>
       <w:r>
         <w:rPr>
@@ -9615,7 +10424,7 @@
           <w:b w:val="0"/>
           <w:sz w:val="21"/>
         </w:rPr>
-        <w:t xml:space="preserve"> 어느 쪽인지 짐작해 붙여 줍니다.</w:t>
+        <w:t xml:space="preserve"> 이 늘 나와 어디까지 됐는지 보입니다.</w:t>
       </w:r>
     </w:p>
     <w:p>
@@ -9628,7 +10437,7 @@
         <w:drawing>
           <wp:inline xmlns:a="http://schemas.openxmlformats.org/drawingml/2006/main" xmlns:pic="http://schemas.openxmlformats.org/drawingml/2006/picture">
             <wp:extent cx="4500000" cy="2571023"/>
-            <wp:docPr id="26" name="Picture 26"/>
+            <wp:docPr id="27" name="Picture 27"/>
             <wp:cNvGraphicFramePr>
               <a:graphicFrameLocks noChangeAspect="1"/>
             </wp:cNvGraphicFramePr>
@@ -9636,11 +10445,11 @@
               <a:graphicData uri="http://schemas.openxmlformats.org/drawingml/2006/picture">
                 <pic:pic>
                   <pic:nvPicPr>
-                    <pic:cNvPr id="0" name="80_정산_하이패스_내역.png"/>
+                    <pic:cNvPr id="0" name="84_정산_사람별.png"/>
                     <pic:cNvPicPr/>
                   </pic:nvPicPr>
                   <pic:blipFill>
-                    <a:blip r:embed="rId35"/>
+                    <a:blip r:embed="rId36"/>
                     <a:stretch>
                       <a:fillRect/>
                     </a:stretch>
@@ -9670,7 +10479,681 @@
           <w:color w:val="777777"/>
           <w:sz w:val="18"/>
         </w:rPr>
-        <w:t>그림 5-4  불러온 통행과 「대조」</w:t>
+        <w:t>그림 5-4  사람별 표 — 사람마다 [1차 안내] 단추가 있습니다</w:t>
+      </w:r>
+    </w:p>
+    <w:tbl>
+      <w:tblPr>
+        <w:tblStyle w:val="TableGrid"/>
+        <w:tblW w:type="auto" w:w="0"/>
+        <w:jc w:val="center"/>
+        <w:tblLook w:firstColumn="1" w:firstRow="1" w:lastColumn="0" w:lastRow="0" w:noHBand="0" w:noVBand="1" w:val="04A0"/>
+      </w:tblPr>
+      <w:tblGrid>
+        <w:gridCol w:w="3137"/>
+        <w:gridCol w:w="3137"/>
+        <w:gridCol w:w="3137"/>
+      </w:tblGrid>
+      <w:tr>
+        <w:trPr>
+          <w:cantSplit/>
+          <w:tblHeader/>
+        </w:trPr>
+        <w:tc>
+          <w:tcPr>
+            <w:tcW w:type="dxa" w:w="1474"/>
+            <w:shd w:val="clear" w:color="auto" w:fill="005A9E"/>
+            <w:vAlign w:val="center"/>
+          </w:tcPr>
+          <w:p>
+            <w:pPr>
+              <w:spacing w:before="0" w:after="0" w:line="240" w:lineRule="auto"/>
+              <w:jc w:val="center"/>
+            </w:pPr>
+            <w:r/>
+            <w:r>
+              <w:rPr>
+                <w:rFonts w:ascii="맑은 고딕" w:hAnsi="맑은 고딕" w:eastAsia="맑은 고딕" w:cs="맑은 고딕"/>
+                <w:b/>
+                <w:color w:val="FFFFFF"/>
+                <w:sz w:val="20"/>
+              </w:rPr>
+              <w:t>단계</w:t>
+            </w:r>
+          </w:p>
+        </w:tc>
+        <w:tc>
+          <w:tcPr>
+            <w:tcW w:type="dxa" w:w="3515"/>
+            <w:shd w:val="clear" w:color="auto" w:fill="005A9E"/>
+            <w:vAlign w:val="center"/>
+          </w:tcPr>
+          <w:p>
+            <w:pPr>
+              <w:spacing w:before="0" w:after="0" w:line="240" w:lineRule="auto"/>
+              <w:jc w:val="center"/>
+            </w:pPr>
+            <w:r/>
+            <w:r>
+              <w:rPr>
+                <w:rFonts w:ascii="맑은 고딕" w:hAnsi="맑은 고딕" w:eastAsia="맑은 고딕" w:cs="맑은 고딕"/>
+                <w:b/>
+                <w:color w:val="FFFFFF"/>
+                <w:sz w:val="20"/>
+              </w:rPr>
+              <w:t>무슨 상태인가</w:t>
+            </w:r>
+          </w:p>
+        </w:tc>
+        <w:tc>
+          <w:tcPr>
+            <w:tcW w:type="dxa" w:w="3402"/>
+            <w:shd w:val="clear" w:color="auto" w:fill="005A9E"/>
+            <w:vAlign w:val="center"/>
+          </w:tcPr>
+          <w:p>
+            <w:pPr>
+              <w:spacing w:before="0" w:after="0" w:line="240" w:lineRule="auto"/>
+              <w:jc w:val="center"/>
+            </w:pPr>
+            <w:r/>
+            <w:r>
+              <w:rPr>
+                <w:rFonts w:ascii="맑은 고딕" w:hAnsi="맑은 고딕" w:eastAsia="맑은 고딕" w:cs="맑은 고딕"/>
+                <w:b/>
+                <w:color w:val="FFFFFF"/>
+                <w:sz w:val="20"/>
+              </w:rPr>
+              <w:t>여기서 하는 일</w:t>
+            </w:r>
+          </w:p>
+        </w:tc>
+      </w:tr>
+      <w:tr>
+        <w:trPr>
+          <w:cantSplit/>
+        </w:trPr>
+        <w:tc>
+          <w:tcPr>
+            <w:tcW w:type="dxa" w:w="1474"/>
+            <w:vAlign w:val="center"/>
+          </w:tcPr>
+          <w:p>
+            <w:pPr>
+              <w:spacing w:before="0" w:after="0" w:line="240" w:lineRule="auto"/>
+            </w:pPr>
+            <w:r/>
+            <w:r>
+              <w:rPr>
+                <w:rFonts w:ascii="맑은 고딕" w:hAnsi="맑은 고딕" w:eastAsia="맑은 고딕" w:cs="맑은 고딕"/>
+                <w:b/>
+                <w:sz w:val="20"/>
+              </w:rPr>
+              <w:t>미정산</w:t>
+            </w:r>
+          </w:p>
+        </w:tc>
+        <w:tc>
+          <w:tcPr>
+            <w:tcW w:type="dxa" w:w="3515"/>
+            <w:vAlign w:val="center"/>
+          </w:tcPr>
+          <w:p>
+            <w:pPr>
+              <w:spacing w:before="0" w:after="0" w:line="240" w:lineRule="auto"/>
+            </w:pPr>
+            <w:r/>
+            <w:r>
+              <w:rPr>
+                <w:rFonts w:ascii="맑은 고딕" w:hAnsi="맑은 고딕" w:eastAsia="맑은 고딕" w:cs="맑은 고딕"/>
+                <w:b w:val="0"/>
+                <w:sz w:val="20"/>
+              </w:rPr>
+              <w:t>아직 아무것도 하지 않았습니다</w:t>
+            </w:r>
+          </w:p>
+        </w:tc>
+        <w:tc>
+          <w:tcPr>
+            <w:tcW w:type="dxa" w:w="3402"/>
+            <w:vAlign w:val="center"/>
+          </w:tcPr>
+          <w:p>
+            <w:pPr>
+              <w:spacing w:before="0" w:after="0" w:line="240" w:lineRule="auto"/>
+            </w:pPr>
+            <w:r/>
+            <w:r>
+              <w:rPr>
+                <w:rFonts w:ascii="맑은 고딕" w:hAnsi="맑은 고딕" w:eastAsia="맑은 고딕" w:cs="맑은 고딕"/>
+                <w:b w:val="0"/>
+                <w:sz w:val="20"/>
+              </w:rPr>
+              <w:t xml:space="preserve">대표이사가 </w:t>
+            </w:r>
+            <w:r>
+              <w:rPr>
+                <w:rFonts w:ascii="맑은 고딕" w:hAnsi="맑은 고딕" w:eastAsia="맑은 고딕" w:cs="맑은 고딕"/>
+                <w:b/>
+                <w:sz w:val="20"/>
+              </w:rPr>
+              <w:t>[1차 안내]</w:t>
+            </w:r>
+          </w:p>
+        </w:tc>
+      </w:tr>
+      <w:tr>
+        <w:trPr>
+          <w:cantSplit/>
+        </w:trPr>
+        <w:tc>
+          <w:tcPr>
+            <w:tcW w:type="dxa" w:w="1474"/>
+            <w:vAlign w:val="center"/>
+          </w:tcPr>
+          <w:p>
+            <w:pPr>
+              <w:spacing w:before="0" w:after="0" w:line="240" w:lineRule="auto"/>
+            </w:pPr>
+            <w:r/>
+            <w:r>
+              <w:rPr>
+                <w:rFonts w:ascii="맑은 고딕" w:hAnsi="맑은 고딕" w:eastAsia="맑은 고딕" w:cs="맑은 고딕"/>
+                <w:b/>
+                <w:sz w:val="20"/>
+              </w:rPr>
+              <w:t>입금 대기</w:t>
+            </w:r>
+          </w:p>
+        </w:tc>
+        <w:tc>
+          <w:tcPr>
+            <w:tcW w:type="dxa" w:w="3515"/>
+            <w:vAlign w:val="center"/>
+          </w:tcPr>
+          <w:p>
+            <w:pPr>
+              <w:spacing w:before="0" w:after="0" w:line="240" w:lineRule="auto"/>
+            </w:pPr>
+            <w:r/>
+            <w:r>
+              <w:rPr>
+                <w:rFonts w:ascii="맑은 고딕" w:hAnsi="맑은 고딕" w:eastAsia="맑은 고딕" w:cs="맑은 고딕"/>
+                <w:b w:val="0"/>
+                <w:sz w:val="20"/>
+              </w:rPr>
+              <w:t xml:space="preserve">금액이 확정되고 </w:t>
+            </w:r>
+            <w:r>
+              <w:rPr>
+                <w:rFonts w:ascii="맑은 고딕" w:hAnsi="맑은 고딕" w:eastAsia="맑은 고딕" w:cs="맑은 고딕"/>
+                <w:b/>
+                <w:sz w:val="20"/>
+              </w:rPr>
+              <w:t>본인에게 메일이 나갔습니다</w:t>
+            </w:r>
+          </w:p>
+        </w:tc>
+        <w:tc>
+          <w:tcPr>
+            <w:tcW w:type="dxa" w:w="3402"/>
+            <w:vAlign w:val="center"/>
+          </w:tcPr>
+          <w:p>
+            <w:pPr>
+              <w:spacing w:before="0" w:after="0" w:line="240" w:lineRule="auto"/>
+            </w:pPr>
+            <w:r/>
+            <w:r>
+              <w:rPr>
+                <w:rFonts w:ascii="맑은 고딕" w:hAnsi="맑은 고딕" w:eastAsia="맑은 고딕" w:cs="맑은 고딕"/>
+                <w:b w:val="0"/>
+                <w:sz w:val="20"/>
+              </w:rPr>
+              <w:t xml:space="preserve">직원이 입금 → 대표이사가 </w:t>
+            </w:r>
+            <w:r>
+              <w:rPr>
+                <w:rFonts w:ascii="맑은 고딕" w:hAnsi="맑은 고딕" w:eastAsia="맑은 고딕" w:cs="맑은 고딕"/>
+                <w:b/>
+                <w:sz w:val="20"/>
+              </w:rPr>
+              <w:t>[입금 확인]</w:t>
+            </w:r>
+          </w:p>
+        </w:tc>
+      </w:tr>
+      <w:tr>
+        <w:trPr>
+          <w:cantSplit/>
+        </w:trPr>
+        <w:tc>
+          <w:tcPr>
+            <w:tcW w:type="dxa" w:w="1474"/>
+            <w:vAlign w:val="center"/>
+          </w:tcPr>
+          <w:p>
+            <w:pPr>
+              <w:spacing w:before="0" w:after="0" w:line="240" w:lineRule="auto"/>
+            </w:pPr>
+            <w:r/>
+            <w:r>
+              <w:rPr>
+                <w:rFonts w:ascii="맑은 고딕" w:hAnsi="맑은 고딕" w:eastAsia="맑은 고딕" w:cs="맑은 고딕"/>
+                <w:b/>
+                <w:sz w:val="20"/>
+              </w:rPr>
+              <w:t>완료</w:t>
+            </w:r>
+          </w:p>
+        </w:tc>
+        <w:tc>
+          <w:tcPr>
+            <w:tcW w:type="dxa" w:w="3515"/>
+            <w:vAlign w:val="center"/>
+          </w:tcPr>
+          <w:p>
+            <w:pPr>
+              <w:spacing w:before="0" w:after="0" w:line="240" w:lineRule="auto"/>
+            </w:pPr>
+            <w:r/>
+            <w:r>
+              <w:rPr>
+                <w:rFonts w:ascii="맑은 고딕" w:hAnsi="맑은 고딕" w:eastAsia="맑은 고딕" w:cs="맑은 고딕"/>
+                <w:b w:val="0"/>
+                <w:sz w:val="20"/>
+              </w:rPr>
+              <w:t>그달 그 사람 정산이 끝났습니다</w:t>
+            </w:r>
+          </w:p>
+        </w:tc>
+        <w:tc>
+          <w:tcPr>
+            <w:tcW w:type="dxa" w:w="3402"/>
+            <w:vAlign w:val="center"/>
+          </w:tcPr>
+          <w:p>
+            <w:pPr>
+              <w:spacing w:before="0" w:after="0" w:line="240" w:lineRule="auto"/>
+            </w:pPr>
+            <w:r/>
+            <w:r>
+              <w:rPr>
+                <w:rFonts w:ascii="맑은 고딕" w:hAnsi="맑은 고딕" w:eastAsia="맑은 고딕" w:cs="맑은 고딕"/>
+                <w:b w:val="0"/>
+                <w:sz w:val="20"/>
+              </w:rPr>
+              <w:t>—</w:t>
+            </w:r>
+          </w:p>
+        </w:tc>
+      </w:tr>
+    </w:tbl>
+    <w:p/>
+    <w:p>
+      <w:r>
+        <w:rPr>
+          <w:rFonts w:ascii="맑은 고딕" w:hAnsi="맑은 고딕" w:eastAsia="맑은 고딕" w:cs="맑은 고딕"/>
+          <w:b/>
+          <w:sz w:val="21"/>
+        </w:rPr>
+        <w:t>[1차 안내]</w:t>
+      </w:r>
+      <w:r>
+        <w:rPr>
+          <w:rFonts w:ascii="맑은 고딕" w:hAnsi="맑은 고딕" w:eastAsia="맑은 고딕" w:cs="맑은 고딕"/>
+          <w:b w:val="0"/>
+          <w:sz w:val="21"/>
+        </w:rPr>
+        <w:t xml:space="preserve"> 를 누르면 세 가지가 한꺼번에 일어납니다.</w:t>
+      </w:r>
+    </w:p>
+    <w:p>
+      <w:pPr>
+        <w:spacing w:after="60"/>
+        <w:ind w:left="340"/>
+      </w:pPr>
+      <w:r>
+        <w:rPr>
+          <w:rFonts w:ascii="맑은 고딕" w:hAnsi="맑은 고딕" w:eastAsia="맑은 고딕" w:cs="맑은 고딕"/>
+          <w:sz w:val="21"/>
+        </w:rPr>
+        <w:t xml:space="preserve">· </w:t>
+      </w:r>
+      <w:r>
+        <w:rPr>
+          <w:rFonts w:ascii="맑은 고딕" w:hAnsi="맑은 고딕" w:eastAsia="맑은 고딕" w:cs="맑은 고딕"/>
+          <w:b/>
+          <w:sz w:val="21"/>
+        </w:rPr>
+        <w:t>금액이 그 시점 값으로 박힙니다</w:t>
+      </w:r>
+      <w:r>
+        <w:rPr>
+          <w:rFonts w:ascii="맑은 고딕" w:hAnsi="맑은 고딕" w:eastAsia="맑은 고딕" w:cs="맑은 고딕"/>
+          <w:b w:val="0"/>
+          <w:sz w:val="21"/>
+        </w:rPr>
+        <w:t xml:space="preserve"> — 뒤에 단가·연비가 바뀌어도 흔들리지 않습니다</w:t>
+      </w:r>
+    </w:p>
+    <w:p>
+      <w:pPr>
+        <w:spacing w:after="60"/>
+        <w:ind w:left="340"/>
+      </w:pPr>
+      <w:r>
+        <w:rPr>
+          <w:rFonts w:ascii="맑은 고딕" w:hAnsi="맑은 고딕" w:eastAsia="맑은 고딕" w:cs="맑은 고딕"/>
+          <w:sz w:val="21"/>
+        </w:rPr>
+        <w:t xml:space="preserve">· </w:t>
+      </w:r>
+      <w:r>
+        <w:rPr>
+          <w:rFonts w:ascii="맑은 고딕" w:hAnsi="맑은 고딕" w:eastAsia="맑은 고딕" w:cs="맑은 고딕"/>
+          <w:b/>
+          <w:sz w:val="21"/>
+        </w:rPr>
+        <w:t>그 사람의 실적이 잠깁니다</w:t>
+      </w:r>
+      <w:r>
+        <w:rPr>
+          <w:rFonts w:ascii="맑은 고딕" w:hAnsi="맑은 고딕" w:eastAsia="맑은 고딕" w:cs="맑은 고딕"/>
+          <w:b w:val="0"/>
+          <w:sz w:val="21"/>
+        </w:rPr>
+        <w:t xml:space="preserve"> — 이후 고치시려면 대표이사가 풀어 주셔야 합니다</w:t>
+      </w:r>
+    </w:p>
+    <w:p>
+      <w:pPr>
+        <w:spacing w:after="60"/>
+        <w:ind w:left="340"/>
+      </w:pPr>
+      <w:r>
+        <w:rPr>
+          <w:rFonts w:ascii="맑은 고딕" w:hAnsi="맑은 고딕" w:eastAsia="맑은 고딕" w:cs="맑은 고딕"/>
+          <w:sz w:val="21"/>
+        </w:rPr>
+        <w:t xml:space="preserve">· </w:t>
+      </w:r>
+      <w:r>
+        <w:rPr>
+          <w:rFonts w:ascii="맑은 고딕" w:hAnsi="맑은 고딕" w:eastAsia="맑은 고딕" w:cs="맑은 고딕"/>
+          <w:b/>
+          <w:sz w:val="21"/>
+        </w:rPr>
+        <w:t>본인에게 «자기 정산 내역» 메일이 갑니다</w:t>
+      </w:r>
+    </w:p>
+    <w:p>
+      <w:pPr>
+        <w:keepLines/>
+        <w:spacing w:before="120" w:after="160"/>
+        <w:ind w:left="170"/>
+        <w:pBdr>
+          <w:left w:val="single" w:sz="18" w:space="6" w:color="005A9E"/>
+        </w:pBdr>
+        <w:shd w:val="clear" w:color="auto" w:fill="F2F7FB"/>
+      </w:pPr>
+      <w:r>
+        <w:rPr>
+          <w:rFonts w:ascii="맑은 고딕" w:hAnsi="맑은 고딕" w:eastAsia="맑은 고딕" w:cs="맑은 고딕"/>
+          <w:b/>
+          <w:color w:val="005A9E"/>
+          <w:sz w:val="21"/>
+        </w:rPr>
+        <w:t xml:space="preserve">입금할 것이 없는 분은 그 자리에서 완료됩니다  </w:t>
+      </w:r>
+      <w:r>
+        <w:rPr>
+          <w:rFonts w:ascii="맑은 고딕" w:hAnsi="맑은 고딕" w:eastAsia="맑은 고딕" w:cs="맑은 고딕"/>
+          <w:b w:val="0"/>
+          <w:sz w:val="21"/>
+        </w:rPr>
+        <w:t xml:space="preserve">환급만 있거나 아예 금액이 없으면 입금을 기다릴 것이 없으므로 </w:t>
+      </w:r>
+      <w:r>
+        <w:rPr>
+          <w:rFonts w:ascii="맑은 고딕" w:hAnsi="맑은 고딕" w:eastAsia="맑은 고딕" w:cs="맑은 고딕"/>
+          <w:b/>
+          <w:sz w:val="21"/>
+        </w:rPr>
+        <w:t>[1차 안내]</w:t>
+      </w:r>
+      <w:r>
+        <w:rPr>
+          <w:rFonts w:ascii="맑은 고딕" w:hAnsi="맑은 고딕" w:eastAsia="맑은 고딕" w:cs="맑은 고딕"/>
+          <w:b w:val="0"/>
+          <w:sz w:val="21"/>
+        </w:rPr>
+        <w:t xml:space="preserve"> 만으로 곧장 «완료» 가 됩니다.</w:t>
+      </w:r>
+    </w:p>
+    <w:p>
+      <w:pPr>
+        <w:keepLines/>
+        <w:spacing w:before="120" w:after="160"/>
+        <w:ind w:left="170"/>
+        <w:pBdr>
+          <w:left w:val="single" w:sz="18" w:space="6" w:color="005A9E"/>
+        </w:pBdr>
+        <w:shd w:val="clear" w:color="auto" w:fill="F2F7FB"/>
+      </w:pPr>
+      <w:r>
+        <w:rPr>
+          <w:rFonts w:ascii="맑은 고딕" w:hAnsi="맑은 고딕" w:eastAsia="맑은 고딕" w:cs="맑은 고딕"/>
+          <w:b/>
+          <w:color w:val="005A9E"/>
+          <w:sz w:val="21"/>
+        </w:rPr>
+        <w:t xml:space="preserve">2차 [입금 확인] 은 메일이 가지 않습니다  </w:t>
+      </w:r>
+      <w:r>
+        <w:rPr>
+          <w:rFonts w:ascii="맑은 고딕" w:hAnsi="맑은 고딕" w:eastAsia="맑은 고딕" w:cs="맑은 고딕"/>
+          <w:b w:val="0"/>
+          <w:sz w:val="21"/>
+        </w:rPr>
+        <w:t xml:space="preserve">입금을 받아 확인하는 절차라 따로 알릴 것이 없습니다. 1차·2차 모두 </w:t>
+      </w:r>
+      <w:r>
+        <w:rPr>
+          <w:rFonts w:ascii="맑은 고딕" w:hAnsi="맑은 고딕" w:eastAsia="맑은 고딕" w:cs="맑은 고딕"/>
+          <w:b/>
+          <w:sz w:val="21"/>
+        </w:rPr>
+        <w:t>대표이사만</w:t>
+      </w:r>
+      <w:r>
+        <w:rPr>
+          <w:rFonts w:ascii="맑은 고딕" w:hAnsi="맑은 고딕" w:eastAsia="맑은 고딕" w:cs="맑은 고딕"/>
+          <w:b w:val="0"/>
+          <w:sz w:val="21"/>
+        </w:rPr>
+        <w:t xml:space="preserve"> 누르십니다.</w:t>
+      </w:r>
+    </w:p>
+    <w:p>
+      <w:pPr>
+        <w:keepLines/>
+        <w:spacing w:before="120" w:after="160"/>
+        <w:ind w:left="170"/>
+        <w:pBdr>
+          <w:left w:val="single" w:sz="18" w:space="6" w:color="C77700"/>
+        </w:pBdr>
+        <w:shd w:val="clear" w:color="auto" w:fill="FDF3E7"/>
+      </w:pPr>
+      <w:r>
+        <w:rPr>
+          <w:rFonts w:ascii="맑은 고딕" w:hAnsi="맑은 고딕" w:eastAsia="맑은 고딕" w:cs="맑은 고딕"/>
+          <w:b/>
+          <w:color w:val="C77700"/>
+          <w:sz w:val="21"/>
+        </w:rPr>
+        <w:t xml:space="preserve">확정한 뒤에 값이 달라지면  </w:t>
+      </w:r>
+      <w:r>
+        <w:rPr>
+          <w:rFonts w:ascii="맑은 고딕" w:hAnsi="맑은 고딕" w:eastAsia="맑은 고딕" w:cs="맑은 고딕"/>
+          <w:b w:val="0"/>
+          <w:sz w:val="21"/>
+        </w:rPr>
+        <w:t xml:space="preserve">확정한 줄은 </w:t>
+      </w:r>
+      <w:r>
+        <w:rPr>
+          <w:rFonts w:ascii="맑은 고딕" w:hAnsi="맑은 고딕" w:eastAsia="맑은 고딕" w:cs="맑은 고딕"/>
+          <w:b/>
+          <w:sz w:val="21"/>
+        </w:rPr>
+        <w:t>확정 당시 금액</w:t>
+      </w:r>
+      <w:r>
+        <w:rPr>
+          <w:rFonts w:ascii="맑은 고딕" w:hAnsi="맑은 고딕" w:eastAsia="맑은 고딕" w:cs="맑은 고딕"/>
+          <w:b w:val="0"/>
+          <w:sz w:val="21"/>
+        </w:rPr>
+        <w:t xml:space="preserve">을 보여 줍니다. 그 뒤 단가·연비·실적이 바뀌어 값이 달라졌으면 그 아래에 </w:t>
+      </w:r>
+      <w:r>
+        <w:rPr>
+          <w:rFonts w:ascii="맑은 고딕" w:hAnsi="맑은 고딕" w:eastAsia="맑은 고딕" w:cs="맑은 고딕"/>
+          <w:b/>
+          <w:sz w:val="21"/>
+        </w:rPr>
+        <w:t>→ 현재</w:t>
+      </w:r>
+      <w:r>
+        <w:rPr>
+          <w:rFonts w:ascii="맑은 고딕" w:hAnsi="맑은 고딕" w:eastAsia="맑은 고딕" w:cs="맑은 고딕"/>
+          <w:b w:val="0"/>
+          <w:sz w:val="21"/>
+        </w:rPr>
+        <w:t xml:space="preserve"> 로 함께 적어 드립니다. 위 합계도 확정된 분은 </w:t>
+      </w:r>
+      <w:r>
+        <w:rPr>
+          <w:rFonts w:ascii="맑은 고딕" w:hAnsi="맑은 고딕" w:eastAsia="맑은 고딕" w:cs="맑은 고딕"/>
+          <w:b/>
+          <w:sz w:val="21"/>
+        </w:rPr>
+        <w:t>확정 금액 기준</w:t>
+      </w:r>
+      <w:r>
+        <w:rPr>
+          <w:rFonts w:ascii="맑은 고딕" w:hAnsi="맑은 고딕" w:eastAsia="맑은 고딕" w:cs="맑은 고딕"/>
+          <w:b w:val="0"/>
+          <w:sz w:val="21"/>
+        </w:rPr>
+        <w:t>입니다.</w:t>
+      </w:r>
+    </w:p>
+    <w:p>
+      <w:pPr>
+        <w:pStyle w:val="Heading3"/>
+      </w:pPr>
+      <w:r>
+        <w:t>하이패스 통행료 — 「대조」를 보고 각자 골라 갑니다</w:t>
+      </w:r>
+    </w:p>
+    <w:p>
+      <w:r>
+        <w:rPr>
+          <w:rFonts w:ascii="맑은 고딕" w:hAnsi="맑은 고딕" w:eastAsia="맑은 고딕" w:cs="맑은 고딕"/>
+          <w:b w:val="0"/>
+          <w:sz w:val="21"/>
+        </w:rPr>
+        <w:t xml:space="preserve">법인차량의 하이패스 사용내역은 </w:t>
+      </w:r>
+      <w:r>
+        <w:rPr>
+          <w:rFonts w:ascii="맑은 고딕" w:hAnsi="맑은 고딕" w:eastAsia="맑은 고딕" w:cs="맑은 고딕"/>
+          <w:b/>
+          <w:sz w:val="21"/>
+        </w:rPr>
+        <w:t>관리자·대표이사가 한 번 올립니다</w:t>
+      </w:r>
+      <w:r>
+        <w:rPr>
+          <w:rFonts w:ascii="맑은 고딕" w:hAnsi="맑은 고딕" w:eastAsia="맑은 고딕" w:cs="맑은 고딕"/>
+          <w:b w:val="0"/>
+          <w:sz w:val="21"/>
+        </w:rPr>
+        <w:t xml:space="preserve">(자차는 본인이 올리십시오). 올라온 통행은 표에 그대로 쌓이고, 화면이 </w:t>
+      </w:r>
+      <w:r>
+        <w:rPr>
+          <w:rFonts w:ascii="맑은 고딕" w:hAnsi="맑은 고딕" w:eastAsia="맑은 고딕" w:cs="맑은 고딕"/>
+          <w:b/>
+          <w:sz w:val="21"/>
+        </w:rPr>
+        <w:t>그날 그 차를 쓴 실적을 맞대어</w:t>
+      </w:r>
+      <w:r>
+        <w:rPr>
+          <w:rFonts w:ascii="맑은 고딕" w:hAnsi="맑은 고딕" w:eastAsia="맑은 고딕" w:cs="맑은 고딕"/>
+          <w:b w:val="0"/>
+          <w:sz w:val="21"/>
+        </w:rPr>
+        <w:t xml:space="preserve"> 어느 쪽인지 짐작해 붙여 줍니다.</w:t>
+      </w:r>
+    </w:p>
+    <w:p>
+      <w:pPr>
+        <w:keepNext/>
+        <w:spacing w:line="240" w:lineRule="auto" w:after="40"/>
+        <w:jc w:val="center"/>
+      </w:pPr>
+      <w:r>
+        <w:drawing>
+          <wp:inline xmlns:a="http://schemas.openxmlformats.org/drawingml/2006/main" xmlns:pic="http://schemas.openxmlformats.org/drawingml/2006/picture">
+            <wp:extent cx="4500000" cy="2571023"/>
+            <wp:docPr id="28" name="Picture 28"/>
+            <wp:cNvGraphicFramePr>
+              <a:graphicFrameLocks noChangeAspect="1"/>
+            </wp:cNvGraphicFramePr>
+            <a:graphic>
+              <a:graphicData uri="http://schemas.openxmlformats.org/drawingml/2006/picture">
+                <pic:pic>
+                  <pic:nvPicPr>
+                    <pic:cNvPr id="0" name="80_정산_하이패스_내역.png"/>
+                    <pic:cNvPicPr/>
+                  </pic:nvPicPr>
+                  <pic:blipFill>
+                    <a:blip r:embed="rId37"/>
+                    <a:stretch>
+                      <a:fillRect/>
+                    </a:stretch>
+                  </pic:blipFill>
+                  <pic:spPr>
+                    <a:xfrm>
+                      <a:off x="0" y="0"/>
+                      <a:ext cx="4500000" cy="2571023"/>
+                    </a:xfrm>
+                    <a:prstGeom prst="rect"/>
+                  </pic:spPr>
+                </pic:pic>
+              </a:graphicData>
+            </a:graphic>
+          </wp:inline>
+        </w:drawing>
+      </w:r>
+    </w:p>
+    <w:p>
+      <w:pPr>
+        <w:spacing w:line="240" w:lineRule="auto" w:after="140"/>
+        <w:jc w:val="center"/>
+      </w:pPr>
+      <w:r>
+        <w:rPr>
+          <w:rFonts w:ascii="맑은 고딕" w:hAnsi="맑은 고딕" w:eastAsia="맑은 고딕" w:cs="맑은 고딕"/>
+          <w:color w:val="777777"/>
+          <w:sz w:val="18"/>
+        </w:rPr>
+        <w:t>그림 5-5  불러온 통행과 「대조」</w:t>
       </w:r>
     </w:p>
     <w:tbl>
@@ -9973,7 +11456,7 @@
         <w:drawing>
           <wp:inline xmlns:a="http://schemas.openxmlformats.org/drawingml/2006/main" xmlns:pic="http://schemas.openxmlformats.org/drawingml/2006/picture">
             <wp:extent cx="4500000" cy="2571023"/>
-            <wp:docPr id="27" name="Picture 27"/>
+            <wp:docPr id="29" name="Picture 29"/>
             <wp:cNvGraphicFramePr>
               <a:graphicFrameLocks noChangeAspect="1"/>
             </wp:cNvGraphicFramePr>
@@ -9985,7 +11468,7 @@
                     <pic:cNvPicPr/>
                   </pic:nvPicPr>
                   <pic:blipFill>
-                    <a:blip r:embed="rId36"/>
+                    <a:blip r:embed="rId38"/>
                     <a:stretch>
                       <a:fillRect/>
                     </a:stretch>
@@ -10015,7 +11498,7 @@
           <w:color w:val="777777"/>
           <w:sz w:val="18"/>
         </w:rPr>
-        <w:t>그림 5-5  뜻풀이는 표 아래에도 적혀 있습니다</w:t>
+        <w:t>그림 5-6  뜻풀이는 표 아래에도 적혀 있습니다</w:t>
       </w:r>
     </w:p>
     <w:p>
@@ -10683,7 +12166,7 @@
         <w:drawing>
           <wp:inline xmlns:a="http://schemas.openxmlformats.org/drawingml/2006/main" xmlns:pic="http://schemas.openxmlformats.org/drawingml/2006/picture">
             <wp:extent cx="4500000" cy="1703406"/>
-            <wp:docPr id="28" name="Picture 28"/>
+            <wp:docPr id="30" name="Picture 30"/>
             <wp:cNvGraphicFramePr>
               <a:graphicFrameLocks noChangeAspect="1"/>
             </wp:cNvGraphicFramePr>
@@ -10695,7 +12178,7 @@
                     <pic:cNvPicPr/>
                   </pic:nvPicPr>
                   <pic:blipFill>
-                    <a:blip r:embed="rId37"/>
+                    <a:blip r:embed="rId39"/>
                     <a:stretch>
                       <a:fillRect/>
                     </a:stretch>
@@ -10725,7 +12208,7 @@
           <w:color w:val="777777"/>
           <w:sz w:val="18"/>
         </w:rPr>
-        <w:t>그림 5-6  설정 탭의 차량 관리</w:t>
+        <w:t>그림 5-7  설정 탭의 차량 관리</w:t>
       </w:r>
     </w:p>
     <w:tbl>
@@ -11196,6 +12679,82 @@
     </w:p>
     <w:p>
       <w:pPr>
+        <w:keepLines/>
+        <w:spacing w:before="120" w:after="160"/>
+        <w:ind w:left="170"/>
+        <w:pBdr>
+          <w:left w:val="single" w:sz="18" w:space="6" w:color="005A9E"/>
+        </w:pBdr>
+        <w:shd w:val="clear" w:color="auto" w:fill="F2F7FB"/>
+      </w:pPr>
+      <w:r>
+        <w:rPr>
+          <w:rFonts w:ascii="맑은 고딕" w:hAnsi="맑은 고딕" w:eastAsia="맑은 고딕" w:cs="맑은 고딕"/>
+          <w:b/>
+          <w:color w:val="005A9E"/>
+          <w:sz w:val="21"/>
+        </w:rPr>
+        <w:t xml:space="preserve">«주 사용자»를 정해 두면 두 가지가 달라집니다  </w:t>
+      </w:r>
+      <w:r>
+        <w:rPr>
+          <w:rFonts w:ascii="맑은 고딕" w:hAnsi="맑은 고딕" w:eastAsia="맑은 고딕" w:cs="맑은 고딕"/>
+          <w:b w:val="0"/>
+          <w:sz w:val="21"/>
+        </w:rPr>
+        <w:t xml:space="preserve">① 그분이 그 차를 잡을 때는 </w:t>
+      </w:r>
+      <w:r>
+        <w:rPr>
+          <w:rFonts w:ascii="맑은 고딕" w:hAnsi="맑은 고딕" w:eastAsia="맑은 고딕" w:cs="맑은 고딕"/>
+          <w:b/>
+          <w:sz w:val="21"/>
+        </w:rPr>
+        <w:t>대표이사께 알림 메일이 가지 않습니다</w:t>
+      </w:r>
+      <w:r>
+        <w:rPr>
+          <w:rFonts w:ascii="맑은 고딕" w:hAnsi="맑은 고딕" w:eastAsia="맑은 고딕" w:cs="맑은 고딕"/>
+          <w:b w:val="0"/>
+          <w:sz w:val="21"/>
+        </w:rPr>
+        <w:t xml:space="preserve"> (5.1 절) — 늘 타는 차라 알릴 것이 없습니다. ② 그 차의 하이패스를 </w:t>
+      </w:r>
+      <w:r>
+        <w:rPr>
+          <w:rFonts w:ascii="맑은 고딕" w:hAnsi="맑은 고딕" w:eastAsia="맑은 고딕" w:cs="맑은 고딕"/>
+          <w:b/>
+          <w:sz w:val="21"/>
+        </w:rPr>
+        <w:t>개인카드</w:t>
+      </w:r>
+      <w:r>
+        <w:rPr>
+          <w:rFonts w:ascii="맑은 고딕" w:hAnsi="맑은 고딕" w:eastAsia="맑은 고딕" w:cs="맑은 고딕"/>
+          <w:b w:val="0"/>
+          <w:sz w:val="21"/>
+        </w:rPr>
+        <w:t xml:space="preserve">로 두면 통행료를 </w:t>
+      </w:r>
+      <w:r>
+        <w:rPr>
+          <w:rFonts w:ascii="맑은 고딕" w:hAnsi="맑은 고딕" w:eastAsia="맑은 고딕" w:cs="맑은 고딕"/>
+          <w:b/>
+          <w:sz w:val="21"/>
+        </w:rPr>
+        <w:t>그분에게 지급</w:t>
+      </w:r>
+      <w:r>
+        <w:rPr>
+          <w:rFonts w:ascii="맑은 고딕" w:hAnsi="맑은 고딕" w:eastAsia="맑은 고딕" w:cs="맑은 고딕"/>
+          <w:b w:val="0"/>
+          <w:sz w:val="21"/>
+        </w:rPr>
+        <w:t>합니다 (5.4 절).</w:t>
+      </w:r>
+    </w:p>
+    <w:p>
+      <w:pPr>
         <w:pStyle w:val="Heading3"/>
       </w:pPr>
       <w:r>
@@ -11254,7 +12813,7 @@
         <w:drawing>
           <wp:inline xmlns:a="http://schemas.openxmlformats.org/drawingml/2006/main" xmlns:pic="http://schemas.openxmlformats.org/drawingml/2006/picture">
             <wp:extent cx="4500000" cy="2357005"/>
-            <wp:docPr id="29" name="Picture 29"/>
+            <wp:docPr id="31" name="Picture 31"/>
             <wp:cNvGraphicFramePr>
               <a:graphicFrameLocks noChangeAspect="1"/>
             </wp:cNvGraphicFramePr>
@@ -11266,7 +12825,7 @@
                     <pic:cNvPicPr/>
                   </pic:nvPicPr>
                   <pic:blipFill>
-                    <a:blip r:embed="rId38"/>
+                    <a:blip r:embed="rId40"/>
                     <a:stretch>
                       <a:fillRect/>
                     </a:stretch>
@@ -11296,7 +12855,7 @@
           <w:color w:val="777777"/>
           <w:sz w:val="18"/>
         </w:rPr>
-        <w:t>그림 5-7  법인차량 등록 양식</w:t>
+        <w:t>그림 5-8  법인차량 등록 양식</w:t>
       </w:r>
     </w:p>
     <w:p>
@@ -12418,7 +13977,7 @@
         <w:drawing>
           <wp:inline xmlns:a="http://schemas.openxmlformats.org/drawingml/2006/main" xmlns:pic="http://schemas.openxmlformats.org/drawingml/2006/picture">
             <wp:extent cx="4500000" cy="2571023"/>
-            <wp:docPr id="30" name="Picture 30"/>
+            <wp:docPr id="32" name="Picture 32"/>
             <wp:cNvGraphicFramePr>
               <a:graphicFrameLocks noChangeAspect="1"/>
             </wp:cNvGraphicFramePr>
@@ -12430,7 +13989,7 @@
                     <pic:cNvPicPr/>
                   </pic:nvPicPr>
                   <pic:blipFill>
-                    <a:blip r:embed="rId39"/>
+                    <a:blip r:embed="rId41"/>
                     <a:stretch>
                       <a:fillRect/>
                     </a:stretch>
@@ -12672,6 +14231,284 @@
           <w:b/>
           <w:sz w:val="21"/>
         </w:rPr>
+        <w:t>거르개</w:t>
+      </w:r>
+      <w:r>
+        <w:rPr>
+          <w:rFonts w:ascii="맑은 고딕" w:hAnsi="맑은 고딕" w:eastAsia="맑은 고딕" w:cs="맑은 고딕"/>
+          <w:b w:val="0"/>
+          <w:sz w:val="21"/>
+        </w:rPr>
+        <w:t>로 볼 범위를 좁힙니다.</w:t>
+      </w:r>
+    </w:p>
+    <w:tbl>
+      <w:tblPr>
+        <w:tblStyle w:val="TableGrid"/>
+        <w:tblW w:type="auto" w:w="0"/>
+        <w:jc w:val="center"/>
+        <w:tblLook w:firstColumn="1" w:firstRow="1" w:lastColumn="0" w:lastRow="0" w:noHBand="0" w:noVBand="1" w:val="04A0"/>
+      </w:tblPr>
+      <w:tblGrid>
+        <w:gridCol w:w="4706"/>
+        <w:gridCol w:w="4706"/>
+      </w:tblGrid>
+      <w:tr>
+        <w:trPr>
+          <w:cantSplit/>
+          <w:tblHeader/>
+        </w:trPr>
+        <w:tc>
+          <w:tcPr>
+            <w:tcW w:type="dxa" w:w="1361"/>
+            <w:shd w:val="clear" w:color="auto" w:fill="005A9E"/>
+            <w:vAlign w:val="center"/>
+          </w:tcPr>
+          <w:p>
+            <w:pPr>
+              <w:spacing w:before="0" w:after="0" w:line="240" w:lineRule="auto"/>
+              <w:jc w:val="center"/>
+            </w:pPr>
+            <w:r/>
+            <w:r>
+              <w:rPr>
+                <w:rFonts w:ascii="맑은 고딕" w:hAnsi="맑은 고딕" w:eastAsia="맑은 고딕" w:cs="맑은 고딕"/>
+                <w:b/>
+                <w:color w:val="FFFFFF"/>
+                <w:sz w:val="20"/>
+              </w:rPr>
+              <w:t>거르개</w:t>
+            </w:r>
+          </w:p>
+        </w:tc>
+        <w:tc>
+          <w:tcPr>
+            <w:tcW w:type="dxa" w:w="7030"/>
+            <w:shd w:val="clear" w:color="auto" w:fill="005A9E"/>
+            <w:vAlign w:val="center"/>
+          </w:tcPr>
+          <w:p>
+            <w:pPr>
+              <w:spacing w:before="0" w:after="0" w:line="240" w:lineRule="auto"/>
+              <w:jc w:val="center"/>
+            </w:pPr>
+            <w:r/>
+            <w:r>
+              <w:rPr>
+                <w:rFonts w:ascii="맑은 고딕" w:hAnsi="맑은 고딕" w:eastAsia="맑은 고딕" w:cs="맑은 고딕"/>
+                <w:b/>
+                <w:color w:val="FFFFFF"/>
+                <w:sz w:val="20"/>
+              </w:rPr>
+              <w:t>무엇을 고르나</w:t>
+            </w:r>
+          </w:p>
+        </w:tc>
+      </w:tr>
+      <w:tr>
+        <w:trPr>
+          <w:cantSplit/>
+        </w:trPr>
+        <w:tc>
+          <w:tcPr>
+            <w:tcW w:type="dxa" w:w="1361"/>
+            <w:vAlign w:val="center"/>
+          </w:tcPr>
+          <w:p>
+            <w:pPr>
+              <w:spacing w:before="0" w:after="0" w:line="240" w:lineRule="auto"/>
+            </w:pPr>
+            <w:r/>
+            <w:r>
+              <w:rPr>
+                <w:rFonts w:ascii="맑은 고딕" w:hAnsi="맑은 고딕" w:eastAsia="맑은 고딕" w:cs="맑은 고딕"/>
+                <w:b/>
+                <w:sz w:val="20"/>
+              </w:rPr>
+              <w:t>기간</w:t>
+            </w:r>
+          </w:p>
+        </w:tc>
+        <w:tc>
+          <w:tcPr>
+            <w:tcW w:type="dxa" w:w="7030"/>
+            <w:vAlign w:val="center"/>
+          </w:tcPr>
+          <w:p>
+            <w:pPr>
+              <w:spacing w:before="0" w:after="0" w:line="240" w:lineRule="auto"/>
+            </w:pPr>
+            <w:r/>
+            <w:r>
+              <w:rPr>
+                <w:rFonts w:ascii="맑은 고딕" w:hAnsi="맑은 고딕" w:eastAsia="맑은 고딕" w:cs="맑은 고딕"/>
+                <w:b/>
+                <w:sz w:val="20"/>
+              </w:rPr>
+              <w:t>[이번 달] · [지난 달] · [올해] · [전체]</w:t>
+            </w:r>
+            <w:r>
+              <w:rPr>
+                <w:rFonts w:ascii="맑은 고딕" w:hAnsi="맑은 고딕" w:eastAsia="맑은 고딕" w:cs="맑은 고딕"/>
+                <w:b w:val="0"/>
+                <w:sz w:val="20"/>
+              </w:rPr>
+              <w:t xml:space="preserve"> 또는 날짜를 직접 넣습니다</w:t>
+            </w:r>
+          </w:p>
+        </w:tc>
+      </w:tr>
+      <w:tr>
+        <w:trPr>
+          <w:cantSplit/>
+        </w:trPr>
+        <w:tc>
+          <w:tcPr>
+            <w:tcW w:type="dxa" w:w="1361"/>
+            <w:vAlign w:val="center"/>
+          </w:tcPr>
+          <w:p>
+            <w:pPr>
+              <w:spacing w:before="0" w:after="0" w:line="240" w:lineRule="auto"/>
+            </w:pPr>
+            <w:r/>
+            <w:r>
+              <w:rPr>
+                <w:rFonts w:ascii="맑은 고딕" w:hAnsi="맑은 고딕" w:eastAsia="맑은 고딕" w:cs="맑은 고딕"/>
+                <w:b/>
+                <w:sz w:val="20"/>
+              </w:rPr>
+              <w:t>상태</w:t>
+            </w:r>
+          </w:p>
+        </w:tc>
+        <w:tc>
+          <w:tcPr>
+            <w:tcW w:type="dxa" w:w="7030"/>
+            <w:vAlign w:val="center"/>
+          </w:tcPr>
+          <w:p>
+            <w:pPr>
+              <w:spacing w:before="0" w:after="0" w:line="240" w:lineRule="auto"/>
+            </w:pPr>
+            <w:r/>
+            <w:r>
+              <w:rPr>
+                <w:rFonts w:ascii="맑은 고딕" w:hAnsi="맑은 고딕" w:eastAsia="맑은 고딕" w:cs="맑은 고딕"/>
+                <w:b w:val="0"/>
+                <w:sz w:val="20"/>
+              </w:rPr>
+              <w:t>대기 · 승인 · 반려 (기본은 「모든 상태」)</w:t>
+            </w:r>
+          </w:p>
+        </w:tc>
+      </w:tr>
+      <w:tr>
+        <w:trPr>
+          <w:cantSplit/>
+        </w:trPr>
+        <w:tc>
+          <w:tcPr>
+            <w:tcW w:type="dxa" w:w="1361"/>
+            <w:vAlign w:val="center"/>
+          </w:tcPr>
+          <w:p>
+            <w:pPr>
+              <w:spacing w:before="0" w:after="0" w:line="240" w:lineRule="auto"/>
+            </w:pPr>
+            <w:r/>
+            <w:r>
+              <w:rPr>
+                <w:rFonts w:ascii="맑은 고딕" w:hAnsi="맑은 고딕" w:eastAsia="맑은 고딕" w:cs="맑은 고딕"/>
+                <w:b/>
+                <w:sz w:val="20"/>
+              </w:rPr>
+              <w:t>직원</w:t>
+            </w:r>
+          </w:p>
+        </w:tc>
+        <w:tc>
+          <w:tcPr>
+            <w:tcW w:type="dxa" w:w="7030"/>
+            <w:vAlign w:val="center"/>
+          </w:tcPr>
+          <w:p>
+            <w:pPr>
+              <w:spacing w:before="0" w:after="0" w:line="240" w:lineRule="auto"/>
+            </w:pPr>
+            <w:r/>
+            <w:r>
+              <w:rPr>
+                <w:rFonts w:ascii="맑은 고딕" w:hAnsi="맑은 고딕" w:eastAsia="맑은 고딕" w:cs="맑은 고딕"/>
+                <w:b/>
+                <w:sz w:val="20"/>
+              </w:rPr>
+              <w:t>여러 명을 한꺼번에</w:t>
+            </w:r>
+            <w:r>
+              <w:rPr>
+                <w:rFonts w:ascii="맑은 고딕" w:hAnsi="맑은 고딕" w:eastAsia="맑은 고딕" w:cs="맑은 고딕"/>
+                <w:b w:val="0"/>
+                <w:sz w:val="20"/>
+              </w:rPr>
+              <w:t xml:space="preserve"> 고릅니다 — 「이 셋만」 처럼 보실 수 있습니다 (전원을 보는 분에게만 나옵니다)</w:t>
+            </w:r>
+          </w:p>
+        </w:tc>
+      </w:tr>
+    </w:tbl>
+    <w:p/>
+    <w:p>
+      <w:pPr>
+        <w:keepLines/>
+        <w:spacing w:before="120" w:after="160"/>
+        <w:ind w:left="170"/>
+        <w:pBdr>
+          <w:left w:val="single" w:sz="18" w:space="6" w:color="005A9E"/>
+        </w:pBdr>
+        <w:shd w:val="clear" w:color="auto" w:fill="F2F7FB"/>
+      </w:pPr>
+      <w:r>
+        <w:rPr>
+          <w:rFonts w:ascii="맑은 고딕" w:hAnsi="맑은 고딕" w:eastAsia="맑은 고딕" w:cs="맑은 고딕"/>
+          <w:b/>
+          <w:color w:val="005A9E"/>
+          <w:sz w:val="21"/>
+        </w:rPr>
+        <w:t xml:space="preserve">위 지표 네 칸은 «고른 범위»의 합계입니다  </w:t>
+      </w:r>
+      <w:r>
+        <w:rPr>
+          <w:rFonts w:ascii="맑은 고딕" w:hAnsi="맑은 고딕" w:eastAsia="맑은 고딕" w:cs="맑은 고딕"/>
+          <w:b w:val="0"/>
+          <w:sz w:val="21"/>
+        </w:rPr>
+        <w:t xml:space="preserve">건수 · 승인 누적 · 대기 · 반려가 거르개에 따라 함께 바뀝니다. </w:t>
+      </w:r>
+      <w:r>
+        <w:rPr>
+          <w:rFonts w:ascii="맑은 고딕" w:hAnsi="맑은 고딕" w:eastAsia="맑은 고딕" w:cs="맑은 고딕"/>
+          <w:b/>
+          <w:sz w:val="21"/>
+        </w:rPr>
+        <w:t>승인 누적은 «승인된 것만»</w:t>
+      </w:r>
+      <w:r>
+        <w:rPr>
+          <w:rFonts w:ascii="맑은 고딕" w:hAnsi="맑은 고딕" w:eastAsia="맑은 고딕" w:cs="맑은 고딕"/>
+          <w:b w:val="0"/>
+          <w:sz w:val="21"/>
+        </w:rPr>
+        <w:t xml:space="preserve"> 더합니다 — 대기·반려를 섞으면 「얼마 썼나」가 아니라 「얼마 달라고 했나」가 됩니다.</w:t>
+      </w:r>
+    </w:p>
+    <w:p>
+      <w:r>
+        <w:rPr>
+          <w:rFonts w:ascii="맑은 고딕" w:hAnsi="맑은 고딕" w:eastAsia="맑은 고딕" w:cs="맑은 고딕"/>
+          <w:b/>
+          <w:sz w:val="21"/>
+        </w:rPr>
         <w:t>정렬은 여러 겹으로 겹칠 수 있습니다</w:t>
       </w:r>
       <w:r>
@@ -12725,7 +14562,7 @@
         <w:drawing>
           <wp:inline xmlns:a="http://schemas.openxmlformats.org/drawingml/2006/main" xmlns:pic="http://schemas.openxmlformats.org/drawingml/2006/picture">
             <wp:extent cx="4500000" cy="1139460"/>
-            <wp:docPr id="31" name="Picture 31"/>
+            <wp:docPr id="33" name="Picture 33"/>
             <wp:cNvGraphicFramePr>
               <a:graphicFrameLocks noChangeAspect="1"/>
             </wp:cNvGraphicFramePr>
@@ -12737,7 +14574,7 @@
                     <pic:cNvPicPr/>
                   </pic:nvPicPr>
                   <pic:blipFill>
-                    <a:blip r:embed="rId40"/>
+                    <a:blip r:embed="rId42"/>
                     <a:stretch>
                       <a:fillRect/>
                     </a:stretch>
@@ -13718,7 +15555,7 @@
         <w:drawing>
           <wp:inline xmlns:a="http://schemas.openxmlformats.org/drawingml/2006/main" xmlns:pic="http://schemas.openxmlformats.org/drawingml/2006/picture">
             <wp:extent cx="4500000" cy="2571023"/>
-            <wp:docPr id="32" name="Picture 32"/>
+            <wp:docPr id="34" name="Picture 34"/>
             <wp:cNvGraphicFramePr>
               <a:graphicFrameLocks noChangeAspect="1"/>
             </wp:cNvGraphicFramePr>
@@ -13730,7 +15567,7 @@
                     <pic:cNvPicPr/>
                   </pic:nvPicPr>
                   <pic:blipFill>
-                    <a:blip r:embed="rId41"/>
+                    <a:blip r:embed="rId43"/>
                     <a:stretch>
                       <a:fillRect/>
                     </a:stretch>
@@ -14223,7 +16060,655 @@
         <w:pStyle w:val="Heading2"/>
       </w:pPr>
       <w:r>
-        <w:t>9.1 메일이 안 갈 때</w:t>
+        <w:t>9.1 메일은 언제 · 누구에게 나가나</w:t>
+      </w:r>
+    </w:p>
+    <w:p>
+      <w:r>
+        <w:rPr>
+          <w:rFonts w:ascii="맑은 고딕" w:hAnsi="맑은 고딕" w:eastAsia="맑은 고딕" w:cs="맑은 고딕"/>
+          <w:b w:val="0"/>
+          <w:sz w:val="21"/>
+        </w:rPr>
+        <w:t xml:space="preserve">메일이 나가는 자리는 </w:t>
+      </w:r>
+      <w:r>
+        <w:rPr>
+          <w:rFonts w:ascii="맑은 고딕" w:hAnsi="맑은 고딕" w:eastAsia="맑은 고딕" w:cs="맑은 고딕"/>
+          <w:b/>
+          <w:sz w:val="21"/>
+        </w:rPr>
+        <w:t>다섯 군데</w:t>
+      </w:r>
+      <w:r>
+        <w:rPr>
+          <w:rFonts w:ascii="맑은 고딕" w:hAnsi="맑은 고딕" w:eastAsia="맑은 고딕" w:cs="맑은 고딕"/>
+          <w:b w:val="0"/>
+          <w:sz w:val="21"/>
+        </w:rPr>
+        <w:t>뿐입니다. 「내가 무엇을 하면 누구에게 알림이 가는지」를 알고 계시면 놀랄 일이 없습니다.</w:t>
+      </w:r>
+    </w:p>
+    <w:tbl>
+      <w:tblPr>
+        <w:tblStyle w:val="TableGrid"/>
+        <w:tblW w:type="auto" w:w="0"/>
+        <w:jc w:val="center"/>
+        <w:tblLook w:firstColumn="1" w:firstRow="1" w:lastColumn="0" w:lastRow="0" w:noHBand="0" w:noVBand="1" w:val="04A0"/>
+      </w:tblPr>
+      <w:tblGrid>
+        <w:gridCol w:w="3137"/>
+        <w:gridCol w:w="3137"/>
+        <w:gridCol w:w="3137"/>
+      </w:tblGrid>
+      <w:tr>
+        <w:trPr>
+          <w:cantSplit/>
+          <w:tblHeader/>
+        </w:trPr>
+        <w:tc>
+          <w:tcPr>
+            <w:tcW w:type="dxa" w:w="2608"/>
+            <w:shd w:val="clear" w:color="auto" w:fill="005A9E"/>
+            <w:vAlign w:val="center"/>
+          </w:tcPr>
+          <w:p>
+            <w:pPr>
+              <w:spacing w:before="0" w:after="0" w:line="240" w:lineRule="auto"/>
+              <w:jc w:val="center"/>
+            </w:pPr>
+            <w:r/>
+            <w:r>
+              <w:rPr>
+                <w:rFonts w:ascii="맑은 고딕" w:hAnsi="맑은 고딕" w:eastAsia="맑은 고딕" w:cs="맑은 고딕"/>
+                <w:b/>
+                <w:color w:val="FFFFFF"/>
+                <w:sz w:val="20"/>
+              </w:rPr>
+              <w:t>언제</w:t>
+            </w:r>
+          </w:p>
+        </w:tc>
+        <w:tc>
+          <w:tcPr>
+            <w:tcW w:type="dxa" w:w="1701"/>
+            <w:shd w:val="clear" w:color="auto" w:fill="005A9E"/>
+            <w:vAlign w:val="center"/>
+          </w:tcPr>
+          <w:p>
+            <w:pPr>
+              <w:spacing w:before="0" w:after="0" w:line="240" w:lineRule="auto"/>
+              <w:jc w:val="center"/>
+            </w:pPr>
+            <w:r/>
+            <w:r>
+              <w:rPr>
+                <w:rFonts w:ascii="맑은 고딕" w:hAnsi="맑은 고딕" w:eastAsia="맑은 고딕" w:cs="맑은 고딕"/>
+                <w:b/>
+                <w:color w:val="FFFFFF"/>
+                <w:sz w:val="20"/>
+              </w:rPr>
+              <w:t>누구에게</w:t>
+            </w:r>
+          </w:p>
+        </w:tc>
+        <w:tc>
+          <w:tcPr>
+            <w:tcW w:type="dxa" w:w="4082"/>
+            <w:shd w:val="clear" w:color="auto" w:fill="005A9E"/>
+            <w:vAlign w:val="center"/>
+          </w:tcPr>
+          <w:p>
+            <w:pPr>
+              <w:spacing w:before="0" w:after="0" w:line="240" w:lineRule="auto"/>
+              <w:jc w:val="center"/>
+            </w:pPr>
+            <w:r/>
+            <w:r>
+              <w:rPr>
+                <w:rFonts w:ascii="맑은 고딕" w:hAnsi="맑은 고딕" w:eastAsia="맑은 고딕" w:cs="맑은 고딕"/>
+                <w:b/>
+                <w:color w:val="FFFFFF"/>
+                <w:sz w:val="20"/>
+              </w:rPr>
+              <w:t>덧붙임</w:t>
+            </w:r>
+          </w:p>
+        </w:tc>
+      </w:tr>
+      <w:tr>
+        <w:trPr>
+          <w:cantSplit/>
+        </w:trPr>
+        <w:tc>
+          <w:tcPr>
+            <w:tcW w:type="dxa" w:w="2608"/>
+            <w:vAlign w:val="center"/>
+          </w:tcPr>
+          <w:p>
+            <w:pPr>
+              <w:spacing w:before="0" w:after="0" w:line="240" w:lineRule="auto"/>
+            </w:pPr>
+            <w:r/>
+            <w:r>
+              <w:rPr>
+                <w:rFonts w:ascii="맑은 고딕" w:hAnsi="맑은 고딕" w:eastAsia="맑은 고딕" w:cs="맑은 고딕"/>
+                <w:b/>
+                <w:sz w:val="20"/>
+              </w:rPr>
+              <w:t>회사 차량</w:t>
+            </w:r>
+            <w:r>
+              <w:rPr>
+                <w:rFonts w:ascii="맑은 고딕" w:hAnsi="맑은 고딕" w:eastAsia="맑은 고딕" w:cs="맑은 고딕"/>
+                <w:b w:val="0"/>
+                <w:sz w:val="20"/>
+              </w:rPr>
+              <w:t>이 걸린 일정을 등록·변경·취소</w:t>
+            </w:r>
+          </w:p>
+        </w:tc>
+        <w:tc>
+          <w:tcPr>
+            <w:tcW w:type="dxa" w:w="1701"/>
+            <w:vAlign w:val="center"/>
+          </w:tcPr>
+          <w:p>
+            <w:pPr>
+              <w:spacing w:before="0" w:after="0" w:line="240" w:lineRule="auto"/>
+            </w:pPr>
+            <w:r/>
+            <w:r>
+              <w:rPr>
+                <w:rFonts w:ascii="맑은 고딕" w:hAnsi="맑은 고딕" w:eastAsia="맑은 고딕" w:cs="맑은 고딕"/>
+                <w:b w:val="0"/>
+                <w:sz w:val="20"/>
+              </w:rPr>
+              <w:t>대표이사</w:t>
+            </w:r>
+          </w:p>
+        </w:tc>
+        <w:tc>
+          <w:tcPr>
+            <w:tcW w:type="dxa" w:w="4082"/>
+            <w:vAlign w:val="center"/>
+          </w:tcPr>
+          <w:p>
+            <w:pPr>
+              <w:spacing w:before="0" w:after="0" w:line="240" w:lineRule="auto"/>
+            </w:pPr>
+            <w:r/>
+            <w:r>
+              <w:rPr>
+                <w:rFonts w:ascii="맑은 고딕" w:hAnsi="맑은 고딕" w:eastAsia="맑은 고딕" w:cs="맑은 고딕"/>
+                <w:b w:val="0"/>
+                <w:sz w:val="20"/>
+              </w:rPr>
+              <w:t xml:space="preserve">자차·대중교통·사무실 내근은 가지 않습니다. 그 차의 </w:t>
+            </w:r>
+            <w:r>
+              <w:rPr>
+                <w:rFonts w:ascii="맑은 고딕" w:hAnsi="맑은 고딕" w:eastAsia="맑은 고딕" w:cs="맑은 고딕"/>
+                <w:b/>
+                <w:sz w:val="20"/>
+              </w:rPr>
+              <w:t>주 사용자</w:t>
+            </w:r>
+            <w:r>
+              <w:rPr>
+                <w:rFonts w:ascii="맑은 고딕" w:hAnsi="맑은 고딕" w:eastAsia="맑은 고딕" w:cs="맑은 고딕"/>
+                <w:b w:val="0"/>
+                <w:sz w:val="20"/>
+              </w:rPr>
+              <w:t>가 잡을 때도 가지 않습니다</w:t>
+            </w:r>
+          </w:p>
+        </w:tc>
+      </w:tr>
+      <w:tr>
+        <w:trPr>
+          <w:cantSplit/>
+        </w:trPr>
+        <w:tc>
+          <w:tcPr>
+            <w:tcW w:type="dxa" w:w="2608"/>
+            <w:vAlign w:val="center"/>
+          </w:tcPr>
+          <w:p>
+            <w:pPr>
+              <w:spacing w:before="0" w:after="0" w:line="240" w:lineRule="auto"/>
+            </w:pPr>
+            <w:r/>
+            <w:r>
+              <w:rPr>
+                <w:rFonts w:ascii="맑은 고딕" w:hAnsi="맑은 고딕" w:eastAsia="맑은 고딕" w:cs="맑은 고딕"/>
+                <w:b w:val="0"/>
+                <w:sz w:val="20"/>
+              </w:rPr>
+              <w:t xml:space="preserve">실적을 </w:t>
+            </w:r>
+            <w:r>
+              <w:rPr>
+                <w:rFonts w:ascii="맑은 고딕" w:hAnsi="맑은 고딕" w:eastAsia="맑은 고딕" w:cs="맑은 고딕"/>
+                <w:b/>
+                <w:sz w:val="20"/>
+              </w:rPr>
+              <w:t>완료</w:t>
+            </w:r>
+            <w:r>
+              <w:rPr>
+                <w:rFonts w:ascii="맑은 고딕" w:hAnsi="맑은 고딕" w:eastAsia="맑은 고딕" w:cs="맑은 고딕"/>
+                <w:b w:val="0"/>
+                <w:sz w:val="20"/>
+              </w:rPr>
+              <w:t>로 넘김</w:t>
+            </w:r>
+          </w:p>
+        </w:tc>
+        <w:tc>
+          <w:tcPr>
+            <w:tcW w:type="dxa" w:w="1701"/>
+            <w:vAlign w:val="center"/>
+          </w:tcPr>
+          <w:p>
+            <w:pPr>
+              <w:spacing w:before="0" w:after="0" w:line="240" w:lineRule="auto"/>
+            </w:pPr>
+            <w:r/>
+            <w:r>
+              <w:rPr>
+                <w:rFonts w:ascii="맑은 고딕" w:hAnsi="맑은 고딕" w:eastAsia="맑은 고딕" w:cs="맑은 고딕"/>
+                <w:b w:val="0"/>
+                <w:sz w:val="20"/>
+              </w:rPr>
+              <w:t>대표이사</w:t>
+            </w:r>
+          </w:p>
+        </w:tc>
+        <w:tc>
+          <w:tcPr>
+            <w:tcW w:type="dxa" w:w="4082"/>
+            <w:vAlign w:val="center"/>
+          </w:tcPr>
+          <w:p>
+            <w:pPr>
+              <w:spacing w:before="0" w:after="0" w:line="240" w:lineRule="auto"/>
+            </w:pPr>
+            <w:r/>
+            <w:r>
+              <w:rPr>
+                <w:rFonts w:ascii="맑은 고딕" w:hAnsi="맑은 고딕" w:eastAsia="맑은 고딕" w:cs="맑은 고딕"/>
+                <w:b w:val="0"/>
+                <w:sz w:val="20"/>
+              </w:rPr>
+              <w:t xml:space="preserve">차를 쓰지 않은 일도 포함합니다. </w:t>
+            </w:r>
+            <w:r>
+              <w:rPr>
+                <w:rFonts w:ascii="맑은 고딕" w:hAnsi="맑은 고딕" w:eastAsia="맑은 고딕" w:cs="맑은 고딕"/>
+                <w:b/>
+                <w:sz w:val="20"/>
+              </w:rPr>
+              <w:t>작업일이 오늘인 것만</w:t>
+            </w:r>
+            <w:r>
+              <w:rPr>
+                <w:rFonts w:ascii="맑은 고딕" w:hAnsi="맑은 고딕" w:eastAsia="맑은 고딕" w:cs="맑은 고딕"/>
+                <w:b w:val="0"/>
+                <w:sz w:val="20"/>
+              </w:rPr>
+              <w:t xml:space="preserve"> 나가고, 늦게 넣으면 「누락」으로 적힙니다</w:t>
+            </w:r>
+          </w:p>
+        </w:tc>
+      </w:tr>
+      <w:tr>
+        <w:trPr>
+          <w:cantSplit/>
+        </w:trPr>
+        <w:tc>
+          <w:tcPr>
+            <w:tcW w:type="dxa" w:w="2608"/>
+            <w:vAlign w:val="center"/>
+          </w:tcPr>
+          <w:p>
+            <w:pPr>
+              <w:spacing w:before="0" w:after="0" w:line="240" w:lineRule="auto"/>
+            </w:pPr>
+            <w:r/>
+            <w:r>
+              <w:rPr>
+                <w:rFonts w:ascii="맑은 고딕" w:hAnsi="맑은 고딕" w:eastAsia="맑은 고딕" w:cs="맑은 고딕"/>
+                <w:b/>
+                <w:sz w:val="20"/>
+              </w:rPr>
+              <w:t>휴가</w:t>
+            </w:r>
+            <w:r>
+              <w:rPr>
+                <w:rFonts w:ascii="맑은 고딕" w:hAnsi="맑은 고딕" w:eastAsia="맑은 고딕" w:cs="맑은 고딕"/>
+                <w:b w:val="0"/>
+                <w:sz w:val="20"/>
+              </w:rPr>
+              <w:t xml:space="preserve"> 신청·취소 / 승인·반려</w:t>
+            </w:r>
+          </w:p>
+        </w:tc>
+        <w:tc>
+          <w:tcPr>
+            <w:tcW w:type="dxa" w:w="1701"/>
+            <w:vAlign w:val="center"/>
+          </w:tcPr>
+          <w:p>
+            <w:pPr>
+              <w:spacing w:before="0" w:after="0" w:line="240" w:lineRule="auto"/>
+            </w:pPr>
+            <w:r/>
+            <w:r>
+              <w:rPr>
+                <w:rFonts w:ascii="맑은 고딕" w:hAnsi="맑은 고딕" w:eastAsia="맑은 고딕" w:cs="맑은 고딕"/>
+                <w:b w:val="0"/>
+                <w:sz w:val="20"/>
+              </w:rPr>
+              <w:t>대표이사 / 신청자</w:t>
+            </w:r>
+          </w:p>
+        </w:tc>
+        <w:tc>
+          <w:tcPr>
+            <w:tcW w:type="dxa" w:w="4082"/>
+            <w:vAlign w:val="center"/>
+          </w:tcPr>
+          <w:p>
+            <w:pPr>
+              <w:spacing w:before="0" w:after="0" w:line="240" w:lineRule="auto"/>
+            </w:pPr>
+            <w:r/>
+            <w:r>
+              <w:rPr>
+                <w:rFonts w:ascii="맑은 고딕" w:hAnsi="맑은 고딕" w:eastAsia="맑은 고딕" w:cs="맑은 고딕"/>
+                <w:b w:val="0"/>
+                <w:sz w:val="20"/>
+              </w:rPr>
+              <w:t>반려에는 사유가 함께 갑니다</w:t>
+            </w:r>
+          </w:p>
+        </w:tc>
+      </w:tr>
+      <w:tr>
+        <w:trPr>
+          <w:cantSplit/>
+        </w:trPr>
+        <w:tc>
+          <w:tcPr>
+            <w:tcW w:type="dxa" w:w="2608"/>
+            <w:vAlign w:val="center"/>
+          </w:tcPr>
+          <w:p>
+            <w:pPr>
+              <w:spacing w:before="0" w:after="0" w:line="240" w:lineRule="auto"/>
+            </w:pPr>
+            <w:r/>
+            <w:r>
+              <w:rPr>
+                <w:rFonts w:ascii="맑은 고딕" w:hAnsi="맑은 고딕" w:eastAsia="맑은 고딕" w:cs="맑은 고딕"/>
+                <w:b/>
+                <w:sz w:val="20"/>
+              </w:rPr>
+              <w:t>구매</w:t>
+            </w:r>
+            <w:r>
+              <w:rPr>
+                <w:rFonts w:ascii="맑은 고딕" w:hAnsi="맑은 고딕" w:eastAsia="맑은 고딕" w:cs="맑은 고딕"/>
+                <w:b w:val="0"/>
+                <w:sz w:val="20"/>
+              </w:rPr>
+              <w:t xml:space="preserve"> 요청 / 승인·반려</w:t>
+            </w:r>
+          </w:p>
+        </w:tc>
+        <w:tc>
+          <w:tcPr>
+            <w:tcW w:type="dxa" w:w="1701"/>
+            <w:vAlign w:val="center"/>
+          </w:tcPr>
+          <w:p>
+            <w:pPr>
+              <w:spacing w:before="0" w:after="0" w:line="240" w:lineRule="auto"/>
+            </w:pPr>
+            <w:r/>
+            <w:r>
+              <w:rPr>
+                <w:rFonts w:ascii="맑은 고딕" w:hAnsi="맑은 고딕" w:eastAsia="맑은 고딕" w:cs="맑은 고딕"/>
+                <w:b w:val="0"/>
+                <w:sz w:val="20"/>
+              </w:rPr>
+              <w:t>대표이사 / 요청자</w:t>
+            </w:r>
+          </w:p>
+        </w:tc>
+        <w:tc>
+          <w:tcPr>
+            <w:tcW w:type="dxa" w:w="4082"/>
+            <w:vAlign w:val="center"/>
+          </w:tcPr>
+          <w:p>
+            <w:pPr>
+              <w:spacing w:before="0" w:after="0" w:line="240" w:lineRule="auto"/>
+            </w:pPr>
+            <w:r/>
+            <w:r>
+              <w:rPr>
+                <w:rFonts w:ascii="맑은 고딕" w:hAnsi="맑은 고딕" w:eastAsia="맑은 고딕" w:cs="맑은 고딕"/>
+                <w:b w:val="0"/>
+                <w:sz w:val="20"/>
+              </w:rPr>
+              <w:t>반려에는 사유가 함께 갑니다</w:t>
+            </w:r>
+          </w:p>
+        </w:tc>
+      </w:tr>
+      <w:tr>
+        <w:trPr>
+          <w:cantSplit/>
+        </w:trPr>
+        <w:tc>
+          <w:tcPr>
+            <w:tcW w:type="dxa" w:w="2608"/>
+            <w:vAlign w:val="center"/>
+          </w:tcPr>
+          <w:p>
+            <w:pPr>
+              <w:spacing w:before="0" w:after="0" w:line="240" w:lineRule="auto"/>
+            </w:pPr>
+            <w:r/>
+            <w:r>
+              <w:rPr>
+                <w:rFonts w:ascii="맑은 고딕" w:hAnsi="맑은 고딕" w:eastAsia="맑은 고딕" w:cs="맑은 고딕"/>
+                <w:b w:val="0"/>
+                <w:sz w:val="20"/>
+              </w:rPr>
+              <w:t xml:space="preserve">정산 </w:t>
+            </w:r>
+            <w:r>
+              <w:rPr>
+                <w:rFonts w:ascii="맑은 고딕" w:hAnsi="맑은 고딕" w:eastAsia="맑은 고딕" w:cs="맑은 고딕"/>
+                <w:b/>
+                <w:sz w:val="20"/>
+              </w:rPr>
+              <w:t>[1차 안내]</w:t>
+            </w:r>
+          </w:p>
+        </w:tc>
+        <w:tc>
+          <w:tcPr>
+            <w:tcW w:type="dxa" w:w="1701"/>
+            <w:vAlign w:val="center"/>
+          </w:tcPr>
+          <w:p>
+            <w:pPr>
+              <w:spacing w:before="0" w:after="0" w:line="240" w:lineRule="auto"/>
+            </w:pPr>
+            <w:r/>
+            <w:r>
+              <w:rPr>
+                <w:rFonts w:ascii="맑은 고딕" w:hAnsi="맑은 고딕" w:eastAsia="맑은 고딕" w:cs="맑은 고딕"/>
+                <w:b w:val="0"/>
+                <w:sz w:val="20"/>
+              </w:rPr>
+              <w:t>그 직원 본인</w:t>
+            </w:r>
+          </w:p>
+        </w:tc>
+        <w:tc>
+          <w:tcPr>
+            <w:tcW w:type="dxa" w:w="4082"/>
+            <w:vAlign w:val="center"/>
+          </w:tcPr>
+          <w:p>
+            <w:pPr>
+              <w:spacing w:before="0" w:after="0" w:line="240" w:lineRule="auto"/>
+            </w:pPr>
+            <w:r/>
+            <w:r>
+              <w:rPr>
+                <w:rFonts w:ascii="맑은 고딕" w:hAnsi="맑은 고딕" w:eastAsia="맑은 고딕" w:cs="맑은 고딕"/>
+                <w:b w:val="0"/>
+                <w:sz w:val="20"/>
+              </w:rPr>
+              <w:t>«자기 정산 내역»이 담깁니다. 2차 [입금 확인] 은 메일이 없습니다</w:t>
+            </w:r>
+          </w:p>
+        </w:tc>
+      </w:tr>
+    </w:tbl>
+    <w:p/>
+    <w:p>
+      <w:pPr>
+        <w:keepLines/>
+        <w:spacing w:before="120" w:after="160"/>
+        <w:ind w:left="170"/>
+        <w:pBdr>
+          <w:left w:val="single" w:sz="18" w:space="6" w:color="005A9E"/>
+        </w:pBdr>
+        <w:shd w:val="clear" w:color="auto" w:fill="F2F7FB"/>
+      </w:pPr>
+      <w:r>
+        <w:rPr>
+          <w:rFonts w:ascii="맑은 고딕" w:hAnsi="맑은 고딕" w:eastAsia="맑은 고딕" w:cs="맑은 고딕"/>
+          <w:b/>
+          <w:color w:val="005A9E"/>
+          <w:sz w:val="21"/>
+        </w:rPr>
+        <w:t xml:space="preserve">메일은 «내 주소»에서 나갑니다  </w:t>
+      </w:r>
+      <w:r>
+        <w:rPr>
+          <w:rFonts w:ascii="맑은 고딕" w:hAnsi="맑은 고딕" w:eastAsia="맑은 고딕" w:cs="맑은 고딕"/>
+          <w:b w:val="0"/>
+          <w:sz w:val="21"/>
+        </w:rPr>
+        <w:t xml:space="preserve">1.3 에서 등록하신 </w:t>
+      </w:r>
+      <w:r>
+        <w:rPr>
+          <w:rFonts w:ascii="맑은 고딕" w:hAnsi="맑은 고딕" w:eastAsia="맑은 고딕" w:cs="맑은 고딕"/>
+          <w:b/>
+          <w:sz w:val="21"/>
+        </w:rPr>
+        <w:t>본인 메일 계정</w:t>
+      </w:r>
+      <w:r>
+        <w:rPr>
+          <w:rFonts w:ascii="맑은 고딕" w:hAnsi="맑은 고딕" w:eastAsia="맑은 고딕" w:cs="맑은 고딕"/>
+          <w:b w:val="0"/>
+          <w:sz w:val="21"/>
+        </w:rPr>
+        <w:t xml:space="preserve">으로 보냅니다. 받는 분에게 「○○○ 님이 보냈다」로 보이고 답장도 본인에게 옵니다. 등록하지 않으셨으면 </w:t>
+      </w:r>
+      <w:r>
+        <w:rPr>
+          <w:rFonts w:ascii="맑은 고딕" w:hAnsi="맑은 고딕" w:eastAsia="맑은 고딕" w:cs="맑은 고딕"/>
+          <w:b/>
+          <w:sz w:val="21"/>
+        </w:rPr>
+        <w:t>회사 공용 계정</w:t>
+      </w:r>
+      <w:r>
+        <w:rPr>
+          <w:rFonts w:ascii="맑은 고딕" w:hAnsi="맑은 고딕" w:eastAsia="맑은 고딕" w:cs="맑은 고딕"/>
+          <w:b w:val="0"/>
+          <w:sz w:val="21"/>
+        </w:rPr>
+        <w:t>으로 나가고, 답장 주소만 본인으로 붙습니다.</w:t>
+      </w:r>
+    </w:p>
+    <w:p>
+      <w:pPr>
+        <w:keepLines/>
+        <w:spacing w:before="120" w:after="160"/>
+        <w:ind w:left="170"/>
+        <w:pBdr>
+          <w:left w:val="single" w:sz="18" w:space="6" w:color="C77700"/>
+        </w:pBdr>
+        <w:shd w:val="clear" w:color="auto" w:fill="FDF3E7"/>
+      </w:pPr>
+      <w:r>
+        <w:rPr>
+          <w:rFonts w:ascii="맑은 고딕" w:hAnsi="맑은 고딕" w:eastAsia="맑은 고딕" w:cs="맑은 고딕"/>
+          <w:b/>
+          <w:color w:val="C77700"/>
+          <w:sz w:val="21"/>
+        </w:rPr>
+        <w:t xml:space="preserve">보내다 막히면 화면 위에 알려 드립니다  </w:t>
+      </w:r>
+      <w:r>
+        <w:rPr>
+          <w:rFonts w:ascii="맑은 고딕" w:hAnsi="맑은 고딕" w:eastAsia="맑은 고딕" w:cs="맑은 고딕"/>
+          <w:b w:val="0"/>
+          <w:sz w:val="21"/>
+        </w:rPr>
+        <w:t xml:space="preserve">비밀번호가 바뀌는 등으로 내 계정에서 보내지 못하면 </w:t>
+      </w:r>
+      <w:r>
+        <w:rPr>
+          <w:rFonts w:ascii="맑은 고딕" w:hAnsi="맑은 고딕" w:eastAsia="맑은 고딕" w:cs="맑은 고딕"/>
+          <w:b/>
+          <w:sz w:val="21"/>
+        </w:rPr>
+        <w:t>공용 계정으로 대신 보내고</w:t>
+      </w:r>
+      <w:r>
+        <w:rPr>
+          <w:rFonts w:ascii="맑은 고딕" w:hAnsi="맑은 고딕" w:eastAsia="맑은 고딕" w:cs="맑은 고딕"/>
+          <w:b w:val="0"/>
+          <w:sz w:val="21"/>
+        </w:rPr>
+        <w:t xml:space="preserve"> 화면 맨 위에 붉은 띠로 알려 드립니다. 그때는 1.3 의 자리에서 </w:t>
+      </w:r>
+      <w:r>
+        <w:rPr>
+          <w:rFonts w:ascii="맑은 고딕" w:hAnsi="맑은 고딕" w:eastAsia="맑은 고딕" w:cs="맑은 고딕"/>
+          <w:b/>
+          <w:sz w:val="21"/>
+        </w:rPr>
+        <w:t>비밀번호를 다시 넣으십시오.</w:t>
+      </w:r>
+      <w:r>
+        <w:rPr>
+          <w:rFonts w:ascii="맑은 고딕" w:hAnsi="맑은 고딕" w:eastAsia="맑은 고딕" w:cs="맑은 고딕"/>
+          <w:b w:val="0"/>
+          <w:sz w:val="21"/>
+        </w:rPr>
+        <w:t xml:space="preserve"> 알림이 못 갔다고 등록·신청이 취소되지는 않습니다 — 일이 먼저이고 알림은 뒤따르는 것이라 그렇게 두었습니다.</w:t>
+      </w:r>
+    </w:p>
+    <w:p>
+      <w:pPr>
+        <w:pStyle w:val="Heading2"/>
+      </w:pPr>
+      <w:r>
+        <w:t>9.2 메일이 안 갈 때</w:t>
       </w:r>
     </w:p>
     <w:tbl>
@@ -14637,7 +17122,7 @@
         <w:pStyle w:val="Heading2"/>
       </w:pPr>
       <w:r>
-        <w:t>9.2 화면이 바뀌지 않을 때</w:t>
+        <w:t>9.3 화면이 바뀌지 않을 때</w:t>
       </w:r>
     </w:p>
     <w:p>
@@ -14669,7 +17154,7 @@
         <w:pStyle w:val="Heading2"/>
       </w:pPr>
       <w:r>
-        <w:t>9.3 저장이 안 될 때</w:t>
+        <w:t>9.4 저장이 안 될 때</w:t>
       </w:r>
     </w:p>
     <w:tbl>
@@ -14877,7 +17362,7 @@
         <w:pStyle w:val="Heading2"/>
       </w:pPr>
       <w:r>
-        <w:t>9.4 의견 보내기 — 💬</w:t>
+        <w:t>9.5 의견 보내기 — 💬</w:t>
       </w:r>
     </w:p>
     <w:p>
@@ -15261,7 +17746,7 @@
           <w:b/>
           <w:sz w:val="21"/>
         </w:rPr>
-        <w:t>각자 자리에서 아래 아홉 가지를 직접 해 보십시오.</w:t>
+        <w:t>각자 자리에서 아래 열 가지를 직접 해 보십시오.</w:t>
       </w:r>
       <w:r>
         <w:rPr>
@@ -16130,7 +18615,7 @@
                 <w:b w:val="0"/>
                 <w:sz w:val="20"/>
               </w:rPr>
-              <w:t xml:space="preserve">구매 이력에서 </w:t>
+              <w:t xml:space="preserve">정산에서 </w:t>
             </w:r>
             <w:r>
               <w:rPr>
@@ -16138,7 +18623,7 @@
                 <w:b/>
                 <w:sz w:val="20"/>
               </w:rPr>
-              <w:t>[금액]</w:t>
+              <w:t>[내가 그날 쓴 것만]</w:t>
             </w:r>
             <w:r>
               <w:rPr>
@@ -16146,7 +18631,7 @@
                 <w:b w:val="0"/>
                 <w:sz w:val="20"/>
               </w:rPr>
-              <w:t xml:space="preserve"> 을 눌러 정렬해 보기</w:t>
+              <w:t xml:space="preserve"> 켜 보기</w:t>
             </w:r>
           </w:p>
         </w:tc>
@@ -16166,7 +18651,7 @@
                 <w:b w:val="0"/>
                 <w:sz w:val="20"/>
               </w:rPr>
-              <w:t>🛒 구매 요청</w:t>
+              <w:t>🗓 스케줄 → 💰 정산</w:t>
             </w:r>
           </w:p>
         </w:tc>
@@ -16186,23 +18671,7 @@
                 <w:b w:val="0"/>
                 <w:sz w:val="20"/>
               </w:rPr>
-              <w:t xml:space="preserve">단추에 </w:t>
-            </w:r>
-            <w:r>
-              <w:rPr>
-                <w:rFonts w:ascii="맑은 고딕" w:hAnsi="맑은 고딕" w:eastAsia="맑은 고딕" w:cs="맑은 고딕"/>
-                <w:b/>
-                <w:sz w:val="20"/>
-              </w:rPr>
-              <w:t>①②</w:t>
-            </w:r>
-            <w:r>
-              <w:rPr>
-                <w:rFonts w:ascii="맑은 고딕" w:hAnsi="맑은 고딕" w:eastAsia="맑은 고딕" w:cs="맑은 고딕"/>
-                <w:b w:val="0"/>
-                <w:sz w:val="20"/>
-              </w:rPr>
-              <w:t xml:space="preserve"> 번호가 붙습니다</w:t>
+              <w:t>내 통행만 추려집니다</w:t>
             </w:r>
           </w:p>
         </w:tc>
@@ -16228,6 +18697,123 @@
                 <w:sz w:val="20"/>
               </w:rPr>
               <w:t>9</w:t>
+            </w:r>
+          </w:p>
+        </w:tc>
+        <w:tc>
+          <w:tcPr>
+            <w:tcW w:type="dxa" w:w="3061"/>
+            <w:vAlign w:val="center"/>
+          </w:tcPr>
+          <w:p>
+            <w:pPr>
+              <w:spacing w:before="0" w:after="0" w:line="240" w:lineRule="auto"/>
+            </w:pPr>
+            <w:r/>
+            <w:r>
+              <w:rPr>
+                <w:rFonts w:ascii="맑은 고딕" w:hAnsi="맑은 고딕" w:eastAsia="맑은 고딕" w:cs="맑은 고딕"/>
+                <w:b w:val="0"/>
+                <w:sz w:val="20"/>
+              </w:rPr>
+              <w:t xml:space="preserve">구매 이력에서 </w:t>
+            </w:r>
+            <w:r>
+              <w:rPr>
+                <w:rFonts w:ascii="맑은 고딕" w:hAnsi="맑은 고딕" w:eastAsia="맑은 고딕" w:cs="맑은 고딕"/>
+                <w:b/>
+                <w:sz w:val="20"/>
+              </w:rPr>
+              <w:t>[금액]</w:t>
+            </w:r>
+            <w:r>
+              <w:rPr>
+                <w:rFonts w:ascii="맑은 고딕" w:hAnsi="맑은 고딕" w:eastAsia="맑은 고딕" w:cs="맑은 고딕"/>
+                <w:b w:val="0"/>
+                <w:sz w:val="20"/>
+              </w:rPr>
+              <w:t xml:space="preserve"> 을 눌러 정렬해 보기</w:t>
+            </w:r>
+          </w:p>
+        </w:tc>
+        <w:tc>
+          <w:tcPr>
+            <w:tcW w:type="dxa" w:w="1871"/>
+            <w:vAlign w:val="center"/>
+          </w:tcPr>
+          <w:p>
+            <w:pPr>
+              <w:spacing w:before="0" w:after="0" w:line="240" w:lineRule="auto"/>
+            </w:pPr>
+            <w:r/>
+            <w:r>
+              <w:rPr>
+                <w:rFonts w:ascii="맑은 고딕" w:hAnsi="맑은 고딕" w:eastAsia="맑은 고딕" w:cs="맑은 고딕"/>
+                <w:b w:val="0"/>
+                <w:sz w:val="20"/>
+              </w:rPr>
+              <w:t>🛒 구매 요청</w:t>
+            </w:r>
+          </w:p>
+        </w:tc>
+        <w:tc>
+          <w:tcPr>
+            <w:tcW w:type="dxa" w:w="2948"/>
+            <w:vAlign w:val="center"/>
+          </w:tcPr>
+          <w:p>
+            <w:pPr>
+              <w:spacing w:before="0" w:after="0" w:line="240" w:lineRule="auto"/>
+            </w:pPr>
+            <w:r/>
+            <w:r>
+              <w:rPr>
+                <w:rFonts w:ascii="맑은 고딕" w:hAnsi="맑은 고딕" w:eastAsia="맑은 고딕" w:cs="맑은 고딕"/>
+                <w:b w:val="0"/>
+                <w:sz w:val="20"/>
+              </w:rPr>
+              <w:t xml:space="preserve">단추에 </w:t>
+            </w:r>
+            <w:r>
+              <w:rPr>
+                <w:rFonts w:ascii="맑은 고딕" w:hAnsi="맑은 고딕" w:eastAsia="맑은 고딕" w:cs="맑은 고딕"/>
+                <w:b/>
+                <w:sz w:val="20"/>
+              </w:rPr>
+              <w:t>①②</w:t>
+            </w:r>
+            <w:r>
+              <w:rPr>
+                <w:rFonts w:ascii="맑은 고딕" w:hAnsi="맑은 고딕" w:eastAsia="맑은 고딕" w:cs="맑은 고딕"/>
+                <w:b w:val="0"/>
+                <w:sz w:val="20"/>
+              </w:rPr>
+              <w:t xml:space="preserve"> 번호가 붙습니다</w:t>
+            </w:r>
+          </w:p>
+        </w:tc>
+      </w:tr>
+      <w:tr>
+        <w:trPr>
+          <w:cantSplit/>
+        </w:trPr>
+        <w:tc>
+          <w:tcPr>
+            <w:tcW w:type="dxa" w:w="510"/>
+            <w:vAlign w:val="center"/>
+          </w:tcPr>
+          <w:p>
+            <w:pPr>
+              <w:spacing w:before="0" w:after="0" w:line="240" w:lineRule="auto"/>
+            </w:pPr>
+            <w:r/>
+            <w:r>
+              <w:rPr>
+                <w:rFonts w:ascii="맑은 고딕" w:hAnsi="맑은 고딕" w:eastAsia="맑은 고딕" w:cs="맑은 고딕"/>
+                <w:b w:val="0"/>
+                <w:sz w:val="20"/>
+              </w:rPr>
+              <w:t>10</w:t>
             </w:r>
           </w:p>
         </w:tc>

--- a/docs/manual/VITRON_ERP_직원교육자료.docx
+++ b/docs/manual/VITRON_ERP_직원교육자료.docx
@@ -53,7 +53,7 @@
           <w:color w:val="666666"/>
           <w:sz w:val="21"/>
         </w:rPr>
-        <w:t>문서 버전  1.2</w:t>
+        <w:t>문서 버전  1.3</w:t>
       </w:r>
     </w:p>
     <w:p>
@@ -67,7 +67,7 @@
           <w:color w:val="666666"/>
           <w:sz w:val="21"/>
         </w:rPr>
-        <w:t>작성일  2026-09-05</w:t>
+        <w:t>작성일  2026-09-06</w:t>
       </w:r>
     </w:p>
     <w:p>
@@ -1334,7 +1334,7 @@
       <w:r>
         <w:drawing>
           <wp:inline xmlns:a="http://schemas.openxmlformats.org/drawingml/2006/main" xmlns:pic="http://schemas.openxmlformats.org/drawingml/2006/picture">
-            <wp:extent cx="4500000" cy="2531250"/>
+            <wp:extent cx="3776400" cy="2124225"/>
             <wp:docPr id="1" name="Picture 1"/>
             <wp:cNvGraphicFramePr>
               <a:graphicFrameLocks noChangeAspect="1"/>
@@ -1355,7 +1355,7 @@
                   <pic:spPr>
                     <a:xfrm>
                       <a:off x="0" y="0"/>
-                      <a:ext cx="4500000" cy="2531250"/>
+                      <a:ext cx="3776400" cy="2124225"/>
                     </a:xfrm>
                     <a:prstGeom prst="rect"/>
                   </pic:spPr>
@@ -1571,7 +1571,7 @@
       <w:r>
         <w:drawing>
           <wp:inline xmlns:a="http://schemas.openxmlformats.org/drawingml/2006/main" xmlns:pic="http://schemas.openxmlformats.org/drawingml/2006/picture">
-            <wp:extent cx="4500000" cy="2571023"/>
+            <wp:extent cx="3718800" cy="2124693"/>
             <wp:docPr id="2" name="Picture 2"/>
             <wp:cNvGraphicFramePr>
               <a:graphicFrameLocks noChangeAspect="1"/>
@@ -1592,7 +1592,7 @@
                   <pic:spPr>
                     <a:xfrm>
                       <a:off x="0" y="0"/>
-                      <a:ext cx="4500000" cy="2571023"/>
+                      <a:ext cx="3718800" cy="2124693"/>
                     </a:xfrm>
                     <a:prstGeom prst="rect"/>
                   </pic:spPr>
@@ -3961,7 +3961,7 @@
       <w:r>
         <w:drawing>
           <wp:inline xmlns:a="http://schemas.openxmlformats.org/drawingml/2006/main" xmlns:pic="http://schemas.openxmlformats.org/drawingml/2006/picture">
-            <wp:extent cx="4500000" cy="4183417"/>
+            <wp:extent cx="2286000" cy="2125176"/>
             <wp:docPr id="10" name="Picture 10"/>
             <wp:cNvGraphicFramePr>
               <a:graphicFrameLocks noChangeAspect="1"/>
@@ -3982,7 +3982,7 @@
                   <pic:spPr>
                     <a:xfrm>
                       <a:off x="0" y="0"/>
-                      <a:ext cx="4500000" cy="4183417"/>
+                      <a:ext cx="2286000" cy="2125176"/>
                     </a:xfrm>
                     <a:prstGeom prst="rect"/>
                   </pic:spPr>
@@ -4016,7 +4016,7 @@
       <w:r>
         <w:drawing>
           <wp:inline xmlns:a="http://schemas.openxmlformats.org/drawingml/2006/main" xmlns:pic="http://schemas.openxmlformats.org/drawingml/2006/picture">
-            <wp:extent cx="4500000" cy="3528830"/>
+            <wp:extent cx="2707200" cy="2122944"/>
             <wp:docPr id="11" name="Picture 11"/>
             <wp:cNvGraphicFramePr>
               <a:graphicFrameLocks noChangeAspect="1"/>
@@ -4037,7 +4037,7 @@
                   <pic:spPr>
                     <a:xfrm>
                       <a:off x="0" y="0"/>
-                      <a:ext cx="4500000" cy="3528830"/>
+                      <a:ext cx="2707200" cy="2122944"/>
                     </a:xfrm>
                     <a:prstGeom prst="rect"/>
                   </pic:spPr>
@@ -4257,7 +4257,7 @@
       <w:r>
         <w:drawing>
           <wp:inline xmlns:a="http://schemas.openxmlformats.org/drawingml/2006/main" xmlns:pic="http://schemas.openxmlformats.org/drawingml/2006/picture">
-            <wp:extent cx="4500000" cy="2418750"/>
+            <wp:extent cx="3952800" cy="2124630"/>
             <wp:docPr id="12" name="Picture 12"/>
             <wp:cNvGraphicFramePr>
               <a:graphicFrameLocks noChangeAspect="1"/>
@@ -4278,7 +4278,7 @@
                   <pic:spPr>
                     <a:xfrm>
                       <a:off x="0" y="0"/>
-                      <a:ext cx="4500000" cy="2418750"/>
+                      <a:ext cx="3952800" cy="2124630"/>
                     </a:xfrm>
                     <a:prstGeom prst="rect"/>
                   </pic:spPr>
@@ -4388,7 +4388,7 @@
       <w:r>
         <w:drawing>
           <wp:inline xmlns:a="http://schemas.openxmlformats.org/drawingml/2006/main" xmlns:pic="http://schemas.openxmlformats.org/drawingml/2006/picture">
-            <wp:extent cx="4500000" cy="1098305"/>
+            <wp:extent cx="4496400" cy="1097426"/>
             <wp:docPr id="13" name="Picture 13"/>
             <wp:cNvGraphicFramePr>
               <a:graphicFrameLocks noChangeAspect="1"/>
@@ -4409,7 +4409,7 @@
                   <pic:spPr>
                     <a:xfrm>
                       <a:off x="0" y="0"/>
-                      <a:ext cx="4500000" cy="1098305"/>
+                      <a:ext cx="4496400" cy="1097426"/>
                     </a:xfrm>
                     <a:prstGeom prst="rect"/>
                   </pic:spPr>
@@ -5420,7 +5420,7 @@
       <w:r>
         <w:drawing>
           <wp:inline xmlns:a="http://schemas.openxmlformats.org/drawingml/2006/main" xmlns:pic="http://schemas.openxmlformats.org/drawingml/2006/picture">
-            <wp:extent cx="4500000" cy="2490458"/>
+            <wp:extent cx="3837600" cy="2123863"/>
             <wp:docPr id="17" name="Picture 17"/>
             <wp:cNvGraphicFramePr>
               <a:graphicFrameLocks noChangeAspect="1"/>
@@ -5441,7 +5441,7 @@
                   <pic:spPr>
                     <a:xfrm>
                       <a:off x="0" y="0"/>
-                      <a:ext cx="4500000" cy="2490458"/>
+                      <a:ext cx="3837600" cy="2123863"/>
                     </a:xfrm>
                     <a:prstGeom prst="rect"/>
                   </pic:spPr>
@@ -6688,7 +6688,7 @@
       <w:r>
         <w:drawing>
           <wp:inline xmlns:a="http://schemas.openxmlformats.org/drawingml/2006/main" xmlns:pic="http://schemas.openxmlformats.org/drawingml/2006/picture">
-            <wp:extent cx="4500000" cy="2751527"/>
+            <wp:extent cx="3474000" cy="2124179"/>
             <wp:docPr id="18" name="Picture 18"/>
             <wp:cNvGraphicFramePr>
               <a:graphicFrameLocks noChangeAspect="1"/>
@@ -6709,7 +6709,7 @@
                   <pic:spPr>
                     <a:xfrm>
                       <a:off x="0" y="0"/>
-                      <a:ext cx="4500000" cy="2751527"/>
+                      <a:ext cx="3474000" cy="2124179"/>
                     </a:xfrm>
                     <a:prstGeom prst="rect"/>
                   </pic:spPr>
@@ -6807,7 +6807,23 @@
           <w:b w:val="0"/>
           <w:sz w:val="21"/>
         </w:rPr>
-        <w:t xml:space="preserve"> 그 사람·그 날짜로 입력 창이 열립니다. 이름과 날짜를 다시 고를 필요가 없습니다.</w:t>
+        <w:t xml:space="preserve"> 그 사람·그 날짜로 입력 창이 열립니다. 이름과 날짜를 다시 고를 필요가 없습니다. 창 안에도 달력이 있어 </w:t>
+      </w:r>
+      <w:r>
+        <w:rPr>
+          <w:rFonts w:ascii="맑은 고딕" w:hAnsi="맑은 고딕" w:eastAsia="맑은 고딕" w:cs="맑은 고딕"/>
+          <w:b/>
+          <w:sz w:val="21"/>
+        </w:rPr>
+        <w:t>누른 채 끌면 며칠을 한 번에</w:t>
+      </w:r>
+      <w:r>
+        <w:rPr>
+          <w:rFonts w:ascii="맑은 고딕" w:hAnsi="맑은 고딕" w:eastAsia="맑은 고딕" w:cs="맑은 고딕"/>
+          <w:b w:val="0"/>
+          <w:sz w:val="21"/>
+        </w:rPr>
+        <w:t xml:space="preserve"> 넣으실 수 있습니다 (4.5 절).</w:t>
       </w:r>
     </w:p>
     <w:p>
@@ -6819,7 +6835,7 @@
       <w:r>
         <w:drawing>
           <wp:inline xmlns:a="http://schemas.openxmlformats.org/drawingml/2006/main" xmlns:pic="http://schemas.openxmlformats.org/drawingml/2006/picture">
-            <wp:extent cx="4500000" cy="5401541"/>
+            <wp:extent cx="3718800" cy="2124693"/>
             <wp:docPr id="19" name="Picture 19"/>
             <wp:cNvGraphicFramePr>
               <a:graphicFrameLocks noChangeAspect="1"/>
@@ -6840,7 +6856,7 @@
                   <pic:spPr>
                     <a:xfrm>
                       <a:off x="0" y="0"/>
-                      <a:ext cx="4500000" cy="5401541"/>
+                      <a:ext cx="3718800" cy="2124693"/>
                     </a:xfrm>
                     <a:prstGeom prst="rect"/>
                   </pic:spPr>
@@ -7345,7 +7361,7 @@
       <w:r>
         <w:drawing>
           <wp:inline xmlns:a="http://schemas.openxmlformats.org/drawingml/2006/main" xmlns:pic="http://schemas.openxmlformats.org/drawingml/2006/picture">
-            <wp:extent cx="4500000" cy="6703767"/>
+            <wp:extent cx="3718800" cy="2124693"/>
             <wp:docPr id="20" name="Picture 20"/>
             <wp:cNvGraphicFramePr>
               <a:graphicFrameLocks noChangeAspect="1"/>
@@ -7366,7 +7382,7 @@
                   <pic:spPr>
                     <a:xfrm>
                       <a:off x="0" y="0"/>
-                      <a:ext cx="4500000" cy="6703767"/>
+                      <a:ext cx="3718800" cy="2124693"/>
                     </a:xfrm>
                     <a:prstGeom prst="rect"/>
                   </pic:spPr>
@@ -7830,7 +7846,7 @@
       <w:r>
         <w:drawing>
           <wp:inline xmlns:a="http://schemas.openxmlformats.org/drawingml/2006/main" xmlns:pic="http://schemas.openxmlformats.org/drawingml/2006/picture">
-            <wp:extent cx="4500000" cy="2571023"/>
+            <wp:extent cx="3718800" cy="2124693"/>
             <wp:docPr id="21" name="Picture 21"/>
             <wp:cNvGraphicFramePr>
               <a:graphicFrameLocks noChangeAspect="1"/>
@@ -7851,7 +7867,7 @@
                   <pic:spPr>
                     <a:xfrm>
                       <a:off x="0" y="0"/>
-                      <a:ext cx="4500000" cy="2571023"/>
+                      <a:ext cx="3718800" cy="2124693"/>
                     </a:xfrm>
                     <a:prstGeom prst="rect"/>
                   </pic:spPr>
@@ -7927,7 +7943,7 @@
           <w:b/>
           <w:sz w:val="21"/>
         </w:rPr>
-        <w:t>[📍 구글 지도에서 거리 보기]</w:t>
+        <w:t>[📍 네이버 지도 길찾기]</w:t>
       </w:r>
       <w:r>
         <w:rPr>
@@ -7961,13 +7977,65 @@
         </w:rPr>
         <w:t>다음부터는 저절로 채워집니다.</w:t>
       </w:r>
+    </w:p>
+    <w:p>
+      <w:pPr>
+        <w:keepLines/>
+        <w:spacing w:before="120" w:after="160"/>
+        <w:ind w:left="170"/>
+        <w:pBdr>
+          <w:left w:val="single" w:sz="18" w:space="6" w:color="005A9E"/>
+        </w:pBdr>
+        <w:shd w:val="clear" w:color="auto" w:fill="F2F7FB"/>
+      </w:pPr>
+      <w:r>
+        <w:rPr>
+          <w:rFonts w:ascii="맑은 고딕" w:hAnsi="맑은 고딕" w:eastAsia="맑은 고딕" w:cs="맑은 고딕"/>
+          <w:b/>
+          <w:color w:val="005A9E"/>
+          <w:sz w:val="21"/>
+        </w:rPr>
+        <w:t xml:space="preserve">지도에는 «붙여 넣어» 주십시오  </w:t>
+      </w:r>
       <w:r>
         <w:rPr>
           <w:rFonts w:ascii="맑은 고딕" w:hAnsi="맑은 고딕" w:eastAsia="맑은 고딕" w:cs="맑은 고딕"/>
           <w:b w:val="0"/>
           <w:sz w:val="21"/>
         </w:rPr>
-        <w:t xml:space="preserve"> 장소에 «주소»를 넣어 두시면 지도가 정확한 곳을 찾습니다.</w:t>
+        <w:t xml:space="preserve">네이버 지도는 장소 이름을 링크로 받지 못합니다. 그래서 길찾기 창만 열어 드리고, 이름은 옆의 </w:t>
+      </w:r>
+      <w:r>
+        <w:rPr>
+          <w:rFonts w:ascii="맑은 고딕" w:hAnsi="맑은 고딕" w:eastAsia="맑은 고딕" w:cs="맑은 고딕"/>
+          <w:b/>
+          <w:sz w:val="21"/>
+        </w:rPr>
+        <w:t>[📋 출발 복사] · [📋 도착 복사]</w:t>
+      </w:r>
+      <w:r>
+        <w:rPr>
+          <w:rFonts w:ascii="맑은 고딕" w:hAnsi="맑은 고딕" w:eastAsia="맑은 고딕" w:cs="맑은 고딕"/>
+          <w:b w:val="0"/>
+          <w:sz w:val="21"/>
+        </w:rPr>
+        <w:t xml:space="preserve"> 로 집어 출발지·도착지 칸에 </w:t>
+      </w:r>
+      <w:r>
+        <w:rPr>
+          <w:rFonts w:ascii="맑은 고딕" w:hAnsi="맑은 고딕" w:eastAsia="맑은 고딕" w:cs="맑은 고딕"/>
+          <w:b/>
+          <w:sz w:val="21"/>
+        </w:rPr>
+        <w:t>붙여 넣으시면</w:t>
+      </w:r>
+      <w:r>
+        <w:rPr>
+          <w:rFonts w:ascii="맑은 고딕" w:hAnsi="맑은 고딕" w:eastAsia="맑은 고딕" w:cs="맑은 고딕"/>
+          <w:b w:val="0"/>
+          <w:sz w:val="21"/>
+        </w:rPr>
+        <w:t xml:space="preserve"> 됩니다. 장소에 «주소»를 넣어 두시면 더 정확하게 찾습니다.</w:t>
       </w:r>
     </w:p>
     <w:p>
@@ -7987,7 +8055,7 @@
       <w:r>
         <w:drawing>
           <wp:inline xmlns:a="http://schemas.openxmlformats.org/drawingml/2006/main" xmlns:pic="http://schemas.openxmlformats.org/drawingml/2006/picture">
-            <wp:extent cx="4500000" cy="2610000"/>
+            <wp:extent cx="3661200" cy="2123496"/>
             <wp:docPr id="22" name="Picture 22"/>
             <wp:cNvGraphicFramePr>
               <a:graphicFrameLocks noChangeAspect="1"/>
@@ -8008,7 +8076,7 @@
                   <pic:spPr>
                     <a:xfrm>
                       <a:off x="0" y="0"/>
-                      <a:ext cx="4500000" cy="2610000"/>
+                      <a:ext cx="3661200" cy="2123496"/>
                     </a:xfrm>
                     <a:prstGeom prst="rect"/>
                   </pic:spPr>
@@ -8236,7 +8304,7 @@
       <w:r>
         <w:drawing>
           <wp:inline xmlns:a="http://schemas.openxmlformats.org/drawingml/2006/main" xmlns:pic="http://schemas.openxmlformats.org/drawingml/2006/picture">
-            <wp:extent cx="4500000" cy="2571023"/>
+            <wp:extent cx="3718800" cy="2124693"/>
             <wp:docPr id="23" name="Picture 23"/>
             <wp:cNvGraphicFramePr>
               <a:graphicFrameLocks noChangeAspect="1"/>
@@ -8257,7 +8325,7 @@
                   <pic:spPr>
                     <a:xfrm>
                       <a:off x="0" y="0"/>
-                      <a:ext cx="4500000" cy="2571023"/>
+                      <a:ext cx="3718800" cy="2124693"/>
                     </a:xfrm>
                     <a:prstGeom prst="rect"/>
                   </pic:spPr>
@@ -8949,7 +9017,7 @@
       <w:r>
         <w:drawing>
           <wp:inline xmlns:a="http://schemas.openxmlformats.org/drawingml/2006/main" xmlns:pic="http://schemas.openxmlformats.org/drawingml/2006/picture">
-            <wp:extent cx="4500000" cy="5686644"/>
+            <wp:extent cx="3718800" cy="2124693"/>
             <wp:docPr id="24" name="Picture 24"/>
             <wp:cNvGraphicFramePr>
               <a:graphicFrameLocks noChangeAspect="1"/>
@@ -8970,7 +9038,7 @@
                   <pic:spPr>
                     <a:xfrm>
                       <a:off x="0" y="0"/>
-                      <a:ext cx="4500000" cy="5686644"/>
+                      <a:ext cx="3718800" cy="2124693"/>
                     </a:xfrm>
                     <a:prstGeom prst="rect"/>
                   </pic:spPr>
@@ -9468,7 +9536,7 @@
       <w:r>
         <w:drawing>
           <wp:inline xmlns:a="http://schemas.openxmlformats.org/drawingml/2006/main" xmlns:pic="http://schemas.openxmlformats.org/drawingml/2006/picture">
-            <wp:extent cx="4500000" cy="3978860"/>
+            <wp:extent cx="2401200" cy="2123120"/>
             <wp:docPr id="25" name="Picture 25"/>
             <wp:cNvGraphicFramePr>
               <a:graphicFrameLocks noChangeAspect="1"/>
@@ -9489,7 +9557,7 @@
                   <pic:spPr>
                     <a:xfrm>
                       <a:off x="0" y="0"/>
-                      <a:ext cx="4500000" cy="3978860"/>
+                      <a:ext cx="2401200" cy="2123120"/>
                     </a:xfrm>
                     <a:prstGeom prst="rect"/>
                   </pic:spPr>
@@ -10436,7 +10504,7 @@
       <w:r>
         <w:drawing>
           <wp:inline xmlns:a="http://schemas.openxmlformats.org/drawingml/2006/main" xmlns:pic="http://schemas.openxmlformats.org/drawingml/2006/picture">
-            <wp:extent cx="4500000" cy="2571023"/>
+            <wp:extent cx="3718800" cy="2124693"/>
             <wp:docPr id="27" name="Picture 27"/>
             <wp:cNvGraphicFramePr>
               <a:graphicFrameLocks noChangeAspect="1"/>
@@ -10457,7 +10525,7 @@
                   <pic:spPr>
                     <a:xfrm>
                       <a:off x="0" y="0"/>
-                      <a:ext cx="4500000" cy="2571023"/>
+                      <a:ext cx="3718800" cy="2124693"/>
                     </a:xfrm>
                     <a:prstGeom prst="rect"/>
                   </pic:spPr>
@@ -11056,7 +11124,7 @@
         <w:pStyle w:val="Heading3"/>
       </w:pPr>
       <w:r>
-        <w:t>하이패스 통행료 — 「대조」를 보고 각자 골라 갑니다</w:t>
+        <w:t>하이패스 통행료 — «자동으로» 배정됩니다</w:t>
       </w:r>
     </w:p>
     <w:p>
@@ -11082,7 +11150,7 @@
           <w:b w:val="0"/>
           <w:sz w:val="21"/>
         </w:rPr>
-        <w:t xml:space="preserve">(자차는 본인이 올리십시오). 올라온 통행은 표에 그대로 쌓이고, 화면이 </w:t>
+        <w:t xml:space="preserve">(자차는 본인이 올리십시오). 올리면 </w:t>
       </w:r>
       <w:r>
         <w:rPr>
@@ -11090,7 +11158,7 @@
           <w:b/>
           <w:sz w:val="21"/>
         </w:rPr>
-        <w:t>그날 그 차를 쓴 실적을 맞대어</w:t>
+        <w:t>시스템이 그날 그 차를 쓴 실적과 맞대어 저절로 배정</w:t>
       </w:r>
       <w:r>
         <w:rPr>
@@ -11098,7 +11166,67 @@
           <w:b w:val="0"/>
           <w:sz w:val="21"/>
         </w:rPr>
-        <w:t xml:space="preserve"> 어느 쪽인지 짐작해 붙여 줍니다.</w:t>
+        <w:t>합니다 — 손으로 하나씩 고르실 일이 없습니다.</w:t>
+      </w:r>
+    </w:p>
+    <w:p>
+      <w:pPr>
+        <w:keepLines/>
+        <w:spacing w:before="120" w:after="160"/>
+        <w:ind w:left="170"/>
+        <w:pBdr>
+          <w:left w:val="single" w:sz="18" w:space="6" w:color="005A9E"/>
+        </w:pBdr>
+        <w:shd w:val="clear" w:color="auto" w:fill="F2F7FB"/>
+      </w:pPr>
+      <w:r>
+        <w:rPr>
+          <w:rFonts w:ascii="맑은 고딕" w:hAnsi="맑은 고딕" w:eastAsia="맑은 고딕" w:cs="맑은 고딕"/>
+          <w:b/>
+          <w:color w:val="005A9E"/>
+          <w:sz w:val="21"/>
+        </w:rPr>
+        <w:t xml:space="preserve">자동이 못 정하는 경우가 하나 있습니다  </w:t>
+      </w:r>
+      <w:r>
+        <w:rPr>
+          <w:rFonts w:ascii="맑은 고딕" w:hAnsi="맑은 고딕" w:eastAsia="맑은 고딕" w:cs="맑은 고딕"/>
+          <w:b w:val="0"/>
+          <w:sz w:val="21"/>
+        </w:rPr>
+        <w:t xml:space="preserve">그날 그 차를 </w:t>
+      </w:r>
+      <w:r>
+        <w:rPr>
+          <w:rFonts w:ascii="맑은 고딕" w:hAnsi="맑은 고딕" w:eastAsia="맑은 고딕" w:cs="맑은 고딕"/>
+          <w:b/>
+          <w:sz w:val="21"/>
+        </w:rPr>
+        <w:t>둘 이상이 쓴 날</w:t>
+      </w:r>
+      <w:r>
+        <w:rPr>
+          <w:rFonts w:ascii="맑은 고딕" w:hAnsi="맑은 고딕" w:eastAsia="맑은 고딕" w:cs="맑은 고딕"/>
+          <w:b w:val="0"/>
+          <w:sz w:val="21"/>
+        </w:rPr>
+        <w:t xml:space="preserve">입니다. 누구 것인지 기계가 정할 수 없어 </w:t>
+      </w:r>
+      <w:r>
+        <w:rPr>
+          <w:rFonts w:ascii="맑은 고딕" w:hAnsi="맑은 고딕" w:eastAsia="맑은 고딕" w:cs="맑은 고딕"/>
+          <w:b/>
+          <w:sz w:val="21"/>
+        </w:rPr>
+        <w:t>「미배정」으로 남겨</w:t>
+      </w:r>
+      <w:r>
+        <w:rPr>
+          <w:rFonts w:ascii="맑은 고딕" w:hAnsi="맑은 고딕" w:eastAsia="맑은 고딕" w:cs="맑은 고딕"/>
+          <w:b w:val="0"/>
+          <w:sz w:val="21"/>
+        </w:rPr>
+        <w:t xml:space="preserve"> 둡니다. 한 사람만 쓴 날은 그대로 붙습니다.</w:t>
       </w:r>
     </w:p>
     <w:p>
@@ -11110,7 +11238,7 @@
       <w:r>
         <w:drawing>
           <wp:inline xmlns:a="http://schemas.openxmlformats.org/drawingml/2006/main" xmlns:pic="http://schemas.openxmlformats.org/drawingml/2006/picture">
-            <wp:extent cx="4500000" cy="2571023"/>
+            <wp:extent cx="3718800" cy="2124693"/>
             <wp:docPr id="28" name="Picture 28"/>
             <wp:cNvGraphicFramePr>
               <a:graphicFrameLocks noChangeAspect="1"/>
@@ -11131,7 +11259,7 @@
                   <pic:spPr>
                     <a:xfrm>
                       <a:off x="0" y="0"/>
-                      <a:ext cx="4500000" cy="2571023"/>
+                      <a:ext cx="3718800" cy="2124693"/>
                     </a:xfrm>
                     <a:prstGeom prst="rect"/>
                   </pic:spPr>
@@ -11455,7 +11583,7 @@
       <w:r>
         <w:drawing>
           <wp:inline xmlns:a="http://schemas.openxmlformats.org/drawingml/2006/main" xmlns:pic="http://schemas.openxmlformats.org/drawingml/2006/picture">
-            <wp:extent cx="4500000" cy="2571023"/>
+            <wp:extent cx="3718800" cy="2124693"/>
             <wp:docPr id="29" name="Picture 29"/>
             <wp:cNvGraphicFramePr>
               <a:graphicFrameLocks noChangeAspect="1"/>
@@ -11476,7 +11604,7 @@
                   <pic:spPr>
                     <a:xfrm>
                       <a:off x="0" y="0"/>
-                      <a:ext cx="4500000" cy="2571023"/>
+                      <a:ext cx="3718800" cy="2124693"/>
                     </a:xfrm>
                     <a:prstGeom prst="rect"/>
                   </pic:spPr>
@@ -11539,104 +11667,6 @@
     </w:p>
     <w:p>
       <w:pPr>
-        <w:spacing w:after="60"/>
-        <w:ind w:left="340"/>
-      </w:pPr>
-      <w:r>
-        <w:rPr>
-          <w:rFonts w:ascii="맑은 고딕" w:hAnsi="맑은 고딕" w:eastAsia="맑은 고딕" w:cs="맑은 고딕"/>
-          <w:b/>
-          <w:sz w:val="21"/>
-        </w:rPr>
-        <w:t xml:space="preserve">1. </w:t>
-      </w:r>
-      <w:r>
-        <w:rPr>
-          <w:rFonts w:ascii="맑은 고딕" w:hAnsi="맑은 고딕" w:eastAsia="맑은 고딕" w:cs="맑은 고딕"/>
-          <w:b/>
-          <w:sz w:val="21"/>
-        </w:rPr>
-        <w:t>[내가 그날 쓴 것만]</w:t>
-      </w:r>
-      <w:r>
-        <w:rPr>
-          <w:rFonts w:ascii="맑은 고딕" w:hAnsi="맑은 고딕" w:eastAsia="맑은 고딕" w:cs="맑은 고딕"/>
-          <w:b w:val="0"/>
-          <w:sz w:val="21"/>
-        </w:rPr>
-        <w:t xml:space="preserve"> 을 켜면 자기 것만 추려 보실 수 있습니다.</w:t>
-      </w:r>
-    </w:p>
-    <w:p>
-      <w:pPr>
-        <w:spacing w:after="60"/>
-        <w:ind w:left="340"/>
-      </w:pPr>
-      <w:r>
-        <w:rPr>
-          <w:rFonts w:ascii="맑은 고딕" w:hAnsi="맑은 고딕" w:eastAsia="맑은 고딕" w:cs="맑은 고딕"/>
-          <w:b/>
-          <w:sz w:val="21"/>
-        </w:rPr>
-        <w:t xml:space="preserve">2. </w:t>
-      </w:r>
-      <w:r>
-        <w:rPr>
-          <w:rFonts w:ascii="맑은 고딕" w:hAnsi="맑은 고딕" w:eastAsia="맑은 고딕" w:cs="맑은 고딕"/>
-          <w:b w:val="0"/>
-          <w:sz w:val="21"/>
-        </w:rPr>
-        <w:t xml:space="preserve">내 실적에 해당하는 줄을 </w:t>
-      </w:r>
-      <w:r>
-        <w:rPr>
-          <w:rFonts w:ascii="맑은 고딕" w:hAnsi="맑은 고딕" w:eastAsia="맑은 고딕" w:cs="맑은 고딕"/>
-          <w:b/>
-          <w:sz w:val="21"/>
-        </w:rPr>
-        <w:t>골라 붙이십시오.</w:t>
-      </w:r>
-      <w:r>
-        <w:rPr>
-          <w:rFonts w:ascii="맑은 고딕" w:hAnsi="맑은 고딕" w:eastAsia="맑은 고딕" w:cs="맑은 고딕"/>
-          <w:b w:val="0"/>
-          <w:sz w:val="21"/>
-        </w:rPr>
-        <w:t xml:space="preserve"> 아무도 가져가지 않은 통행은 정산에 잡히지 않습니다.</w:t>
-      </w:r>
-    </w:p>
-    <w:p>
-      <w:pPr>
-        <w:spacing w:after="60"/>
-        <w:ind w:left="340"/>
-      </w:pPr>
-      <w:r>
-        <w:rPr>
-          <w:rFonts w:ascii="맑은 고딕" w:hAnsi="맑은 고딕" w:eastAsia="맑은 고딕" w:cs="맑은 고딕"/>
-          <w:b/>
-          <w:sz w:val="21"/>
-        </w:rPr>
-        <w:t xml:space="preserve">3. </w:t>
-      </w:r>
-      <w:r>
-        <w:rPr>
-          <w:rFonts w:ascii="맑은 고딕" w:hAnsi="맑은 고딕" w:eastAsia="맑은 고딕" w:cs="맑은 고딕"/>
-          <w:b w:val="0"/>
-          <w:sz w:val="21"/>
-        </w:rPr>
-        <w:t xml:space="preserve">출퇴근·개인 용도처럼 회사와 무관한 통행은 </w:t>
-      </w:r>
-      <w:r>
-        <w:rPr>
-          <w:rFonts w:ascii="맑은 고딕" w:hAnsi="맑은 고딕" w:eastAsia="맑은 고딕" w:cs="맑은 고딕"/>
-          <w:b/>
-          <w:sz w:val="21"/>
-        </w:rPr>
-        <w:t>골라서 지우십시오.</w:t>
-      </w:r>
-    </w:p>
-    <w:p>
-      <w:pPr>
         <w:keepLines/>
         <w:spacing w:before="120" w:after="160"/>
         <w:ind w:left="170"/>
@@ -11677,6 +11707,1173 @@
           <w:sz w:val="21"/>
         </w:rPr>
         <w:t>지운 줄은 같은 파일을 다시 올리면 되살아납니다.</w:t>
+      </w:r>
+    </w:p>
+    <w:p>
+      <w:pPr>
+        <w:pStyle w:val="Heading3"/>
+      </w:pPr>
+      <w:r>
+        <w:t>목록 고치기 — 「하이패스 정리」</w:t>
+      </w:r>
+    </w:p>
+    <w:p>
+      <w:r>
+        <w:rPr>
+          <w:rFonts w:ascii="맑은 고딕" w:hAnsi="맑은 고딕" w:eastAsia="맑은 고딕" w:cs="맑은 고딕"/>
+          <w:b w:val="0"/>
+          <w:sz w:val="21"/>
+        </w:rPr>
+        <w:t xml:space="preserve">자동으로 배정된 뒤 </w:t>
+      </w:r>
+      <w:r>
+        <w:rPr>
+          <w:rFonts w:ascii="맑은 고딕" w:hAnsi="맑은 고딕" w:eastAsia="맑은 고딕" w:cs="맑은 고딕"/>
+          <w:b/>
+          <w:sz w:val="21"/>
+        </w:rPr>
+        <w:t>틀린 것을 바로잡는 자리</w:t>
+      </w:r>
+      <w:r>
+        <w:rPr>
+          <w:rFonts w:ascii="맑은 고딕" w:hAnsi="맑은 고딕" w:eastAsia="맑은 고딕" w:cs="맑은 고딕"/>
+          <w:b w:val="0"/>
+          <w:sz w:val="21"/>
+        </w:rPr>
+        <w:t xml:space="preserve">입니다. 정산 화면의 </w:t>
+      </w:r>
+      <w:r>
+        <w:rPr>
+          <w:rFonts w:ascii="맑은 고딕" w:hAnsi="맑은 고딕" w:eastAsia="맑은 고딕" w:cs="맑은 고딕"/>
+          <w:b/>
+          <w:sz w:val="21"/>
+        </w:rPr>
+        <w:t>「🛣 하이패스 정리」</w:t>
+      </w:r>
+      <w:r>
+        <w:rPr>
+          <w:rFonts w:ascii="맑은 고딕" w:hAnsi="맑은 고딕" w:eastAsia="맑은 고딕" w:cs="맑은 고딕"/>
+          <w:b w:val="0"/>
+          <w:sz w:val="21"/>
+        </w:rPr>
+        <w:t xml:space="preserve"> 카드에서 봅니다.</w:t>
+      </w:r>
+    </w:p>
+    <w:p>
+      <w:pPr>
+        <w:keepNext/>
+        <w:spacing w:line="240" w:lineRule="auto" w:after="40"/>
+        <w:jc w:val="center"/>
+      </w:pPr>
+      <w:r>
+        <w:drawing>
+          <wp:inline xmlns:a="http://schemas.openxmlformats.org/drawingml/2006/main" xmlns:pic="http://schemas.openxmlformats.org/drawingml/2006/picture">
+            <wp:extent cx="3718800" cy="2124693"/>
+            <wp:docPr id="30" name="Picture 30"/>
+            <wp:cNvGraphicFramePr>
+              <a:graphicFrameLocks noChangeAspect="1"/>
+            </wp:cNvGraphicFramePr>
+            <a:graphic>
+              <a:graphicData uri="http://schemas.openxmlformats.org/drawingml/2006/picture">
+                <pic:pic>
+                  <pic:nvPicPr>
+                    <pic:cNvPr id="0" name="86_정산_하이패스_정리.png"/>
+                    <pic:cNvPicPr/>
+                  </pic:nvPicPr>
+                  <pic:blipFill>
+                    <a:blip r:embed="rId39"/>
+                    <a:stretch>
+                      <a:fillRect/>
+                    </a:stretch>
+                  </pic:blipFill>
+                  <pic:spPr>
+                    <a:xfrm>
+                      <a:off x="0" y="0"/>
+                      <a:ext cx="3718800" cy="2124693"/>
+                    </a:xfrm>
+                    <a:prstGeom prst="rect"/>
+                  </pic:spPr>
+                </pic:pic>
+              </a:graphicData>
+            </a:graphic>
+          </wp:inline>
+        </w:drawing>
+      </w:r>
+    </w:p>
+    <w:p>
+      <w:pPr>
+        <w:spacing w:line="240" w:lineRule="auto" w:after="140"/>
+        <w:jc w:val="center"/>
+      </w:pPr>
+      <w:r>
+        <w:rPr>
+          <w:rFonts w:ascii="맑은 고딕" w:hAnsi="맑은 고딕" w:eastAsia="맑은 고딕" w:cs="맑은 고딕"/>
+          <w:color w:val="777777"/>
+          <w:sz w:val="18"/>
+        </w:rPr>
+        <w:t>그림 5-7  하이패스 정리 — 직원별 · 차량별 · 미배정</w:t>
+      </w:r>
+    </w:p>
+    <w:tbl>
+      <w:tblPr>
+        <w:tblStyle w:val="TableGrid"/>
+        <w:tblW w:type="auto" w:w="0"/>
+        <w:jc w:val="center"/>
+        <w:tblLook w:firstColumn="1" w:firstRow="1" w:lastColumn="0" w:lastRow="0" w:noHBand="0" w:noVBand="1" w:val="04A0"/>
+      </w:tblPr>
+      <w:tblGrid>
+        <w:gridCol w:w="4706"/>
+        <w:gridCol w:w="4706"/>
+      </w:tblGrid>
+      <w:tr>
+        <w:trPr>
+          <w:cantSplit/>
+          <w:tblHeader/>
+        </w:trPr>
+        <w:tc>
+          <w:tcPr>
+            <w:tcW w:type="dxa" w:w="1474"/>
+            <w:shd w:val="clear" w:color="auto" w:fill="005A9E"/>
+            <w:vAlign w:val="center"/>
+          </w:tcPr>
+          <w:p>
+            <w:pPr>
+              <w:spacing w:before="0" w:after="0" w:line="240" w:lineRule="auto"/>
+              <w:jc w:val="center"/>
+            </w:pPr>
+            <w:r/>
+            <w:r>
+              <w:rPr>
+                <w:rFonts w:ascii="맑은 고딕" w:hAnsi="맑은 고딕" w:eastAsia="맑은 고딕" w:cs="맑은 고딕"/>
+                <w:b/>
+                <w:color w:val="FFFFFF"/>
+                <w:sz w:val="20"/>
+              </w:rPr>
+              <w:t>보기</w:t>
+            </w:r>
+          </w:p>
+        </w:tc>
+        <w:tc>
+          <w:tcPr>
+            <w:tcW w:type="dxa" w:w="6917"/>
+            <w:shd w:val="clear" w:color="auto" w:fill="005A9E"/>
+            <w:vAlign w:val="center"/>
+          </w:tcPr>
+          <w:p>
+            <w:pPr>
+              <w:spacing w:before="0" w:after="0" w:line="240" w:lineRule="auto"/>
+              <w:jc w:val="center"/>
+            </w:pPr>
+            <w:r/>
+            <w:r>
+              <w:rPr>
+                <w:rFonts w:ascii="맑은 고딕" w:hAnsi="맑은 고딕" w:eastAsia="맑은 고딕" w:cs="맑은 고딕"/>
+                <w:b/>
+                <w:color w:val="FFFFFF"/>
+                <w:sz w:val="20"/>
+              </w:rPr>
+              <w:t>무엇을 보나</w:t>
+            </w:r>
+          </w:p>
+        </w:tc>
+      </w:tr>
+      <w:tr>
+        <w:trPr>
+          <w:cantSplit/>
+        </w:trPr>
+        <w:tc>
+          <w:tcPr>
+            <w:tcW w:type="dxa" w:w="1474"/>
+            <w:vAlign w:val="center"/>
+          </w:tcPr>
+          <w:p>
+            <w:pPr>
+              <w:spacing w:before="0" w:after="0" w:line="240" w:lineRule="auto"/>
+            </w:pPr>
+            <w:r/>
+            <w:r>
+              <w:rPr>
+                <w:rFonts w:ascii="맑은 고딕" w:hAnsi="맑은 고딕" w:eastAsia="맑은 고딕" w:cs="맑은 고딕"/>
+                <w:b/>
+                <w:sz w:val="20"/>
+              </w:rPr>
+              <w:t>직원별</w:t>
+            </w:r>
+          </w:p>
+        </w:tc>
+        <w:tc>
+          <w:tcPr>
+            <w:tcW w:type="dxa" w:w="6917"/>
+            <w:vAlign w:val="center"/>
+          </w:tcPr>
+          <w:p>
+            <w:pPr>
+              <w:spacing w:before="0" w:after="0" w:line="240" w:lineRule="auto"/>
+            </w:pPr>
+            <w:r/>
+            <w:r>
+              <w:rPr>
+                <w:rFonts w:ascii="맑은 고딕" w:hAnsi="맑은 고딕" w:eastAsia="맑은 고딕" w:cs="맑은 고딕"/>
+                <w:b w:val="0"/>
+                <w:sz w:val="20"/>
+              </w:rPr>
+              <w:t xml:space="preserve">이 달에 </w:t>
+            </w:r>
+            <w:r>
+              <w:rPr>
+                <w:rFonts w:ascii="맑은 고딕" w:hAnsi="맑은 고딕" w:eastAsia="맑은 고딕" w:cs="맑은 고딕"/>
+                <w:b/>
+                <w:sz w:val="20"/>
+              </w:rPr>
+              <w:t>누가 얼마</w:t>
+            </w:r>
+            <w:r>
+              <w:rPr>
+                <w:rFonts w:ascii="맑은 고딕" w:hAnsi="맑은 고딕" w:eastAsia="맑은 고딕" w:cs="맑은 고딕"/>
+                <w:b w:val="0"/>
+                <w:sz w:val="20"/>
+              </w:rPr>
+              <w:t>인지 — 입금 · 환급 · 회사 부담이 갈려 보입니다</w:t>
+            </w:r>
+          </w:p>
+        </w:tc>
+      </w:tr>
+      <w:tr>
+        <w:trPr>
+          <w:cantSplit/>
+        </w:trPr>
+        <w:tc>
+          <w:tcPr>
+            <w:tcW w:type="dxa" w:w="1474"/>
+            <w:vAlign w:val="center"/>
+          </w:tcPr>
+          <w:p>
+            <w:pPr>
+              <w:spacing w:before="0" w:after="0" w:line="240" w:lineRule="auto"/>
+            </w:pPr>
+            <w:r/>
+            <w:r>
+              <w:rPr>
+                <w:rFonts w:ascii="맑은 고딕" w:hAnsi="맑은 고딕" w:eastAsia="맑은 고딕" w:cs="맑은 고딕"/>
+                <w:b/>
+                <w:sz w:val="20"/>
+              </w:rPr>
+              <w:t>차량별</w:t>
+            </w:r>
+          </w:p>
+        </w:tc>
+        <w:tc>
+          <w:tcPr>
+            <w:tcW w:type="dxa" w:w="6917"/>
+            <w:vAlign w:val="center"/>
+          </w:tcPr>
+          <w:p>
+            <w:pPr>
+              <w:spacing w:before="0" w:after="0" w:line="240" w:lineRule="auto"/>
+            </w:pPr>
+            <w:r/>
+            <w:r>
+              <w:rPr>
+                <w:rFonts w:ascii="맑은 고딕" w:hAnsi="맑은 고딕" w:eastAsia="맑은 고딕" w:cs="맑은 고딕"/>
+                <w:b/>
+                <w:sz w:val="20"/>
+              </w:rPr>
+              <w:t>이 차가 얼마</w:t>
+            </w:r>
+            <w:r>
+              <w:rPr>
+                <w:rFonts w:ascii="맑은 고딕" w:hAnsi="맑은 고딕" w:eastAsia="맑은 고딕" w:cs="맑은 고딕"/>
+                <w:b w:val="0"/>
+                <w:sz w:val="20"/>
+              </w:rPr>
+              <w:t xml:space="preserve"> 썼는지. 펼치면 통행 낱건이 나옵니다</w:t>
+            </w:r>
+          </w:p>
+        </w:tc>
+      </w:tr>
+      <w:tr>
+        <w:trPr>
+          <w:cantSplit/>
+        </w:trPr>
+        <w:tc>
+          <w:tcPr>
+            <w:tcW w:type="dxa" w:w="1474"/>
+            <w:vAlign w:val="center"/>
+          </w:tcPr>
+          <w:p>
+            <w:pPr>
+              <w:spacing w:before="0" w:after="0" w:line="240" w:lineRule="auto"/>
+            </w:pPr>
+            <w:r/>
+            <w:r>
+              <w:rPr>
+                <w:rFonts w:ascii="맑은 고딕" w:hAnsi="맑은 고딕" w:eastAsia="맑은 고딕" w:cs="맑은 고딕"/>
+                <w:b/>
+                <w:sz w:val="20"/>
+              </w:rPr>
+              <w:t>미배정</w:t>
+            </w:r>
+          </w:p>
+        </w:tc>
+        <w:tc>
+          <w:tcPr>
+            <w:tcW w:type="dxa" w:w="6917"/>
+            <w:vAlign w:val="center"/>
+          </w:tcPr>
+          <w:p>
+            <w:pPr>
+              <w:spacing w:before="0" w:after="0" w:line="240" w:lineRule="auto"/>
+            </w:pPr>
+            <w:r/>
+            <w:r>
+              <w:rPr>
+                <w:rFonts w:ascii="맑은 고딕" w:hAnsi="맑은 고딕" w:eastAsia="맑은 고딕" w:cs="맑은 고딕"/>
+                <w:b/>
+                <w:sz w:val="20"/>
+              </w:rPr>
+              <w:t>아직 아무에게도 안 붙은 통행</w:t>
+            </w:r>
+            <w:r>
+              <w:rPr>
+                <w:rFonts w:ascii="맑은 고딕" w:hAnsi="맑은 고딕" w:eastAsia="맑은 고딕" w:cs="맑은 고딕"/>
+                <w:b w:val="0"/>
+                <w:sz w:val="20"/>
+              </w:rPr>
+              <w:t xml:space="preserve"> — 여기 남으면 정산에 잡히지 않습니다</w:t>
+            </w:r>
+          </w:p>
+        </w:tc>
+      </w:tr>
+    </w:tbl>
+    <w:p/>
+    <w:p>
+      <w:pPr>
+        <w:keepLines/>
+        <w:spacing w:before="120" w:after="160"/>
+        <w:ind w:left="170"/>
+        <w:pBdr>
+          <w:left w:val="single" w:sz="18" w:space="6" w:color="005A9E"/>
+        </w:pBdr>
+        <w:shd w:val="clear" w:color="auto" w:fill="F2F7FB"/>
+      </w:pPr>
+      <w:r>
+        <w:rPr>
+          <w:rFonts w:ascii="맑은 고딕" w:hAnsi="맑은 고딕" w:eastAsia="맑은 고딕" w:cs="맑은 고딕"/>
+          <w:b/>
+          <w:color w:val="005A9E"/>
+          <w:sz w:val="21"/>
+        </w:rPr>
+        <w:t xml:space="preserve">「구간」과 「어디로」는 다릅니다  </w:t>
+      </w:r>
+      <w:r>
+        <w:rPr>
+          <w:rFonts w:ascii="맑은 고딕" w:hAnsi="맑은 고딕" w:eastAsia="맑은 고딕" w:cs="맑은 고딕"/>
+          <w:b/>
+          <w:sz w:val="21"/>
+        </w:rPr>
+        <w:t>구간</w:t>
+      </w:r>
+      <w:r>
+        <w:rPr>
+          <w:rFonts w:ascii="맑은 고딕" w:hAnsi="맑은 고딕" w:eastAsia="맑은 고딕" w:cs="맑은 고딕"/>
+          <w:b w:val="0"/>
+          <w:sz w:val="21"/>
+        </w:rPr>
+        <w:t xml:space="preserve">(발안 → 매송)은 지나신 </w:t>
+      </w:r>
+      <w:r>
+        <w:rPr>
+          <w:rFonts w:ascii="맑은 고딕" w:hAnsi="맑은 고딕" w:eastAsia="맑은 고딕" w:cs="맑은 고딕"/>
+          <w:b/>
+          <w:sz w:val="21"/>
+        </w:rPr>
+        <w:t>요금소</w:t>
+      </w:r>
+      <w:r>
+        <w:rPr>
+          <w:rFonts w:ascii="맑은 고딕" w:hAnsi="맑은 고딕" w:eastAsia="맑은 고딕" w:cs="맑은 고딕"/>
+          <w:b w:val="0"/>
+          <w:sz w:val="21"/>
+        </w:rPr>
+        <w:t xml:space="preserve"> 이름이고, </w:t>
+      </w:r>
+      <w:r>
+        <w:rPr>
+          <w:rFonts w:ascii="맑은 고딕" w:hAnsi="맑은 고딕" w:eastAsia="맑은 고딕" w:cs="맑은 고딕"/>
+          <w:b/>
+          <w:sz w:val="21"/>
+        </w:rPr>
+        <w:t>어디로</w:t>
+      </w:r>
+      <w:r>
+        <w:rPr>
+          <w:rFonts w:ascii="맑은 고딕" w:hAnsi="맑은 고딕" w:eastAsia="맑은 고딕" w:cs="맑은 고딕"/>
+          <w:b w:val="0"/>
+          <w:sz w:val="21"/>
+        </w:rPr>
+        <w:t xml:space="preserve">(파주 LGD)가 그날 실제로 가신 곳입니다. </w:t>
+      </w:r>
+      <w:r>
+        <w:rPr>
+          <w:rFonts w:ascii="맑은 고딕" w:hAnsi="맑은 고딕" w:eastAsia="맑은 고딕" w:cs="맑은 고딕"/>
+          <w:b/>
+          <w:sz w:val="21"/>
+        </w:rPr>
+        <w:t>왕복 · 편도 출발 · 편도 복귀 · 현장 간 이동</w:t>
+      </w:r>
+      <w:r>
+        <w:rPr>
+          <w:rFonts w:ascii="맑은 고딕" w:hAnsi="맑은 고딕" w:eastAsia="맑은 고딕" w:cs="맑은 고딕"/>
+          <w:b w:val="0"/>
+          <w:sz w:val="21"/>
+        </w:rPr>
+        <w:t>도 함께 붙습니다.</w:t>
+      </w:r>
+    </w:p>
+    <w:tbl>
+      <w:tblPr>
+        <w:tblStyle w:val="TableGrid"/>
+        <w:tblW w:type="auto" w:w="0"/>
+        <w:jc w:val="center"/>
+        <w:tblLook w:firstColumn="1" w:firstRow="1" w:lastColumn="0" w:lastRow="0" w:noHBand="0" w:noVBand="1" w:val="04A0"/>
+      </w:tblPr>
+      <w:tblGrid>
+        <w:gridCol w:w="4706"/>
+        <w:gridCol w:w="4706"/>
+      </w:tblGrid>
+      <w:tr>
+        <w:trPr>
+          <w:cantSplit/>
+          <w:tblHeader/>
+        </w:trPr>
+        <w:tc>
+          <w:tcPr>
+            <w:tcW w:type="dxa" w:w="2494"/>
+            <w:shd w:val="clear" w:color="auto" w:fill="005A9E"/>
+            <w:vAlign w:val="center"/>
+          </w:tcPr>
+          <w:p>
+            <w:pPr>
+              <w:spacing w:before="0" w:after="0" w:line="240" w:lineRule="auto"/>
+              <w:jc w:val="center"/>
+            </w:pPr>
+            <w:r/>
+            <w:r>
+              <w:rPr>
+                <w:rFonts w:ascii="맑은 고딕" w:hAnsi="맑은 고딕" w:eastAsia="맑은 고딕" w:cs="맑은 고딕"/>
+                <w:b/>
+                <w:color w:val="FFFFFF"/>
+                <w:sz w:val="20"/>
+              </w:rPr>
+              <w:t>하고 싶은 것</w:t>
+            </w:r>
+          </w:p>
+        </w:tc>
+        <w:tc>
+          <w:tcPr>
+            <w:tcW w:type="dxa" w:w="5896"/>
+            <w:shd w:val="clear" w:color="auto" w:fill="005A9E"/>
+            <w:vAlign w:val="center"/>
+          </w:tcPr>
+          <w:p>
+            <w:pPr>
+              <w:spacing w:before="0" w:after="0" w:line="240" w:lineRule="auto"/>
+              <w:jc w:val="center"/>
+            </w:pPr>
+            <w:r/>
+            <w:r>
+              <w:rPr>
+                <w:rFonts w:ascii="맑은 고딕" w:hAnsi="맑은 고딕" w:eastAsia="맑은 고딕" w:cs="맑은 고딕"/>
+                <w:b/>
+                <w:color w:val="FFFFFF"/>
+                <w:sz w:val="20"/>
+              </w:rPr>
+              <w:t>누르실 것</w:t>
+            </w:r>
+          </w:p>
+        </w:tc>
+      </w:tr>
+      <w:tr>
+        <w:trPr>
+          <w:cantSplit/>
+        </w:trPr>
+        <w:tc>
+          <w:tcPr>
+            <w:tcW w:type="dxa" w:w="2494"/>
+            <w:vAlign w:val="center"/>
+          </w:tcPr>
+          <w:p>
+            <w:pPr>
+              <w:spacing w:before="0" w:after="0" w:line="240" w:lineRule="auto"/>
+            </w:pPr>
+            <w:r/>
+            <w:r>
+              <w:rPr>
+                <w:rFonts w:ascii="맑은 고딕" w:hAnsi="맑은 고딕" w:eastAsia="맑은 고딕" w:cs="맑은 고딕"/>
+                <w:b/>
+                <w:sz w:val="20"/>
+              </w:rPr>
+              <w:t>실적이 늦게 들어왔다</w:t>
+            </w:r>
+          </w:p>
+        </w:tc>
+        <w:tc>
+          <w:tcPr>
+            <w:tcW w:type="dxa" w:w="5896"/>
+            <w:vAlign w:val="center"/>
+          </w:tcPr>
+          <w:p>
+            <w:pPr>
+              <w:spacing w:before="0" w:after="0" w:line="240" w:lineRule="auto"/>
+            </w:pPr>
+            <w:r/>
+            <w:r>
+              <w:rPr>
+                <w:rFonts w:ascii="맑은 고딕" w:hAnsi="맑은 고딕" w:eastAsia="맑은 고딕" w:cs="맑은 고딕"/>
+                <w:b/>
+                <w:sz w:val="20"/>
+              </w:rPr>
+              <w:t>[⚙ 자동 배정]</w:t>
+            </w:r>
+            <w:r>
+              <w:rPr>
+                <w:rFonts w:ascii="맑은 고딕" w:hAnsi="맑은 고딕" w:eastAsia="맑은 고딕" w:cs="맑은 고딕"/>
+                <w:b w:val="0"/>
+                <w:sz w:val="20"/>
+              </w:rPr>
+              <w:t xml:space="preserve"> — 붙일 수 있는 것을 다시 붙입니다</w:t>
+            </w:r>
+          </w:p>
+        </w:tc>
+      </w:tr>
+      <w:tr>
+        <w:trPr>
+          <w:cantSplit/>
+        </w:trPr>
+        <w:tc>
+          <w:tcPr>
+            <w:tcW w:type="dxa" w:w="2494"/>
+            <w:vAlign w:val="center"/>
+          </w:tcPr>
+          <w:p>
+            <w:pPr>
+              <w:spacing w:before="0" w:after="0" w:line="240" w:lineRule="auto"/>
+            </w:pPr>
+            <w:r/>
+            <w:r>
+              <w:rPr>
+                <w:rFonts w:ascii="맑은 고딕" w:hAnsi="맑은 고딕" w:eastAsia="맑은 고딕" w:cs="맑은 고딕"/>
+                <w:b/>
+                <w:sz w:val="20"/>
+              </w:rPr>
+              <w:t>다른 분 것이다</w:t>
+            </w:r>
+          </w:p>
+        </w:tc>
+        <w:tc>
+          <w:tcPr>
+            <w:tcW w:type="dxa" w:w="5896"/>
+            <w:vAlign w:val="center"/>
+          </w:tcPr>
+          <w:p>
+            <w:pPr>
+              <w:spacing w:before="0" w:after="0" w:line="240" w:lineRule="auto"/>
+            </w:pPr>
+            <w:r/>
+            <w:r>
+              <w:rPr>
+                <w:rFonts w:ascii="맑은 고딕" w:hAnsi="맑은 고딕" w:eastAsia="맑은 고딕" w:cs="맑은 고딕"/>
+                <w:b/>
+                <w:sz w:val="20"/>
+              </w:rPr>
+              <w:t>[👤 다른 직원에게]</w:t>
+            </w:r>
+            <w:r>
+              <w:rPr>
+                <w:rFonts w:ascii="맑은 고딕" w:hAnsi="맑은 고딕" w:eastAsia="맑은 고딕" w:cs="맑은 고딕"/>
+                <w:b w:val="0"/>
+                <w:sz w:val="20"/>
+              </w:rPr>
+              <w:t xml:space="preserve"> — 그분께 </w:t>
+            </w:r>
+            <w:r>
+              <w:rPr>
+                <w:rFonts w:ascii="맑은 고딕" w:hAnsi="맑은 고딕" w:eastAsia="맑은 고딕" w:cs="맑은 고딕"/>
+                <w:b/>
+                <w:sz w:val="20"/>
+              </w:rPr>
+              <w:t>입금</w:t>
+            </w:r>
+            <w:r>
+              <w:rPr>
+                <w:rFonts w:ascii="맑은 고딕" w:hAnsi="맑은 고딕" w:eastAsia="맑은 고딕" w:cs="맑은 고딕"/>
+                <w:b w:val="0"/>
+                <w:sz w:val="20"/>
+              </w:rPr>
+              <w:t xml:space="preserve"> 또는 </w:t>
+            </w:r>
+            <w:r>
+              <w:rPr>
+                <w:rFonts w:ascii="맑은 고딕" w:hAnsi="맑은 고딕" w:eastAsia="맑은 고딕" w:cs="맑은 고딕"/>
+                <w:b/>
+                <w:sz w:val="20"/>
+              </w:rPr>
+              <w:t>환급</w:t>
+            </w:r>
+            <w:r>
+              <w:rPr>
+                <w:rFonts w:ascii="맑은 고딕" w:hAnsi="맑은 고딕" w:eastAsia="맑은 고딕" w:cs="맑은 고딕"/>
+                <w:b w:val="0"/>
+                <w:sz w:val="20"/>
+              </w:rPr>
+              <w:t>으로 겁니다</w:t>
+            </w:r>
+          </w:p>
+        </w:tc>
+      </w:tr>
+      <w:tr>
+        <w:trPr>
+          <w:cantSplit/>
+        </w:trPr>
+        <w:tc>
+          <w:tcPr>
+            <w:tcW w:type="dxa" w:w="2494"/>
+            <w:vAlign w:val="center"/>
+          </w:tcPr>
+          <w:p>
+            <w:pPr>
+              <w:spacing w:before="0" w:after="0" w:line="240" w:lineRule="auto"/>
+            </w:pPr>
+            <w:r/>
+            <w:r>
+              <w:rPr>
+                <w:rFonts w:ascii="맑은 고딕" w:hAnsi="맑은 고딕" w:eastAsia="맑은 고딕" w:cs="맑은 고딕"/>
+                <w:b/>
+                <w:sz w:val="20"/>
+              </w:rPr>
+              <w:t>청구·정산할 것이 아니다</w:t>
+            </w:r>
+          </w:p>
+        </w:tc>
+        <w:tc>
+          <w:tcPr>
+            <w:tcW w:type="dxa" w:w="5896"/>
+            <w:vAlign w:val="center"/>
+          </w:tcPr>
+          <w:p>
+            <w:pPr>
+              <w:spacing w:before="0" w:after="0" w:line="240" w:lineRule="auto"/>
+            </w:pPr>
+            <w:r/>
+            <w:r>
+              <w:rPr>
+                <w:rFonts w:ascii="맑은 고딕" w:hAnsi="맑은 고딕" w:eastAsia="맑은 고딕" w:cs="맑은 고딕"/>
+                <w:b/>
+                <w:sz w:val="20"/>
+              </w:rPr>
+              <w:t>[🚫 정산 제외]</w:t>
+            </w:r>
+          </w:p>
+        </w:tc>
+      </w:tr>
+      <w:tr>
+        <w:trPr>
+          <w:cantSplit/>
+        </w:trPr>
+        <w:tc>
+          <w:tcPr>
+            <w:tcW w:type="dxa" w:w="2494"/>
+            <w:vAlign w:val="center"/>
+          </w:tcPr>
+          <w:p>
+            <w:pPr>
+              <w:spacing w:before="0" w:after="0" w:line="240" w:lineRule="auto"/>
+            </w:pPr>
+            <w:r/>
+            <w:r>
+              <w:rPr>
+                <w:rFonts w:ascii="맑은 고딕" w:hAnsi="맑은 고딕" w:eastAsia="맑은 고딕" w:cs="맑은 고딕"/>
+                <w:b/>
+                <w:sz w:val="20"/>
+              </w:rPr>
+              <w:t>잘못 뺐다</w:t>
+            </w:r>
+          </w:p>
+        </w:tc>
+        <w:tc>
+          <w:tcPr>
+            <w:tcW w:type="dxa" w:w="5896"/>
+            <w:vAlign w:val="center"/>
+          </w:tcPr>
+          <w:p>
+            <w:pPr>
+              <w:spacing w:before="0" w:after="0" w:line="240" w:lineRule="auto"/>
+            </w:pPr>
+            <w:r/>
+            <w:r>
+              <w:rPr>
+                <w:rFonts w:ascii="맑은 고딕" w:hAnsi="맑은 고딕" w:eastAsia="맑은 고딕" w:cs="맑은 고딕"/>
+                <w:b/>
+                <w:sz w:val="20"/>
+              </w:rPr>
+              <w:t>[↩ 제외 풀기]</w:t>
+            </w:r>
+          </w:p>
+        </w:tc>
+      </w:tr>
+    </w:tbl>
+    <w:p/>
+    <w:p>
+      <w:pPr>
+        <w:keepLines/>
+        <w:spacing w:before="120" w:after="160"/>
+        <w:ind w:left="170"/>
+        <w:pBdr>
+          <w:left w:val="single" w:sz="18" w:space="6" w:color="005A9E"/>
+        </w:pBdr>
+        <w:shd w:val="clear" w:color="auto" w:fill="F2F7FB"/>
+      </w:pPr>
+      <w:r>
+        <w:rPr>
+          <w:rFonts w:ascii="맑은 고딕" w:hAnsi="맑은 고딕" w:eastAsia="맑은 고딕" w:cs="맑은 고딕"/>
+          <w:b/>
+          <w:color w:val="005A9E"/>
+          <w:sz w:val="21"/>
+        </w:rPr>
+        <w:t xml:space="preserve">«정산 제외»는 지우는 것이 아닙니다  </w:t>
+      </w:r>
+      <w:r>
+        <w:rPr>
+          <w:rFonts w:ascii="맑은 고딕" w:hAnsi="맑은 고딕" w:eastAsia="맑은 고딕" w:cs="맑은 고딕"/>
+          <w:b w:val="0"/>
+          <w:sz w:val="21"/>
+        </w:rPr>
+        <w:t xml:space="preserve">기록과 근거, 「누구 것이었나」는 </w:t>
+      </w:r>
+      <w:r>
+        <w:rPr>
+          <w:rFonts w:ascii="맑은 고딕" w:hAnsi="맑은 고딕" w:eastAsia="맑은 고딕" w:cs="맑은 고딕"/>
+          <w:b/>
+          <w:sz w:val="21"/>
+        </w:rPr>
+        <w:t>그대로 남고 금액에서만</w:t>
+      </w:r>
+      <w:r>
+        <w:rPr>
+          <w:rFonts w:ascii="맑은 고딕" w:hAnsi="맑은 고딕" w:eastAsia="맑은 고딕" w:cs="맑은 고딕"/>
+          <w:b w:val="0"/>
+          <w:sz w:val="21"/>
+        </w:rPr>
+        <w:t xml:space="preserve"> 빠집니다. 지우면 근거가 사라지고, 같은 파일을 다시 올리면 되살아나기까지 합니다.</w:t>
+      </w:r>
+    </w:p>
+    <w:p>
+      <w:pPr>
+        <w:keepLines/>
+        <w:spacing w:before="120" w:after="160"/>
+        <w:ind w:left="170"/>
+        <w:pBdr>
+          <w:left w:val="single" w:sz="18" w:space="6" w:color="C77700"/>
+        </w:pBdr>
+        <w:shd w:val="clear" w:color="auto" w:fill="FDF3E7"/>
+      </w:pPr>
+      <w:r>
+        <w:rPr>
+          <w:rFonts w:ascii="맑은 고딕" w:hAnsi="맑은 고딕" w:eastAsia="맑은 고딕" w:cs="맑은 고딕"/>
+          <w:b/>
+          <w:color w:val="C77700"/>
+          <w:sz w:val="21"/>
+        </w:rPr>
+        <w:t xml:space="preserve">남의 것은 고치실 수 없습니다  </w:t>
+      </w:r>
+      <w:r>
+        <w:rPr>
+          <w:rFonts w:ascii="맑은 고딕" w:hAnsi="맑은 고딕" w:eastAsia="맑은 고딕" w:cs="맑은 고딕"/>
+          <w:b w:val="0"/>
+          <w:sz w:val="21"/>
+        </w:rPr>
+        <w:t xml:space="preserve">목록 수정은 </w:t>
+      </w:r>
+      <w:r>
+        <w:rPr>
+          <w:rFonts w:ascii="맑은 고딕" w:hAnsi="맑은 고딕" w:eastAsia="맑은 고딕" w:cs="맑은 고딕"/>
+          <w:b/>
+          <w:sz w:val="21"/>
+        </w:rPr>
+        <w:t>관리자 · 대표이사 · 본인</w:t>
+      </w:r>
+      <w:r>
+        <w:rPr>
+          <w:rFonts w:ascii="맑은 고딕" w:hAnsi="맑은 고딕" w:eastAsia="맑은 고딕" w:cs="맑은 고딕"/>
+          <w:b w:val="0"/>
+          <w:sz w:val="21"/>
+        </w:rPr>
+        <w:t xml:space="preserve">만 할 수 있습니다. </w:t>
+      </w:r>
+      <w:r>
+        <w:rPr>
+          <w:rFonts w:ascii="맑은 고딕" w:hAnsi="맑은 고딕" w:eastAsia="맑은 고딕" w:cs="맑은 고딕"/>
+          <w:b/>
+          <w:sz w:val="21"/>
+        </w:rPr>
+        <w:t>최종 확정은 대표이사만</w:t>
+      </w:r>
+      <w:r>
+        <w:rPr>
+          <w:rFonts w:ascii="맑은 고딕" w:hAnsi="맑은 고딕" w:eastAsia="맑은 고딕" w:cs="맑은 고딕"/>
+          <w:b w:val="0"/>
+          <w:sz w:val="21"/>
+        </w:rPr>
+        <w:t xml:space="preserve"> 합니다.</w:t>
+      </w:r>
+    </w:p>
+    <w:p>
+      <w:pPr>
+        <w:pStyle w:val="Heading3"/>
+      </w:pPr>
+      <w:r>
+        <w:t>「내 하이패스」 — 맞는지 확인하고 답합니다</w:t>
+      </w:r>
+    </w:p>
+    <w:p>
+      <w:r>
+        <w:rPr>
+          <w:rFonts w:ascii="맑은 고딕" w:hAnsi="맑은 고딕" w:eastAsia="맑은 고딕" w:cs="맑은 고딕"/>
+          <w:b w:val="0"/>
+          <w:sz w:val="21"/>
+        </w:rPr>
+        <w:t xml:space="preserve">정산 화면 안에 </w:t>
+      </w:r>
+      <w:r>
+        <w:rPr>
+          <w:rFonts w:ascii="맑은 고딕" w:hAnsi="맑은 고딕" w:eastAsia="맑은 고딕" w:cs="맑은 고딕"/>
+          <w:b/>
+          <w:sz w:val="21"/>
+        </w:rPr>
+        <w:t>「🛣 내 하이패스」</w:t>
+      </w:r>
+      <w:r>
+        <w:rPr>
+          <w:rFonts w:ascii="맑은 고딕" w:hAnsi="맑은 고딕" w:eastAsia="맑은 고딕" w:cs="맑은 고딕"/>
+          <w:b w:val="0"/>
+          <w:sz w:val="21"/>
+        </w:rPr>
+        <w:t xml:space="preserve"> 카드가 있습니다. </w:t>
+      </w:r>
+      <w:r>
+        <w:rPr>
+          <w:rFonts w:ascii="맑은 고딕" w:hAnsi="맑은 고딕" w:eastAsia="맑은 고딕" w:cs="맑은 고딕"/>
+          <w:b/>
+          <w:sz w:val="21"/>
+        </w:rPr>
+        <w:t>자기 통행만</w:t>
+      </w:r>
+      <w:r>
+        <w:rPr>
+          <w:rFonts w:ascii="맑은 고딕" w:hAnsi="맑은 고딕" w:eastAsia="맑은 고딕" w:cs="맑은 고딕"/>
+          <w:b w:val="0"/>
+          <w:sz w:val="21"/>
+        </w:rPr>
+        <w:t xml:space="preserve"> 모여 있고, 여기서 맞는지 답하시면 됩니다.</w:t>
+      </w:r>
+    </w:p>
+    <w:p>
+      <w:pPr>
+        <w:keepNext/>
+        <w:spacing w:line="240" w:lineRule="auto" w:after="40"/>
+        <w:jc w:val="center"/>
+      </w:pPr>
+      <w:r>
+        <w:drawing>
+          <wp:inline xmlns:a="http://schemas.openxmlformats.org/drawingml/2006/main" xmlns:pic="http://schemas.openxmlformats.org/drawingml/2006/picture">
+            <wp:extent cx="3718800" cy="2124693"/>
+            <wp:docPr id="31" name="Picture 31"/>
+            <wp:cNvGraphicFramePr>
+              <a:graphicFrameLocks noChangeAspect="1"/>
+            </wp:cNvGraphicFramePr>
+            <a:graphic>
+              <a:graphicData uri="http://schemas.openxmlformats.org/drawingml/2006/picture">
+                <pic:pic>
+                  <pic:nvPicPr>
+                    <pic:cNvPr id="0" name="87_정산_내하이패스.png"/>
+                    <pic:cNvPicPr/>
+                  </pic:nvPicPr>
+                  <pic:blipFill>
+                    <a:blip r:embed="rId40"/>
+                    <a:stretch>
+                      <a:fillRect/>
+                    </a:stretch>
+                  </pic:blipFill>
+                  <pic:spPr>
+                    <a:xfrm>
+                      <a:off x="0" y="0"/>
+                      <a:ext cx="3718800" cy="2124693"/>
+                    </a:xfrm>
+                    <a:prstGeom prst="rect"/>
+                  </pic:spPr>
+                </pic:pic>
+              </a:graphicData>
+            </a:graphic>
+          </wp:inline>
+        </w:drawing>
+      </w:r>
+    </w:p>
+    <w:p>
+      <w:pPr>
+        <w:spacing w:line="240" w:lineRule="auto" w:after="140"/>
+        <w:jc w:val="center"/>
+      </w:pPr>
+      <w:r>
+        <w:rPr>
+          <w:rFonts w:ascii="맑은 고딕" w:hAnsi="맑은 고딕" w:eastAsia="맑은 고딕" w:cs="맑은 고딕"/>
+          <w:color w:val="777777"/>
+          <w:sz w:val="18"/>
+        </w:rPr>
+        <w:t>그림 5-8  내 하이패스 — 확인하고 답하는 자리</w:t>
+      </w:r>
+    </w:p>
+    <w:p>
+      <w:pPr>
+        <w:spacing w:after="60"/>
+        <w:ind w:left="340"/>
+      </w:pPr>
+      <w:r>
+        <w:rPr>
+          <w:rFonts w:ascii="맑은 고딕" w:hAnsi="맑은 고딕" w:eastAsia="맑은 고딕" w:cs="맑은 고딕"/>
+          <w:b/>
+          <w:sz w:val="21"/>
+        </w:rPr>
+        <w:t xml:space="preserve">1. </w:t>
+      </w:r>
+      <w:r>
+        <w:rPr>
+          <w:rFonts w:ascii="맑은 고딕" w:hAnsi="맑은 고딕" w:eastAsia="맑은 고딕" w:cs="맑은 고딕"/>
+          <w:b w:val="0"/>
+          <w:sz w:val="21"/>
+        </w:rPr>
+        <w:t xml:space="preserve">관리자가 </w:t>
+      </w:r>
+      <w:r>
+        <w:rPr>
+          <w:rFonts w:ascii="맑은 고딕" w:hAnsi="맑은 고딕" w:eastAsia="맑은 고딕" w:cs="맑은 고딕"/>
+          <w:b/>
+          <w:sz w:val="21"/>
+        </w:rPr>
+        <w:t>[✉ 메일 보내기]</w:t>
+      </w:r>
+      <w:r>
+        <w:rPr>
+          <w:rFonts w:ascii="맑은 고딕" w:hAnsi="맑은 고딕" w:eastAsia="맑은 고딕" w:cs="맑은 고딕"/>
+          <w:b w:val="0"/>
+          <w:sz w:val="21"/>
+        </w:rPr>
+        <w:t xml:space="preserve"> 를 누르면 </w:t>
+      </w:r>
+      <w:r>
+        <w:rPr>
+          <w:rFonts w:ascii="맑은 고딕" w:hAnsi="맑은 고딕" w:eastAsia="맑은 고딕" w:cs="맑은 고딕"/>
+          <w:b/>
+          <w:sz w:val="21"/>
+        </w:rPr>
+        <w:t>자기 내역 메일</w:t>
+      </w:r>
+      <w:r>
+        <w:rPr>
+          <w:rFonts w:ascii="맑은 고딕" w:hAnsi="맑은 고딕" w:eastAsia="맑은 고딕" w:cs="맑은 고딕"/>
+          <w:b w:val="0"/>
+          <w:sz w:val="21"/>
+        </w:rPr>
+        <w:t>이 옵니다.</w:t>
+      </w:r>
+    </w:p>
+    <w:p>
+      <w:pPr>
+        <w:spacing w:after="60"/>
+        <w:ind w:left="340"/>
+      </w:pPr>
+      <w:r>
+        <w:rPr>
+          <w:rFonts w:ascii="맑은 고딕" w:hAnsi="맑은 고딕" w:eastAsia="맑은 고딕" w:cs="맑은 고딕"/>
+          <w:b/>
+          <w:sz w:val="21"/>
+        </w:rPr>
+        <w:t xml:space="preserve">2. </w:t>
+      </w:r>
+      <w:r>
+        <w:rPr>
+          <w:rFonts w:ascii="맑은 고딕" w:hAnsi="맑은 고딕" w:eastAsia="맑은 고딕" w:cs="맑은 고딕"/>
+          <w:b w:val="0"/>
+          <w:sz w:val="21"/>
+        </w:rPr>
+        <w:t xml:space="preserve">「내 하이패스」에서 건을 </w:t>
+      </w:r>
+      <w:r>
+        <w:rPr>
+          <w:rFonts w:ascii="맑은 고딕" w:hAnsi="맑은 고딕" w:eastAsia="맑은 고딕" w:cs="맑은 고딕"/>
+          <w:b/>
+          <w:sz w:val="21"/>
+        </w:rPr>
+        <w:t>골라</w:t>
+      </w:r>
+      <w:r>
+        <w:rPr>
+          <w:rFonts w:ascii="맑은 고딕" w:hAnsi="맑은 고딕" w:eastAsia="맑은 고딕" w:cs="맑은 고딕"/>
+          <w:b w:val="0"/>
+          <w:sz w:val="21"/>
+        </w:rPr>
+        <w:t xml:space="preserve"> 맞으면 </w:t>
+      </w:r>
+      <w:r>
+        <w:rPr>
+          <w:rFonts w:ascii="맑은 고딕" w:hAnsi="맑은 고딕" w:eastAsia="맑은 고딕" w:cs="맑은 고딕"/>
+          <w:b/>
+          <w:sz w:val="21"/>
+        </w:rPr>
+        <w:t>[✅ 정산 청구]</w:t>
+      </w:r>
+      <w:r>
+        <w:rPr>
+          <w:rFonts w:ascii="맑은 고딕" w:hAnsi="맑은 고딕" w:eastAsia="맑은 고딕" w:cs="맑은 고딕"/>
+          <w:b w:val="0"/>
+          <w:sz w:val="21"/>
+        </w:rPr>
+        <w:t xml:space="preserve"> 를 누르십시오.</w:t>
+      </w:r>
+    </w:p>
+    <w:p>
+      <w:pPr>
+        <w:spacing w:after="60"/>
+        <w:ind w:left="340"/>
+      </w:pPr>
+      <w:r>
+        <w:rPr>
+          <w:rFonts w:ascii="맑은 고딕" w:hAnsi="맑은 고딕" w:eastAsia="맑은 고딕" w:cs="맑은 고딕"/>
+          <w:b/>
+          <w:sz w:val="21"/>
+        </w:rPr>
+        <w:t xml:space="preserve">3. </w:t>
+      </w:r>
+      <w:r>
+        <w:rPr>
+          <w:rFonts w:ascii="맑은 고딕" w:hAnsi="맑은 고딕" w:eastAsia="맑은 고딕" w:cs="맑은 고딕"/>
+          <w:b w:val="0"/>
+          <w:sz w:val="21"/>
+        </w:rPr>
+        <w:t xml:space="preserve">틀린 것이 있으면 </w:t>
+      </w:r>
+      <w:r>
+        <w:rPr>
+          <w:rFonts w:ascii="맑은 고딕" w:hAnsi="맑은 고딕" w:eastAsia="맑은 고딕" w:cs="맑은 고딕"/>
+          <w:b/>
+          <w:sz w:val="21"/>
+        </w:rPr>
+        <w:t>[✋ 정정 요청]</w:t>
+      </w:r>
+      <w:r>
+        <w:rPr>
+          <w:rFonts w:ascii="맑은 고딕" w:hAnsi="맑은 고딕" w:eastAsia="맑은 고딕" w:cs="맑은 고딕"/>
+          <w:b w:val="0"/>
+          <w:sz w:val="21"/>
+        </w:rPr>
+        <w:t xml:space="preserve"> 과 함께 </w:t>
+      </w:r>
+      <w:r>
+        <w:rPr>
+          <w:rFonts w:ascii="맑은 고딕" w:hAnsi="맑은 고딕" w:eastAsia="맑은 고딕" w:cs="맑은 고딕"/>
+          <w:b/>
+          <w:sz w:val="21"/>
+        </w:rPr>
+        <w:t>어디가 잘못됐는지 적어</w:t>
+      </w:r>
+      <w:r>
+        <w:rPr>
+          <w:rFonts w:ascii="맑은 고딕" w:hAnsi="맑은 고딕" w:eastAsia="맑은 고딕" w:cs="맑은 고딕"/>
+          <w:b w:val="0"/>
+          <w:sz w:val="21"/>
+        </w:rPr>
+        <w:t xml:space="preserve"> 주십시오 — 사유 없이는 접수되지 않습니다.</w:t>
+      </w:r>
+    </w:p>
+    <w:p>
+      <w:pPr>
+        <w:spacing w:after="60"/>
+        <w:ind w:left="340"/>
+      </w:pPr>
+      <w:r>
+        <w:rPr>
+          <w:rFonts w:ascii="맑은 고딕" w:hAnsi="맑은 고딕" w:eastAsia="맑은 고딕" w:cs="맑은 고딕"/>
+          <w:b/>
+          <w:sz w:val="21"/>
+        </w:rPr>
+        <w:t xml:space="preserve">4. </w:t>
+      </w:r>
+      <w:r>
+        <w:rPr>
+          <w:rFonts w:ascii="맑은 고딕" w:hAnsi="맑은 고딕" w:eastAsia="맑은 고딕" w:cs="맑은 고딕"/>
+          <w:b w:val="0"/>
+          <w:sz w:val="21"/>
+        </w:rPr>
+        <w:t xml:space="preserve">대표이사가 그것을 보고 </w:t>
+      </w:r>
+      <w:r>
+        <w:rPr>
+          <w:rFonts w:ascii="맑은 고딕" w:hAnsi="맑은 고딕" w:eastAsia="맑은 고딕" w:cs="맑은 고딕"/>
+          <w:b/>
+          <w:sz w:val="21"/>
+        </w:rPr>
+        <w:t>확정</w:t>
+      </w:r>
+      <w:r>
+        <w:rPr>
+          <w:rFonts w:ascii="맑은 고딕" w:hAnsi="맑은 고딕" w:eastAsia="맑은 고딕" w:cs="맑은 고딕"/>
+          <w:b w:val="0"/>
+          <w:sz w:val="21"/>
+        </w:rPr>
+        <w:t xml:space="preserve">하거나 </w:t>
+      </w:r>
+      <w:r>
+        <w:rPr>
+          <w:rFonts w:ascii="맑은 고딕" w:hAnsi="맑은 고딕" w:eastAsia="맑은 고딕" w:cs="맑은 고딕"/>
+          <w:b/>
+          <w:sz w:val="21"/>
+        </w:rPr>
+        <w:t>빼</w:t>
+      </w:r>
+      <w:r>
+        <w:rPr>
+          <w:rFonts w:ascii="맑은 고딕" w:hAnsi="맑은 고딕" w:eastAsia="맑은 고딕" w:cs="맑은 고딕"/>
+          <w:b w:val="0"/>
+          <w:sz w:val="21"/>
+        </w:rPr>
+        <w:t xml:space="preserve"> 드립니다.</w:t>
+      </w:r>
+    </w:p>
+    <w:p>
+      <w:pPr>
+        <w:keepLines/>
+        <w:spacing w:before="120" w:after="160"/>
+        <w:ind w:left="170"/>
+        <w:pBdr>
+          <w:left w:val="single" w:sz="18" w:space="6" w:color="C77700"/>
+        </w:pBdr>
+        <w:shd w:val="clear" w:color="auto" w:fill="FDF3E7"/>
+      </w:pPr>
+      <w:r>
+        <w:rPr>
+          <w:rFonts w:ascii="맑은 고딕" w:hAnsi="맑은 고딕" w:eastAsia="맑은 고딕" w:cs="맑은 고딕"/>
+          <w:b/>
+          <w:color w:val="C77700"/>
+          <w:sz w:val="21"/>
+        </w:rPr>
+        <w:t xml:space="preserve">확정된 건은 더 고칠 수 없습니다  </w:t>
+      </w:r>
+      <w:r>
+        <w:rPr>
+          <w:rFonts w:ascii="맑은 고딕" w:hAnsi="맑은 고딕" w:eastAsia="맑은 고딕" w:cs="맑은 고딕"/>
+          <w:b w:val="0"/>
+          <w:sz w:val="21"/>
+        </w:rPr>
+        <w:t>대표이사가 확정을 풀어야 다시 손댈 수 있습니다. 고치실 것이 있으면 말씀해 주십시오.</w:t>
       </w:r>
     </w:p>
     <w:p>
@@ -12166,7 +13363,7 @@
         <w:drawing>
           <wp:inline xmlns:a="http://schemas.openxmlformats.org/drawingml/2006/main" xmlns:pic="http://schemas.openxmlformats.org/drawingml/2006/picture">
             <wp:extent cx="4500000" cy="1703406"/>
-            <wp:docPr id="30" name="Picture 30"/>
+            <wp:docPr id="32" name="Picture 32"/>
             <wp:cNvGraphicFramePr>
               <a:graphicFrameLocks noChangeAspect="1"/>
             </wp:cNvGraphicFramePr>
@@ -12178,7 +13375,7 @@
                     <pic:cNvPicPr/>
                   </pic:nvPicPr>
                   <pic:blipFill>
-                    <a:blip r:embed="rId39"/>
+                    <a:blip r:embed="rId41"/>
                     <a:stretch>
                       <a:fillRect/>
                     </a:stretch>
@@ -12208,7 +13405,7 @@
           <w:color w:val="777777"/>
           <w:sz w:val="18"/>
         </w:rPr>
-        <w:t>그림 5-7  설정 탭의 차량 관리</w:t>
+        <w:t>그림 5-9  설정 탭의 차량 관리</w:t>
       </w:r>
     </w:p>
     <w:tbl>
@@ -12812,8 +14009,8 @@
       <w:r>
         <w:drawing>
           <wp:inline xmlns:a="http://schemas.openxmlformats.org/drawingml/2006/main" xmlns:pic="http://schemas.openxmlformats.org/drawingml/2006/picture">
-            <wp:extent cx="4500000" cy="2357005"/>
-            <wp:docPr id="31" name="Picture 31"/>
+            <wp:extent cx="4053600" cy="2123190"/>
+            <wp:docPr id="33" name="Picture 33"/>
             <wp:cNvGraphicFramePr>
               <a:graphicFrameLocks noChangeAspect="1"/>
             </wp:cNvGraphicFramePr>
@@ -12825,7 +14022,7 @@
                     <pic:cNvPicPr/>
                   </pic:nvPicPr>
                   <pic:blipFill>
-                    <a:blip r:embed="rId40"/>
+                    <a:blip r:embed="rId42"/>
                     <a:stretch>
                       <a:fillRect/>
                     </a:stretch>
@@ -12833,7 +14030,7 @@
                   <pic:spPr>
                     <a:xfrm>
                       <a:off x="0" y="0"/>
-                      <a:ext cx="4500000" cy="2357005"/>
+                      <a:ext cx="4053600" cy="2123190"/>
                     </a:xfrm>
                     <a:prstGeom prst="rect"/>
                   </pic:spPr>
@@ -12855,7 +14052,7 @@
           <w:color w:val="777777"/>
           <w:sz w:val="18"/>
         </w:rPr>
-        <w:t>그림 5-8  법인차량 등록 양식</w:t>
+        <w:t>그림 5-10  법인차량 등록 양식</w:t>
       </w:r>
     </w:p>
     <w:p>
@@ -13976,8 +15173,8 @@
       <w:r>
         <w:drawing>
           <wp:inline xmlns:a="http://schemas.openxmlformats.org/drawingml/2006/main" xmlns:pic="http://schemas.openxmlformats.org/drawingml/2006/picture">
-            <wp:extent cx="4500000" cy="2571023"/>
-            <wp:docPr id="32" name="Picture 32"/>
+            <wp:extent cx="3718800" cy="2124693"/>
+            <wp:docPr id="34" name="Picture 34"/>
             <wp:cNvGraphicFramePr>
               <a:graphicFrameLocks noChangeAspect="1"/>
             </wp:cNvGraphicFramePr>
@@ -13989,7 +15186,7 @@
                     <pic:cNvPicPr/>
                   </pic:nvPicPr>
                   <pic:blipFill>
-                    <a:blip r:embed="rId41"/>
+                    <a:blip r:embed="rId43"/>
                     <a:stretch>
                       <a:fillRect/>
                     </a:stretch>
@@ -13997,7 +15194,7 @@
                   <pic:spPr>
                     <a:xfrm>
                       <a:off x="0" y="0"/>
-                      <a:ext cx="4500000" cy="2571023"/>
+                      <a:ext cx="3718800" cy="2124693"/>
                     </a:xfrm>
                     <a:prstGeom prst="rect"/>
                   </pic:spPr>
@@ -14562,7 +15759,7 @@
         <w:drawing>
           <wp:inline xmlns:a="http://schemas.openxmlformats.org/drawingml/2006/main" xmlns:pic="http://schemas.openxmlformats.org/drawingml/2006/picture">
             <wp:extent cx="4500000" cy="1139460"/>
-            <wp:docPr id="33" name="Picture 33"/>
+            <wp:docPr id="35" name="Picture 35"/>
             <wp:cNvGraphicFramePr>
               <a:graphicFrameLocks noChangeAspect="1"/>
             </wp:cNvGraphicFramePr>
@@ -14574,7 +15771,7 @@
                     <pic:cNvPicPr/>
                   </pic:nvPicPr>
                   <pic:blipFill>
-                    <a:blip r:embed="rId42"/>
+                    <a:blip r:embed="rId44"/>
                     <a:stretch>
                       <a:fillRect/>
                     </a:stretch>
@@ -15554,8 +16751,8 @@
       <w:r>
         <w:drawing>
           <wp:inline xmlns:a="http://schemas.openxmlformats.org/drawingml/2006/main" xmlns:pic="http://schemas.openxmlformats.org/drawingml/2006/picture">
-            <wp:extent cx="4500000" cy="2571023"/>
-            <wp:docPr id="34" name="Picture 34"/>
+            <wp:extent cx="3718800" cy="2124693"/>
+            <wp:docPr id="36" name="Picture 36"/>
             <wp:cNvGraphicFramePr>
               <a:graphicFrameLocks noChangeAspect="1"/>
             </wp:cNvGraphicFramePr>
@@ -15567,7 +16764,7 @@
                     <pic:cNvPicPr/>
                   </pic:nvPicPr>
                   <pic:blipFill>
-                    <a:blip r:embed="rId43"/>
+                    <a:blip r:embed="rId45"/>
                     <a:stretch>
                       <a:fillRect/>
                     </a:stretch>
@@ -15575,7 +16772,7 @@
                   <pic:spPr>
                     <a:xfrm>
                       <a:off x="0" y="0"/>
-                      <a:ext cx="4500000" cy="2571023"/>
+                      <a:ext cx="3718800" cy="2124693"/>
                     </a:xfrm>
                     <a:prstGeom prst="rect"/>
                   </pic:spPr>

--- a/docs/manual/VITRON_ERP_직원교육자료.docx
+++ b/docs/manual/VITRON_ERP_직원교육자료.docx
@@ -53,7 +53,7 @@
           <w:color w:val="666666"/>
           <w:sz w:val="21"/>
         </w:rPr>
-        <w:t>문서 버전  1.3</w:t>
+        <w:t>문서 버전  1.4</w:t>
       </w:r>
     </w:p>
     <w:p>
@@ -67,7 +67,7 @@
           <w:color w:val="666666"/>
           <w:sz w:val="21"/>
         </w:rPr>
-        <w:t>작성일  2026-09-06</w:t>
+        <w:t>작성일  2026-09-07</w:t>
       </w:r>
     </w:p>
     <w:p>
@@ -6362,6 +6362,155 @@
       </w:r>
     </w:p>
     <w:p>
+      <w:r>
+        <w:rPr>
+          <w:rFonts w:ascii="맑은 고딕" w:hAnsi="맑은 고딕" w:eastAsia="맑은 고딕" w:cs="맑은 고딕"/>
+          <w:b/>
+          <w:sz w:val="21"/>
+        </w:rPr>
+        <w:t>공휴일은 날짜 줄이 붉게</w:t>
+      </w:r>
+      <w:r>
+        <w:rPr>
+          <w:rFonts w:ascii="맑은 고딕" w:hAnsi="맑은 고딕" w:eastAsia="맑은 고딕" w:cs="맑은 고딕"/>
+          <w:b w:val="0"/>
+          <w:sz w:val="21"/>
+        </w:rPr>
+        <w:t xml:space="preserve"> 칠해지고 그 옆에 </w:t>
+      </w:r>
+      <w:r>
+        <w:rPr>
+          <w:rFonts w:ascii="맑은 고딕" w:hAnsi="맑은 고딕" w:eastAsia="맑은 고딕" w:cs="맑은 고딕"/>
+          <w:b/>
+          <w:sz w:val="21"/>
+        </w:rPr>
+        <w:t>이름</w:t>
+      </w:r>
+      <w:r>
+        <w:rPr>
+          <w:rFonts w:ascii="맑은 고딕" w:hAnsi="맑은 고딕" w:eastAsia="맑은 고딕" w:cs="맑은 고딕"/>
+          <w:b w:val="0"/>
+          <w:sz w:val="21"/>
+        </w:rPr>
+        <w:t xml:space="preserve">이 적힙니다. 월·주·일 </w:t>
+      </w:r>
+      <w:r>
+        <w:rPr>
+          <w:rFonts w:ascii="맑은 고딕" w:hAnsi="맑은 고딕" w:eastAsia="맑은 고딕" w:cs="맑은 고딕"/>
+          <w:b/>
+          <w:sz w:val="21"/>
+        </w:rPr>
+        <w:t>세 보기 모두</w:t>
+      </w:r>
+      <w:r>
+        <w:rPr>
+          <w:rFonts w:ascii="맑은 고딕" w:hAnsi="맑은 고딕" w:eastAsia="맑은 고딕" w:cs="맑은 고딕"/>
+          <w:b w:val="0"/>
+          <w:sz w:val="21"/>
+        </w:rPr>
+        <w:t>에 나옵니다.</w:t>
+      </w:r>
+    </w:p>
+    <w:p>
+      <w:pPr>
+        <w:keepNext/>
+        <w:spacing w:line="240" w:lineRule="auto" w:after="40"/>
+        <w:jc w:val="center"/>
+      </w:pPr>
+      <w:r>
+        <w:drawing>
+          <wp:inline xmlns:a="http://schemas.openxmlformats.org/drawingml/2006/main" xmlns:pic="http://schemas.openxmlformats.org/drawingml/2006/picture">
+            <wp:extent cx="3718800" cy="2124693"/>
+            <wp:docPr id="18" name="Picture 18"/>
+            <wp:cNvGraphicFramePr>
+              <a:graphicFrameLocks noChangeAspect="1"/>
+            </wp:cNvGraphicFramePr>
+            <a:graphic>
+              <a:graphicData uri="http://schemas.openxmlformats.org/drawingml/2006/picture">
+                <pic:pic>
+                  <pic:nvPicPr>
+                    <pic:cNvPr id="0" name="90_일정_공휴일.png"/>
+                    <pic:cNvPicPr/>
+                  </pic:nvPicPr>
+                  <pic:blipFill>
+                    <a:blip r:embed="rId27"/>
+                    <a:stretch>
+                      <a:fillRect/>
+                    </a:stretch>
+                  </pic:blipFill>
+                  <pic:spPr>
+                    <a:xfrm>
+                      <a:off x="0" y="0"/>
+                      <a:ext cx="3718800" cy="2124693"/>
+                    </a:xfrm>
+                    <a:prstGeom prst="rect"/>
+                  </pic:spPr>
+                </pic:pic>
+              </a:graphicData>
+            </a:graphic>
+          </wp:inline>
+        </w:drawing>
+      </w:r>
+    </w:p>
+    <w:p>
+      <w:pPr>
+        <w:spacing w:line="240" w:lineRule="auto" w:after="140"/>
+        <w:jc w:val="center"/>
+      </w:pPr>
+      <w:r>
+        <w:rPr>
+          <w:rFonts w:ascii="맑은 고딕" w:hAnsi="맑은 고딕" w:eastAsia="맑은 고딕" w:cs="맑은 고딕"/>
+          <w:color w:val="777777"/>
+          <w:sz w:val="18"/>
+        </w:rPr>
+        <w:t>그림 4-2  공휴일은 붉은 띠로 — 추석 연휴가 한눈에 보입니다</w:t>
+      </w:r>
+    </w:p>
+    <w:p>
+      <w:pPr>
+        <w:keepLines/>
+        <w:spacing w:before="120" w:after="160"/>
+        <w:ind w:left="170"/>
+        <w:pBdr>
+          <w:left w:val="single" w:sz="18" w:space="6" w:color="005A9E"/>
+        </w:pBdr>
+        <w:shd w:val="clear" w:color="auto" w:fill="F2F7FB"/>
+      </w:pPr>
+      <w:r>
+        <w:rPr>
+          <w:rFonts w:ascii="맑은 고딕" w:hAnsi="맑은 고딕" w:eastAsia="맑은 고딕" w:cs="맑은 고딕"/>
+          <w:b/>
+          <w:color w:val="005A9E"/>
+          <w:sz w:val="21"/>
+        </w:rPr>
+        <w:t xml:space="preserve">공휴일표와 «같은 기준» 입니다  </w:t>
+      </w:r>
+      <w:r>
+        <w:rPr>
+          <w:rFonts w:ascii="맑은 고딕" w:hAnsi="맑은 고딕" w:eastAsia="맑은 고딕" w:cs="맑은 고딕"/>
+          <w:b w:val="0"/>
+          <w:sz w:val="21"/>
+        </w:rPr>
+        <w:t xml:space="preserve">[설정] 탭의 공휴일표에서 「그날 근무」로 되돌린 날은 </w:t>
+      </w:r>
+      <w:r>
+        <w:rPr>
+          <w:rFonts w:ascii="맑은 고딕" w:hAnsi="맑은 고딕" w:eastAsia="맑은 고딕" w:cs="맑은 고딕"/>
+          <w:b/>
+          <w:sz w:val="21"/>
+        </w:rPr>
+        <w:t>칠하지 않습니다.</w:t>
+      </w:r>
+      <w:r>
+        <w:rPr>
+          <w:rFonts w:ascii="맑은 고딕" w:hAnsi="맑은 고딕" w:eastAsia="맑은 고딕" w:cs="맑은 고딕"/>
+          <w:b w:val="0"/>
+          <w:sz w:val="21"/>
+        </w:rPr>
+        <w:t xml:space="preserve"> 업무 달력(일간 탭)이 쉬는 날을 세는 기준과 같으므로, 두 화면의 말이 어긋나지 않습니다.</w:t>
+      </w:r>
+    </w:p>
+    <w:p>
       <w:pPr>
         <w:spacing w:after="200" w:line="276" w:lineRule="auto"/>
       </w:pPr>
@@ -6689,7 +6838,7 @@
         <w:drawing>
           <wp:inline xmlns:a="http://schemas.openxmlformats.org/drawingml/2006/main" xmlns:pic="http://schemas.openxmlformats.org/drawingml/2006/picture">
             <wp:extent cx="3474000" cy="2124179"/>
-            <wp:docPr id="18" name="Picture 18"/>
+            <wp:docPr id="19" name="Picture 19"/>
             <wp:cNvGraphicFramePr>
               <a:graphicFrameLocks noChangeAspect="1"/>
             </wp:cNvGraphicFramePr>
@@ -6701,7 +6850,7 @@
                     <pic:cNvPicPr/>
                   </pic:nvPicPr>
                   <pic:blipFill>
-                    <a:blip r:embed="rId27"/>
+                    <a:blip r:embed="rId28"/>
                     <a:stretch>
                       <a:fillRect/>
                     </a:stretch>
@@ -6731,7 +6880,7 @@
           <w:color w:val="777777"/>
           <w:sz w:val="18"/>
         </w:rPr>
-        <w:t>그림 4-2  차량 기준 — 배차표처럼 빈 날이 보입니다</w:t>
+        <w:t>그림 4-3  차량 기준 — 배차표처럼 빈 날이 보입니다</w:t>
       </w:r>
     </w:p>
     <w:p>
@@ -6836,7 +6985,7 @@
         <w:drawing>
           <wp:inline xmlns:a="http://schemas.openxmlformats.org/drawingml/2006/main" xmlns:pic="http://schemas.openxmlformats.org/drawingml/2006/picture">
             <wp:extent cx="3718800" cy="2124693"/>
-            <wp:docPr id="19" name="Picture 19"/>
+            <wp:docPr id="20" name="Picture 20"/>
             <wp:cNvGraphicFramePr>
               <a:graphicFrameLocks noChangeAspect="1"/>
             </wp:cNvGraphicFramePr>
@@ -6848,7 +6997,7 @@
                     <pic:cNvPicPr/>
                   </pic:nvPicPr>
                   <pic:blipFill>
-                    <a:blip r:embed="rId28"/>
+                    <a:blip r:embed="rId29"/>
                     <a:stretch>
                       <a:fillRect/>
                     </a:stretch>
@@ -6878,7 +7027,7 @@
           <w:color w:val="777777"/>
           <w:sz w:val="18"/>
         </w:rPr>
-        <w:t>그림 4-3  유형을 먼저 고릅니다 — 업무 · 차량 예약 · 휴가</w:t>
+        <w:t>그림 4-4  유형을 먼저 고릅니다 — 업무 · 차량 예약 · 휴가</w:t>
       </w:r>
     </w:p>
     <w:tbl>
@@ -7362,7 +7511,7 @@
         <w:drawing>
           <wp:inline xmlns:a="http://schemas.openxmlformats.org/drawingml/2006/main" xmlns:pic="http://schemas.openxmlformats.org/drawingml/2006/picture">
             <wp:extent cx="3718800" cy="2124693"/>
-            <wp:docPr id="20" name="Picture 20"/>
+            <wp:docPr id="21" name="Picture 21"/>
             <wp:cNvGraphicFramePr>
               <a:graphicFrameLocks noChangeAspect="1"/>
             </wp:cNvGraphicFramePr>
@@ -7374,7 +7523,7 @@
                     <pic:cNvPicPr/>
                   </pic:nvPicPr>
                   <pic:blipFill>
-                    <a:blip r:embed="rId29"/>
+                    <a:blip r:embed="rId30"/>
                     <a:stretch>
                       <a:fillRect/>
                     </a:stretch>
@@ -7404,7 +7553,7 @@
           <w:color w:val="777777"/>
           <w:sz w:val="18"/>
         </w:rPr>
-        <w:t>그림 4-4  업무 등록 — 장소를 고르면 예상 거리·시간이 채워집니다</w:t>
+        <w:t>그림 4-5  업무 등록 — 장소를 고르면 예상 거리·시간이 채워집니다</w:t>
       </w:r>
     </w:p>
     <w:p>
@@ -7847,7 +7996,7 @@
         <w:drawing>
           <wp:inline xmlns:a="http://schemas.openxmlformats.org/drawingml/2006/main" xmlns:pic="http://schemas.openxmlformats.org/drawingml/2006/picture">
             <wp:extent cx="3718800" cy="2124693"/>
-            <wp:docPr id="21" name="Picture 21"/>
+            <wp:docPr id="22" name="Picture 22"/>
             <wp:cNvGraphicFramePr>
               <a:graphicFrameLocks noChangeAspect="1"/>
             </wp:cNvGraphicFramePr>
@@ -7859,7 +8008,7 @@
                     <pic:cNvPicPr/>
                   </pic:nvPicPr>
                   <pic:blipFill>
-                    <a:blip r:embed="rId30"/>
+                    <a:blip r:embed="rId31"/>
                     <a:stretch>
                       <a:fillRect/>
                     </a:stretch>
@@ -7889,7 +8038,7 @@
           <w:color w:val="777777"/>
           <w:sz w:val="18"/>
         </w:rPr>
-        <w:t>그림 4-5  「이동」 — 출발지를 함께 고릅니다</w:t>
+        <w:t>그림 4-6  「이동」 — 출발지를 함께 고릅니다</w:t>
       </w:r>
     </w:p>
     <w:p>
@@ -8056,7 +8205,7 @@
         <w:drawing>
           <wp:inline xmlns:a="http://schemas.openxmlformats.org/drawingml/2006/main" xmlns:pic="http://schemas.openxmlformats.org/drawingml/2006/picture">
             <wp:extent cx="3661200" cy="2123496"/>
-            <wp:docPr id="22" name="Picture 22"/>
+            <wp:docPr id="23" name="Picture 23"/>
             <wp:cNvGraphicFramePr>
               <a:graphicFrameLocks noChangeAspect="1"/>
             </wp:cNvGraphicFramePr>
@@ -8068,7 +8217,7 @@
                     <pic:cNvPicPr/>
                   </pic:nvPicPr>
                   <pic:blipFill>
-                    <a:blip r:embed="rId31"/>
+                    <a:blip r:embed="rId32"/>
                     <a:stretch>
                       <a:fillRect/>
                     </a:stretch>
@@ -8098,7 +8247,7 @@
           <w:color w:val="777777"/>
           <w:sz w:val="18"/>
         </w:rPr>
-        <w:t>그림 4-6  장소 선택 창 — 검색·등록·수정·숨김</w:t>
+        <w:t>그림 4-7  장소 선택 창 — 검색·등록·수정·숨김</w:t>
       </w:r>
     </w:p>
     <w:p>
@@ -8305,7 +8454,7 @@
         <w:drawing>
           <wp:inline xmlns:a="http://schemas.openxmlformats.org/drawingml/2006/main" xmlns:pic="http://schemas.openxmlformats.org/drawingml/2006/picture">
             <wp:extent cx="3718800" cy="2124693"/>
-            <wp:docPr id="23" name="Picture 23"/>
+            <wp:docPr id="24" name="Picture 24"/>
             <wp:cNvGraphicFramePr>
               <a:graphicFrameLocks noChangeAspect="1"/>
             </wp:cNvGraphicFramePr>
@@ -8317,7 +8466,7 @@
                     <pic:cNvPicPr/>
                   </pic:nvPicPr>
                   <pic:blipFill>
-                    <a:blip r:embed="rId32"/>
+                    <a:blip r:embed="rId33"/>
                     <a:stretch>
                       <a:fillRect/>
                     </a:stretch>
@@ -8347,7 +8496,7 @@
           <w:color w:val="777777"/>
           <w:sz w:val="18"/>
         </w:rPr>
-        <w:t>그림 4-7  달력에서 여러 날짜 고르기</w:t>
+        <w:t>그림 4-8  달력에서 여러 날짜 고르기</w:t>
       </w:r>
     </w:p>
     <w:p>
@@ -9018,7 +9167,7 @@
         <w:drawing>
           <wp:inline xmlns:a="http://schemas.openxmlformats.org/drawingml/2006/main" xmlns:pic="http://schemas.openxmlformats.org/drawingml/2006/picture">
             <wp:extent cx="3718800" cy="2124693"/>
-            <wp:docPr id="24" name="Picture 24"/>
+            <wp:docPr id="25" name="Picture 25"/>
             <wp:cNvGraphicFramePr>
               <a:graphicFrameLocks noChangeAspect="1"/>
             </wp:cNvGraphicFramePr>
@@ -9030,7 +9179,7 @@
                     <pic:cNvPicPr/>
                   </pic:nvPicPr>
                   <pic:blipFill>
-                    <a:blip r:embed="rId33"/>
+                    <a:blip r:embed="rId34"/>
                     <a:stretch>
                       <a:fillRect/>
                     </a:stretch>
@@ -9537,7 +9686,7 @@
         <w:drawing>
           <wp:inline xmlns:a="http://schemas.openxmlformats.org/drawingml/2006/main" xmlns:pic="http://schemas.openxmlformats.org/drawingml/2006/picture">
             <wp:extent cx="2401200" cy="2123120"/>
-            <wp:docPr id="25" name="Picture 25"/>
+            <wp:docPr id="26" name="Picture 26"/>
             <wp:cNvGraphicFramePr>
               <a:graphicFrameLocks noChangeAspect="1"/>
             </wp:cNvGraphicFramePr>
@@ -9549,7 +9698,7 @@
                     <pic:cNvPicPr/>
                   </pic:nvPicPr>
                   <pic:blipFill>
-                    <a:blip r:embed="rId34"/>
+                    <a:blip r:embed="rId35"/>
                     <a:stretch>
                       <a:fillRect/>
                     </a:stretch>
@@ -10356,7 +10505,7 @@
         <w:drawing>
           <wp:inline xmlns:a="http://schemas.openxmlformats.org/drawingml/2006/main" xmlns:pic="http://schemas.openxmlformats.org/drawingml/2006/picture">
             <wp:extent cx="4500000" cy="2122751"/>
-            <wp:docPr id="26" name="Picture 26"/>
+            <wp:docPr id="27" name="Picture 27"/>
             <wp:cNvGraphicFramePr>
               <a:graphicFrameLocks noChangeAspect="1"/>
             </wp:cNvGraphicFramePr>
@@ -10368,7 +10517,7 @@
                     <pic:cNvPicPr/>
                   </pic:nvPicPr>
                   <pic:blipFill>
-                    <a:blip r:embed="rId35"/>
+                    <a:blip r:embed="rId36"/>
                     <a:stretch>
                       <a:fillRect/>
                     </a:stretch>
@@ -10505,7 +10654,7 @@
         <w:drawing>
           <wp:inline xmlns:a="http://schemas.openxmlformats.org/drawingml/2006/main" xmlns:pic="http://schemas.openxmlformats.org/drawingml/2006/picture">
             <wp:extent cx="3718800" cy="2124693"/>
-            <wp:docPr id="27" name="Picture 27"/>
+            <wp:docPr id="28" name="Picture 28"/>
             <wp:cNvGraphicFramePr>
               <a:graphicFrameLocks noChangeAspect="1"/>
             </wp:cNvGraphicFramePr>
@@ -10517,7 +10666,7 @@
                     <pic:cNvPicPr/>
                   </pic:nvPicPr>
                   <pic:blipFill>
-                    <a:blip r:embed="rId36"/>
+                    <a:blip r:embed="rId37"/>
                     <a:stretch>
                       <a:fillRect/>
                     </a:stretch>
@@ -11239,7 +11388,7 @@
         <w:drawing>
           <wp:inline xmlns:a="http://schemas.openxmlformats.org/drawingml/2006/main" xmlns:pic="http://schemas.openxmlformats.org/drawingml/2006/picture">
             <wp:extent cx="3718800" cy="2124693"/>
-            <wp:docPr id="28" name="Picture 28"/>
+            <wp:docPr id="29" name="Picture 29"/>
             <wp:cNvGraphicFramePr>
               <a:graphicFrameLocks noChangeAspect="1"/>
             </wp:cNvGraphicFramePr>
@@ -11251,7 +11400,7 @@
                     <pic:cNvPicPr/>
                   </pic:nvPicPr>
                   <pic:blipFill>
-                    <a:blip r:embed="rId37"/>
+                    <a:blip r:embed="rId38"/>
                     <a:stretch>
                       <a:fillRect/>
                     </a:stretch>
@@ -11584,7 +11733,7 @@
         <w:drawing>
           <wp:inline xmlns:a="http://schemas.openxmlformats.org/drawingml/2006/main" xmlns:pic="http://schemas.openxmlformats.org/drawingml/2006/picture">
             <wp:extent cx="3718800" cy="2124693"/>
-            <wp:docPr id="29" name="Picture 29"/>
+            <wp:docPr id="30" name="Picture 30"/>
             <wp:cNvGraphicFramePr>
               <a:graphicFrameLocks noChangeAspect="1"/>
             </wp:cNvGraphicFramePr>
@@ -11596,7 +11745,7 @@
                     <pic:cNvPicPr/>
                   </pic:nvPicPr>
                   <pic:blipFill>
-                    <a:blip r:embed="rId38"/>
+                    <a:blip r:embed="rId39"/>
                     <a:stretch>
                       <a:fillRect/>
                     </a:stretch>
@@ -11769,7 +11918,7 @@
         <w:drawing>
           <wp:inline xmlns:a="http://schemas.openxmlformats.org/drawingml/2006/main" xmlns:pic="http://schemas.openxmlformats.org/drawingml/2006/picture">
             <wp:extent cx="3718800" cy="2124693"/>
-            <wp:docPr id="30" name="Picture 30"/>
+            <wp:docPr id="31" name="Picture 31"/>
             <wp:cNvGraphicFramePr>
               <a:graphicFrameLocks noChangeAspect="1"/>
             </wp:cNvGraphicFramePr>
@@ -11781,7 +11930,7 @@
                     <pic:cNvPicPr/>
                   </pic:nvPicPr>
                   <pic:blipFill>
-                    <a:blip r:embed="rId39"/>
+                    <a:blip r:embed="rId40"/>
                     <a:stretch>
                       <a:fillRect/>
                     </a:stretch>
@@ -12587,7 +12736,7 @@
         <w:drawing>
           <wp:inline xmlns:a="http://schemas.openxmlformats.org/drawingml/2006/main" xmlns:pic="http://schemas.openxmlformats.org/drawingml/2006/picture">
             <wp:extent cx="3718800" cy="2124693"/>
-            <wp:docPr id="31" name="Picture 31"/>
+            <wp:docPr id="32" name="Picture 32"/>
             <wp:cNvGraphicFramePr>
               <a:graphicFrameLocks noChangeAspect="1"/>
             </wp:cNvGraphicFramePr>
@@ -12599,7 +12748,7 @@
                     <pic:cNvPicPr/>
                   </pic:nvPicPr>
                   <pic:blipFill>
-                    <a:blip r:embed="rId40"/>
+                    <a:blip r:embed="rId41"/>
                     <a:stretch>
                       <a:fillRect/>
                     </a:stretch>
@@ -13363,7 +13512,7 @@
         <w:drawing>
           <wp:inline xmlns:a="http://schemas.openxmlformats.org/drawingml/2006/main" xmlns:pic="http://schemas.openxmlformats.org/drawingml/2006/picture">
             <wp:extent cx="4500000" cy="1703406"/>
-            <wp:docPr id="32" name="Picture 32"/>
+            <wp:docPr id="33" name="Picture 33"/>
             <wp:cNvGraphicFramePr>
               <a:graphicFrameLocks noChangeAspect="1"/>
             </wp:cNvGraphicFramePr>
@@ -13375,7 +13524,7 @@
                     <pic:cNvPicPr/>
                   </pic:nvPicPr>
                   <pic:blipFill>
-                    <a:blip r:embed="rId41"/>
+                    <a:blip r:embed="rId42"/>
                     <a:stretch>
                       <a:fillRect/>
                     </a:stretch>
@@ -14010,7 +14159,7 @@
         <w:drawing>
           <wp:inline xmlns:a="http://schemas.openxmlformats.org/drawingml/2006/main" xmlns:pic="http://schemas.openxmlformats.org/drawingml/2006/picture">
             <wp:extent cx="4053600" cy="2123190"/>
-            <wp:docPr id="33" name="Picture 33"/>
+            <wp:docPr id="34" name="Picture 34"/>
             <wp:cNvGraphicFramePr>
               <a:graphicFrameLocks noChangeAspect="1"/>
             </wp:cNvGraphicFramePr>
@@ -14022,7 +14171,7 @@
                     <pic:cNvPicPr/>
                   </pic:nvPicPr>
                   <pic:blipFill>
-                    <a:blip r:embed="rId42"/>
+                    <a:blip r:embed="rId43"/>
                     <a:stretch>
                       <a:fillRect/>
                     </a:stretch>
@@ -15174,7 +15323,7 @@
         <w:drawing>
           <wp:inline xmlns:a="http://schemas.openxmlformats.org/drawingml/2006/main" xmlns:pic="http://schemas.openxmlformats.org/drawingml/2006/picture">
             <wp:extent cx="3718800" cy="2124693"/>
-            <wp:docPr id="34" name="Picture 34"/>
+            <wp:docPr id="35" name="Picture 35"/>
             <wp:cNvGraphicFramePr>
               <a:graphicFrameLocks noChangeAspect="1"/>
             </wp:cNvGraphicFramePr>
@@ -15186,7 +15335,7 @@
                     <pic:cNvPicPr/>
                   </pic:nvPicPr>
                   <pic:blipFill>
-                    <a:blip r:embed="rId43"/>
+                    <a:blip r:embed="rId44"/>
                     <a:stretch>
                       <a:fillRect/>
                     </a:stretch>
@@ -15759,7 +15908,7 @@
         <w:drawing>
           <wp:inline xmlns:a="http://schemas.openxmlformats.org/drawingml/2006/main" xmlns:pic="http://schemas.openxmlformats.org/drawingml/2006/picture">
             <wp:extent cx="4500000" cy="1139460"/>
-            <wp:docPr id="35" name="Picture 35"/>
+            <wp:docPr id="36" name="Picture 36"/>
             <wp:cNvGraphicFramePr>
               <a:graphicFrameLocks noChangeAspect="1"/>
             </wp:cNvGraphicFramePr>
@@ -15771,7 +15920,7 @@
                     <pic:cNvPicPr/>
                   </pic:nvPicPr>
                   <pic:blipFill>
-                    <a:blip r:embed="rId44"/>
+                    <a:blip r:embed="rId45"/>
                     <a:stretch>
                       <a:fillRect/>
                     </a:stretch>
@@ -16499,25 +16648,21 @@
       </w:r>
     </w:p>
     <w:p>
-      <w:pPr>
-        <w:pStyle w:val="Heading2"/>
-      </w:pPr>
-      <w:r>
-        <w:t>8.2 회의록 쓰기</w:t>
-      </w:r>
-    </w:p>
-    <w:p>
-      <w:pPr>
-        <w:spacing w:after="60"/>
-        <w:ind w:left="340"/>
-      </w:pPr>
       <w:r>
         <w:rPr>
           <w:rFonts w:ascii="맑은 고딕" w:hAnsi="맑은 고딕" w:eastAsia="맑은 고딕" w:cs="맑은 고딕"/>
           <w:b/>
           <w:sz w:val="21"/>
         </w:rPr>
-        <w:t xml:space="preserve">1. </w:t>
+        <w:t>[📚 지난 회의록 조회]</w:t>
+      </w:r>
+      <w:r>
+        <w:rPr>
+          <w:rFonts w:ascii="맑은 고딕" w:hAnsi="맑은 고딕" w:eastAsia="맑은 고딕" w:cs="맑은 고딕"/>
+          <w:b w:val="0"/>
+          <w:sz w:val="21"/>
+        </w:rPr>
+        <w:t xml:space="preserve"> 에는 </w:t>
       </w:r>
       <w:r>
         <w:rPr>
@@ -16525,7 +16670,7 @@
           <w:b/>
           <w:sz w:val="21"/>
         </w:rPr>
-        <w:t>회의록</w:t>
+        <w:t>달력</w:t>
       </w:r>
       <w:r>
         <w:rPr>
@@ -16533,7 +16678,7 @@
           <w:b w:val="0"/>
           <w:sz w:val="21"/>
         </w:rPr>
-        <w:t xml:space="preserve"> 탭 → </w:t>
+        <w:t xml:space="preserve">이 있습니다. 회의가 있었던 날에 </w:t>
       </w:r>
       <w:r>
         <w:rPr>
@@ -16541,7 +16686,7 @@
           <w:b/>
           <w:sz w:val="21"/>
         </w:rPr>
-        <w:t>[✍ 회의록 작성]</w:t>
+        <w:t>제목이 놓이고</w:t>
       </w:r>
       <w:r>
         <w:rPr>
@@ -16549,7 +16694,7 @@
           <w:b w:val="0"/>
           <w:sz w:val="21"/>
         </w:rPr>
-        <w:t xml:space="preserve"> → </w:t>
+        <w:t xml:space="preserve">, 그 제목을 누르면 </w:t>
       </w:r>
       <w:r>
         <w:rPr>
@@ -16557,29 +16702,7 @@
           <w:b/>
           <w:sz w:val="21"/>
         </w:rPr>
-        <w:t>[+ 회의록 작성]</w:t>
-      </w:r>
-    </w:p>
-    <w:p>
-      <w:pPr>
-        <w:spacing w:after="60"/>
-        <w:ind w:left="340"/>
-      </w:pPr>
-      <w:r>
-        <w:rPr>
-          <w:rFonts w:ascii="맑은 고딕" w:hAnsi="맑은 고딕" w:eastAsia="맑은 고딕" w:cs="맑은 고딕"/>
-          <w:b/>
-          <w:sz w:val="21"/>
-        </w:rPr>
-        <w:t xml:space="preserve">2. </w:t>
-      </w:r>
-      <w:r>
-        <w:rPr>
-          <w:rFonts w:ascii="맑은 고딕" w:hAnsi="맑은 고딕" w:eastAsia="맑은 고딕" w:cs="맑은 고딕"/>
-          <w:b/>
-          <w:sz w:val="21"/>
-        </w:rPr>
-        <w:t>회의 제목</w:t>
+        <w:t>회의록이 아래에 펼쳐집니다.</w:t>
       </w:r>
       <w:r>
         <w:rPr>
@@ -16587,159 +16710,7 @@
           <w:b w:val="0"/>
           <w:sz w:val="21"/>
         </w:rPr>
-        <w:t xml:space="preserve">과 </w:t>
-      </w:r>
-      <w:r>
-        <w:rPr>
-          <w:rFonts w:ascii="맑은 고딕" w:hAnsi="맑은 고딕" w:eastAsia="맑은 고딕" w:cs="맑은 고딕"/>
-          <w:b/>
-          <w:sz w:val="21"/>
-        </w:rPr>
-        <w:t>날짜</w:t>
-      </w:r>
-      <w:r>
-        <w:rPr>
-          <w:rFonts w:ascii="맑은 고딕" w:hAnsi="맑은 고딕" w:eastAsia="맑은 고딕" w:cs="맑은 고딕"/>
-          <w:b w:val="0"/>
-          <w:sz w:val="21"/>
-        </w:rPr>
-        <w:t>를 넣습니다 — 이 둘은 반드시 있어야 합니다.</w:t>
-      </w:r>
-    </w:p>
-    <w:p>
-      <w:pPr>
-        <w:spacing w:after="60"/>
-        <w:ind w:left="340"/>
-      </w:pPr>
-      <w:r>
-        <w:rPr>
-          <w:rFonts w:ascii="맑은 고딕" w:hAnsi="맑은 고딕" w:eastAsia="맑은 고딕" w:cs="맑은 고딕"/>
-          <w:b/>
-          <w:sz w:val="21"/>
-        </w:rPr>
-        <w:t xml:space="preserve">3. </w:t>
-      </w:r>
-      <w:r>
-        <w:rPr>
-          <w:rFonts w:ascii="맑은 고딕" w:hAnsi="맑은 고딕" w:eastAsia="맑은 고딕" w:cs="맑은 고딕"/>
-          <w:b/>
-          <w:sz w:val="21"/>
-        </w:rPr>
-        <w:t>장소</w:t>
-      </w:r>
-      <w:r>
-        <w:rPr>
-          <w:rFonts w:ascii="맑은 고딕" w:hAnsi="맑은 고딕" w:eastAsia="맑은 고딕" w:cs="맑은 고딕"/>
-          <w:b w:val="0"/>
-          <w:sz w:val="21"/>
-        </w:rPr>
-        <w:t>는 선택입니다. 「본사 회의실」·「화상」처럼 적으십시오.</w:t>
-      </w:r>
-    </w:p>
-    <w:p>
-      <w:pPr>
-        <w:spacing w:after="60"/>
-        <w:ind w:left="340"/>
-      </w:pPr>
-      <w:r>
-        <w:rPr>
-          <w:rFonts w:ascii="맑은 고딕" w:hAnsi="맑은 고딕" w:eastAsia="맑은 고딕" w:cs="맑은 고딕"/>
-          <w:b/>
-          <w:sz w:val="21"/>
-        </w:rPr>
-        <w:t xml:space="preserve">4. </w:t>
-      </w:r>
-      <w:r>
-        <w:rPr>
-          <w:rFonts w:ascii="맑은 고딕" w:hAnsi="맑은 고딕" w:eastAsia="맑은 고딕" w:cs="맑은 고딕"/>
-          <w:b/>
-          <w:sz w:val="21"/>
-        </w:rPr>
-        <w:t>참석자</w:t>
-      </w:r>
-      <w:r>
-        <w:rPr>
-          <w:rFonts w:ascii="맑은 고딕" w:hAnsi="맑은 고딕" w:eastAsia="맑은 고딕" w:cs="맑은 고딕"/>
-          <w:b w:val="0"/>
-          <w:sz w:val="21"/>
-        </w:rPr>
-        <w:t xml:space="preserve">를 고릅니다. </w:t>
-      </w:r>
-      <w:r>
-        <w:rPr>
-          <w:rFonts w:ascii="맑은 고딕" w:hAnsi="맑은 고딕" w:eastAsia="맑은 고딕" w:cs="맑은 고딕"/>
-          <w:b/>
-          <w:sz w:val="21"/>
-        </w:rPr>
-        <w:t>[전체 (N명)]</w:t>
-      </w:r>
-      <w:r>
-        <w:rPr>
-          <w:rFonts w:ascii="맑은 고딕" w:hAnsi="맑은 고딕" w:eastAsia="맑은 고딕" w:cs="맑은 고딕"/>
-          <w:b w:val="0"/>
-          <w:sz w:val="21"/>
-        </w:rPr>
-        <w:t xml:space="preserve"> 를 누르면 재직자 전원이 한 번에 들어갑니다. 명단에 없는 사외 참석자는 아래 칸에 직접 적으십시오.</w:t>
-      </w:r>
-    </w:p>
-    <w:p>
-      <w:pPr>
-        <w:spacing w:after="60"/>
-        <w:ind w:left="340"/>
-      </w:pPr>
-      <w:r>
-        <w:rPr>
-          <w:rFonts w:ascii="맑은 고딕" w:hAnsi="맑은 고딕" w:eastAsia="맑은 고딕" w:cs="맑은 고딕"/>
-          <w:b/>
-          <w:sz w:val="21"/>
-        </w:rPr>
-        <w:t xml:space="preserve">5. </w:t>
-      </w:r>
-      <w:r>
-        <w:rPr>
-          <w:rFonts w:ascii="맑은 고딕" w:hAnsi="맑은 고딕" w:eastAsia="맑은 고딕" w:cs="맑은 고딕"/>
-          <w:b/>
-          <w:sz w:val="21"/>
-        </w:rPr>
-        <w:t>회의 내용</w:t>
-      </w:r>
-      <w:r>
-        <w:rPr>
-          <w:rFonts w:ascii="맑은 고딕" w:hAnsi="맑은 고딕" w:eastAsia="맑은 고딕" w:cs="맑은 고딕"/>
-          <w:b w:val="0"/>
-          <w:sz w:val="21"/>
-        </w:rPr>
-        <w:t>에 논의한 것·결정된 것을 적습니다.</w:t>
-      </w:r>
-    </w:p>
-    <w:p>
-      <w:pPr>
-        <w:spacing w:after="60"/>
-        <w:ind w:left="340"/>
-      </w:pPr>
-      <w:r>
-        <w:rPr>
-          <w:rFonts w:ascii="맑은 고딕" w:hAnsi="맑은 고딕" w:eastAsia="맑은 고딕" w:cs="맑은 고딕"/>
-          <w:b/>
-          <w:sz w:val="21"/>
-        </w:rPr>
-        <w:t xml:space="preserve">6. </w:t>
-      </w:r>
-      <w:r>
-        <w:rPr>
-          <w:rFonts w:ascii="맑은 고딕" w:hAnsi="맑은 고딕" w:eastAsia="맑은 고딕" w:cs="맑은 고딕"/>
-          <w:b/>
-          <w:sz w:val="21"/>
-        </w:rPr>
-        <w:t>[만들기]</w:t>
-      </w:r>
-      <w:r>
-        <w:rPr>
-          <w:rFonts w:ascii="맑은 고딕" w:hAnsi="맑은 고딕" w:eastAsia="맑은 고딕" w:cs="맑은 고딕"/>
-          <w:b w:val="0"/>
-          <w:sz w:val="21"/>
-        </w:rPr>
-        <w:t xml:space="preserve"> 를 누릅니다.</w:t>
+        <w:t xml:space="preserve"> 회의는 「언제 했더라」로 되짚는 일이 잦아 달력이 목록보다 빠릅니다.</w:t>
       </w:r>
     </w:p>
     <w:p>
@@ -16752,7 +16723,7 @@
         <w:drawing>
           <wp:inline xmlns:a="http://schemas.openxmlformats.org/drawingml/2006/main" xmlns:pic="http://schemas.openxmlformats.org/drawingml/2006/picture">
             <wp:extent cx="3718800" cy="2124693"/>
-            <wp:docPr id="36" name="Picture 36"/>
+            <wp:docPr id="37" name="Picture 37"/>
             <wp:cNvGraphicFramePr>
               <a:graphicFrameLocks noChangeAspect="1"/>
             </wp:cNvGraphicFramePr>
@@ -16760,11 +16731,11 @@
               <a:graphicData uri="http://schemas.openxmlformats.org/drawingml/2006/picture">
                 <pic:pic>
                   <pic:nvPicPr>
-                    <pic:cNvPr id="0" name="82_회의록_작성.png"/>
+                    <pic:cNvPr id="0" name="88_회의록_달력.png"/>
                     <pic:cNvPicPr/>
                   </pic:nvPicPr>
                   <pic:blipFill>
-                    <a:blip r:embed="rId45"/>
+                    <a:blip r:embed="rId46"/>
                     <a:stretch>
                       <a:fillRect/>
                     </a:stretch>
@@ -16794,7 +16765,659 @@
           <w:color w:val="777777"/>
           <w:sz w:val="18"/>
         </w:rPr>
-        <w:t>그림 8-1  회의록 작성 — 참석자는 「전체」로 한 번에</w:t>
+        <w:t>그림 8-1  달력에서 제목을 누르면 그 회의록이 펼쳐집니다</w:t>
+      </w:r>
+    </w:p>
+    <w:tbl>
+      <w:tblPr>
+        <w:tblStyle w:val="TableGrid"/>
+        <w:tblW w:type="auto" w:w="0"/>
+        <w:jc w:val="center"/>
+        <w:tblLook w:firstColumn="1" w:firstRow="1" w:lastColumn="0" w:lastRow="0" w:noHBand="0" w:noVBand="1" w:val="04A0"/>
+      </w:tblPr>
+      <w:tblGrid>
+        <w:gridCol w:w="4706"/>
+        <w:gridCol w:w="4706"/>
+      </w:tblGrid>
+      <w:tr>
+        <w:trPr>
+          <w:cantSplit/>
+          <w:tblHeader/>
+        </w:trPr>
+        <w:tc>
+          <w:tcPr>
+            <w:tcW w:type="dxa" w:w="2041"/>
+            <w:shd w:val="clear" w:color="auto" w:fill="005A9E"/>
+            <w:vAlign w:val="center"/>
+          </w:tcPr>
+          <w:p>
+            <w:pPr>
+              <w:spacing w:before="0" w:after="0" w:line="240" w:lineRule="auto"/>
+              <w:jc w:val="center"/>
+            </w:pPr>
+            <w:r/>
+            <w:r>
+              <w:rPr>
+                <w:rFonts w:ascii="맑은 고딕" w:hAnsi="맑은 고딕" w:eastAsia="맑은 고딕" w:cs="맑은 고딕"/>
+                <w:b/>
+                <w:color w:val="FFFFFF"/>
+                <w:sz w:val="20"/>
+              </w:rPr>
+              <w:t>하고 싶은 것</w:t>
+            </w:r>
+          </w:p>
+        </w:tc>
+        <w:tc>
+          <w:tcPr>
+            <w:tcW w:type="dxa" w:w="6350"/>
+            <w:shd w:val="clear" w:color="auto" w:fill="005A9E"/>
+            <w:vAlign w:val="center"/>
+          </w:tcPr>
+          <w:p>
+            <w:pPr>
+              <w:spacing w:before="0" w:after="0" w:line="240" w:lineRule="auto"/>
+              <w:jc w:val="center"/>
+            </w:pPr>
+            <w:r/>
+            <w:r>
+              <w:rPr>
+                <w:rFonts w:ascii="맑은 고딕" w:hAnsi="맑은 고딕" w:eastAsia="맑은 고딕" w:cs="맑은 고딕"/>
+                <w:b/>
+                <w:color w:val="FFFFFF"/>
+                <w:sz w:val="20"/>
+              </w:rPr>
+              <w:t>하는 법</w:t>
+            </w:r>
+          </w:p>
+        </w:tc>
+      </w:tr>
+      <w:tr>
+        <w:trPr>
+          <w:cantSplit/>
+        </w:trPr>
+        <w:tc>
+          <w:tcPr>
+            <w:tcW w:type="dxa" w:w="2041"/>
+            <w:vAlign w:val="center"/>
+          </w:tcPr>
+          <w:p>
+            <w:pPr>
+              <w:spacing w:before="0" w:after="0" w:line="240" w:lineRule="auto"/>
+            </w:pPr>
+            <w:r/>
+            <w:r>
+              <w:rPr>
+                <w:rFonts w:ascii="맑은 고딕" w:hAnsi="맑은 고딕" w:eastAsia="맑은 고딕" w:cs="맑은 고딕"/>
+                <w:b/>
+                <w:sz w:val="20"/>
+              </w:rPr>
+              <w:t>다른 달 보기</w:t>
+            </w:r>
+          </w:p>
+        </w:tc>
+        <w:tc>
+          <w:tcPr>
+            <w:tcW w:type="dxa" w:w="6350"/>
+            <w:vAlign w:val="center"/>
+          </w:tcPr>
+          <w:p>
+            <w:pPr>
+              <w:spacing w:before="0" w:after="0" w:line="240" w:lineRule="auto"/>
+            </w:pPr>
+            <w:r/>
+            <w:r>
+              <w:rPr>
+                <w:rFonts w:ascii="맑은 고딕" w:hAnsi="맑은 고딕" w:eastAsia="맑은 고딕" w:cs="맑은 고딕"/>
+                <w:b/>
+                <w:sz w:val="20"/>
+              </w:rPr>
+              <w:t>‹ ›</w:t>
+            </w:r>
+            <w:r>
+              <w:rPr>
+                <w:rFonts w:ascii="맑은 고딕" w:hAnsi="맑은 고딕" w:eastAsia="맑은 고딕" w:cs="맑은 고딕"/>
+                <w:b w:val="0"/>
+                <w:sz w:val="20"/>
+              </w:rPr>
+              <w:t xml:space="preserve"> 로 넘깁니다. </w:t>
+            </w:r>
+            <w:r>
+              <w:rPr>
+                <w:rFonts w:ascii="맑은 고딕" w:hAnsi="맑은 고딕" w:eastAsia="맑은 고딕" w:cs="맑은 고딕"/>
+                <w:b/>
+                <w:sz w:val="20"/>
+              </w:rPr>
+              <w:t>[오늘]</w:t>
+            </w:r>
+            <w:r>
+              <w:rPr>
+                <w:rFonts w:ascii="맑은 고딕" w:hAnsi="맑은 고딕" w:eastAsia="맑은 고딕" w:cs="맑은 고딕"/>
+                <w:b w:val="0"/>
+                <w:sz w:val="20"/>
+              </w:rPr>
+              <w:t xml:space="preserve"> 로 이 달에 돌아옵니다</w:t>
+            </w:r>
+          </w:p>
+        </w:tc>
+      </w:tr>
+      <w:tr>
+        <w:trPr>
+          <w:cantSplit/>
+        </w:trPr>
+        <w:tc>
+          <w:tcPr>
+            <w:tcW w:type="dxa" w:w="2041"/>
+            <w:vAlign w:val="center"/>
+          </w:tcPr>
+          <w:p>
+            <w:pPr>
+              <w:spacing w:before="0" w:after="0" w:line="240" w:lineRule="auto"/>
+            </w:pPr>
+            <w:r/>
+            <w:r>
+              <w:rPr>
+                <w:rFonts w:ascii="맑은 고딕" w:hAnsi="맑은 고딕" w:eastAsia="맑은 고딕" w:cs="맑은 고딕"/>
+                <w:b/>
+                <w:sz w:val="20"/>
+              </w:rPr>
+              <w:t>회의록 열기</w:t>
+            </w:r>
+          </w:p>
+        </w:tc>
+        <w:tc>
+          <w:tcPr>
+            <w:tcW w:type="dxa" w:w="6350"/>
+            <w:vAlign w:val="center"/>
+          </w:tcPr>
+          <w:p>
+            <w:pPr>
+              <w:spacing w:before="0" w:after="0" w:line="240" w:lineRule="auto"/>
+            </w:pPr>
+            <w:r/>
+            <w:r>
+              <w:rPr>
+                <w:rFonts w:ascii="맑은 고딕" w:hAnsi="맑은 고딕" w:eastAsia="맑은 고딕" w:cs="맑은 고딕"/>
+                <w:b w:val="0"/>
+                <w:sz w:val="20"/>
+              </w:rPr>
+              <w:t xml:space="preserve">달력에서 </w:t>
+            </w:r>
+            <w:r>
+              <w:rPr>
+                <w:rFonts w:ascii="맑은 고딕" w:hAnsi="맑은 고딕" w:eastAsia="맑은 고딕" w:cs="맑은 고딕"/>
+                <w:b/>
+                <w:sz w:val="20"/>
+              </w:rPr>
+              <w:t>제목을 누릅니다</w:t>
+            </w:r>
+          </w:p>
+        </w:tc>
+      </w:tr>
+      <w:tr>
+        <w:trPr>
+          <w:cantSplit/>
+        </w:trPr>
+        <w:tc>
+          <w:tcPr>
+            <w:tcW w:type="dxa" w:w="2041"/>
+            <w:vAlign w:val="center"/>
+          </w:tcPr>
+          <w:p>
+            <w:pPr>
+              <w:spacing w:before="0" w:after="0" w:line="240" w:lineRule="auto"/>
+            </w:pPr>
+            <w:r/>
+            <w:r>
+              <w:rPr>
+                <w:rFonts w:ascii="맑은 고딕" w:hAnsi="맑은 고딕" w:eastAsia="맑은 고딕" w:cs="맑은 고딕"/>
+                <w:b/>
+                <w:sz w:val="20"/>
+              </w:rPr>
+              <w:t>낱말로 찾기</w:t>
+            </w:r>
+          </w:p>
+        </w:tc>
+        <w:tc>
+          <w:tcPr>
+            <w:tcW w:type="dxa" w:w="6350"/>
+            <w:vAlign w:val="center"/>
+          </w:tcPr>
+          <w:p>
+            <w:pPr>
+              <w:spacing w:before="0" w:after="0" w:line="240" w:lineRule="auto"/>
+            </w:pPr>
+            <w:r/>
+            <w:r>
+              <w:rPr>
+                <w:rFonts w:ascii="맑은 고딕" w:hAnsi="맑은 고딕" w:eastAsia="맑은 고딕" w:cs="맑은 고딕"/>
+                <w:b w:val="0"/>
+                <w:sz w:val="20"/>
+              </w:rPr>
+              <w:t xml:space="preserve">위 </w:t>
+            </w:r>
+            <w:r>
+              <w:rPr>
+                <w:rFonts w:ascii="맑은 고딕" w:hAnsi="맑은 고딕" w:eastAsia="맑은 고딕" w:cs="맑은 고딕"/>
+                <w:b/>
+                <w:sz w:val="20"/>
+              </w:rPr>
+              <w:t>검색창</w:t>
+            </w:r>
+            <w:r>
+              <w:rPr>
+                <w:rFonts w:ascii="맑은 고딕" w:hAnsi="맑은 고딕" w:eastAsia="맑은 고딕" w:cs="맑은 고딕"/>
+                <w:b w:val="0"/>
+                <w:sz w:val="20"/>
+              </w:rPr>
+              <w:t>에 적습니다 — 제목·장소·내용·날짜를 함께 훑습니다</w:t>
+            </w:r>
+          </w:p>
+        </w:tc>
+      </w:tr>
+      <w:tr>
+        <w:trPr>
+          <w:cantSplit/>
+        </w:trPr>
+        <w:tc>
+          <w:tcPr>
+            <w:tcW w:type="dxa" w:w="2041"/>
+            <w:vAlign w:val="center"/>
+          </w:tcPr>
+          <w:p>
+            <w:pPr>
+              <w:spacing w:before="0" w:after="0" w:line="240" w:lineRule="auto"/>
+            </w:pPr>
+            <w:r/>
+            <w:r>
+              <w:rPr>
+                <w:rFonts w:ascii="맑은 고딕" w:hAnsi="맑은 고딕" w:eastAsia="맑은 고딕" w:cs="맑은 고딕"/>
+                <w:b/>
+                <w:sz w:val="20"/>
+              </w:rPr>
+              <w:t>찾은 것 열기</w:t>
+            </w:r>
+          </w:p>
+        </w:tc>
+        <w:tc>
+          <w:tcPr>
+            <w:tcW w:type="dxa" w:w="6350"/>
+            <w:vAlign w:val="center"/>
+          </w:tcPr>
+          <w:p>
+            <w:pPr>
+              <w:spacing w:before="0" w:after="0" w:line="240" w:lineRule="auto"/>
+            </w:pPr>
+            <w:r/>
+            <w:r>
+              <w:rPr>
+                <w:rFonts w:ascii="맑은 고딕" w:hAnsi="맑은 고딕" w:eastAsia="맑은 고딕" w:cs="맑은 고딕"/>
+                <w:b/>
+                <w:sz w:val="20"/>
+              </w:rPr>
+              <w:t>목록에서 누르면 달력이 그 달로 옮겨 갑니다</w:t>
+            </w:r>
+          </w:p>
+        </w:tc>
+      </w:tr>
+    </w:tbl>
+    <w:p/>
+    <w:p>
+      <w:pPr>
+        <w:keepLines/>
+        <w:spacing w:before="120" w:after="160"/>
+        <w:ind w:left="170"/>
+        <w:pBdr>
+          <w:left w:val="single" w:sz="18" w:space="6" w:color="005A9E"/>
+        </w:pBdr>
+        <w:shd w:val="clear" w:color="auto" w:fill="F2F7FB"/>
+      </w:pPr>
+      <w:r>
+        <w:rPr>
+          <w:rFonts w:ascii="맑은 고딕" w:hAnsi="맑은 고딕" w:eastAsia="맑은 고딕" w:cs="맑은 고딕"/>
+          <w:b/>
+          <w:color w:val="005A9E"/>
+          <w:sz w:val="21"/>
+        </w:rPr>
+        <w:t xml:space="preserve">검색에 걸린 회의록은 달력에서 «주황» 입니다  </w:t>
+      </w:r>
+      <w:r>
+        <w:rPr>
+          <w:rFonts w:ascii="맑은 고딕" w:hAnsi="맑은 고딕" w:eastAsia="맑은 고딕" w:cs="맑은 고딕"/>
+          <w:b w:val="0"/>
+          <w:sz w:val="21"/>
+        </w:rPr>
+        <w:t xml:space="preserve">다른 달에 있으면 달력에는 안 보입니다 — </w:t>
+      </w:r>
+      <w:r>
+        <w:rPr>
+          <w:rFonts w:ascii="맑은 고딕" w:hAnsi="맑은 고딕" w:eastAsia="맑은 고딕" w:cs="맑은 고딕"/>
+          <w:b/>
+          <w:sz w:val="21"/>
+        </w:rPr>
+        <w:t>‹ ›</w:t>
+      </w:r>
+      <w:r>
+        <w:rPr>
+          <w:rFonts w:ascii="맑은 고딕" w:hAnsi="맑은 고딕" w:eastAsia="맑은 고딕" w:cs="맑은 고딕"/>
+          <w:b w:val="0"/>
+          <w:sz w:val="21"/>
+        </w:rPr>
+        <w:t xml:space="preserve"> 로 넘겨 보시거나, 아래 목록에서 누르시면 그 달로 바로 갑니다. 지금 열어 둔 회의록은 </w:t>
+      </w:r>
+      <w:r>
+        <w:rPr>
+          <w:rFonts w:ascii="맑은 고딕" w:hAnsi="맑은 고딕" w:eastAsia="맑은 고딕" w:cs="맑은 고딕"/>
+          <w:b/>
+          <w:sz w:val="21"/>
+        </w:rPr>
+        <w:t>진한 파랑</w:t>
+      </w:r>
+      <w:r>
+        <w:rPr>
+          <w:rFonts w:ascii="맑은 고딕" w:hAnsi="맑은 고딕" w:eastAsia="맑은 고딕" w:cs="맑은 고딕"/>
+          <w:b w:val="0"/>
+          <w:sz w:val="21"/>
+        </w:rPr>
+        <w:t>으로 구별됩니다.</w:t>
+      </w:r>
+    </w:p>
+    <w:p>
+      <w:pPr>
+        <w:pStyle w:val="Heading2"/>
+      </w:pPr>
+      <w:r>
+        <w:t>8.2 회의록 쓰기</w:t>
+      </w:r>
+    </w:p>
+    <w:p>
+      <w:pPr>
+        <w:spacing w:after="60"/>
+        <w:ind w:left="340"/>
+      </w:pPr>
+      <w:r>
+        <w:rPr>
+          <w:rFonts w:ascii="맑은 고딕" w:hAnsi="맑은 고딕" w:eastAsia="맑은 고딕" w:cs="맑은 고딕"/>
+          <w:b/>
+          <w:sz w:val="21"/>
+        </w:rPr>
+        <w:t xml:space="preserve">1. </w:t>
+      </w:r>
+      <w:r>
+        <w:rPr>
+          <w:rFonts w:ascii="맑은 고딕" w:hAnsi="맑은 고딕" w:eastAsia="맑은 고딕" w:cs="맑은 고딕"/>
+          <w:b/>
+          <w:sz w:val="21"/>
+        </w:rPr>
+        <w:t>회의록</w:t>
+      </w:r>
+      <w:r>
+        <w:rPr>
+          <w:rFonts w:ascii="맑은 고딕" w:hAnsi="맑은 고딕" w:eastAsia="맑은 고딕" w:cs="맑은 고딕"/>
+          <w:b w:val="0"/>
+          <w:sz w:val="21"/>
+        </w:rPr>
+        <w:t xml:space="preserve"> 탭 → </w:t>
+      </w:r>
+      <w:r>
+        <w:rPr>
+          <w:rFonts w:ascii="맑은 고딕" w:hAnsi="맑은 고딕" w:eastAsia="맑은 고딕" w:cs="맑은 고딕"/>
+          <w:b/>
+          <w:sz w:val="21"/>
+        </w:rPr>
+        <w:t>[✍ 회의록 작성]</w:t>
+      </w:r>
+      <w:r>
+        <w:rPr>
+          <w:rFonts w:ascii="맑은 고딕" w:hAnsi="맑은 고딕" w:eastAsia="맑은 고딕" w:cs="맑은 고딕"/>
+          <w:b w:val="0"/>
+          <w:sz w:val="21"/>
+        </w:rPr>
+        <w:t xml:space="preserve"> → </w:t>
+      </w:r>
+      <w:r>
+        <w:rPr>
+          <w:rFonts w:ascii="맑은 고딕" w:hAnsi="맑은 고딕" w:eastAsia="맑은 고딕" w:cs="맑은 고딕"/>
+          <w:b/>
+          <w:sz w:val="21"/>
+        </w:rPr>
+        <w:t>[+ 회의록 작성]</w:t>
+      </w:r>
+    </w:p>
+    <w:p>
+      <w:pPr>
+        <w:spacing w:after="60"/>
+        <w:ind w:left="340"/>
+      </w:pPr>
+      <w:r>
+        <w:rPr>
+          <w:rFonts w:ascii="맑은 고딕" w:hAnsi="맑은 고딕" w:eastAsia="맑은 고딕" w:cs="맑은 고딕"/>
+          <w:b/>
+          <w:sz w:val="21"/>
+        </w:rPr>
+        <w:t xml:space="preserve">2. </w:t>
+      </w:r>
+      <w:r>
+        <w:rPr>
+          <w:rFonts w:ascii="맑은 고딕" w:hAnsi="맑은 고딕" w:eastAsia="맑은 고딕" w:cs="맑은 고딕"/>
+          <w:b/>
+          <w:sz w:val="21"/>
+        </w:rPr>
+        <w:t>회의 제목</w:t>
+      </w:r>
+      <w:r>
+        <w:rPr>
+          <w:rFonts w:ascii="맑은 고딕" w:hAnsi="맑은 고딕" w:eastAsia="맑은 고딕" w:cs="맑은 고딕"/>
+          <w:b w:val="0"/>
+          <w:sz w:val="21"/>
+        </w:rPr>
+        <w:t xml:space="preserve">과 </w:t>
+      </w:r>
+      <w:r>
+        <w:rPr>
+          <w:rFonts w:ascii="맑은 고딕" w:hAnsi="맑은 고딕" w:eastAsia="맑은 고딕" w:cs="맑은 고딕"/>
+          <w:b/>
+          <w:sz w:val="21"/>
+        </w:rPr>
+        <w:t>날짜</w:t>
+      </w:r>
+      <w:r>
+        <w:rPr>
+          <w:rFonts w:ascii="맑은 고딕" w:hAnsi="맑은 고딕" w:eastAsia="맑은 고딕" w:cs="맑은 고딕"/>
+          <w:b w:val="0"/>
+          <w:sz w:val="21"/>
+        </w:rPr>
+        <w:t>를 넣습니다 — 이 둘은 반드시 있어야 합니다.</w:t>
+      </w:r>
+    </w:p>
+    <w:p>
+      <w:pPr>
+        <w:spacing w:after="60"/>
+        <w:ind w:left="340"/>
+      </w:pPr>
+      <w:r>
+        <w:rPr>
+          <w:rFonts w:ascii="맑은 고딕" w:hAnsi="맑은 고딕" w:eastAsia="맑은 고딕" w:cs="맑은 고딕"/>
+          <w:b/>
+          <w:sz w:val="21"/>
+        </w:rPr>
+        <w:t xml:space="preserve">3. </w:t>
+      </w:r>
+      <w:r>
+        <w:rPr>
+          <w:rFonts w:ascii="맑은 고딕" w:hAnsi="맑은 고딕" w:eastAsia="맑은 고딕" w:cs="맑은 고딕"/>
+          <w:b/>
+          <w:sz w:val="21"/>
+        </w:rPr>
+        <w:t>장소</w:t>
+      </w:r>
+      <w:r>
+        <w:rPr>
+          <w:rFonts w:ascii="맑은 고딕" w:hAnsi="맑은 고딕" w:eastAsia="맑은 고딕" w:cs="맑은 고딕"/>
+          <w:b w:val="0"/>
+          <w:sz w:val="21"/>
+        </w:rPr>
+        <w:t>는 선택입니다. 「본사 회의실」·「화상」처럼 적으십시오.</w:t>
+      </w:r>
+    </w:p>
+    <w:p>
+      <w:pPr>
+        <w:spacing w:after="60"/>
+        <w:ind w:left="340"/>
+      </w:pPr>
+      <w:r>
+        <w:rPr>
+          <w:rFonts w:ascii="맑은 고딕" w:hAnsi="맑은 고딕" w:eastAsia="맑은 고딕" w:cs="맑은 고딕"/>
+          <w:b/>
+          <w:sz w:val="21"/>
+        </w:rPr>
+        <w:t xml:space="preserve">4. </w:t>
+      </w:r>
+      <w:r>
+        <w:rPr>
+          <w:rFonts w:ascii="맑은 고딕" w:hAnsi="맑은 고딕" w:eastAsia="맑은 고딕" w:cs="맑은 고딕"/>
+          <w:b/>
+          <w:sz w:val="21"/>
+        </w:rPr>
+        <w:t>참석자</w:t>
+      </w:r>
+      <w:r>
+        <w:rPr>
+          <w:rFonts w:ascii="맑은 고딕" w:hAnsi="맑은 고딕" w:eastAsia="맑은 고딕" w:cs="맑은 고딕"/>
+          <w:b w:val="0"/>
+          <w:sz w:val="21"/>
+        </w:rPr>
+        <w:t xml:space="preserve">를 고릅니다. </w:t>
+      </w:r>
+      <w:r>
+        <w:rPr>
+          <w:rFonts w:ascii="맑은 고딕" w:hAnsi="맑은 고딕" w:eastAsia="맑은 고딕" w:cs="맑은 고딕"/>
+          <w:b/>
+          <w:sz w:val="21"/>
+        </w:rPr>
+        <w:t>[전체 (N명)]</w:t>
+      </w:r>
+      <w:r>
+        <w:rPr>
+          <w:rFonts w:ascii="맑은 고딕" w:hAnsi="맑은 고딕" w:eastAsia="맑은 고딕" w:cs="맑은 고딕"/>
+          <w:b w:val="0"/>
+          <w:sz w:val="21"/>
+        </w:rPr>
+        <w:t xml:space="preserve"> 를 누르면 재직자 전원이 한 번에 들어갑니다. 명단에 없는 사외 참석자는 아래 칸에 직접 적으십시오.</w:t>
+      </w:r>
+    </w:p>
+    <w:p>
+      <w:pPr>
+        <w:spacing w:after="60"/>
+        <w:ind w:left="340"/>
+      </w:pPr>
+      <w:r>
+        <w:rPr>
+          <w:rFonts w:ascii="맑은 고딕" w:hAnsi="맑은 고딕" w:eastAsia="맑은 고딕" w:cs="맑은 고딕"/>
+          <w:b/>
+          <w:sz w:val="21"/>
+        </w:rPr>
+        <w:t xml:space="preserve">5. </w:t>
+      </w:r>
+      <w:r>
+        <w:rPr>
+          <w:rFonts w:ascii="맑은 고딕" w:hAnsi="맑은 고딕" w:eastAsia="맑은 고딕" w:cs="맑은 고딕"/>
+          <w:b/>
+          <w:sz w:val="21"/>
+        </w:rPr>
+        <w:t>회의 내용</w:t>
+      </w:r>
+      <w:r>
+        <w:rPr>
+          <w:rFonts w:ascii="맑은 고딕" w:hAnsi="맑은 고딕" w:eastAsia="맑은 고딕" w:cs="맑은 고딕"/>
+          <w:b w:val="0"/>
+          <w:sz w:val="21"/>
+        </w:rPr>
+        <w:t>에 논의한 것·결정된 것을 적습니다.</w:t>
+      </w:r>
+    </w:p>
+    <w:p>
+      <w:pPr>
+        <w:spacing w:after="60"/>
+        <w:ind w:left="340"/>
+      </w:pPr>
+      <w:r>
+        <w:rPr>
+          <w:rFonts w:ascii="맑은 고딕" w:hAnsi="맑은 고딕" w:eastAsia="맑은 고딕" w:cs="맑은 고딕"/>
+          <w:b/>
+          <w:sz w:val="21"/>
+        </w:rPr>
+        <w:t xml:space="preserve">6. </w:t>
+      </w:r>
+      <w:r>
+        <w:rPr>
+          <w:rFonts w:ascii="맑은 고딕" w:hAnsi="맑은 고딕" w:eastAsia="맑은 고딕" w:cs="맑은 고딕"/>
+          <w:b/>
+          <w:sz w:val="21"/>
+        </w:rPr>
+        <w:t>[만들기]</w:t>
+      </w:r>
+      <w:r>
+        <w:rPr>
+          <w:rFonts w:ascii="맑은 고딕" w:hAnsi="맑은 고딕" w:eastAsia="맑은 고딕" w:cs="맑은 고딕"/>
+          <w:b w:val="0"/>
+          <w:sz w:val="21"/>
+        </w:rPr>
+        <w:t xml:space="preserve"> 를 누릅니다.</w:t>
+      </w:r>
+    </w:p>
+    <w:p>
+      <w:pPr>
+        <w:keepNext/>
+        <w:spacing w:line="240" w:lineRule="auto" w:after="40"/>
+        <w:jc w:val="center"/>
+      </w:pPr>
+      <w:r>
+        <w:drawing>
+          <wp:inline xmlns:a="http://schemas.openxmlformats.org/drawingml/2006/main" xmlns:pic="http://schemas.openxmlformats.org/drawingml/2006/picture">
+            <wp:extent cx="3718800" cy="2124693"/>
+            <wp:docPr id="38" name="Picture 38"/>
+            <wp:cNvGraphicFramePr>
+              <a:graphicFrameLocks noChangeAspect="1"/>
+            </wp:cNvGraphicFramePr>
+            <a:graphic>
+              <a:graphicData uri="http://schemas.openxmlformats.org/drawingml/2006/picture">
+                <pic:pic>
+                  <pic:nvPicPr>
+                    <pic:cNvPr id="0" name="82_회의록_작성.png"/>
+                    <pic:cNvPicPr/>
+                  </pic:nvPicPr>
+                  <pic:blipFill>
+                    <a:blip r:embed="rId47"/>
+                    <a:stretch>
+                      <a:fillRect/>
+                    </a:stretch>
+                  </pic:blipFill>
+                  <pic:spPr>
+                    <a:xfrm>
+                      <a:off x="0" y="0"/>
+                      <a:ext cx="3718800" cy="2124693"/>
+                    </a:xfrm>
+                    <a:prstGeom prst="rect"/>
+                  </pic:spPr>
+                </pic:pic>
+              </a:graphicData>
+            </a:graphic>
+          </wp:inline>
+        </w:drawing>
+      </w:r>
+    </w:p>
+    <w:p>
+      <w:pPr>
+        <w:spacing w:line="240" w:lineRule="auto" w:after="140"/>
+        <w:jc w:val="center"/>
+      </w:pPr>
+      <w:r>
+        <w:rPr>
+          <w:rFonts w:ascii="맑은 고딕" w:hAnsi="맑은 고딕" w:eastAsia="맑은 고딕" w:cs="맑은 고딕"/>
+          <w:color w:val="777777"/>
+          <w:sz w:val="18"/>
+        </w:rPr>
+        <w:t>그림 8-2  회의록 작성 — 참석자는 「전체」로 한 번에</w:t>
       </w:r>
     </w:p>
     <w:p>

--- a/docs/manual/VITRON_ERP_직원교육자료.docx
+++ b/docs/manual/VITRON_ERP_직원교육자료.docx
@@ -377,7 +377,7 @@
           <w:rFonts w:ascii="맑은 고딕" w:hAnsi="맑은 고딕" w:eastAsia="맑은 고딕" w:cs="맑은 고딕"/>
           <w:sz w:val="19"/>
         </w:rPr>
-        <w:t xml:space="preserve">  6.3 신청을 물리기 · 6.4 승인·반려 [대표이사]</w:t>
+        <w:t xml:space="preserve">  6.3 신청을 물리기 · 6.4 승인·반려 [승인권자]</w:t>
       </w:r>
     </w:p>
     <w:p>
@@ -451,7 +451,19 @@
           <w:rFonts w:ascii="맑은 고딕" w:hAnsi="맑은 고딕" w:eastAsia="맑은 고딕" w:cs="맑은 고딕"/>
           <w:sz w:val="19"/>
         </w:rPr>
-        <w:t xml:space="preserve">  8.3 안건은 «회의록을 시작한 뒤에» · 8.4 안건 마무리</w:t>
+        <w:t xml:space="preserve">  8.3 참석자별 발표 내용 — 미리 적어 두기</w:t>
+      </w:r>
+    </w:p>
+    <w:p>
+      <w:pPr>
+        <w:spacing w:after="0" w:line="240" w:lineRule="auto"/>
+      </w:pPr>
+      <w:r>
+        <w:rPr>
+          <w:rFonts w:ascii="맑은 고딕" w:hAnsi="맑은 고딕" w:eastAsia="맑은 고딕" w:cs="맑은 고딕"/>
+          <w:sz w:val="19"/>
+        </w:rPr>
+        <w:t xml:space="preserve">  8.4 안건은 «회의록을 시작한 뒤에» · 8.5 안건 마무리</w:t>
       </w:r>
     </w:p>
     <w:p>
@@ -14535,10 +14547,18 @@
       <w:r>
         <w:rPr>
           <w:rFonts w:ascii="맑은 고딕" w:hAnsi="맑은 고딕" w:eastAsia="맑은 고딕" w:cs="맑은 고딕"/>
+          <w:b/>
+          <w:sz w:val="21"/>
+        </w:rPr>
+        <w:t>휴가 종류</w:t>
+      </w:r>
+      <w:r>
+        <w:rPr>
+          <w:rFonts w:ascii="맑은 고딕" w:hAnsi="맑은 고딕" w:eastAsia="맑은 고딕" w:cs="맑은 고딕"/>
           <w:b w:val="0"/>
           <w:sz w:val="21"/>
         </w:rPr>
-        <w:t xml:space="preserve">시간대를 고릅니다 — </w:t>
+        <w:t xml:space="preserve">를 고릅니다 — 연차 · 병가 · 포상 · </w:t>
       </w:r>
       <w:r>
         <w:rPr>
@@ -14546,7 +14566,7 @@
           <w:b/>
           <w:sz w:val="21"/>
         </w:rPr>
-        <w:t>종일</w:t>
+        <w:t>공가</w:t>
       </w:r>
       <w:r>
         <w:rPr>
@@ -14554,23 +14574,7 @@
           <w:b w:val="0"/>
           <w:sz w:val="21"/>
         </w:rPr>
-        <w:t xml:space="preserve">이면 1일, </w:t>
-      </w:r>
-      <w:r>
-        <w:rPr>
-          <w:rFonts w:ascii="맑은 고딕" w:hAnsi="맑은 고딕" w:eastAsia="맑은 고딕" w:cs="맑은 고딕"/>
-          <w:b/>
-          <w:sz w:val="21"/>
-        </w:rPr>
-        <w:t>오전·오후</w:t>
-      </w:r>
-      <w:r>
-        <w:rPr>
-          <w:rFonts w:ascii="맑은 고딕" w:hAnsi="맑은 고딕" w:eastAsia="맑은 고딕" w:cs="맑은 고딕"/>
-          <w:b w:val="0"/>
-          <w:sz w:val="21"/>
-        </w:rPr>
-        <w:t>면 0.5일로 셉니다.</w:t>
+        <w:t xml:space="preserve"> · 기타.</w:t>
       </w:r>
     </w:p>
     <w:p>
@@ -14592,9 +14596,1217 @@
           <w:b w:val="0"/>
           <w:sz w:val="21"/>
         </w:rPr>
-        <w:t>휴가 종류(연차 · 병가 · 포상 · 기타)를 고르고 저장합니다.</w:t>
+        <w:t xml:space="preserve">길이를 고릅니다 — </w:t>
+      </w:r>
+      <w:r>
+        <w:rPr>
+          <w:rFonts w:ascii="맑은 고딕" w:hAnsi="맑은 고딕" w:eastAsia="맑은 고딕" w:cs="맑은 고딕"/>
+          <w:b/>
+          <w:sz w:val="21"/>
+        </w:rPr>
+        <w:t>[종일 (8시간)]</w:t>
+      </w:r>
+      <w:r>
+        <w:rPr>
+          <w:rFonts w:ascii="맑은 고딕" w:hAnsi="맑은 고딕" w:eastAsia="맑은 고딕" w:cs="맑은 고딕"/>
+          <w:b w:val="0"/>
+          <w:sz w:val="21"/>
+        </w:rPr>
+        <w:t xml:space="preserve"> 또는 </w:t>
+      </w:r>
+      <w:r>
+        <w:rPr>
+          <w:rFonts w:ascii="맑은 고딕" w:hAnsi="맑은 고딕" w:eastAsia="맑은 고딕" w:cs="맑은 고딕"/>
+          <w:b/>
+          <w:sz w:val="21"/>
+        </w:rPr>
+        <w:t>[시간 지정]</w:t>
+      </w:r>
+      <w:r>
+        <w:rPr>
+          <w:rFonts w:ascii="맑은 고딕" w:hAnsi="맑은 고딕" w:eastAsia="맑은 고딕" w:cs="맑은 고딕"/>
+          <w:b w:val="0"/>
+          <w:sz w:val="21"/>
+        </w:rPr>
+        <w:t>.</w:t>
       </w:r>
     </w:p>
+    <w:p>
+      <w:pPr>
+        <w:spacing w:after="60"/>
+        <w:ind w:left="340"/>
+      </w:pPr>
+      <w:r>
+        <w:rPr>
+          <w:rFonts w:ascii="맑은 고딕" w:hAnsi="맑은 고딕" w:eastAsia="맑은 고딕" w:cs="맑은 고딕"/>
+          <w:b/>
+          <w:sz w:val="21"/>
+        </w:rPr>
+        <w:t xml:space="preserve">5. </w:t>
+      </w:r>
+      <w:r>
+        <w:rPr>
+          <w:rFonts w:ascii="맑은 고딕" w:hAnsi="맑은 고딕" w:eastAsia="맑은 고딕" w:cs="맑은 고딕"/>
+          <w:b/>
+          <w:sz w:val="21"/>
+        </w:rPr>
+        <w:t>[시간 지정]</w:t>
+      </w:r>
+      <w:r>
+        <w:rPr>
+          <w:rFonts w:ascii="맑은 고딕" w:hAnsi="맑은 고딕" w:eastAsia="맑은 고딕" w:cs="맑은 고딕"/>
+          <w:b w:val="0"/>
+          <w:sz w:val="21"/>
+        </w:rPr>
+        <w:t xml:space="preserve"> 이면 </w:t>
+      </w:r>
+      <w:r>
+        <w:rPr>
+          <w:rFonts w:ascii="맑은 고딕" w:hAnsi="맑은 고딕" w:eastAsia="맑은 고딕" w:cs="맑은 고딕"/>
+          <w:b/>
+          <w:sz w:val="21"/>
+        </w:rPr>
+        <w:t>시작·끝 시각</w:t>
+      </w:r>
+      <w:r>
+        <w:rPr>
+          <w:rFonts w:ascii="맑은 고딕" w:hAnsi="맑은 고딕" w:eastAsia="맑은 고딕" w:cs="맑은 고딕"/>
+          <w:b w:val="0"/>
+          <w:sz w:val="21"/>
+        </w:rPr>
+        <w:t xml:space="preserve">을 고릅니다. 옆에 </w:t>
+      </w:r>
+      <w:r>
+        <w:rPr>
+          <w:rFonts w:ascii="맑은 고딕" w:hAnsi="맑은 고딕" w:eastAsia="맑은 고딕" w:cs="맑은 고딕"/>
+          <w:b/>
+          <w:sz w:val="21"/>
+        </w:rPr>
+        <w:t>= N시간</w:t>
+      </w:r>
+      <w:r>
+        <w:rPr>
+          <w:rFonts w:ascii="맑은 고딕" w:hAnsi="맑은 고딕" w:eastAsia="맑은 고딕" w:cs="맑은 고딕"/>
+          <w:b w:val="0"/>
+          <w:sz w:val="21"/>
+        </w:rPr>
+        <w:t>이 바로 나옵니다.</w:t>
+      </w:r>
+    </w:p>
+    <w:p>
+      <w:pPr>
+        <w:spacing w:after="60"/>
+        <w:ind w:left="340"/>
+      </w:pPr>
+      <w:r>
+        <w:rPr>
+          <w:rFonts w:ascii="맑은 고딕" w:hAnsi="맑은 고딕" w:eastAsia="맑은 고딕" w:cs="맑은 고딕"/>
+          <w:b/>
+          <w:sz w:val="21"/>
+        </w:rPr>
+        <w:t xml:space="preserve">6. </w:t>
+      </w:r>
+      <w:r>
+        <w:rPr>
+          <w:rFonts w:ascii="맑은 고딕" w:hAnsi="맑은 고딕" w:eastAsia="맑은 고딕" w:cs="맑은 고딕"/>
+          <w:b w:val="0"/>
+          <w:sz w:val="21"/>
+        </w:rPr>
+        <w:t xml:space="preserve">필요하면 </w:t>
+      </w:r>
+      <w:r>
+        <w:rPr>
+          <w:rFonts w:ascii="맑은 고딕" w:hAnsi="맑은 고딕" w:eastAsia="맑은 고딕" w:cs="맑은 고딕"/>
+          <w:b/>
+          <w:sz w:val="21"/>
+        </w:rPr>
+        <w:t>사유</w:t>
+      </w:r>
+      <w:r>
+        <w:rPr>
+          <w:rFonts w:ascii="맑은 고딕" w:hAnsi="맑은 고딕" w:eastAsia="맑은 고딕" w:cs="맑은 고딕"/>
+          <w:b w:val="0"/>
+          <w:sz w:val="21"/>
+        </w:rPr>
+        <w:t>를 적고 저장합니다.</w:t>
+      </w:r>
+    </w:p>
+    <w:p>
+      <w:pPr>
+        <w:keepLines/>
+        <w:spacing w:before="120" w:after="160"/>
+        <w:ind w:left="170"/>
+        <w:pBdr>
+          <w:left w:val="single" w:sz="18" w:space="6" w:color="005A9E"/>
+        </w:pBdr>
+        <w:shd w:val="clear" w:color="auto" w:fill="F2F7FB"/>
+      </w:pPr>
+      <w:r>
+        <w:rPr>
+          <w:rFonts w:ascii="맑은 고딕" w:hAnsi="맑은 고딕" w:eastAsia="맑은 고딕" w:cs="맑은 고딕"/>
+          <w:b/>
+          <w:color w:val="005A9E"/>
+          <w:sz w:val="21"/>
+        </w:rPr>
+        <w:t xml:space="preserve">휴가는 «시간» 으로 셉니다 — 1휴가 = 8시간  </w:t>
+      </w:r>
+      <w:r>
+        <w:rPr>
+          <w:rFonts w:ascii="맑은 고딕" w:hAnsi="맑은 고딕" w:eastAsia="맑은 고딕" w:cs="맑은 고딕"/>
+          <w:b/>
+          <w:sz w:val="21"/>
+        </w:rPr>
+        <w:t>「반차」 단추는 없어졌습니다.</w:t>
+      </w:r>
+      <w:r>
+        <w:rPr>
+          <w:rFonts w:ascii="맑은 고딕" w:hAnsi="맑은 고딕" w:eastAsia="맑은 고딕" w:cs="맑은 고딕"/>
+          <w:b w:val="0"/>
+          <w:sz w:val="21"/>
+        </w:rPr>
+        <w:t xml:space="preserve"> 반나절보다 짧게 쓰실 일이 실제로 있는데 적을 자리가 없었기 때문입니다. 이제 </w:t>
+      </w:r>
+      <w:r>
+        <w:rPr>
+          <w:rFonts w:ascii="맑은 고딕" w:hAnsi="맑은 고딕" w:eastAsia="맑은 고딕" w:cs="맑은 고딕"/>
+          <w:b/>
+          <w:sz w:val="21"/>
+        </w:rPr>
+        <w:t>시작·끝 시각</w:t>
+      </w:r>
+      <w:r>
+        <w:rPr>
+          <w:rFonts w:ascii="맑은 고딕" w:hAnsi="맑은 고딕" w:eastAsia="맑은 고딕" w:cs="맑은 고딕"/>
+          <w:b w:val="0"/>
+          <w:sz w:val="21"/>
+        </w:rPr>
+        <w:t xml:space="preserve">을 고르시면 시스템이 몇 시간인지 계산합니다. </w:t>
+      </w:r>
+      <w:r>
+        <w:rPr>
+          <w:rFonts w:ascii="맑은 고딕" w:hAnsi="맑은 고딕" w:eastAsia="맑은 고딕" w:cs="맑은 고딕"/>
+          <w:b/>
+          <w:sz w:val="21"/>
+        </w:rPr>
+        <w:t>1시간 단위</w:t>
+      </w:r>
+      <w:r>
+        <w:rPr>
+          <w:rFonts w:ascii="맑은 고딕" w:hAnsi="맑은 고딕" w:eastAsia="맑은 고딕" w:cs="맑은 고딕"/>
+          <w:b w:val="0"/>
+          <w:sz w:val="21"/>
+        </w:rPr>
+        <w:t>입니다.</w:t>
+      </w:r>
+    </w:p>
+    <w:tbl>
+      <w:tblPr>
+        <w:tblStyle w:val="TableGrid"/>
+        <w:tblW w:type="auto" w:w="0"/>
+        <w:jc w:val="center"/>
+        <w:tblLook w:firstColumn="1" w:firstRow="1" w:lastColumn="0" w:lastRow="0" w:noHBand="0" w:noVBand="1" w:val="04A0"/>
+      </w:tblPr>
+      <w:tblGrid>
+        <w:gridCol w:w="3137"/>
+        <w:gridCol w:w="3137"/>
+        <w:gridCol w:w="3137"/>
+      </w:tblGrid>
+      <w:tr>
+        <w:trPr>
+          <w:cantSplit/>
+          <w:tblHeader/>
+        </w:trPr>
+        <w:tc>
+          <w:tcPr>
+            <w:tcW w:type="dxa" w:w="1928"/>
+            <w:shd w:val="clear" w:color="auto" w:fill="005A9E"/>
+            <w:vAlign w:val="center"/>
+          </w:tcPr>
+          <w:p>
+            <w:pPr>
+              <w:spacing w:before="0" w:after="0" w:line="240" w:lineRule="auto"/>
+              <w:jc w:val="center"/>
+            </w:pPr>
+            <w:r/>
+            <w:r>
+              <w:rPr>
+                <w:rFonts w:ascii="맑은 고딕" w:hAnsi="맑은 고딕" w:eastAsia="맑은 고딕" w:cs="맑은 고딕"/>
+                <w:b/>
+                <w:color w:val="FFFFFF"/>
+                <w:sz w:val="20"/>
+              </w:rPr>
+              <w:t>이렇게 고르면</w:t>
+            </w:r>
+          </w:p>
+        </w:tc>
+        <w:tc>
+          <w:tcPr>
+            <w:tcW w:type="dxa" w:w="1928"/>
+            <w:shd w:val="clear" w:color="auto" w:fill="005A9E"/>
+            <w:vAlign w:val="center"/>
+          </w:tcPr>
+          <w:p>
+            <w:pPr>
+              <w:spacing w:before="0" w:after="0" w:line="240" w:lineRule="auto"/>
+              <w:jc w:val="center"/>
+            </w:pPr>
+            <w:r/>
+            <w:r>
+              <w:rPr>
+                <w:rFonts w:ascii="맑은 고딕" w:hAnsi="맑은 고딕" w:eastAsia="맑은 고딕" w:cs="맑은 고딕"/>
+                <w:b/>
+                <w:color w:val="FFFFFF"/>
+                <w:sz w:val="20"/>
+              </w:rPr>
+              <w:t>이렇게 셉니다</w:t>
+            </w:r>
+          </w:p>
+        </w:tc>
+        <w:tc>
+          <w:tcPr>
+            <w:tcW w:type="dxa" w:w="4762"/>
+            <w:shd w:val="clear" w:color="auto" w:fill="005A9E"/>
+            <w:vAlign w:val="center"/>
+          </w:tcPr>
+          <w:p>
+            <w:pPr>
+              <w:spacing w:before="0" w:after="0" w:line="240" w:lineRule="auto"/>
+              <w:jc w:val="center"/>
+            </w:pPr>
+            <w:r/>
+            <w:r>
+              <w:rPr>
+                <w:rFonts w:ascii="맑은 고딕" w:hAnsi="맑은 고딕" w:eastAsia="맑은 고딕" w:cs="맑은 고딕"/>
+                <w:b/>
+                <w:color w:val="FFFFFF"/>
+                <w:sz w:val="20"/>
+              </w:rPr>
+              <w:t>왜</w:t>
+            </w:r>
+          </w:p>
+        </w:tc>
+      </w:tr>
+      <w:tr>
+        <w:trPr>
+          <w:cantSplit/>
+        </w:trPr>
+        <w:tc>
+          <w:tcPr>
+            <w:tcW w:type="dxa" w:w="1928"/>
+            <w:vAlign w:val="center"/>
+          </w:tcPr>
+          <w:p>
+            <w:pPr>
+              <w:spacing w:before="0" w:after="0" w:line="240" w:lineRule="auto"/>
+            </w:pPr>
+            <w:r/>
+            <w:r>
+              <w:rPr>
+                <w:rFonts w:ascii="맑은 고딕" w:hAnsi="맑은 고딕" w:eastAsia="맑은 고딕" w:cs="맑은 고딕"/>
+                <w:b/>
+                <w:sz w:val="20"/>
+              </w:rPr>
+              <w:t>종일</w:t>
+            </w:r>
+          </w:p>
+        </w:tc>
+        <w:tc>
+          <w:tcPr>
+            <w:tcW w:type="dxa" w:w="1928"/>
+            <w:vAlign w:val="center"/>
+          </w:tcPr>
+          <w:p>
+            <w:pPr>
+              <w:spacing w:before="0" w:after="0" w:line="240" w:lineRule="auto"/>
+            </w:pPr>
+            <w:r/>
+            <w:r>
+              <w:rPr>
+                <w:rFonts w:ascii="맑은 고딕" w:hAnsi="맑은 고딕" w:eastAsia="맑은 고딕" w:cs="맑은 고딕"/>
+                <w:b/>
+                <w:sz w:val="20"/>
+              </w:rPr>
+              <w:t>8시간</w:t>
+            </w:r>
+            <w:r>
+              <w:rPr>
+                <w:rFonts w:ascii="맑은 고딕" w:hAnsi="맑은 고딕" w:eastAsia="맑은 고딕" w:cs="맑은 고딕"/>
+                <w:b w:val="0"/>
+                <w:sz w:val="20"/>
+              </w:rPr>
+              <w:t xml:space="preserve"> (1일)</w:t>
+            </w:r>
+          </w:p>
+        </w:tc>
+        <w:tc>
+          <w:tcPr>
+            <w:tcW w:type="dxa" w:w="4762"/>
+            <w:vAlign w:val="center"/>
+          </w:tcPr>
+          <w:p>
+            <w:pPr>
+              <w:spacing w:before="0" w:after="0" w:line="240" w:lineRule="auto"/>
+            </w:pPr>
+            <w:r/>
+            <w:r>
+              <w:rPr>
+                <w:rFonts w:ascii="맑은 고딕" w:hAnsi="맑은 고딕" w:eastAsia="맑은 고딕" w:cs="맑은 고딕"/>
+                <w:b w:val="0"/>
+                <w:sz w:val="20"/>
+              </w:rPr>
+              <w:t>하루 전부</w:t>
+            </w:r>
+          </w:p>
+        </w:tc>
+      </w:tr>
+      <w:tr>
+        <w:trPr>
+          <w:cantSplit/>
+        </w:trPr>
+        <w:tc>
+          <w:tcPr>
+            <w:tcW w:type="dxa" w:w="1928"/>
+            <w:vAlign w:val="center"/>
+          </w:tcPr>
+          <w:p>
+            <w:pPr>
+              <w:spacing w:before="0" w:after="0" w:line="240" w:lineRule="auto"/>
+            </w:pPr>
+            <w:r/>
+            <w:r>
+              <w:rPr>
+                <w:rFonts w:ascii="맑은 고딕" w:hAnsi="맑은 고딕" w:eastAsia="맑은 고딕" w:cs="맑은 고딕"/>
+                <w:b/>
+                <w:sz w:val="20"/>
+              </w:rPr>
+              <w:t>09:00 ~ 13:00</w:t>
+            </w:r>
+          </w:p>
+        </w:tc>
+        <w:tc>
+          <w:tcPr>
+            <w:tcW w:type="dxa" w:w="1928"/>
+            <w:vAlign w:val="center"/>
+          </w:tcPr>
+          <w:p>
+            <w:pPr>
+              <w:spacing w:before="0" w:after="0" w:line="240" w:lineRule="auto"/>
+            </w:pPr>
+            <w:r/>
+            <w:r>
+              <w:rPr>
+                <w:rFonts w:ascii="맑은 고딕" w:hAnsi="맑은 고딕" w:eastAsia="맑은 고딕" w:cs="맑은 고딕"/>
+                <w:b/>
+                <w:sz w:val="20"/>
+              </w:rPr>
+              <w:t>3시간</w:t>
+            </w:r>
+          </w:p>
+        </w:tc>
+        <w:tc>
+          <w:tcPr>
+            <w:tcW w:type="dxa" w:w="4762"/>
+            <w:vAlign w:val="center"/>
+          </w:tcPr>
+          <w:p>
+            <w:pPr>
+              <w:spacing w:before="0" w:after="0" w:line="240" w:lineRule="auto"/>
+            </w:pPr>
+            <w:r/>
+            <w:r>
+              <w:rPr>
+                <w:rFonts w:ascii="맑은 고딕" w:hAnsi="맑은 고딕" w:eastAsia="맑은 고딕" w:cs="맑은 고딕"/>
+                <w:b w:val="0"/>
+                <w:sz w:val="20"/>
+              </w:rPr>
+              <w:t>점심시간(12~13시)이 걸쳐 있어 뺍니다</w:t>
+            </w:r>
+          </w:p>
+        </w:tc>
+      </w:tr>
+      <w:tr>
+        <w:trPr>
+          <w:cantSplit/>
+        </w:trPr>
+        <w:tc>
+          <w:tcPr>
+            <w:tcW w:type="dxa" w:w="1928"/>
+            <w:vAlign w:val="center"/>
+          </w:tcPr>
+          <w:p>
+            <w:pPr>
+              <w:spacing w:before="0" w:after="0" w:line="240" w:lineRule="auto"/>
+            </w:pPr>
+            <w:r/>
+            <w:r>
+              <w:rPr>
+                <w:rFonts w:ascii="맑은 고딕" w:hAnsi="맑은 고딕" w:eastAsia="맑은 고딕" w:cs="맑은 고딕"/>
+                <w:b/>
+                <w:sz w:val="20"/>
+              </w:rPr>
+              <w:t>09:00 ~ 12:00</w:t>
+            </w:r>
+          </w:p>
+        </w:tc>
+        <w:tc>
+          <w:tcPr>
+            <w:tcW w:type="dxa" w:w="1928"/>
+            <w:vAlign w:val="center"/>
+          </w:tcPr>
+          <w:p>
+            <w:pPr>
+              <w:spacing w:before="0" w:after="0" w:line="240" w:lineRule="auto"/>
+            </w:pPr>
+            <w:r/>
+            <w:r>
+              <w:rPr>
+                <w:rFonts w:ascii="맑은 고딕" w:hAnsi="맑은 고딕" w:eastAsia="맑은 고딕" w:cs="맑은 고딕"/>
+                <w:b/>
+                <w:sz w:val="20"/>
+              </w:rPr>
+              <w:t>3시간</w:t>
+            </w:r>
+          </w:p>
+        </w:tc>
+        <w:tc>
+          <w:tcPr>
+            <w:tcW w:type="dxa" w:w="4762"/>
+            <w:vAlign w:val="center"/>
+          </w:tcPr>
+          <w:p>
+            <w:pPr>
+              <w:spacing w:before="0" w:after="0" w:line="240" w:lineRule="auto"/>
+            </w:pPr>
+            <w:r/>
+            <w:r>
+              <w:rPr>
+                <w:rFonts w:ascii="맑은 고딕" w:hAnsi="맑은 고딕" w:eastAsia="맑은 고딕" w:cs="맑은 고딕"/>
+                <w:b w:val="0"/>
+                <w:sz w:val="20"/>
+              </w:rPr>
+              <w:t>점심 전까지라 뺄 것이 없습니다</w:t>
+            </w:r>
+          </w:p>
+        </w:tc>
+      </w:tr>
+      <w:tr>
+        <w:trPr>
+          <w:cantSplit/>
+        </w:trPr>
+        <w:tc>
+          <w:tcPr>
+            <w:tcW w:type="dxa" w:w="1928"/>
+            <w:vAlign w:val="center"/>
+          </w:tcPr>
+          <w:p>
+            <w:pPr>
+              <w:spacing w:before="0" w:after="0" w:line="240" w:lineRule="auto"/>
+            </w:pPr>
+            <w:r/>
+            <w:r>
+              <w:rPr>
+                <w:rFonts w:ascii="맑은 고딕" w:hAnsi="맑은 고딕" w:eastAsia="맑은 고딕" w:cs="맑은 고딕"/>
+                <w:b/>
+                <w:sz w:val="20"/>
+              </w:rPr>
+              <w:t>13:00 ~ 18:00</w:t>
+            </w:r>
+          </w:p>
+        </w:tc>
+        <w:tc>
+          <w:tcPr>
+            <w:tcW w:type="dxa" w:w="1928"/>
+            <w:vAlign w:val="center"/>
+          </w:tcPr>
+          <w:p>
+            <w:pPr>
+              <w:spacing w:before="0" w:after="0" w:line="240" w:lineRule="auto"/>
+            </w:pPr>
+            <w:r/>
+            <w:r>
+              <w:rPr>
+                <w:rFonts w:ascii="맑은 고딕" w:hAnsi="맑은 고딕" w:eastAsia="맑은 고딕" w:cs="맑은 고딕"/>
+                <w:b/>
+                <w:sz w:val="20"/>
+              </w:rPr>
+              <w:t>5시간</w:t>
+            </w:r>
+          </w:p>
+        </w:tc>
+        <w:tc>
+          <w:tcPr>
+            <w:tcW w:type="dxa" w:w="4762"/>
+            <w:vAlign w:val="center"/>
+          </w:tcPr>
+          <w:p>
+            <w:pPr>
+              <w:spacing w:before="0" w:after="0" w:line="240" w:lineRule="auto"/>
+            </w:pPr>
+            <w:r/>
+            <w:r>
+              <w:rPr>
+                <w:rFonts w:ascii="맑은 고딕" w:hAnsi="맑은 고딕" w:eastAsia="맑은 고딕" w:cs="맑은 고딕"/>
+                <w:b w:val="0"/>
+                <w:sz w:val="20"/>
+              </w:rPr>
+              <w:t>점심 뒤라 뺄 것이 없습니다</w:t>
+            </w:r>
+          </w:p>
+        </w:tc>
+      </w:tr>
+    </w:tbl>
+    <w:p/>
+    <w:p>
+      <w:r>
+        <w:rPr>
+          <w:rFonts w:ascii="맑은 고딕" w:hAnsi="맑은 고딕" w:eastAsia="맑은 고딕" w:cs="맑은 고딕"/>
+          <w:b w:val="0"/>
+          <w:sz w:val="21"/>
+        </w:rPr>
+        <w:t xml:space="preserve">근무는 </w:t>
+      </w:r>
+      <w:r>
+        <w:rPr>
+          <w:rFonts w:ascii="맑은 고딕" w:hAnsi="맑은 고딕" w:eastAsia="맑은 고딕" w:cs="맑은 고딕"/>
+          <w:b/>
+          <w:sz w:val="21"/>
+        </w:rPr>
+        <w:t>09:00~18:00</w:t>
+      </w:r>
+      <w:r>
+        <w:rPr>
+          <w:rFonts w:ascii="맑은 고딕" w:hAnsi="맑은 고딕" w:eastAsia="맑은 고딕" w:cs="맑은 고딕"/>
+          <w:b w:val="0"/>
+          <w:sz w:val="21"/>
+        </w:rPr>
+        <w:t xml:space="preserve">, 점심은 </w:t>
+      </w:r>
+      <w:r>
+        <w:rPr>
+          <w:rFonts w:ascii="맑은 고딕" w:hAnsi="맑은 고딕" w:eastAsia="맑은 고딕" w:cs="맑은 고딕"/>
+          <w:b/>
+          <w:sz w:val="21"/>
+        </w:rPr>
+        <w:t>12:00~13:00</w:t>
+      </w:r>
+      <w:r>
+        <w:rPr>
+          <w:rFonts w:ascii="맑은 고딕" w:hAnsi="맑은 고딕" w:eastAsia="맑은 고딕" w:cs="맑은 고딕"/>
+          <w:b w:val="0"/>
+          <w:sz w:val="21"/>
+        </w:rPr>
+        <w:t xml:space="preserve"> 으로 셉니다. </w:t>
+      </w:r>
+      <w:r>
+        <w:rPr>
+          <w:rFonts w:ascii="맑은 고딕" w:hAnsi="맑은 고딕" w:eastAsia="맑은 고딕" w:cs="맑은 고딕"/>
+          <w:b/>
+          <w:sz w:val="21"/>
+        </w:rPr>
+        <w:t>점심시간은 휴가에서 빼 드립니다</w:t>
+      </w:r>
+      <w:r>
+        <w:rPr>
+          <w:rFonts w:ascii="맑은 고딕" w:hAnsi="맑은 고딕" w:eastAsia="맑은 고딕" w:cs="맑은 고딕"/>
+          <w:b w:val="0"/>
+          <w:sz w:val="21"/>
+        </w:rPr>
+        <w:t xml:space="preserve"> — 쉬는 시간까지 연차로 셀 까닭이 없습니다.</w:t>
+      </w:r>
+    </w:p>
+    <w:p>
+      <w:pPr>
+        <w:keepNext/>
+        <w:spacing w:line="240" w:lineRule="auto" w:after="40"/>
+        <w:jc w:val="center"/>
+      </w:pPr>
+      <w:r>
+        <w:drawing>
+          <wp:inline xmlns:a="http://schemas.openxmlformats.org/drawingml/2006/main" xmlns:pic="http://schemas.openxmlformats.org/drawingml/2006/picture">
+            <wp:extent cx="3718800" cy="2124693"/>
+            <wp:docPr id="35" name="Picture 35"/>
+            <wp:cNvGraphicFramePr>
+              <a:graphicFrameLocks noChangeAspect="1"/>
+            </wp:cNvGraphicFramePr>
+            <a:graphic>
+              <a:graphicData uri="http://schemas.openxmlformats.org/drawingml/2006/picture">
+                <pic:pic>
+                  <pic:nvPicPr>
+                    <pic:cNvPr id="0" name="95_휴가_시간지정.png"/>
+                    <pic:cNvPicPr/>
+                  </pic:nvPicPr>
+                  <pic:blipFill>
+                    <a:blip r:embed="rId44"/>
+                    <a:stretch>
+                      <a:fillRect/>
+                    </a:stretch>
+                  </pic:blipFill>
+                  <pic:spPr>
+                    <a:xfrm>
+                      <a:off x="0" y="0"/>
+                      <a:ext cx="3718800" cy="2124693"/>
+                    </a:xfrm>
+                    <a:prstGeom prst="rect"/>
+                  </pic:spPr>
+                </pic:pic>
+              </a:graphicData>
+            </a:graphic>
+          </wp:inline>
+        </w:drawing>
+      </w:r>
+    </w:p>
+    <w:p>
+      <w:pPr>
+        <w:spacing w:line="240" w:lineRule="auto" w:after="140"/>
+        <w:jc w:val="center"/>
+      </w:pPr>
+      <w:r>
+        <w:rPr>
+          <w:rFonts w:ascii="맑은 고딕" w:hAnsi="맑은 고딕" w:eastAsia="맑은 고딕" w:cs="맑은 고딕"/>
+          <w:color w:val="777777"/>
+          <w:sz w:val="18"/>
+        </w:rPr>
+        <w:t>그림 6-1  시각을 고르면 «= 3시간» 이 바로 나옵니다</w:t>
+      </w:r>
+    </w:p>
+    <w:p>
+      <w:pPr>
+        <w:keepLines/>
+        <w:spacing w:before="120" w:after="160"/>
+        <w:ind w:left="170"/>
+        <w:pBdr>
+          <w:left w:val="single" w:sz="18" w:space="6" w:color="005A9E"/>
+        </w:pBdr>
+        <w:shd w:val="clear" w:color="auto" w:fill="F2F7FB"/>
+      </w:pPr>
+      <w:r>
+        <w:rPr>
+          <w:rFonts w:ascii="맑은 고딕" w:hAnsi="맑은 고딕" w:eastAsia="맑은 고딕" w:cs="맑은 고딕"/>
+          <w:b/>
+          <w:color w:val="005A9E"/>
+          <w:sz w:val="21"/>
+        </w:rPr>
+        <w:t xml:space="preserve">예비군·경조는 «공가» 입니다 — 연차에서 깎지 않습니다  </w:t>
+      </w:r>
+      <w:r>
+        <w:rPr>
+          <w:rFonts w:ascii="맑은 고딕" w:hAnsi="맑은 고딕" w:eastAsia="맑은 고딕" w:cs="맑은 고딕"/>
+          <w:b w:val="0"/>
+          <w:sz w:val="21"/>
+        </w:rPr>
+        <w:t xml:space="preserve">예비군 훈련이나 경조사처럼 </w:t>
+      </w:r>
+      <w:r>
+        <w:rPr>
+          <w:rFonts w:ascii="맑은 고딕" w:hAnsi="맑은 고딕" w:eastAsia="맑은 고딕" w:cs="맑은 고딕"/>
+          <w:b/>
+          <w:sz w:val="21"/>
+        </w:rPr>
+        <w:t>업무는 아니지만 연차와 상관없이 처리해야 하는 것</w:t>
+      </w:r>
+      <w:r>
+        <w:rPr>
+          <w:rFonts w:ascii="맑은 고딕" w:hAnsi="맑은 고딕" w:eastAsia="맑은 고딕" w:cs="맑은 고딕"/>
+          <w:b w:val="0"/>
+          <w:sz w:val="21"/>
+        </w:rPr>
+        <w:t xml:space="preserve">은 종류를 </w:t>
+      </w:r>
+      <w:r>
+        <w:rPr>
+          <w:rFonts w:ascii="맑은 고딕" w:hAnsi="맑은 고딕" w:eastAsia="맑은 고딕" w:cs="맑은 고딕"/>
+          <w:b/>
+          <w:sz w:val="21"/>
+        </w:rPr>
+        <w:t>공가</w:t>
+      </w:r>
+      <w:r>
+        <w:rPr>
+          <w:rFonts w:ascii="맑은 고딕" w:hAnsi="맑은 고딕" w:eastAsia="맑은 고딕" w:cs="맑은 고딕"/>
+          <w:b w:val="0"/>
+          <w:sz w:val="21"/>
+        </w:rPr>
+        <w:t xml:space="preserve">로 고르십시오. 달력에는 </w:t>
+      </w:r>
+      <w:r>
+        <w:rPr>
+          <w:rFonts w:ascii="맑은 고딕" w:hAnsi="맑은 고딕" w:eastAsia="맑은 고딕" w:cs="맑은 고딕"/>
+          <w:b/>
+          <w:sz w:val="21"/>
+        </w:rPr>
+        <w:t>🏛</w:t>
+      </w:r>
+      <w:r>
+        <w:rPr>
+          <w:rFonts w:ascii="맑은 고딕" w:hAnsi="맑은 고딕" w:eastAsia="맑은 고딕" w:cs="맑은 고딕"/>
+          <w:b w:val="0"/>
+          <w:sz w:val="21"/>
+        </w:rPr>
+        <w:t xml:space="preserve"> 로 나오고 </w:t>
+      </w:r>
+      <w:r>
+        <w:rPr>
+          <w:rFonts w:ascii="맑은 고딕" w:hAnsi="맑은 고딕" w:eastAsia="맑은 고딕" w:cs="맑은 고딕"/>
+          <w:b/>
+          <w:sz w:val="21"/>
+        </w:rPr>
+        <w:t>연차 잔여에서 빠지지 않습니다.</w:t>
+      </w:r>
+      <w:r>
+        <w:rPr>
+          <w:rFonts w:ascii="맑은 고딕" w:hAnsi="맑은 고딕" w:eastAsia="맑은 고딕" w:cs="맑은 고딕"/>
+          <w:b w:val="0"/>
+          <w:sz w:val="21"/>
+        </w:rPr>
+        <w:t xml:space="preserve"> 무슨 일인지는 </w:t>
+      </w:r>
+      <w:r>
+        <w:rPr>
+          <w:rFonts w:ascii="맑은 고딕" w:hAnsi="맑은 고딕" w:eastAsia="맑은 고딕" w:cs="맑은 고딕"/>
+          <w:b/>
+          <w:sz w:val="21"/>
+        </w:rPr>
+        <w:t>사유</w:t>
+      </w:r>
+      <w:r>
+        <w:rPr>
+          <w:rFonts w:ascii="맑은 고딕" w:hAnsi="맑은 고딕" w:eastAsia="맑은 고딕" w:cs="맑은 고딕"/>
+          <w:b w:val="0"/>
+          <w:sz w:val="21"/>
+        </w:rPr>
+        <w:t xml:space="preserve"> 칸에 적어 두시면 달력과 메일에 함께 보입니다.</w:t>
+      </w:r>
+    </w:p>
+    <w:tbl>
+      <w:tblPr>
+        <w:tblStyle w:val="TableGrid"/>
+        <w:tblW w:type="auto" w:w="0"/>
+        <w:jc w:val="center"/>
+        <w:tblLook w:firstColumn="1" w:firstRow="1" w:lastColumn="0" w:lastRow="0" w:noHBand="0" w:noVBand="1" w:val="04A0"/>
+      </w:tblPr>
+      <w:tblGrid>
+        <w:gridCol w:w="3137"/>
+        <w:gridCol w:w="3137"/>
+        <w:gridCol w:w="3137"/>
+      </w:tblGrid>
+      <w:tr>
+        <w:trPr>
+          <w:cantSplit/>
+          <w:tblHeader/>
+        </w:trPr>
+        <w:tc>
+          <w:tcPr>
+            <w:tcW w:type="dxa" w:w="1134"/>
+            <w:shd w:val="clear" w:color="auto" w:fill="005A9E"/>
+            <w:vAlign w:val="center"/>
+          </w:tcPr>
+          <w:p>
+            <w:pPr>
+              <w:spacing w:before="0" w:after="0" w:line="240" w:lineRule="auto"/>
+              <w:jc w:val="center"/>
+            </w:pPr>
+            <w:r/>
+            <w:r>
+              <w:rPr>
+                <w:rFonts w:ascii="맑은 고딕" w:hAnsi="맑은 고딕" w:eastAsia="맑은 고딕" w:cs="맑은 고딕"/>
+                <w:b/>
+                <w:color w:val="FFFFFF"/>
+                <w:sz w:val="20"/>
+              </w:rPr>
+              <w:t>종류</w:t>
+            </w:r>
+          </w:p>
+        </w:tc>
+        <w:tc>
+          <w:tcPr>
+            <w:tcW w:type="dxa" w:w="2268"/>
+            <w:shd w:val="clear" w:color="auto" w:fill="005A9E"/>
+            <w:vAlign w:val="center"/>
+          </w:tcPr>
+          <w:p>
+            <w:pPr>
+              <w:spacing w:before="0" w:after="0" w:line="240" w:lineRule="auto"/>
+              <w:jc w:val="center"/>
+            </w:pPr>
+            <w:r/>
+            <w:r>
+              <w:rPr>
+                <w:rFonts w:ascii="맑은 고딕" w:hAnsi="맑은 고딕" w:eastAsia="맑은 고딕" w:cs="맑은 고딕"/>
+                <w:b/>
+                <w:color w:val="FFFFFF"/>
+                <w:sz w:val="20"/>
+              </w:rPr>
+              <w:t>연차에서 깎나</w:t>
+            </w:r>
+          </w:p>
+        </w:tc>
+        <w:tc>
+          <w:tcPr>
+            <w:tcW w:type="dxa" w:w="5216"/>
+            <w:shd w:val="clear" w:color="auto" w:fill="005A9E"/>
+            <w:vAlign w:val="center"/>
+          </w:tcPr>
+          <w:p>
+            <w:pPr>
+              <w:spacing w:before="0" w:after="0" w:line="240" w:lineRule="auto"/>
+              <w:jc w:val="center"/>
+            </w:pPr>
+            <w:r/>
+            <w:r>
+              <w:rPr>
+                <w:rFonts w:ascii="맑은 고딕" w:hAnsi="맑은 고딕" w:eastAsia="맑은 고딕" w:cs="맑은 고딕"/>
+                <w:b/>
+                <w:color w:val="FFFFFF"/>
+                <w:sz w:val="20"/>
+              </w:rPr>
+              <w:t>언제 쓰나</w:t>
+            </w:r>
+          </w:p>
+        </w:tc>
+      </w:tr>
+      <w:tr>
+        <w:trPr>
+          <w:cantSplit/>
+        </w:trPr>
+        <w:tc>
+          <w:tcPr>
+            <w:tcW w:type="dxa" w:w="1134"/>
+            <w:vAlign w:val="center"/>
+          </w:tcPr>
+          <w:p>
+            <w:pPr>
+              <w:spacing w:before="0" w:after="0" w:line="240" w:lineRule="auto"/>
+            </w:pPr>
+            <w:r/>
+            <w:r>
+              <w:rPr>
+                <w:rFonts w:ascii="맑은 고딕" w:hAnsi="맑은 고딕" w:eastAsia="맑은 고딕" w:cs="맑은 고딕"/>
+                <w:b/>
+                <w:sz w:val="20"/>
+              </w:rPr>
+              <w:t>연차</w:t>
+            </w:r>
+          </w:p>
+        </w:tc>
+        <w:tc>
+          <w:tcPr>
+            <w:tcW w:type="dxa" w:w="2268"/>
+            <w:vAlign w:val="center"/>
+          </w:tcPr>
+          <w:p>
+            <w:pPr>
+              <w:spacing w:before="0" w:after="0" w:line="240" w:lineRule="auto"/>
+            </w:pPr>
+            <w:r/>
+            <w:r>
+              <w:rPr>
+                <w:rFonts w:ascii="맑은 고딕" w:hAnsi="맑은 고딕" w:eastAsia="맑은 고딕" w:cs="맑은 고딕"/>
+                <w:b/>
+                <w:sz w:val="20"/>
+              </w:rPr>
+              <w:t>깎습니다</w:t>
+            </w:r>
+          </w:p>
+        </w:tc>
+        <w:tc>
+          <w:tcPr>
+            <w:tcW w:type="dxa" w:w="5216"/>
+            <w:vAlign w:val="center"/>
+          </w:tcPr>
+          <w:p>
+            <w:pPr>
+              <w:spacing w:before="0" w:after="0" w:line="240" w:lineRule="auto"/>
+            </w:pPr>
+            <w:r/>
+            <w:r>
+              <w:rPr>
+                <w:rFonts w:ascii="맑은 고딕" w:hAnsi="맑은 고딕" w:eastAsia="맑은 고딕" w:cs="맑은 고딕"/>
+                <w:b w:val="0"/>
+                <w:sz w:val="20"/>
+              </w:rPr>
+              <w:t>일반 휴가</w:t>
+            </w:r>
+          </w:p>
+        </w:tc>
+      </w:tr>
+      <w:tr>
+        <w:trPr>
+          <w:cantSplit/>
+        </w:trPr>
+        <w:tc>
+          <w:tcPr>
+            <w:tcW w:type="dxa" w:w="1134"/>
+            <w:vAlign w:val="center"/>
+          </w:tcPr>
+          <w:p>
+            <w:pPr>
+              <w:spacing w:before="0" w:after="0" w:line="240" w:lineRule="auto"/>
+            </w:pPr>
+            <w:r/>
+            <w:r>
+              <w:rPr>
+                <w:rFonts w:ascii="맑은 고딕" w:hAnsi="맑은 고딕" w:eastAsia="맑은 고딕" w:cs="맑은 고딕"/>
+                <w:b/>
+                <w:sz w:val="20"/>
+              </w:rPr>
+              <w:t>병가</w:t>
+            </w:r>
+          </w:p>
+        </w:tc>
+        <w:tc>
+          <w:tcPr>
+            <w:tcW w:type="dxa" w:w="2268"/>
+            <w:vAlign w:val="center"/>
+          </w:tcPr>
+          <w:p>
+            <w:pPr>
+              <w:spacing w:before="0" w:after="0" w:line="240" w:lineRule="auto"/>
+            </w:pPr>
+            <w:r/>
+            <w:r>
+              <w:rPr>
+                <w:rFonts w:ascii="맑은 고딕" w:hAnsi="맑은 고딕" w:eastAsia="맑은 고딕" w:cs="맑은 고딕"/>
+                <w:b w:val="0"/>
+                <w:sz w:val="20"/>
+              </w:rPr>
+              <w:t>회사 방침에 따릅니다</w:t>
+            </w:r>
+          </w:p>
+        </w:tc>
+        <w:tc>
+          <w:tcPr>
+            <w:tcW w:type="dxa" w:w="5216"/>
+            <w:vAlign w:val="center"/>
+          </w:tcPr>
+          <w:p>
+            <w:pPr>
+              <w:spacing w:before="0" w:after="0" w:line="240" w:lineRule="auto"/>
+            </w:pPr>
+            <w:r/>
+            <w:r>
+              <w:rPr>
+                <w:rFonts w:ascii="맑은 고딕" w:hAnsi="맑은 고딕" w:eastAsia="맑은 고딕" w:cs="맑은 고딕"/>
+                <w:b w:val="0"/>
+                <w:sz w:val="20"/>
+              </w:rPr>
+              <w:t>아파서 쉴 때</w:t>
+            </w:r>
+          </w:p>
+        </w:tc>
+      </w:tr>
+      <w:tr>
+        <w:trPr>
+          <w:cantSplit/>
+        </w:trPr>
+        <w:tc>
+          <w:tcPr>
+            <w:tcW w:type="dxa" w:w="1134"/>
+            <w:vAlign w:val="center"/>
+          </w:tcPr>
+          <w:p>
+            <w:pPr>
+              <w:spacing w:before="0" w:after="0" w:line="240" w:lineRule="auto"/>
+            </w:pPr>
+            <w:r/>
+            <w:r>
+              <w:rPr>
+                <w:rFonts w:ascii="맑은 고딕" w:hAnsi="맑은 고딕" w:eastAsia="맑은 고딕" w:cs="맑은 고딕"/>
+                <w:b/>
+                <w:sz w:val="20"/>
+              </w:rPr>
+              <w:t>포상</w:t>
+            </w:r>
+          </w:p>
+        </w:tc>
+        <w:tc>
+          <w:tcPr>
+            <w:tcW w:type="dxa" w:w="2268"/>
+            <w:vAlign w:val="center"/>
+          </w:tcPr>
+          <w:p>
+            <w:pPr>
+              <w:spacing w:before="0" w:after="0" w:line="240" w:lineRule="auto"/>
+            </w:pPr>
+            <w:r/>
+            <w:r>
+              <w:rPr>
+                <w:rFonts w:ascii="맑은 고딕" w:hAnsi="맑은 고딕" w:eastAsia="맑은 고딕" w:cs="맑은 고딕"/>
+                <w:b w:val="0"/>
+                <w:sz w:val="20"/>
+              </w:rPr>
+              <w:t>회사 방침에 따릅니다</w:t>
+            </w:r>
+          </w:p>
+        </w:tc>
+        <w:tc>
+          <w:tcPr>
+            <w:tcW w:type="dxa" w:w="5216"/>
+            <w:vAlign w:val="center"/>
+          </w:tcPr>
+          <w:p>
+            <w:pPr>
+              <w:spacing w:before="0" w:after="0" w:line="240" w:lineRule="auto"/>
+            </w:pPr>
+            <w:r/>
+            <w:r>
+              <w:rPr>
+                <w:rFonts w:ascii="맑은 고딕" w:hAnsi="맑은 고딕" w:eastAsia="맑은 고딕" w:cs="맑은 고딕"/>
+                <w:b w:val="0"/>
+                <w:sz w:val="20"/>
+              </w:rPr>
+              <w:t>포상 휴가</w:t>
+            </w:r>
+          </w:p>
+        </w:tc>
+      </w:tr>
+      <w:tr>
+        <w:trPr>
+          <w:cantSplit/>
+        </w:trPr>
+        <w:tc>
+          <w:tcPr>
+            <w:tcW w:type="dxa" w:w="1134"/>
+            <w:vAlign w:val="center"/>
+          </w:tcPr>
+          <w:p>
+            <w:pPr>
+              <w:spacing w:before="0" w:after="0" w:line="240" w:lineRule="auto"/>
+            </w:pPr>
+            <w:r/>
+            <w:r>
+              <w:rPr>
+                <w:rFonts w:ascii="맑은 고딕" w:hAnsi="맑은 고딕" w:eastAsia="맑은 고딕" w:cs="맑은 고딕"/>
+                <w:b/>
+                <w:sz w:val="20"/>
+              </w:rPr>
+              <w:t>공가</w:t>
+            </w:r>
+          </w:p>
+        </w:tc>
+        <w:tc>
+          <w:tcPr>
+            <w:tcW w:type="dxa" w:w="2268"/>
+            <w:vAlign w:val="center"/>
+          </w:tcPr>
+          <w:p>
+            <w:pPr>
+              <w:spacing w:before="0" w:after="0" w:line="240" w:lineRule="auto"/>
+            </w:pPr>
+            <w:r/>
+            <w:r>
+              <w:rPr>
+                <w:rFonts w:ascii="맑은 고딕" w:hAnsi="맑은 고딕" w:eastAsia="맑은 고딕" w:cs="맑은 고딕"/>
+                <w:b/>
+                <w:sz w:val="20"/>
+              </w:rPr>
+              <w:t>깎지 않습니다</w:t>
+            </w:r>
+          </w:p>
+        </w:tc>
+        <w:tc>
+          <w:tcPr>
+            <w:tcW w:type="dxa" w:w="5216"/>
+            <w:vAlign w:val="center"/>
+          </w:tcPr>
+          <w:p>
+            <w:pPr>
+              <w:spacing w:before="0" w:after="0" w:line="240" w:lineRule="auto"/>
+            </w:pPr>
+            <w:r/>
+            <w:r>
+              <w:rPr>
+                <w:rFonts w:ascii="맑은 고딕" w:hAnsi="맑은 고딕" w:eastAsia="맑은 고딕" w:cs="맑은 고딕"/>
+                <w:b w:val="0"/>
+                <w:sz w:val="20"/>
+              </w:rPr>
+              <w:t xml:space="preserve">예비군 · 경조 등 — </w:t>
+            </w:r>
+            <w:r>
+              <w:rPr>
+                <w:rFonts w:ascii="맑은 고딕" w:hAnsi="맑은 고딕" w:eastAsia="맑은 고딕" w:cs="맑은 고딕"/>
+                <w:b/>
+                <w:sz w:val="20"/>
+              </w:rPr>
+              <w:t>사유를 적으십시오</w:t>
+            </w:r>
+          </w:p>
+        </w:tc>
+      </w:tr>
+      <w:tr>
+        <w:trPr>
+          <w:cantSplit/>
+        </w:trPr>
+        <w:tc>
+          <w:tcPr>
+            <w:tcW w:type="dxa" w:w="1134"/>
+            <w:vAlign w:val="center"/>
+          </w:tcPr>
+          <w:p>
+            <w:pPr>
+              <w:spacing w:before="0" w:after="0" w:line="240" w:lineRule="auto"/>
+            </w:pPr>
+            <w:r/>
+            <w:r>
+              <w:rPr>
+                <w:rFonts w:ascii="맑은 고딕" w:hAnsi="맑은 고딕" w:eastAsia="맑은 고딕" w:cs="맑은 고딕"/>
+                <w:b/>
+                <w:sz w:val="20"/>
+              </w:rPr>
+              <w:t>기타</w:t>
+            </w:r>
+          </w:p>
+        </w:tc>
+        <w:tc>
+          <w:tcPr>
+            <w:tcW w:type="dxa" w:w="2268"/>
+            <w:vAlign w:val="center"/>
+          </w:tcPr>
+          <w:p>
+            <w:pPr>
+              <w:spacing w:before="0" w:after="0" w:line="240" w:lineRule="auto"/>
+            </w:pPr>
+            <w:r/>
+            <w:r>
+              <w:rPr>
+                <w:rFonts w:ascii="맑은 고딕" w:hAnsi="맑은 고딕" w:eastAsia="맑은 고딕" w:cs="맑은 고딕"/>
+                <w:b w:val="0"/>
+                <w:sz w:val="20"/>
+              </w:rPr>
+              <w:t>회사 방침에 따릅니다</w:t>
+            </w:r>
+          </w:p>
+        </w:tc>
+        <w:tc>
+          <w:tcPr>
+            <w:tcW w:type="dxa" w:w="5216"/>
+            <w:vAlign w:val="center"/>
+          </w:tcPr>
+          <w:p>
+            <w:pPr>
+              <w:spacing w:before="0" w:after="0" w:line="240" w:lineRule="auto"/>
+            </w:pPr>
+            <w:r/>
+            <w:r>
+              <w:rPr>
+                <w:rFonts w:ascii="맑은 고딕" w:hAnsi="맑은 고딕" w:eastAsia="맑은 고딕" w:cs="맑은 고딕"/>
+                <w:b w:val="0"/>
+                <w:sz w:val="20"/>
+              </w:rPr>
+              <w:t xml:space="preserve">위에 없는 것 — </w:t>
+            </w:r>
+            <w:r>
+              <w:rPr>
+                <w:rFonts w:ascii="맑은 고딕" w:hAnsi="맑은 고딕" w:eastAsia="맑은 고딕" w:cs="맑은 고딕"/>
+                <w:b/>
+                <w:sz w:val="20"/>
+              </w:rPr>
+              <w:t>사유를 적으십시오</w:t>
+            </w:r>
+          </w:p>
+        </w:tc>
+      </w:tr>
+    </w:tbl>
+    <w:p/>
     <w:p>
       <w:pPr>
         <w:keepLines/>
@@ -14620,7 +15832,7 @@
           <w:b/>
           <w:sz w:val="21"/>
         </w:rPr>
-        <w:t>신청하면 대표이사께 승인 요청 메일이 갑니다.</w:t>
+        <w:t>신청하면 승인권자께 승인 요청 메일이 갑니다.</w:t>
       </w:r>
       <w:r>
         <w:rPr>
@@ -14688,7 +15900,23 @@
           <w:b w:val="0"/>
           <w:sz w:val="21"/>
         </w:rPr>
-        <w:t xml:space="preserve"> 일수를 봅니다. </w:t>
+        <w:t xml:space="preserve">를 봅니다. </w:t>
+      </w:r>
+      <w:r>
+        <w:rPr>
+          <w:rFonts w:ascii="맑은 고딕" w:hAnsi="맑은 고딕" w:eastAsia="맑은 고딕" w:cs="맑은 고딕"/>
+          <w:b/>
+          <w:sz w:val="21"/>
+        </w:rPr>
+        <w:t>일수와 시간이 함께</w:t>
+      </w:r>
+      <w:r>
+        <w:rPr>
+          <w:rFonts w:ascii="맑은 고딕" w:hAnsi="맑은 고딕" w:eastAsia="맑은 고딕" w:cs="맑은 고딕"/>
+          <w:b w:val="0"/>
+          <w:sz w:val="21"/>
+        </w:rPr>
+        <w:t xml:space="preserve"> 나옵니다 — 「17.1일 · 137시간」처럼 보입니다. </w:t>
       </w:r>
       <w:r>
         <w:rPr>
@@ -14863,214 +16091,6 @@
     </w:tbl>
     <w:p/>
     <w:p>
-      <w:r>
-        <w:rPr>
-          <w:rFonts w:ascii="맑은 고딕" w:hAnsi="맑은 고딕" w:eastAsia="맑은 고딕" w:cs="맑은 고딕"/>
-          <w:b w:val="0"/>
-          <w:sz w:val="21"/>
-        </w:rPr>
-        <w:t xml:space="preserve">대표이사께는 </w:t>
-      </w:r>
-      <w:r>
-        <w:rPr>
-          <w:rFonts w:ascii="맑은 고딕" w:hAnsi="맑은 고딕" w:eastAsia="맑은 고딕" w:cs="맑은 고딕"/>
-          <w:b/>
-          <w:sz w:val="21"/>
-        </w:rPr>
-        <w:t>전원의 현황</w:t>
-      </w:r>
-      <w:r>
-        <w:rPr>
-          <w:rFonts w:ascii="맑은 고딕" w:hAnsi="맑은 고딕" w:eastAsia="맑은 고딕" w:cs="맑은 고딕"/>
-          <w:b w:val="0"/>
-          <w:sz w:val="21"/>
-        </w:rPr>
-        <w:t xml:space="preserve">이, 그 밖의 분께는 </w:t>
-      </w:r>
-      <w:r>
-        <w:rPr>
-          <w:rFonts w:ascii="맑은 고딕" w:hAnsi="맑은 고딕" w:eastAsia="맑은 고딕" w:cs="맑은 고딕"/>
-          <w:b/>
-          <w:sz w:val="21"/>
-        </w:rPr>
-        <w:t>본인 것</w:t>
-      </w:r>
-      <w:r>
-        <w:rPr>
-          <w:rFonts w:ascii="맑은 고딕" w:hAnsi="맑은 고딕" w:eastAsia="맑은 고딕" w:cs="맑은 고딕"/>
-          <w:b w:val="0"/>
-          <w:sz w:val="21"/>
-        </w:rPr>
-        <w:t>이 보입니다.</w:t>
-      </w:r>
-    </w:p>
-    <w:p>
-      <w:pPr>
-        <w:pStyle w:val="Heading2"/>
-      </w:pPr>
-      <w:r>
-        <w:t>6.3 신청을 물리기</w:t>
-      </w:r>
-    </w:p>
-    <w:p>
-      <w:r>
-        <w:rPr>
-          <w:rFonts w:ascii="맑은 고딕" w:hAnsi="맑은 고딕" w:eastAsia="맑은 고딕" w:cs="맑은 고딕"/>
-          <w:b w:val="0"/>
-          <w:sz w:val="21"/>
-        </w:rPr>
-        <w:t xml:space="preserve">낸 휴가를 지우면 </w:t>
-      </w:r>
-      <w:r>
-        <w:rPr>
-          <w:rFonts w:ascii="맑은 고딕" w:hAnsi="맑은 고딕" w:eastAsia="맑은 고딕" w:cs="맑은 고딕"/>
-          <w:b/>
-          <w:sz w:val="21"/>
-        </w:rPr>
-        <w:t>「신청을 물린다」</w:t>
-      </w:r>
-      <w:r>
-        <w:rPr>
-          <w:rFonts w:ascii="맑은 고딕" w:hAnsi="맑은 고딕" w:eastAsia="맑은 고딕" w:cs="맑은 고딕"/>
-          <w:b w:val="0"/>
-          <w:sz w:val="21"/>
-        </w:rPr>
-        <w:t>는 뜻이라 대표이사께 취소 메일이 갑니다. 지우기 전에 확인 창이 한 번 뜹니다. 이미 반려된 건을 지울 때는 메일이 가지 않습니다 — 대표이사께서 이미 아시는 일이기 때문입니다.</w:t>
-      </w:r>
-    </w:p>
-    <w:p>
-      <w:pPr>
-        <w:pStyle w:val="Heading2"/>
-      </w:pPr>
-      <w:r>
-        <w:t>6.4 승인·반려 [대표이사]</w:t>
-      </w:r>
-    </w:p>
-    <w:p>
-      <w:r>
-        <w:rPr>
-          <w:rFonts w:ascii="맑은 고딕" w:hAnsi="맑은 고딕" w:eastAsia="맑은 고딕" w:cs="맑은 고딕"/>
-          <w:b/>
-          <w:sz w:val="21"/>
-        </w:rPr>
-        <w:t>스케줄 → 🌴 휴가</w:t>
-      </w:r>
-      <w:r>
-        <w:rPr>
-          <w:rFonts w:ascii="맑은 고딕" w:hAnsi="맑은 고딕" w:eastAsia="맑은 고딕" w:cs="맑은 고딕"/>
-          <w:b w:val="0"/>
-          <w:sz w:val="21"/>
-        </w:rPr>
-        <w:t xml:space="preserve"> 화면 위쪽에 </w:t>
-      </w:r>
-      <w:r>
-        <w:rPr>
-          <w:rFonts w:ascii="맑은 고딕" w:hAnsi="맑은 고딕" w:eastAsia="맑은 고딕" w:cs="맑은 고딕"/>
-          <w:b/>
-          <w:sz w:val="21"/>
-        </w:rPr>
-        <w:t>승인 대기</w:t>
-      </w:r>
-      <w:r>
-        <w:rPr>
-          <w:rFonts w:ascii="맑은 고딕" w:hAnsi="맑은 고딕" w:eastAsia="맑은 고딕" w:cs="맑은 고딕"/>
-          <w:b w:val="0"/>
-          <w:sz w:val="21"/>
-        </w:rPr>
-        <w:t xml:space="preserve"> 목록이 나옵니다. 줄마다 </w:t>
-      </w:r>
-      <w:r>
-        <w:rPr>
-          <w:rFonts w:ascii="맑은 고딕" w:hAnsi="맑은 고딕" w:eastAsia="맑은 고딕" w:cs="맑은 고딕"/>
-          <w:b/>
-          <w:sz w:val="21"/>
-        </w:rPr>
-        <w:t>[승인] · [반려]</w:t>
-      </w:r>
-      <w:r>
-        <w:rPr>
-          <w:rFonts w:ascii="맑은 고딕" w:hAnsi="맑은 고딕" w:eastAsia="맑은 고딕" w:cs="맑은 고딕"/>
-          <w:b w:val="0"/>
-          <w:sz w:val="21"/>
-        </w:rPr>
-        <w:t xml:space="preserve"> 를 누르시면 됩니다.</w:t>
-      </w:r>
-    </w:p>
-    <w:p>
-      <w:pPr>
-        <w:spacing w:after="60"/>
-        <w:ind w:left="340"/>
-      </w:pPr>
-      <w:r>
-        <w:rPr>
-          <w:rFonts w:ascii="맑은 고딕" w:hAnsi="맑은 고딕" w:eastAsia="맑은 고딕" w:cs="맑은 고딕"/>
-          <w:sz w:val="21"/>
-        </w:rPr>
-        <w:t xml:space="preserve">· </w:t>
-      </w:r>
-      <w:r>
-        <w:rPr>
-          <w:rFonts w:ascii="맑은 고딕" w:hAnsi="맑은 고딕" w:eastAsia="맑은 고딕" w:cs="맑은 고딕"/>
-          <w:b/>
-          <w:sz w:val="21"/>
-        </w:rPr>
-        <w:t>승인</w:t>
-      </w:r>
-      <w:r>
-        <w:rPr>
-          <w:rFonts w:ascii="맑은 고딕" w:hAnsi="맑은 고딕" w:eastAsia="맑은 고딕" w:cs="맑은 고딕"/>
-          <w:b w:val="0"/>
-          <w:sz w:val="21"/>
-        </w:rPr>
-        <w:t xml:space="preserve"> — 신청자에게 「휴가가 승인되었습니다」 메일이 갑니다</w:t>
-      </w:r>
-    </w:p>
-    <w:p>
-      <w:pPr>
-        <w:spacing w:after="60"/>
-        <w:ind w:left="340"/>
-      </w:pPr>
-      <w:r>
-        <w:rPr>
-          <w:rFonts w:ascii="맑은 고딕" w:hAnsi="맑은 고딕" w:eastAsia="맑은 고딕" w:cs="맑은 고딕"/>
-          <w:sz w:val="21"/>
-        </w:rPr>
-        <w:t xml:space="preserve">· </w:t>
-      </w:r>
-      <w:r>
-        <w:rPr>
-          <w:rFonts w:ascii="맑은 고딕" w:hAnsi="맑은 고딕" w:eastAsia="맑은 고딕" w:cs="맑은 고딕"/>
-          <w:b/>
-          <w:sz w:val="21"/>
-        </w:rPr>
-        <w:t>반려</w:t>
-      </w:r>
-      <w:r>
-        <w:rPr>
-          <w:rFonts w:ascii="맑은 고딕" w:hAnsi="맑은 고딕" w:eastAsia="맑은 고딕" w:cs="맑은 고딕"/>
-          <w:b w:val="0"/>
-          <w:sz w:val="21"/>
-        </w:rPr>
-        <w:t xml:space="preserve"> — </w:t>
-      </w:r>
-      <w:r>
-        <w:rPr>
-          <w:rFonts w:ascii="맑은 고딕" w:hAnsi="맑은 고딕" w:eastAsia="맑은 고딕" w:cs="맑은 고딕"/>
-          <w:b/>
-          <w:sz w:val="21"/>
-        </w:rPr>
-        <w:t>사유를 반드시 적어야</w:t>
-      </w:r>
-      <w:r>
-        <w:rPr>
-          <w:rFonts w:ascii="맑은 고딕" w:hAnsi="맑은 고딕" w:eastAsia="맑은 고딕" w:cs="맑은 고딕"/>
-          <w:b w:val="0"/>
-          <w:sz w:val="21"/>
-        </w:rPr>
-        <w:t xml:space="preserve"> 합니다. 그 사유가 메일에 함께 실립니다</w:t>
-      </w:r>
-    </w:p>
-    <w:p>
       <w:pPr>
         <w:keepLines/>
         <w:spacing w:before="120" w:after="160"/>
@@ -15087,6 +16107,334 @@
           <w:color w:val="005A9E"/>
           <w:sz w:val="21"/>
         </w:rPr>
+        <w:t xml:space="preserve">일수와 시간을 함께 적는 까닭  </w:t>
+      </w:r>
+      <w:r>
+        <w:rPr>
+          <w:rFonts w:ascii="맑은 고딕" w:hAnsi="맑은 고딕" w:eastAsia="맑은 고딕" w:cs="맑은 고딕"/>
+          <w:b w:val="0"/>
+          <w:sz w:val="21"/>
+        </w:rPr>
+        <w:t xml:space="preserve">시간으로 신청하면 </w:t>
+      </w:r>
+      <w:r>
+        <w:rPr>
+          <w:rFonts w:ascii="맑은 고딕" w:hAnsi="맑은 고딕" w:eastAsia="맑은 고딕" w:cs="맑은 고딕"/>
+          <w:b/>
+          <w:sz w:val="21"/>
+        </w:rPr>
+        <w:t>「3시간」이 곧 「0.38일」</w:t>
+      </w:r>
+      <w:r>
+        <w:rPr>
+          <w:rFonts w:ascii="맑은 고딕" w:hAnsi="맑은 고딕" w:eastAsia="맑은 고딕" w:cs="맑은 고딕"/>
+          <w:b w:val="0"/>
+          <w:sz w:val="21"/>
+        </w:rPr>
+        <w:t xml:space="preserve"> 입니다. 시간만 적으면 남은 연차가 며칠인지 감이 오지 않고, 일수만 적으면 소수점이 나와 읽기 어렵습니다. 그래서 </w:t>
+      </w:r>
+      <w:r>
+        <w:rPr>
+          <w:rFonts w:ascii="맑은 고딕" w:hAnsi="맑은 고딕" w:eastAsia="맑은 고딕" w:cs="맑은 고딕"/>
+          <w:b/>
+          <w:sz w:val="21"/>
+        </w:rPr>
+        <w:t>둘 다</w:t>
+      </w:r>
+      <w:r>
+        <w:rPr>
+          <w:rFonts w:ascii="맑은 고딕" w:hAnsi="맑은 고딕" w:eastAsia="맑은 고딕" w:cs="맑은 고딕"/>
+          <w:b w:val="0"/>
+          <w:sz w:val="21"/>
+        </w:rPr>
+        <w:t xml:space="preserve"> 보여 드립니다.</w:t>
+      </w:r>
+    </w:p>
+    <w:p>
+      <w:r>
+        <w:rPr>
+          <w:rFonts w:ascii="맑은 고딕" w:hAnsi="맑은 고딕" w:eastAsia="맑은 고딕" w:cs="맑은 고딕"/>
+          <w:b w:val="0"/>
+          <w:sz w:val="21"/>
+        </w:rPr>
+        <w:t xml:space="preserve">대표이사께는 </w:t>
+      </w:r>
+      <w:r>
+        <w:rPr>
+          <w:rFonts w:ascii="맑은 고딕" w:hAnsi="맑은 고딕" w:eastAsia="맑은 고딕" w:cs="맑은 고딕"/>
+          <w:b/>
+          <w:sz w:val="21"/>
+        </w:rPr>
+        <w:t>전원의 현황</w:t>
+      </w:r>
+      <w:r>
+        <w:rPr>
+          <w:rFonts w:ascii="맑은 고딕" w:hAnsi="맑은 고딕" w:eastAsia="맑은 고딕" w:cs="맑은 고딕"/>
+          <w:b w:val="0"/>
+          <w:sz w:val="21"/>
+        </w:rPr>
+        <w:t xml:space="preserve">이, 그 밖의 분께는 </w:t>
+      </w:r>
+      <w:r>
+        <w:rPr>
+          <w:rFonts w:ascii="맑은 고딕" w:hAnsi="맑은 고딕" w:eastAsia="맑은 고딕" w:cs="맑은 고딕"/>
+          <w:b/>
+          <w:sz w:val="21"/>
+        </w:rPr>
+        <w:t>본인 것</w:t>
+      </w:r>
+      <w:r>
+        <w:rPr>
+          <w:rFonts w:ascii="맑은 고딕" w:hAnsi="맑은 고딕" w:eastAsia="맑은 고딕" w:cs="맑은 고딕"/>
+          <w:b w:val="0"/>
+          <w:sz w:val="21"/>
+        </w:rPr>
+        <w:t>이 보입니다.</w:t>
+      </w:r>
+    </w:p>
+    <w:p>
+      <w:pPr>
+        <w:pStyle w:val="Heading2"/>
+      </w:pPr>
+      <w:r>
+        <w:t>6.3 신청을 물리기</w:t>
+      </w:r>
+    </w:p>
+    <w:p>
+      <w:r>
+        <w:rPr>
+          <w:rFonts w:ascii="맑은 고딕" w:hAnsi="맑은 고딕" w:eastAsia="맑은 고딕" w:cs="맑은 고딕"/>
+          <w:b w:val="0"/>
+          <w:sz w:val="21"/>
+        </w:rPr>
+        <w:t xml:space="preserve">낸 휴가를 지우면 </w:t>
+      </w:r>
+      <w:r>
+        <w:rPr>
+          <w:rFonts w:ascii="맑은 고딕" w:hAnsi="맑은 고딕" w:eastAsia="맑은 고딕" w:cs="맑은 고딕"/>
+          <w:b/>
+          <w:sz w:val="21"/>
+        </w:rPr>
+        <w:t>「신청을 물린다」</w:t>
+      </w:r>
+      <w:r>
+        <w:rPr>
+          <w:rFonts w:ascii="맑은 고딕" w:hAnsi="맑은 고딕" w:eastAsia="맑은 고딕" w:cs="맑은 고딕"/>
+          <w:b w:val="0"/>
+          <w:sz w:val="21"/>
+        </w:rPr>
+        <w:t>는 뜻이라 대표이사께 취소 메일이 갑니다. 지우기 전에 확인 창이 한 번 뜹니다. 이미 반려된 건을 지울 때는 메일이 가지 않습니다 — 대표이사께서 이미 아시는 일이기 때문입니다.</w:t>
+      </w:r>
+    </w:p>
+    <w:p>
+      <w:pPr>
+        <w:pStyle w:val="Heading2"/>
+      </w:pPr>
+      <w:r>
+        <w:t>6.4 승인·반려 [승인권자]</w:t>
+      </w:r>
+    </w:p>
+    <w:p>
+      <w:r>
+        <w:rPr>
+          <w:rFonts w:ascii="맑은 고딕" w:hAnsi="맑은 고딕" w:eastAsia="맑은 고딕" w:cs="맑은 고딕"/>
+          <w:b/>
+          <w:sz w:val="21"/>
+        </w:rPr>
+        <w:t>스케줄 → 🌴 휴가</w:t>
+      </w:r>
+      <w:r>
+        <w:rPr>
+          <w:rFonts w:ascii="맑은 고딕" w:hAnsi="맑은 고딕" w:eastAsia="맑은 고딕" w:cs="맑은 고딕"/>
+          <w:b w:val="0"/>
+          <w:sz w:val="21"/>
+        </w:rPr>
+        <w:t xml:space="preserve"> 화면 위쪽에 </w:t>
+      </w:r>
+      <w:r>
+        <w:rPr>
+          <w:rFonts w:ascii="맑은 고딕" w:hAnsi="맑은 고딕" w:eastAsia="맑은 고딕" w:cs="맑은 고딕"/>
+          <w:b/>
+          <w:sz w:val="21"/>
+        </w:rPr>
+        <w:t>승인 대기</w:t>
+      </w:r>
+      <w:r>
+        <w:rPr>
+          <w:rFonts w:ascii="맑은 고딕" w:hAnsi="맑은 고딕" w:eastAsia="맑은 고딕" w:cs="맑은 고딕"/>
+          <w:b w:val="0"/>
+          <w:sz w:val="21"/>
+        </w:rPr>
+        <w:t xml:space="preserve"> 목록이 나옵니다. 줄마다 </w:t>
+      </w:r>
+      <w:r>
+        <w:rPr>
+          <w:rFonts w:ascii="맑은 고딕" w:hAnsi="맑은 고딕" w:eastAsia="맑은 고딕" w:cs="맑은 고딕"/>
+          <w:b/>
+          <w:sz w:val="21"/>
+        </w:rPr>
+        <w:t>[승인] · [반려]</w:t>
+      </w:r>
+      <w:r>
+        <w:rPr>
+          <w:rFonts w:ascii="맑은 고딕" w:hAnsi="맑은 고딕" w:eastAsia="맑은 고딕" w:cs="맑은 고딕"/>
+          <w:b w:val="0"/>
+          <w:sz w:val="21"/>
+        </w:rPr>
+        <w:t xml:space="preserve"> 를 누르시면 됩니다.</w:t>
+      </w:r>
+    </w:p>
+    <w:p>
+      <w:pPr>
+        <w:keepLines/>
+        <w:spacing w:before="120" w:after="160"/>
+        <w:ind w:left="170"/>
+        <w:pBdr>
+          <w:left w:val="single" w:sz="18" w:space="6" w:color="005A9E"/>
+        </w:pBdr>
+        <w:shd w:val="clear" w:color="auto" w:fill="F2F7FB"/>
+      </w:pPr>
+      <w:r>
+        <w:rPr>
+          <w:rFonts w:ascii="맑은 고딕" w:hAnsi="맑은 고딕" w:eastAsia="맑은 고딕" w:cs="맑은 고딕"/>
+          <w:b/>
+          <w:color w:val="005A9E"/>
+          <w:sz w:val="21"/>
+        </w:rPr>
+        <w:t xml:space="preserve">신청 메일은 «승인권자 전원» 에게 갑니다  </w:t>
+      </w:r>
+      <w:r>
+        <w:rPr>
+          <w:rFonts w:ascii="맑은 고딕" w:hAnsi="맑은 고딕" w:eastAsia="맑은 고딕" w:cs="맑은 고딕"/>
+          <w:b w:val="0"/>
+          <w:sz w:val="21"/>
+        </w:rPr>
+        <w:t xml:space="preserve">승인권을 가진 분이 여럿이라, 신청 메일은 </w:t>
+      </w:r>
+      <w:r>
+        <w:rPr>
+          <w:rFonts w:ascii="맑은 고딕" w:hAnsi="맑은 고딕" w:eastAsia="맑은 고딕" w:cs="맑은 고딕"/>
+          <w:b/>
+          <w:sz w:val="21"/>
+        </w:rPr>
+        <w:t>그분들 모두</w:t>
+      </w:r>
+      <w:r>
+        <w:rPr>
+          <w:rFonts w:ascii="맑은 고딕" w:hAnsi="맑은 고딕" w:eastAsia="맑은 고딕" w:cs="맑은 고딕"/>
+          <w:b w:val="0"/>
+          <w:sz w:val="21"/>
+        </w:rPr>
+        <w:t xml:space="preserve">에게 갑니다. 한 분이 승인하시면 </w:t>
+      </w:r>
+      <w:r>
+        <w:rPr>
+          <w:rFonts w:ascii="맑은 고딕" w:hAnsi="맑은 고딕" w:eastAsia="맑은 고딕" w:cs="맑은 고딕"/>
+          <w:b/>
+          <w:sz w:val="21"/>
+        </w:rPr>
+        <w:t>신청자와 나머지 승인권자</w:t>
+      </w:r>
+      <w:r>
+        <w:rPr>
+          <w:rFonts w:ascii="맑은 고딕" w:hAnsi="맑은 고딕" w:eastAsia="맑은 고딕" w:cs="맑은 고딕"/>
+          <w:b w:val="0"/>
+          <w:sz w:val="21"/>
+        </w:rPr>
+        <w:t>께 결과 메일이 갑니다 — 누가 처리했는지 서로 아셔야 두 번 처리하는 일이 없습니다.</w:t>
+      </w:r>
+    </w:p>
+    <w:p>
+      <w:pPr>
+        <w:spacing w:after="60"/>
+        <w:ind w:left="340"/>
+      </w:pPr>
+      <w:r>
+        <w:rPr>
+          <w:rFonts w:ascii="맑은 고딕" w:hAnsi="맑은 고딕" w:eastAsia="맑은 고딕" w:cs="맑은 고딕"/>
+          <w:sz w:val="21"/>
+        </w:rPr>
+        <w:t xml:space="preserve">· </w:t>
+      </w:r>
+      <w:r>
+        <w:rPr>
+          <w:rFonts w:ascii="맑은 고딕" w:hAnsi="맑은 고딕" w:eastAsia="맑은 고딕" w:cs="맑은 고딕"/>
+          <w:b/>
+          <w:sz w:val="21"/>
+        </w:rPr>
+        <w:t>승인</w:t>
+      </w:r>
+      <w:r>
+        <w:rPr>
+          <w:rFonts w:ascii="맑은 고딕" w:hAnsi="맑은 고딕" w:eastAsia="맑은 고딕" w:cs="맑은 고딕"/>
+          <w:b w:val="0"/>
+          <w:sz w:val="21"/>
+        </w:rPr>
+        <w:t xml:space="preserve"> — 신청자에게 「휴가가 승인되었습니다」 메일이 갑니다</w:t>
+      </w:r>
+    </w:p>
+    <w:p>
+      <w:pPr>
+        <w:spacing w:after="60"/>
+        <w:ind w:left="340"/>
+      </w:pPr>
+      <w:r>
+        <w:rPr>
+          <w:rFonts w:ascii="맑은 고딕" w:hAnsi="맑은 고딕" w:eastAsia="맑은 고딕" w:cs="맑은 고딕"/>
+          <w:sz w:val="21"/>
+        </w:rPr>
+        <w:t xml:space="preserve">· </w:t>
+      </w:r>
+      <w:r>
+        <w:rPr>
+          <w:rFonts w:ascii="맑은 고딕" w:hAnsi="맑은 고딕" w:eastAsia="맑은 고딕" w:cs="맑은 고딕"/>
+          <w:b/>
+          <w:sz w:val="21"/>
+        </w:rPr>
+        <w:t>반려</w:t>
+      </w:r>
+      <w:r>
+        <w:rPr>
+          <w:rFonts w:ascii="맑은 고딕" w:hAnsi="맑은 고딕" w:eastAsia="맑은 고딕" w:cs="맑은 고딕"/>
+          <w:b w:val="0"/>
+          <w:sz w:val="21"/>
+        </w:rPr>
+        <w:t xml:space="preserve"> — </w:t>
+      </w:r>
+      <w:r>
+        <w:rPr>
+          <w:rFonts w:ascii="맑은 고딕" w:hAnsi="맑은 고딕" w:eastAsia="맑은 고딕" w:cs="맑은 고딕"/>
+          <w:b/>
+          <w:sz w:val="21"/>
+        </w:rPr>
+        <w:t>사유를 반드시 적어야</w:t>
+      </w:r>
+      <w:r>
+        <w:rPr>
+          <w:rFonts w:ascii="맑은 고딕" w:hAnsi="맑은 고딕" w:eastAsia="맑은 고딕" w:cs="맑은 고딕"/>
+          <w:b w:val="0"/>
+          <w:sz w:val="21"/>
+        </w:rPr>
+        <w:t xml:space="preserve"> 합니다. 그 사유가 메일에 함께 실립니다</w:t>
+      </w:r>
+    </w:p>
+    <w:p>
+      <w:pPr>
+        <w:keepLines/>
+        <w:spacing w:before="120" w:after="160"/>
+        <w:ind w:left="170"/>
+        <w:pBdr>
+          <w:left w:val="single" w:sz="18" w:space="6" w:color="005A9E"/>
+        </w:pBdr>
+        <w:shd w:val="clear" w:color="auto" w:fill="F2F7FB"/>
+      </w:pPr>
+      <w:r>
+        <w:rPr>
+          <w:rFonts w:ascii="맑은 고딕" w:hAnsi="맑은 고딕" w:eastAsia="맑은 고딕" w:cs="맑은 고딕"/>
+          <w:b/>
+          <w:color w:val="005A9E"/>
+          <w:sz w:val="21"/>
+        </w:rPr>
         <w:t xml:space="preserve">반려에 사유를 요구하는 까닭  </w:t>
       </w:r>
       <w:r>
@@ -15323,7 +16671,7 @@
         <w:drawing>
           <wp:inline xmlns:a="http://schemas.openxmlformats.org/drawingml/2006/main" xmlns:pic="http://schemas.openxmlformats.org/drawingml/2006/picture">
             <wp:extent cx="3718800" cy="2124693"/>
-            <wp:docPr id="35" name="Picture 35"/>
+            <wp:docPr id="36" name="Picture 36"/>
             <wp:cNvGraphicFramePr>
               <a:graphicFrameLocks noChangeAspect="1"/>
             </wp:cNvGraphicFramePr>
@@ -15335,7 +16683,7 @@
                     <pic:cNvPicPr/>
                   </pic:nvPicPr>
                   <pic:blipFill>
-                    <a:blip r:embed="rId44"/>
+                    <a:blip r:embed="rId45"/>
                     <a:stretch>
                       <a:fillRect/>
                     </a:stretch>
@@ -15908,7 +17256,7 @@
         <w:drawing>
           <wp:inline xmlns:a="http://schemas.openxmlformats.org/drawingml/2006/main" xmlns:pic="http://schemas.openxmlformats.org/drawingml/2006/picture">
             <wp:extent cx="4500000" cy="1139460"/>
-            <wp:docPr id="36" name="Picture 36"/>
+            <wp:docPr id="37" name="Picture 37"/>
             <wp:cNvGraphicFramePr>
               <a:graphicFrameLocks noChangeAspect="1"/>
             </wp:cNvGraphicFramePr>
@@ -15920,7 +17268,7 @@
                     <pic:cNvPicPr/>
                   </pic:nvPicPr>
                   <pic:blipFill>
-                    <a:blip r:embed="rId45"/>
+                    <a:blip r:embed="rId46"/>
                     <a:stretch>
                       <a:fillRect/>
                     </a:stretch>
@@ -16723,7 +18071,7 @@
         <w:drawing>
           <wp:inline xmlns:a="http://schemas.openxmlformats.org/drawingml/2006/main" xmlns:pic="http://schemas.openxmlformats.org/drawingml/2006/picture">
             <wp:extent cx="3718800" cy="2124693"/>
-            <wp:docPr id="37" name="Picture 37"/>
+            <wp:docPr id="38" name="Picture 38"/>
             <wp:cNvGraphicFramePr>
               <a:graphicFrameLocks noChangeAspect="1"/>
             </wp:cNvGraphicFramePr>
@@ -16735,7 +18083,7 @@
                     <pic:cNvPicPr/>
                   </pic:nvPicPr>
                   <pic:blipFill>
-                    <a:blip r:embed="rId46"/>
+                    <a:blip r:embed="rId47"/>
                     <a:stretch>
                       <a:fillRect/>
                     </a:stretch>
@@ -17278,7 +18626,7 @@
           <w:b/>
           <w:sz w:val="21"/>
         </w:rPr>
-        <w:t>참석자</w:t>
+        <w:t>작성자</w:t>
       </w:r>
       <w:r>
         <w:rPr>
@@ -17286,7 +18634,7 @@
           <w:b w:val="0"/>
           <w:sz w:val="21"/>
         </w:rPr>
-        <w:t xml:space="preserve">를 고릅니다. </w:t>
+        <w:t xml:space="preserve">를 고릅니다 — 직원 목록에서 고르거나 </w:t>
       </w:r>
       <w:r>
         <w:rPr>
@@ -17294,7 +18642,7 @@
           <w:b/>
           <w:sz w:val="21"/>
         </w:rPr>
-        <w:t>[전체 (N명)]</w:t>
+        <w:t>[직접 입력…]</w:t>
       </w:r>
       <w:r>
         <w:rPr>
@@ -17302,7 +18650,7 @@
           <w:b w:val="0"/>
           <w:sz w:val="21"/>
         </w:rPr>
-        <w:t xml:space="preserve"> 를 누르면 재직자 전원이 한 번에 들어갑니다. 명단에 없는 사외 참석자는 아래 칸에 직접 적으십시오.</w:t>
+        <w:t xml:space="preserve"> 으로 적습니다.</w:t>
       </w:r>
     </w:p>
     <w:p>
@@ -17324,7 +18672,7 @@
           <w:b/>
           <w:sz w:val="21"/>
         </w:rPr>
-        <w:t>회의 내용</w:t>
+        <w:t>참석자</w:t>
       </w:r>
       <w:r>
         <w:rPr>
@@ -17332,7 +18680,23 @@
           <w:b w:val="0"/>
           <w:sz w:val="21"/>
         </w:rPr>
-        <w:t>에 논의한 것·결정된 것을 적습니다.</w:t>
+        <w:t xml:space="preserve">를 고릅니다. </w:t>
+      </w:r>
+      <w:r>
+        <w:rPr>
+          <w:rFonts w:ascii="맑은 고딕" w:hAnsi="맑은 고딕" w:eastAsia="맑은 고딕" w:cs="맑은 고딕"/>
+          <w:b/>
+          <w:sz w:val="21"/>
+        </w:rPr>
+        <w:t>[전체 (N명)]</w:t>
+      </w:r>
+      <w:r>
+        <w:rPr>
+          <w:rFonts w:ascii="맑은 고딕" w:hAnsi="맑은 고딕" w:eastAsia="맑은 고딕" w:cs="맑은 고딕"/>
+          <w:b w:val="0"/>
+          <w:sz w:val="21"/>
+        </w:rPr>
+        <w:t xml:space="preserve"> 를 누르면 재직자 전원이 한 번에 들어갑니다. 명단에 없는 사외 참석자는 아래 칸에 직접 적으십시오.</w:t>
       </w:r>
     </w:p>
     <w:p>
@@ -17347,6 +18711,36 @@
           <w:sz w:val="21"/>
         </w:rPr>
         <w:t xml:space="preserve">6. </w:t>
+      </w:r>
+      <w:r>
+        <w:rPr>
+          <w:rFonts w:ascii="맑은 고딕" w:hAnsi="맑은 고딕" w:eastAsia="맑은 고딕" w:cs="맑은 고딕"/>
+          <w:b/>
+          <w:sz w:val="21"/>
+        </w:rPr>
+        <w:t>회의 내용</w:t>
+      </w:r>
+      <w:r>
+        <w:rPr>
+          <w:rFonts w:ascii="맑은 고딕" w:hAnsi="맑은 고딕" w:eastAsia="맑은 고딕" w:cs="맑은 고딕"/>
+          <w:b w:val="0"/>
+          <w:sz w:val="21"/>
+        </w:rPr>
+        <w:t>에 논의한 것·결정된 것을 적습니다.</w:t>
+      </w:r>
+    </w:p>
+    <w:p>
+      <w:pPr>
+        <w:spacing w:after="60"/>
+        <w:ind w:left="340"/>
+      </w:pPr>
+      <w:r>
+        <w:rPr>
+          <w:rFonts w:ascii="맑은 고딕" w:hAnsi="맑은 고딕" w:eastAsia="맑은 고딕" w:cs="맑은 고딕"/>
+          <w:b/>
+          <w:sz w:val="21"/>
+        </w:rPr>
+        <w:t xml:space="preserve">7. </w:t>
       </w:r>
       <w:r>
         <w:rPr>
@@ -17375,7 +18769,7 @@
         <w:drawing>
           <wp:inline xmlns:a="http://schemas.openxmlformats.org/drawingml/2006/main" xmlns:pic="http://schemas.openxmlformats.org/drawingml/2006/picture">
             <wp:extent cx="3718800" cy="2124693"/>
-            <wp:docPr id="38" name="Picture 38"/>
+            <wp:docPr id="39" name="Picture 39"/>
             <wp:cNvGraphicFramePr>
               <a:graphicFrameLocks noChangeAspect="1"/>
             </wp:cNvGraphicFramePr>
@@ -17387,7 +18781,7 @@
                     <pic:cNvPicPr/>
                   </pic:nvPicPr>
                   <pic:blipFill>
-                    <a:blip r:embed="rId47"/>
+                    <a:blip r:embed="rId48"/>
                     <a:stretch>
                       <a:fillRect/>
                     </a:stretch>
@@ -17417,7 +18811,7 @@
           <w:color w:val="777777"/>
           <w:sz w:val="18"/>
         </w:rPr>
-        <w:t>그림 8-2  회의록 작성 — 참석자는 「전체」로 한 번에</w:t>
+        <w:t>그림 8-2  회의록 작성 — 작성자·서식 단추·참석자</w:t>
       </w:r>
     </w:p>
     <w:p>
@@ -17437,7 +18831,7 @@
           <w:color w:val="005A9E"/>
           <w:sz w:val="21"/>
         </w:rPr>
-        <w:t xml:space="preserve">만들면 «그 자리에서 열립니다»  </w:t>
+        <w:t xml:space="preserve">제목은 «고객사 · 장소 · 프로젝트명 · 회의주제» 차례로  </w:t>
       </w:r>
       <w:r>
         <w:rPr>
@@ -17445,25 +18839,15 @@
           <w:b w:val="0"/>
           <w:sz w:val="21"/>
         </w:rPr>
-        <w:t>이어서 안건을 적는 것이 실제 흐름이라, 만든 회의록은 열린 채로 남습니다.</w:t>
-      </w:r>
-    </w:p>
-    <w:p>
-      <w:pPr>
-        <w:pStyle w:val="Heading2"/>
-      </w:pPr>
-      <w:r>
-        <w:t>8.3 안건은 «회의록을 시작한 뒤에» 적습니다</w:t>
-      </w:r>
-    </w:p>
-    <w:p>
+        <w:t xml:space="preserve">예: </w:t>
+      </w:r>
       <w:r>
         <w:rPr>
           <w:rFonts w:ascii="맑은 고딕" w:hAnsi="맑은 고딕" w:eastAsia="맑은 고딕" w:cs="맑은 고딕"/>
           <w:b/>
           <w:sz w:val="21"/>
         </w:rPr>
-        <w:t>회의록이 없으면 안건 칸이 아예 나오지 않습니다.</w:t>
+        <w:t>삼성전자 수원 다크호스 사양협의</w:t>
       </w:r>
       <w:r>
         <w:rPr>
@@ -17471,21 +18855,15 @@
           <w:b w:val="0"/>
           <w:sz w:val="21"/>
         </w:rPr>
-        <w:t xml:space="preserve"> 차례가 «회의록 먼저, 안건 나중» 이기 때문입니다. 회의록 없이 적어 둔 안건은 어느 회의에서 나온 것인지 알 수 없어 나중에 찾지 못합니다.</w:t>
-      </w:r>
-    </w:p>
-    <w:p>
-      <w:pPr>
-        <w:spacing w:after="60"/>
-        <w:ind w:left="340"/>
-      </w:pPr>
+        <w:t xml:space="preserve">. 형식을 강제하지는 않습니다 — 사내 회의처럼 고객사가 없는 것도 적어야 하기 때문입니다. 다만 이 차례로 적어 두시면 나중에 </w:t>
+      </w:r>
       <w:r>
         <w:rPr>
           <w:rFonts w:ascii="맑은 고딕" w:hAnsi="맑은 고딕" w:eastAsia="맑은 고딕" w:cs="맑은 고딕"/>
           <w:b/>
           <w:sz w:val="21"/>
         </w:rPr>
-        <w:t xml:space="preserve">1. </w:t>
+        <w:t>낱말로 찾기</w:t>
       </w:r>
       <w:r>
         <w:rPr>
@@ -17493,147 +18871,7 @@
           <w:b w:val="0"/>
           <w:sz w:val="21"/>
         </w:rPr>
-        <w:t xml:space="preserve">회의록을 새로 만들거나, </w:t>
-      </w:r>
-      <w:r>
-        <w:rPr>
-          <w:rFonts w:ascii="맑은 고딕" w:hAnsi="맑은 고딕" w:eastAsia="맑은 고딕" w:cs="맑은 고딕"/>
-          <w:b/>
-          <w:sz w:val="21"/>
-        </w:rPr>
-        <w:t>[📚 지난 회의록 조회]</w:t>
-      </w:r>
-      <w:r>
-        <w:rPr>
-          <w:rFonts w:ascii="맑은 고딕" w:hAnsi="맑은 고딕" w:eastAsia="맑은 고딕" w:cs="맑은 고딕"/>
-          <w:b w:val="0"/>
-          <w:sz w:val="21"/>
-        </w:rPr>
-        <w:t xml:space="preserve"> 에서 이어 쓸 회의록의 </w:t>
-      </w:r>
-      <w:r>
-        <w:rPr>
-          <w:rFonts w:ascii="맑은 고딕" w:hAnsi="맑은 고딕" w:eastAsia="맑은 고딕" w:cs="맑은 고딕"/>
-          <w:b/>
-          <w:sz w:val="21"/>
-        </w:rPr>
-        <w:t>[✍ 이 회의에 안건 달기]</w:t>
-      </w:r>
-      <w:r>
-        <w:rPr>
-          <w:rFonts w:ascii="맑은 고딕" w:hAnsi="맑은 고딕" w:eastAsia="맑은 고딕" w:cs="맑은 고딕"/>
-          <w:b w:val="0"/>
-          <w:sz w:val="21"/>
-        </w:rPr>
-        <w:t xml:space="preserve"> 를 누릅니다.</w:t>
-      </w:r>
-    </w:p>
-    <w:p>
-      <w:pPr>
-        <w:spacing w:after="60"/>
-        <w:ind w:left="340"/>
-      </w:pPr>
-      <w:r>
-        <w:rPr>
-          <w:rFonts w:ascii="맑은 고딕" w:hAnsi="맑은 고딕" w:eastAsia="맑은 고딕" w:cs="맑은 고딕"/>
-          <w:b/>
-          <w:sz w:val="21"/>
-        </w:rPr>
-        <w:t xml:space="preserve">2. </w:t>
-      </w:r>
-      <w:r>
-        <w:rPr>
-          <w:rFonts w:ascii="맑은 고딕" w:hAnsi="맑은 고딕" w:eastAsia="맑은 고딕" w:cs="맑은 고딕"/>
-          <w:b/>
-          <w:sz w:val="21"/>
-        </w:rPr>
-        <w:t>[+ 안건 추가]</w:t>
-      </w:r>
-      <w:r>
-        <w:rPr>
-          <w:rFonts w:ascii="맑은 고딕" w:hAnsi="맑은 고딕" w:eastAsia="맑은 고딕" w:cs="맑은 고딕"/>
-          <w:b w:val="0"/>
-          <w:sz w:val="21"/>
-        </w:rPr>
-        <w:t xml:space="preserve"> → </w:t>
-      </w:r>
-      <w:r>
-        <w:rPr>
-          <w:rFonts w:ascii="맑은 고딕" w:hAnsi="맑은 고딕" w:eastAsia="맑은 고딕" w:cs="맑은 고딕"/>
-          <w:b/>
-          <w:sz w:val="21"/>
-        </w:rPr>
-        <w:t>① 관련 프로젝트</w:t>
-      </w:r>
-      <w:r>
-        <w:rPr>
-          <w:rFonts w:ascii="맑은 고딕" w:hAnsi="맑은 고딕" w:eastAsia="맑은 고딕" w:cs="맑은 고딕"/>
-          <w:b w:val="0"/>
-          <w:sz w:val="21"/>
-        </w:rPr>
-        <w:t xml:space="preserve">를 «먼저» 고릅니다 — 업무 입력과 </w:t>
-      </w:r>
-      <w:r>
-        <w:rPr>
-          <w:rFonts w:ascii="맑은 고딕" w:hAnsi="맑은 고딕" w:eastAsia="맑은 고딕" w:cs="맑은 고딕"/>
-          <w:b/>
-          <w:sz w:val="21"/>
-        </w:rPr>
-        <w:t>같은 목록</w:t>
-      </w:r>
-      <w:r>
-        <w:rPr>
-          <w:rFonts w:ascii="맑은 고딕" w:hAnsi="맑은 고딕" w:eastAsia="맑은 고딕" w:cs="맑은 고딕"/>
-          <w:b w:val="0"/>
-          <w:sz w:val="21"/>
-        </w:rPr>
-        <w:t>입니다.</w:t>
-      </w:r>
-    </w:p>
-    <w:p>
-      <w:pPr>
-        <w:spacing w:after="60"/>
-        <w:ind w:left="340"/>
-      </w:pPr>
-      <w:r>
-        <w:rPr>
-          <w:rFonts w:ascii="맑은 고딕" w:hAnsi="맑은 고딕" w:eastAsia="맑은 고딕" w:cs="맑은 고딕"/>
-          <w:b/>
-          <w:sz w:val="21"/>
-        </w:rPr>
-        <w:t xml:space="preserve">3. </w:t>
-      </w:r>
-      <w:r>
-        <w:rPr>
-          <w:rFonts w:ascii="맑은 고딕" w:hAnsi="맑은 고딕" w:eastAsia="맑은 고딕" w:cs="맑은 고딕"/>
-          <w:b/>
-          <w:sz w:val="21"/>
-        </w:rPr>
-        <w:t>② 안건 내용</w:t>
-      </w:r>
-      <w:r>
-        <w:rPr>
-          <w:rFonts w:ascii="맑은 고딕" w:hAnsi="맑은 고딕" w:eastAsia="맑은 고딕" w:cs="맑은 고딕"/>
-          <w:b w:val="0"/>
-          <w:sz w:val="21"/>
-        </w:rPr>
-        <w:t xml:space="preserve">을 적고, 필요하면 </w:t>
-      </w:r>
-      <w:r>
-        <w:rPr>
-          <w:rFonts w:ascii="맑은 고딕" w:hAnsi="맑은 고딕" w:eastAsia="맑은 고딕" w:cs="맑은 고딕"/>
-          <w:b/>
-          <w:sz w:val="21"/>
-        </w:rPr>
-        <w:t>기한 · 담당</w:t>
-      </w:r>
-      <w:r>
-        <w:rPr>
-          <w:rFonts w:ascii="맑은 고딕" w:hAnsi="맑은 고딕" w:eastAsia="맑은 고딕" w:cs="맑은 고딕"/>
-          <w:b w:val="0"/>
-          <w:sz w:val="21"/>
-        </w:rPr>
-        <w:t>을 붙입니다.</w:t>
+        <w:t>가 훨씬 잘 듣습니다.</w:t>
       </w:r>
     </w:p>
     <w:p>
@@ -17653,7 +18891,7 @@
           <w:color w:val="005A9E"/>
           <w:sz w:val="21"/>
         </w:rPr>
-        <w:t xml:space="preserve">열어 둔 회의의 안건이 됩니다  </w:t>
+        <w:t xml:space="preserve">작성자는 «실제로 적은 사람» 입니다  </w:t>
       </w:r>
       <w:r>
         <w:rPr>
@@ -17661,7 +18899,7 @@
           <w:b w:val="0"/>
           <w:sz w:val="21"/>
         </w:rPr>
-        <w:t xml:space="preserve">회의록을 </w:t>
+        <w:t xml:space="preserve">회의에 못 오신 분의 회의록을 </w:t>
       </w:r>
       <w:r>
         <w:rPr>
@@ -17669,7 +18907,7 @@
           <w:b/>
           <w:sz w:val="21"/>
         </w:rPr>
-        <w:t>열어 둔 채</w:t>
+        <w:t>대신 적어 드리는 일</w:t>
       </w:r>
       <w:r>
         <w:rPr>
@@ -17677,7 +18915,1268 @@
           <w:b w:val="0"/>
           <w:sz w:val="21"/>
         </w:rPr>
-        <w:t xml:space="preserve"> 적으면 그 회의의 안건으로 달립니다. 화면 위에 「여기서 적는 안건은 «…» 에 달립니다」라고 알려 드리므로 그것을 보고 적으십시오.</w:t>
+        <w:t xml:space="preserve">이 있어, 로그인한 사람과 작성자가 다를 수 있습니다. 그래서 따로 고릅니다. 회의록 본문에 「작성: 홍길동」처럼 손으로 적지 마시고 </w:t>
+      </w:r>
+      <w:r>
+        <w:rPr>
+          <w:rFonts w:ascii="맑은 고딕" w:hAnsi="맑은 고딕" w:eastAsia="맑은 고딕" w:cs="맑은 고딕"/>
+          <w:b/>
+          <w:sz w:val="21"/>
+        </w:rPr>
+        <w:t>이 칸에 넣으십시오</w:t>
+      </w:r>
+      <w:r>
+        <w:rPr>
+          <w:rFonts w:ascii="맑은 고딕" w:hAnsi="맑은 고딕" w:eastAsia="맑은 고딕" w:cs="맑은 고딕"/>
+          <w:b w:val="0"/>
+          <w:sz w:val="21"/>
+        </w:rPr>
+        <w:t xml:space="preserve"> — 목록과 조회 화면에 함께 나옵니다.</w:t>
+      </w:r>
+    </w:p>
+    <w:p>
+      <w:r>
+        <w:rPr>
+          <w:rFonts w:ascii="맑은 고딕" w:hAnsi="맑은 고딕" w:eastAsia="맑은 고딕" w:cs="맑은 고딕"/>
+          <w:b/>
+          <w:sz w:val="21"/>
+        </w:rPr>
+        <w:t>회의 내용에는 서식을 넣으실 수 있습니다.</w:t>
+      </w:r>
+      <w:r>
+        <w:rPr>
+          <w:rFonts w:ascii="맑은 고딕" w:hAnsi="맑은 고딕" w:eastAsia="맑은 고딕" w:cs="맑은 고딕"/>
+          <w:b w:val="0"/>
+          <w:sz w:val="21"/>
+        </w:rPr>
+        <w:t xml:space="preserve"> 글을 고른 뒤 위 단추를 누르십시오.</w:t>
+      </w:r>
+    </w:p>
+    <w:tbl>
+      <w:tblPr>
+        <w:tblStyle w:val="TableGrid"/>
+        <w:tblW w:type="auto" w:w="0"/>
+        <w:jc w:val="center"/>
+        <w:tblLook w:firstColumn="1" w:firstRow="1" w:lastColumn="0" w:lastRow="0" w:noHBand="0" w:noVBand="1" w:val="04A0"/>
+      </w:tblPr>
+      <w:tblGrid>
+        <w:gridCol w:w="4706"/>
+        <w:gridCol w:w="4706"/>
+      </w:tblGrid>
+      <w:tr>
+        <w:trPr>
+          <w:cantSplit/>
+          <w:tblHeader/>
+        </w:trPr>
+        <w:tc>
+          <w:tcPr>
+            <w:tcW w:type="dxa" w:w="2268"/>
+            <w:shd w:val="clear" w:color="auto" w:fill="005A9E"/>
+            <w:vAlign w:val="center"/>
+          </w:tcPr>
+          <w:p>
+            <w:pPr>
+              <w:spacing w:before="0" w:after="0" w:line="240" w:lineRule="auto"/>
+              <w:jc w:val="center"/>
+            </w:pPr>
+            <w:r/>
+            <w:r>
+              <w:rPr>
+                <w:rFonts w:ascii="맑은 고딕" w:hAnsi="맑은 고딕" w:eastAsia="맑은 고딕" w:cs="맑은 고딕"/>
+                <w:b/>
+                <w:color w:val="FFFFFF"/>
+                <w:sz w:val="20"/>
+              </w:rPr>
+              <w:t>단추</w:t>
+            </w:r>
+          </w:p>
+        </w:tc>
+        <w:tc>
+          <w:tcPr>
+            <w:tcW w:type="dxa" w:w="6123"/>
+            <w:shd w:val="clear" w:color="auto" w:fill="005A9E"/>
+            <w:vAlign w:val="center"/>
+          </w:tcPr>
+          <w:p>
+            <w:pPr>
+              <w:spacing w:before="0" w:after="0" w:line="240" w:lineRule="auto"/>
+              <w:jc w:val="center"/>
+            </w:pPr>
+            <w:r/>
+            <w:r>
+              <w:rPr>
+                <w:rFonts w:ascii="맑은 고딕" w:hAnsi="맑은 고딕" w:eastAsia="맑은 고딕" w:cs="맑은 고딕"/>
+                <w:b/>
+                <w:color w:val="FFFFFF"/>
+                <w:sz w:val="20"/>
+              </w:rPr>
+              <w:t>하는 일</w:t>
+            </w:r>
+          </w:p>
+        </w:tc>
+      </w:tr>
+      <w:tr>
+        <w:trPr>
+          <w:cantSplit/>
+        </w:trPr>
+        <w:tc>
+          <w:tcPr>
+            <w:tcW w:type="dxa" w:w="2268"/>
+            <w:vAlign w:val="center"/>
+          </w:tcPr>
+          <w:p>
+            <w:pPr>
+              <w:spacing w:before="0" w:after="0" w:line="240" w:lineRule="auto"/>
+            </w:pPr>
+            <w:r/>
+            <w:r>
+              <w:rPr>
+                <w:rFonts w:ascii="맑은 고딕" w:hAnsi="맑은 고딕" w:eastAsia="맑은 고딕" w:cs="맑은 고딕"/>
+                <w:b/>
+                <w:sz w:val="20"/>
+              </w:rPr>
+              <w:t>B</w:t>
+            </w:r>
+            <w:r>
+              <w:rPr>
+                <w:rFonts w:ascii="맑은 고딕" w:hAnsi="맑은 고딕" w:eastAsia="맑은 고딕" w:cs="맑은 고딕"/>
+                <w:b w:val="0"/>
+                <w:sz w:val="20"/>
+              </w:rPr>
+              <w:t xml:space="preserve"> · </w:t>
+            </w:r>
+            <w:r>
+              <w:rPr>
+                <w:rFonts w:ascii="맑은 고딕" w:hAnsi="맑은 고딕" w:eastAsia="맑은 고딕" w:cs="맑은 고딕"/>
+                <w:b/>
+                <w:sz w:val="20"/>
+              </w:rPr>
+              <w:t>I</w:t>
+            </w:r>
+            <w:r>
+              <w:rPr>
+                <w:rFonts w:ascii="맑은 고딕" w:hAnsi="맑은 고딕" w:eastAsia="맑은 고딕" w:cs="맑은 고딕"/>
+                <w:b w:val="0"/>
+                <w:sz w:val="20"/>
+              </w:rPr>
+              <w:t xml:space="preserve"> · </w:t>
+            </w:r>
+            <w:r>
+              <w:rPr>
+                <w:rFonts w:ascii="맑은 고딕" w:hAnsi="맑은 고딕" w:eastAsia="맑은 고딕" w:cs="맑은 고딕"/>
+                <w:b/>
+                <w:sz w:val="20"/>
+              </w:rPr>
+              <w:t>U</w:t>
+            </w:r>
+            <w:r>
+              <w:rPr>
+                <w:rFonts w:ascii="맑은 고딕" w:hAnsi="맑은 고딕" w:eastAsia="맑은 고딕" w:cs="맑은 고딕"/>
+                <w:b w:val="0"/>
+                <w:sz w:val="20"/>
+              </w:rPr>
+              <w:t xml:space="preserve"> · </w:t>
+            </w:r>
+            <w:r>
+              <w:rPr>
+                <w:rFonts w:ascii="맑은 고딕" w:hAnsi="맑은 고딕" w:eastAsia="맑은 고딕" w:cs="맑은 고딕"/>
+                <w:b/>
+                <w:sz w:val="20"/>
+              </w:rPr>
+              <w:t>S</w:t>
+            </w:r>
+          </w:p>
+        </w:tc>
+        <w:tc>
+          <w:tcPr>
+            <w:tcW w:type="dxa" w:w="6123"/>
+            <w:vAlign w:val="center"/>
+          </w:tcPr>
+          <w:p>
+            <w:pPr>
+              <w:spacing w:before="0" w:after="0" w:line="240" w:lineRule="auto"/>
+            </w:pPr>
+            <w:r/>
+            <w:r>
+              <w:rPr>
+                <w:rFonts w:ascii="맑은 고딕" w:hAnsi="맑은 고딕" w:eastAsia="맑은 고딕" w:cs="맑은 고딕"/>
+                <w:b w:val="0"/>
+                <w:sz w:val="20"/>
+              </w:rPr>
+              <w:t>굵게 · 기울임 · 밑줄 · 취소선</w:t>
+            </w:r>
+          </w:p>
+        </w:tc>
+      </w:tr>
+      <w:tr>
+        <w:trPr>
+          <w:cantSplit/>
+        </w:trPr>
+        <w:tc>
+          <w:tcPr>
+            <w:tcW w:type="dxa" w:w="2268"/>
+            <w:vAlign w:val="center"/>
+          </w:tcPr>
+          <w:p>
+            <w:pPr>
+              <w:spacing w:before="0" w:after="0" w:line="240" w:lineRule="auto"/>
+            </w:pPr>
+            <w:r/>
+            <w:r>
+              <w:rPr>
+                <w:rFonts w:ascii="맑은 고딕" w:hAnsi="맑은 고딕" w:eastAsia="맑은 고딕" w:cs="맑은 고딕"/>
+                <w:b w:val="0"/>
+                <w:sz w:val="20"/>
+              </w:rPr>
+              <w:t>작게 · 보통 · 크게</w:t>
+            </w:r>
+          </w:p>
+        </w:tc>
+        <w:tc>
+          <w:tcPr>
+            <w:tcW w:type="dxa" w:w="6123"/>
+            <w:vAlign w:val="center"/>
+          </w:tcPr>
+          <w:p>
+            <w:pPr>
+              <w:spacing w:before="0" w:after="0" w:line="240" w:lineRule="auto"/>
+            </w:pPr>
+            <w:r/>
+            <w:r>
+              <w:rPr>
+                <w:rFonts w:ascii="맑은 고딕" w:hAnsi="맑은 고딕" w:eastAsia="맑은 고딕" w:cs="맑은 고딕"/>
+                <w:b w:val="0"/>
+                <w:sz w:val="20"/>
+              </w:rPr>
+              <w:t>글자 크기</w:t>
+            </w:r>
+          </w:p>
+        </w:tc>
+      </w:tr>
+      <w:tr>
+        <w:trPr>
+          <w:cantSplit/>
+        </w:trPr>
+        <w:tc>
+          <w:tcPr>
+            <w:tcW w:type="dxa" w:w="2268"/>
+            <w:vAlign w:val="center"/>
+          </w:tcPr>
+          <w:p>
+            <w:pPr>
+              <w:spacing w:before="0" w:after="0" w:line="240" w:lineRule="auto"/>
+            </w:pPr>
+            <w:r/>
+            <w:r>
+              <w:rPr>
+                <w:rFonts w:ascii="맑은 고딕" w:hAnsi="맑은 고딕" w:eastAsia="맑은 고딕" w:cs="맑은 고딕"/>
+                <w:b w:val="0"/>
+                <w:sz w:val="20"/>
+              </w:rPr>
+              <w:t>● ● ●</w:t>
+            </w:r>
+          </w:p>
+        </w:tc>
+        <w:tc>
+          <w:tcPr>
+            <w:tcW w:type="dxa" w:w="6123"/>
+            <w:vAlign w:val="center"/>
+          </w:tcPr>
+          <w:p>
+            <w:pPr>
+              <w:spacing w:before="0" w:after="0" w:line="240" w:lineRule="auto"/>
+            </w:pPr>
+            <w:r/>
+            <w:r>
+              <w:rPr>
+                <w:rFonts w:ascii="맑은 고딕" w:hAnsi="맑은 고딕" w:eastAsia="맑은 고딕" w:cs="맑은 고딕"/>
+                <w:b w:val="0"/>
+                <w:sz w:val="20"/>
+              </w:rPr>
+              <w:t>글자 색 — 빨강 · 파랑 · 검정</w:t>
+            </w:r>
+          </w:p>
+        </w:tc>
+      </w:tr>
+      <w:tr>
+        <w:trPr>
+          <w:cantSplit/>
+        </w:trPr>
+        <w:tc>
+          <w:tcPr>
+            <w:tcW w:type="dxa" w:w="2268"/>
+            <w:vAlign w:val="center"/>
+          </w:tcPr>
+          <w:p>
+            <w:pPr>
+              <w:spacing w:before="0" w:after="0" w:line="240" w:lineRule="auto"/>
+            </w:pPr>
+            <w:r/>
+            <w:r>
+              <w:rPr>
+                <w:rFonts w:ascii="맑은 고딕" w:hAnsi="맑은 고딕" w:eastAsia="맑은 고딕" w:cs="맑은 고딕"/>
+                <w:b w:val="0"/>
+                <w:sz w:val="20"/>
+              </w:rPr>
+              <w:t>• 목록 · 1. 번호</w:t>
+            </w:r>
+          </w:p>
+        </w:tc>
+        <w:tc>
+          <w:tcPr>
+            <w:tcW w:type="dxa" w:w="6123"/>
+            <w:vAlign w:val="center"/>
+          </w:tcPr>
+          <w:p>
+            <w:pPr>
+              <w:spacing w:before="0" w:after="0" w:line="240" w:lineRule="auto"/>
+            </w:pPr>
+            <w:r/>
+            <w:r>
+              <w:rPr>
+                <w:rFonts w:ascii="맑은 고딕" w:hAnsi="맑은 고딕" w:eastAsia="맑은 고딕" w:cs="맑은 고딕"/>
+                <w:b w:val="0"/>
+                <w:sz w:val="20"/>
+              </w:rPr>
+              <w:t>글머리 기호 · 번호 매기기</w:t>
+            </w:r>
+          </w:p>
+        </w:tc>
+      </w:tr>
+      <w:tr>
+        <w:trPr>
+          <w:cantSplit/>
+        </w:trPr>
+        <w:tc>
+          <w:tcPr>
+            <w:tcW w:type="dxa" w:w="2268"/>
+            <w:vAlign w:val="center"/>
+          </w:tcPr>
+          <w:p>
+            <w:pPr>
+              <w:spacing w:before="0" w:after="0" w:line="240" w:lineRule="auto"/>
+            </w:pPr>
+            <w:r/>
+            <w:r>
+              <w:rPr>
+                <w:rFonts w:ascii="맑은 고딕" w:hAnsi="맑은 고딕" w:eastAsia="맑은 고딕" w:cs="맑은 고딕"/>
+                <w:b w:val="0"/>
+                <w:sz w:val="20"/>
+              </w:rPr>
+              <w:t>서식 지우기</w:t>
+            </w:r>
+          </w:p>
+        </w:tc>
+        <w:tc>
+          <w:tcPr>
+            <w:tcW w:type="dxa" w:w="6123"/>
+            <w:vAlign w:val="center"/>
+          </w:tcPr>
+          <w:p>
+            <w:pPr>
+              <w:spacing w:before="0" w:after="0" w:line="240" w:lineRule="auto"/>
+            </w:pPr>
+            <w:r/>
+            <w:r>
+              <w:rPr>
+                <w:rFonts w:ascii="맑은 고딕" w:hAnsi="맑은 고딕" w:eastAsia="맑은 고딕" w:cs="맑은 고딕"/>
+                <w:b w:val="0"/>
+                <w:sz w:val="20"/>
+              </w:rPr>
+              <w:t>고른 곳의 서식을 없앱니다</w:t>
+            </w:r>
+          </w:p>
+        </w:tc>
+      </w:tr>
+    </w:tbl>
+    <w:p/>
+    <w:p>
+      <w:pPr>
+        <w:keepLines/>
+        <w:spacing w:before="120" w:after="160"/>
+        <w:ind w:left="170"/>
+        <w:pBdr>
+          <w:left w:val="single" w:sz="18" w:space="6" w:color="005A9E"/>
+        </w:pBdr>
+        <w:shd w:val="clear" w:color="auto" w:fill="F2F7FB"/>
+      </w:pPr>
+      <w:r>
+        <w:rPr>
+          <w:rFonts w:ascii="맑은 고딕" w:hAnsi="맑은 고딕" w:eastAsia="맑은 고딕" w:cs="맑은 고딕"/>
+          <w:b/>
+          <w:color w:val="005A9E"/>
+          <w:sz w:val="21"/>
+        </w:rPr>
+        <w:t xml:space="preserve">붙여 넣은 글은 «글자만» 들어옵니다  </w:t>
+      </w:r>
+      <w:r>
+        <w:rPr>
+          <w:rFonts w:ascii="맑은 고딕" w:hAnsi="맑은 고딕" w:eastAsia="맑은 고딕" w:cs="맑은 고딕"/>
+          <w:b w:val="0"/>
+          <w:sz w:val="21"/>
+        </w:rPr>
+        <w:t xml:space="preserve">워드나 웹에서 통째로 복사하면 </w:t>
+      </w:r>
+      <w:r>
+        <w:rPr>
+          <w:rFonts w:ascii="맑은 고딕" w:hAnsi="맑은 고딕" w:eastAsia="맑은 고딕" w:cs="맑은 고딕"/>
+          <w:b/>
+          <w:sz w:val="21"/>
+        </w:rPr>
+        <w:t>배경색·글꼴까지 따라와</w:t>
+      </w:r>
+      <w:r>
+        <w:rPr>
+          <w:rFonts w:ascii="맑은 고딕" w:hAnsi="맑은 고딕" w:eastAsia="맑은 고딕" w:cs="맑은 고딕"/>
+          <w:b w:val="0"/>
+          <w:sz w:val="21"/>
+        </w:rPr>
+        <w:t xml:space="preserve"> 화면이 망가집니다. 흰 바탕에 흰 글씨가 붙어 </w:t>
+      </w:r>
+      <w:r>
+        <w:rPr>
+          <w:rFonts w:ascii="맑은 고딕" w:hAnsi="맑은 고딕" w:eastAsia="맑은 고딕" w:cs="맑은 고딕"/>
+          <w:b/>
+          <w:sz w:val="21"/>
+        </w:rPr>
+        <w:t>안 보이는 글</w:t>
+      </w:r>
+      <w:r>
+        <w:rPr>
+          <w:rFonts w:ascii="맑은 고딕" w:hAnsi="맑은 고딕" w:eastAsia="맑은 고딕" w:cs="맑은 고딕"/>
+          <w:b w:val="0"/>
+          <w:sz w:val="21"/>
+        </w:rPr>
+        <w:t>이 되기도 합니다. 그래서 붙여 넣기는 글자만 받고, 서식은 위 단추로 다시 걸어 주십시오.</w:t>
+      </w:r>
+    </w:p>
+    <w:p>
+      <w:pPr>
+        <w:keepLines/>
+        <w:spacing w:before="120" w:after="160"/>
+        <w:ind w:left="170"/>
+        <w:pBdr>
+          <w:left w:val="single" w:sz="18" w:space="6" w:color="005A9E"/>
+        </w:pBdr>
+        <w:shd w:val="clear" w:color="auto" w:fill="F2F7FB"/>
+      </w:pPr>
+      <w:r>
+        <w:rPr>
+          <w:rFonts w:ascii="맑은 고딕" w:hAnsi="맑은 고딕" w:eastAsia="맑은 고딕" w:cs="맑은 고딕"/>
+          <w:b/>
+          <w:color w:val="005A9E"/>
+          <w:sz w:val="21"/>
+        </w:rPr>
+        <w:t xml:space="preserve">만들면 «그 자리에서 열립니다»  </w:t>
+      </w:r>
+      <w:r>
+        <w:rPr>
+          <w:rFonts w:ascii="맑은 고딕" w:hAnsi="맑은 고딕" w:eastAsia="맑은 고딕" w:cs="맑은 고딕"/>
+          <w:b w:val="0"/>
+          <w:sz w:val="21"/>
+        </w:rPr>
+        <w:t>이어서 안건을 적는 것이 실제 흐름이라, 만든 회의록은 열린 채로 남습니다.</w:t>
+      </w:r>
+    </w:p>
+    <w:p>
+      <w:pPr>
+        <w:pStyle w:val="Heading2"/>
+      </w:pPr>
+      <w:r>
+        <w:t>8.3 참석자별 발표 내용 — 미리 적어 두기</w:t>
+      </w:r>
+    </w:p>
+    <w:p>
+      <w:r>
+        <w:rPr>
+          <w:rFonts w:ascii="맑은 고딕" w:hAnsi="맑은 고딕" w:eastAsia="맑은 고딕" w:cs="맑은 고딕"/>
+          <w:b w:val="0"/>
+          <w:sz w:val="21"/>
+        </w:rPr>
+        <w:t xml:space="preserve">회의 전에 </w:t>
+      </w:r>
+      <w:r>
+        <w:rPr>
+          <w:rFonts w:ascii="맑은 고딕" w:hAnsi="맑은 고딕" w:eastAsia="맑은 고딕" w:cs="맑은 고딕"/>
+          <w:b/>
+          <w:sz w:val="21"/>
+        </w:rPr>
+        <w:t>참석자가 저마다 자기 발표 내용을 미리 적어 둘 수 있습니다.</w:t>
+      </w:r>
+      <w:r>
+        <w:rPr>
+          <w:rFonts w:ascii="맑은 고딕" w:hAnsi="맑은 고딕" w:eastAsia="맑은 고딕" w:cs="맑은 고딕"/>
+          <w:b w:val="0"/>
+          <w:sz w:val="21"/>
+        </w:rPr>
+        <w:t xml:space="preserve"> 회의록을 열면 아래쪽에 </w:t>
+      </w:r>
+      <w:r>
+        <w:rPr>
+          <w:rFonts w:ascii="맑은 고딕" w:hAnsi="맑은 고딕" w:eastAsia="맑은 고딕" w:cs="맑은 고딕"/>
+          <w:b/>
+          <w:sz w:val="21"/>
+        </w:rPr>
+        <w:t>참석자 이름 단추</w:t>
+      </w:r>
+      <w:r>
+        <w:rPr>
+          <w:rFonts w:ascii="맑은 고딕" w:hAnsi="맑은 고딕" w:eastAsia="맑은 고딕" w:cs="맑은 고딕"/>
+          <w:b w:val="0"/>
+          <w:sz w:val="21"/>
+        </w:rPr>
+        <w:t>가 늘어서 있습니다.</w:t>
+      </w:r>
+    </w:p>
+    <w:p>
+      <w:pPr>
+        <w:spacing w:after="60"/>
+        <w:ind w:left="340"/>
+      </w:pPr>
+      <w:r>
+        <w:rPr>
+          <w:rFonts w:ascii="맑은 고딕" w:hAnsi="맑은 고딕" w:eastAsia="맑은 고딕" w:cs="맑은 고딕"/>
+          <w:b/>
+          <w:sz w:val="21"/>
+        </w:rPr>
+        <w:t xml:space="preserve">1. </w:t>
+      </w:r>
+      <w:r>
+        <w:rPr>
+          <w:rFonts w:ascii="맑은 고딕" w:hAnsi="맑은 고딕" w:eastAsia="맑은 고딕" w:cs="맑은 고딕"/>
+          <w:b w:val="0"/>
+          <w:sz w:val="21"/>
+        </w:rPr>
+        <w:t xml:space="preserve">회의록을 엽니다(작성 중이거나 </w:t>
+      </w:r>
+      <w:r>
+        <w:rPr>
+          <w:rFonts w:ascii="맑은 고딕" w:hAnsi="맑은 고딕" w:eastAsia="맑은 고딕" w:cs="맑은 고딕"/>
+          <w:b/>
+          <w:sz w:val="21"/>
+        </w:rPr>
+        <w:t>[📚 지난 회의록 조회]</w:t>
+      </w:r>
+      <w:r>
+        <w:rPr>
+          <w:rFonts w:ascii="맑은 고딕" w:hAnsi="맑은 고딕" w:eastAsia="맑은 고딕" w:cs="맑은 고딕"/>
+          <w:b w:val="0"/>
+          <w:sz w:val="21"/>
+        </w:rPr>
+        <w:t xml:space="preserve"> 에서 고른 것).</w:t>
+      </w:r>
+    </w:p>
+    <w:p>
+      <w:pPr>
+        <w:spacing w:after="60"/>
+        <w:ind w:left="340"/>
+      </w:pPr>
+      <w:r>
+        <w:rPr>
+          <w:rFonts w:ascii="맑은 고딕" w:hAnsi="맑은 고딕" w:eastAsia="맑은 고딕" w:cs="맑은 고딕"/>
+          <w:b/>
+          <w:sz w:val="21"/>
+        </w:rPr>
+        <w:t xml:space="preserve">2. </w:t>
+      </w:r>
+      <w:r>
+        <w:rPr>
+          <w:rFonts w:ascii="맑은 고딕" w:hAnsi="맑은 고딕" w:eastAsia="맑은 고딕" w:cs="맑은 고딕"/>
+          <w:b/>
+          <w:sz w:val="21"/>
+        </w:rPr>
+        <w:t>본인 이름 단추</w:t>
+      </w:r>
+      <w:r>
+        <w:rPr>
+          <w:rFonts w:ascii="맑은 고딕" w:hAnsi="맑은 고딕" w:eastAsia="맑은 고딕" w:cs="맑은 고딕"/>
+          <w:b w:val="0"/>
+          <w:sz w:val="21"/>
+        </w:rPr>
+        <w:t xml:space="preserve">를 누릅니다 — 이름 뒤에 </w:t>
+      </w:r>
+      <w:r>
+        <w:rPr>
+          <w:rFonts w:ascii="맑은 고딕" w:hAnsi="맑은 고딕" w:eastAsia="맑은 고딕" w:cs="맑은 고딕"/>
+          <w:b/>
+          <w:sz w:val="21"/>
+        </w:rPr>
+        <w:t>(나)</w:t>
+      </w:r>
+      <w:r>
+        <w:rPr>
+          <w:rFonts w:ascii="맑은 고딕" w:hAnsi="맑은 고딕" w:eastAsia="맑은 고딕" w:cs="맑은 고딕"/>
+          <w:b w:val="0"/>
+          <w:sz w:val="21"/>
+        </w:rPr>
+        <w:t xml:space="preserve"> 가 붙어 있습니다.</w:t>
+      </w:r>
+    </w:p>
+    <w:p>
+      <w:pPr>
+        <w:spacing w:after="60"/>
+        <w:ind w:left="340"/>
+      </w:pPr>
+      <w:r>
+        <w:rPr>
+          <w:rFonts w:ascii="맑은 고딕" w:hAnsi="맑은 고딕" w:eastAsia="맑은 고딕" w:cs="맑은 고딕"/>
+          <w:b/>
+          <w:sz w:val="21"/>
+        </w:rPr>
+        <w:t xml:space="preserve">3. </w:t>
+      </w:r>
+      <w:r>
+        <w:rPr>
+          <w:rFonts w:ascii="맑은 고딕" w:hAnsi="맑은 고딕" w:eastAsia="맑은 고딕" w:cs="맑은 고딕"/>
+          <w:b/>
+          <w:sz w:val="21"/>
+        </w:rPr>
+        <w:t>📁 어느 프로젝트에 관한 내용입니까?</w:t>
+      </w:r>
+      <w:r>
+        <w:rPr>
+          <w:rFonts w:ascii="맑은 고딕" w:hAnsi="맑은 고딕" w:eastAsia="맑은 고딕" w:cs="맑은 고딕"/>
+          <w:b w:val="0"/>
+          <w:sz w:val="21"/>
+        </w:rPr>
+        <w:t xml:space="preserve"> 에서 프로젝트를 고릅니다 — 업무 입력·안건과 </w:t>
+      </w:r>
+      <w:r>
+        <w:rPr>
+          <w:rFonts w:ascii="맑은 고딕" w:hAnsi="맑은 고딕" w:eastAsia="맑은 고딕" w:cs="맑은 고딕"/>
+          <w:b/>
+          <w:sz w:val="21"/>
+        </w:rPr>
+        <w:t>같은 목록</w:t>
+      </w:r>
+      <w:r>
+        <w:rPr>
+          <w:rFonts w:ascii="맑은 고딕" w:hAnsi="맑은 고딕" w:eastAsia="맑은 고딕" w:cs="맑은 고딕"/>
+          <w:b w:val="0"/>
+          <w:sz w:val="21"/>
+        </w:rPr>
+        <w:t>입니다.</w:t>
+      </w:r>
+    </w:p>
+    <w:p>
+      <w:pPr>
+        <w:spacing w:after="60"/>
+        <w:ind w:left="340"/>
+      </w:pPr>
+      <w:r>
+        <w:rPr>
+          <w:rFonts w:ascii="맑은 고딕" w:hAnsi="맑은 고딕" w:eastAsia="맑은 고딕" w:cs="맑은 고딕"/>
+          <w:b/>
+          <w:sz w:val="21"/>
+        </w:rPr>
+        <w:t xml:space="preserve">4. </w:t>
+      </w:r>
+      <w:r>
+        <w:rPr>
+          <w:rFonts w:ascii="맑은 고딕" w:hAnsi="맑은 고딕" w:eastAsia="맑은 고딕" w:cs="맑은 고딕"/>
+          <w:b w:val="0"/>
+          <w:sz w:val="21"/>
+        </w:rPr>
+        <w:t xml:space="preserve">발표하실 내용을 적고 </w:t>
+      </w:r>
+      <w:r>
+        <w:rPr>
+          <w:rFonts w:ascii="맑은 고딕" w:hAnsi="맑은 고딕" w:eastAsia="맑은 고딕" w:cs="맑은 고딕"/>
+          <w:b/>
+          <w:sz w:val="21"/>
+        </w:rPr>
+        <w:t>[저장]</w:t>
+      </w:r>
+      <w:r>
+        <w:rPr>
+          <w:rFonts w:ascii="맑은 고딕" w:hAnsi="맑은 고딕" w:eastAsia="맑은 고딕" w:cs="맑은 고딕"/>
+          <w:b w:val="0"/>
+          <w:sz w:val="21"/>
+        </w:rPr>
+        <w:t xml:space="preserve"> 을 누릅니다.</w:t>
+      </w:r>
+    </w:p>
+    <w:p>
+      <w:pPr>
+        <w:spacing w:after="60"/>
+        <w:ind w:left="340"/>
+      </w:pPr>
+      <w:r>
+        <w:rPr>
+          <w:rFonts w:ascii="맑은 고딕" w:hAnsi="맑은 고딕" w:eastAsia="맑은 고딕" w:cs="맑은 고딕"/>
+          <w:b/>
+          <w:sz w:val="21"/>
+        </w:rPr>
+        <w:t xml:space="preserve">5. </w:t>
+      </w:r>
+      <w:r>
+        <w:rPr>
+          <w:rFonts w:ascii="맑은 고딕" w:hAnsi="맑은 고딕" w:eastAsia="맑은 고딕" w:cs="맑은 고딕"/>
+          <w:b w:val="0"/>
+          <w:sz w:val="21"/>
+        </w:rPr>
+        <w:t xml:space="preserve">프로젝트가 여럿이면 </w:t>
+      </w:r>
+      <w:r>
+        <w:rPr>
+          <w:rFonts w:ascii="맑은 고딕" w:hAnsi="맑은 고딕" w:eastAsia="맑은 고딕" w:cs="맑은 고딕"/>
+          <w:b/>
+          <w:sz w:val="21"/>
+        </w:rPr>
+        <w:t>[+ 다른 프로젝트로 적기]</w:t>
+      </w:r>
+      <w:r>
+        <w:rPr>
+          <w:rFonts w:ascii="맑은 고딕" w:hAnsi="맑은 고딕" w:eastAsia="맑은 고딕" w:cs="맑은 고딕"/>
+          <w:b w:val="0"/>
+          <w:sz w:val="21"/>
+        </w:rPr>
+        <w:t xml:space="preserve"> 로 </w:t>
+      </w:r>
+      <w:r>
+        <w:rPr>
+          <w:rFonts w:ascii="맑은 고딕" w:hAnsi="맑은 고딕" w:eastAsia="맑은 고딕" w:cs="맑은 고딕"/>
+          <w:b/>
+          <w:sz w:val="21"/>
+        </w:rPr>
+        <w:t>나눠서</w:t>
+      </w:r>
+      <w:r>
+        <w:rPr>
+          <w:rFonts w:ascii="맑은 고딕" w:hAnsi="맑은 고딕" w:eastAsia="맑은 고딕" w:cs="맑은 고딕"/>
+          <w:b w:val="0"/>
+          <w:sz w:val="21"/>
+        </w:rPr>
+        <w:t xml:space="preserve"> 적으십시오.</w:t>
+      </w:r>
+    </w:p>
+    <w:p>
+      <w:pPr>
+        <w:keepNext/>
+        <w:spacing w:line="240" w:lineRule="auto" w:after="40"/>
+        <w:jc w:val="center"/>
+      </w:pPr>
+      <w:r>
+        <w:drawing>
+          <wp:inline xmlns:a="http://schemas.openxmlformats.org/drawingml/2006/main" xmlns:pic="http://schemas.openxmlformats.org/drawingml/2006/picture">
+            <wp:extent cx="3718800" cy="2124693"/>
+            <wp:docPr id="40" name="Picture 40"/>
+            <wp:cNvGraphicFramePr>
+              <a:graphicFrameLocks noChangeAspect="1"/>
+            </wp:cNvGraphicFramePr>
+            <a:graphic>
+              <a:graphicData uri="http://schemas.openxmlformats.org/drawingml/2006/picture">
+                <pic:pic>
+                  <pic:nvPicPr>
+                    <pic:cNvPr id="0" name="96_회의록_발표내용.png"/>
+                    <pic:cNvPicPr/>
+                  </pic:nvPicPr>
+                  <pic:blipFill>
+                    <a:blip r:embed="rId49"/>
+                    <a:stretch>
+                      <a:fillRect/>
+                    </a:stretch>
+                  </pic:blipFill>
+                  <pic:spPr>
+                    <a:xfrm>
+                      <a:off x="0" y="0"/>
+                      <a:ext cx="3718800" cy="2124693"/>
+                    </a:xfrm>
+                    <a:prstGeom prst="rect"/>
+                  </pic:spPr>
+                </pic:pic>
+              </a:graphicData>
+            </a:graphic>
+          </wp:inline>
+        </w:drawing>
+      </w:r>
+    </w:p>
+    <w:p>
+      <w:pPr>
+        <w:spacing w:line="240" w:lineRule="auto" w:after="140"/>
+        <w:jc w:val="center"/>
+      </w:pPr>
+      <w:r>
+        <w:rPr>
+          <w:rFonts w:ascii="맑은 고딕" w:hAnsi="맑은 고딕" w:eastAsia="맑은 고딕" w:cs="맑은 고딕"/>
+          <w:color w:val="777777"/>
+          <w:sz w:val="18"/>
+        </w:rPr>
+        <w:t>그림 8-3  프로젝트를 고르고 본인 칸에 적습니다</w:t>
+      </w:r>
+    </w:p>
+    <w:p>
+      <w:pPr>
+        <w:keepLines/>
+        <w:spacing w:before="120" w:after="160"/>
+        <w:ind w:left="170"/>
+        <w:pBdr>
+          <w:left w:val="single" w:sz="18" w:space="6" w:color="005A9E"/>
+        </w:pBdr>
+        <w:shd w:val="clear" w:color="auto" w:fill="F2F7FB"/>
+      </w:pPr>
+      <w:r>
+        <w:rPr>
+          <w:rFonts w:ascii="맑은 고딕" w:hAnsi="맑은 고딕" w:eastAsia="맑은 고딕" w:cs="맑은 고딕"/>
+          <w:b/>
+          <w:color w:val="005A9E"/>
+          <w:sz w:val="21"/>
+        </w:rPr>
+        <w:t xml:space="preserve">«본인 칸만» 고치실 수 있습니다  </w:t>
+      </w:r>
+      <w:r>
+        <w:rPr>
+          <w:rFonts w:ascii="맑은 고딕" w:hAnsi="맑은 고딕" w:eastAsia="맑은 고딕" w:cs="맑은 고딕"/>
+          <w:b w:val="0"/>
+          <w:sz w:val="21"/>
+        </w:rPr>
+        <w:t xml:space="preserve">남의 이름 단추는 눌리지 않습니다. 그래서 </w:t>
+      </w:r>
+      <w:r>
+        <w:rPr>
+          <w:rFonts w:ascii="맑은 고딕" w:hAnsi="맑은 고딕" w:eastAsia="맑은 고딕" w:cs="맑은 고딕"/>
+          <w:b/>
+          <w:sz w:val="21"/>
+        </w:rPr>
+        <w:t>여러 분이 동시에 적어도 부딪히지 않습니다</w:t>
+      </w:r>
+      <w:r>
+        <w:rPr>
+          <w:rFonts w:ascii="맑은 고딕" w:hAnsi="맑은 고딕" w:eastAsia="맑은 고딕" w:cs="맑은 고딕"/>
+          <w:b w:val="0"/>
+          <w:sz w:val="21"/>
+        </w:rPr>
+        <w:t xml:space="preserve"> — 각자 자기 칸만 만지기 때문입니다. (관리자는 대신 넣어 드릴 수 있습니다.)</w:t>
+      </w:r>
+    </w:p>
+    <w:p>
+      <w:pPr>
+        <w:keepLines/>
+        <w:spacing w:before="120" w:after="160"/>
+        <w:ind w:left="170"/>
+        <w:pBdr>
+          <w:left w:val="single" w:sz="18" w:space="6" w:color="005A9E"/>
+        </w:pBdr>
+        <w:shd w:val="clear" w:color="auto" w:fill="F2F7FB"/>
+      </w:pPr>
+      <w:r>
+        <w:rPr>
+          <w:rFonts w:ascii="맑은 고딕" w:hAnsi="맑은 고딕" w:eastAsia="맑은 고딕" w:cs="맑은 고딕"/>
+          <w:b/>
+          <w:color w:val="005A9E"/>
+          <w:sz w:val="21"/>
+        </w:rPr>
+        <w:t xml:space="preserve">프로젝트를 «나눠서» 적으시는 편이 좋습니다  </w:t>
+      </w:r>
+      <w:r>
+        <w:rPr>
+          <w:rFonts w:ascii="맑은 고딕" w:hAnsi="맑은 고딕" w:eastAsia="맑은 고딕" w:cs="맑은 고딕"/>
+          <w:b w:val="0"/>
+          <w:sz w:val="21"/>
+        </w:rPr>
+        <w:t xml:space="preserve">한 칸에 여러 프로젝트를 뭉쳐 적으면 나중에 </w:t>
+      </w:r>
+      <w:r>
+        <w:rPr>
+          <w:rFonts w:ascii="맑은 고딕" w:hAnsi="맑은 고딕" w:eastAsia="맑은 고딕" w:cs="맑은 고딕"/>
+          <w:b/>
+          <w:sz w:val="21"/>
+        </w:rPr>
+        <w:t>「이 프로젝트 얘기가 어느 회의에서 누구 입에서 나왔나」를 되짚을 수 없습니다.</w:t>
+      </w:r>
+      <w:r>
+        <w:rPr>
+          <w:rFonts w:ascii="맑은 고딕" w:hAnsi="맑은 고딕" w:eastAsia="맑은 고딕" w:cs="맑은 고딕"/>
+          <w:b w:val="0"/>
+          <w:sz w:val="21"/>
+        </w:rPr>
+        <w:t xml:space="preserve"> 나눠 적으시면 아래 «프로젝트별 보기» 가 그대로 답이 됩니다. 프로젝트를 안 고르셔도 되고, 그때는 「프로젝트 미지정」이 됩니다.</w:t>
+      </w:r>
+    </w:p>
+    <w:p>
+      <w:r>
+        <w:rPr>
+          <w:rFonts w:ascii="맑은 고딕" w:hAnsi="맑은 고딕" w:eastAsia="맑은 고딕" w:cs="맑은 고딕"/>
+          <w:b/>
+          <w:sz w:val="21"/>
+        </w:rPr>
+        <w:t>적어 둔 것은 회의 내용 아래에 이어 붙어 «한 박스» 로 보입니다.</w:t>
+      </w:r>
+      <w:r>
+        <w:rPr>
+          <w:rFonts w:ascii="맑은 고딕" w:hAnsi="맑은 고딕" w:eastAsia="맑은 고딕" w:cs="맑은 고딕"/>
+          <w:b w:val="0"/>
+          <w:sz w:val="21"/>
+        </w:rPr>
+        <w:t xml:space="preserve"> 따로 적었어도 읽을 때는 회의록 하나입니다.</w:t>
+      </w:r>
+    </w:p>
+    <w:p>
+      <w:r>
+        <w:rPr>
+          <w:rFonts w:ascii="맑은 고딕" w:hAnsi="맑은 고딕" w:eastAsia="맑은 고딕" w:cs="맑은 고딕"/>
+          <w:b w:val="0"/>
+          <w:sz w:val="21"/>
+        </w:rPr>
+        <w:t xml:space="preserve">발표 내용이 하나라도 있으면 </w:t>
+      </w:r>
+      <w:r>
+        <w:rPr>
+          <w:rFonts w:ascii="맑은 고딕" w:hAnsi="맑은 고딕" w:eastAsia="맑은 고딕" w:cs="맑은 고딕"/>
+          <w:b/>
+          <w:sz w:val="21"/>
+        </w:rPr>
+        <w:t>[🗣 인원별] · [📁 프로젝트별]</w:t>
+      </w:r>
+      <w:r>
+        <w:rPr>
+          <w:rFonts w:ascii="맑은 고딕" w:hAnsi="맑은 고딕" w:eastAsia="맑은 고딕" w:cs="맑은 고딕"/>
+          <w:b w:val="0"/>
+          <w:sz w:val="21"/>
+        </w:rPr>
+        <w:t xml:space="preserve"> 단추가 나옵니다. </w:t>
+      </w:r>
+      <w:r>
+        <w:rPr>
+          <w:rFonts w:ascii="맑은 고딕" w:hAnsi="맑은 고딕" w:eastAsia="맑은 고딕" w:cs="맑은 고딕"/>
+          <w:b/>
+          <w:sz w:val="21"/>
+        </w:rPr>
+        <w:t>담긴 글은 하나이고 «묶는 기준» 만 바뀝니다.</w:t>
+      </w:r>
+    </w:p>
+    <w:tbl>
+      <w:tblPr>
+        <w:tblStyle w:val="TableGrid"/>
+        <w:tblW w:type="auto" w:w="0"/>
+        <w:jc w:val="center"/>
+        <w:tblLook w:firstColumn="1" w:firstRow="1" w:lastColumn="0" w:lastRow="0" w:noHBand="0" w:noVBand="1" w:val="04A0"/>
+      </w:tblPr>
+      <w:tblGrid>
+        <w:gridCol w:w="3137"/>
+        <w:gridCol w:w="3137"/>
+        <w:gridCol w:w="3137"/>
+      </w:tblGrid>
+      <w:tr>
+        <w:trPr>
+          <w:cantSplit/>
+          <w:tblHeader/>
+        </w:trPr>
+        <w:tc>
+          <w:tcPr>
+            <w:tcW w:type="dxa" w:w="1474"/>
+            <w:shd w:val="clear" w:color="auto" w:fill="005A9E"/>
+            <w:vAlign w:val="center"/>
+          </w:tcPr>
+          <w:p>
+            <w:pPr>
+              <w:spacing w:before="0" w:after="0" w:line="240" w:lineRule="auto"/>
+              <w:jc w:val="center"/>
+            </w:pPr>
+            <w:r/>
+            <w:r>
+              <w:rPr>
+                <w:rFonts w:ascii="맑은 고딕" w:hAnsi="맑은 고딕" w:eastAsia="맑은 고딕" w:cs="맑은 고딕"/>
+                <w:b/>
+                <w:color w:val="FFFFFF"/>
+                <w:sz w:val="20"/>
+              </w:rPr>
+              <w:t>보기</w:t>
+            </w:r>
+          </w:p>
+        </w:tc>
+        <w:tc>
+          <w:tcPr>
+            <w:tcW w:type="dxa" w:w="3402"/>
+            <w:shd w:val="clear" w:color="auto" w:fill="005A9E"/>
+            <w:vAlign w:val="center"/>
+          </w:tcPr>
+          <w:p>
+            <w:pPr>
+              <w:spacing w:before="0" w:after="0" w:line="240" w:lineRule="auto"/>
+              <w:jc w:val="center"/>
+            </w:pPr>
+            <w:r/>
+            <w:r>
+              <w:rPr>
+                <w:rFonts w:ascii="맑은 고딕" w:hAnsi="맑은 고딕" w:eastAsia="맑은 고딕" w:cs="맑은 고딕"/>
+                <w:b/>
+                <w:color w:val="FFFFFF"/>
+                <w:sz w:val="20"/>
+              </w:rPr>
+              <w:t>이렇게 묶입니다</w:t>
+            </w:r>
+          </w:p>
+        </w:tc>
+        <w:tc>
+          <w:tcPr>
+            <w:tcW w:type="dxa" w:w="3515"/>
+            <w:shd w:val="clear" w:color="auto" w:fill="005A9E"/>
+            <w:vAlign w:val="center"/>
+          </w:tcPr>
+          <w:p>
+            <w:pPr>
+              <w:spacing w:before="0" w:after="0" w:line="240" w:lineRule="auto"/>
+              <w:jc w:val="center"/>
+            </w:pPr>
+            <w:r/>
+            <w:r>
+              <w:rPr>
+                <w:rFonts w:ascii="맑은 고딕" w:hAnsi="맑은 고딕" w:eastAsia="맑은 고딕" w:cs="맑은 고딕"/>
+                <w:b/>
+                <w:color w:val="FFFFFF"/>
+                <w:sz w:val="20"/>
+              </w:rPr>
+              <w:t>언제 쓰나</w:t>
+            </w:r>
+          </w:p>
+        </w:tc>
+      </w:tr>
+      <w:tr>
+        <w:trPr>
+          <w:cantSplit/>
+        </w:trPr>
+        <w:tc>
+          <w:tcPr>
+            <w:tcW w:type="dxa" w:w="1474"/>
+            <w:vAlign w:val="center"/>
+          </w:tcPr>
+          <w:p>
+            <w:pPr>
+              <w:spacing w:before="0" w:after="0" w:line="240" w:lineRule="auto"/>
+            </w:pPr>
+            <w:r/>
+            <w:r>
+              <w:rPr>
+                <w:rFonts w:ascii="맑은 고딕" w:hAnsi="맑은 고딕" w:eastAsia="맑은 고딕" w:cs="맑은 고딕"/>
+                <w:b/>
+                <w:sz w:val="20"/>
+              </w:rPr>
+              <w:t>🗣 인원별</w:t>
+            </w:r>
+          </w:p>
+        </w:tc>
+        <w:tc>
+          <w:tcPr>
+            <w:tcW w:type="dxa" w:w="3402"/>
+            <w:vAlign w:val="center"/>
+          </w:tcPr>
+          <w:p>
+            <w:pPr>
+              <w:spacing w:before="0" w:after="0" w:line="240" w:lineRule="auto"/>
+            </w:pPr>
+            <w:r/>
+            <w:r>
+              <w:rPr>
+                <w:rFonts w:ascii="맑은 고딕" w:hAnsi="맑은 고딕" w:eastAsia="맑은 고딕" w:cs="맑은 고딕"/>
+                <w:b/>
+                <w:sz w:val="20"/>
+              </w:rPr>
+              <w:t>사람</w:t>
+            </w:r>
+            <w:r>
+              <w:rPr>
+                <w:rFonts w:ascii="맑은 고딕" w:hAnsi="맑은 고딕" w:eastAsia="맑은 고딕" w:cs="맑은 고딕"/>
+                <w:b w:val="0"/>
+                <w:sz w:val="20"/>
+              </w:rPr>
+              <w:t xml:space="preserve"> → 그 사람이 적은 </w:t>
+            </w:r>
+            <w:r>
+              <w:rPr>
+                <w:rFonts w:ascii="맑은 고딕" w:hAnsi="맑은 고딕" w:eastAsia="맑은 고딕" w:cs="맑은 고딕"/>
+                <w:b/>
+                <w:sz w:val="20"/>
+              </w:rPr>
+              <w:t>프로젝트들</w:t>
+            </w:r>
+          </w:p>
+        </w:tc>
+        <w:tc>
+          <w:tcPr>
+            <w:tcW w:type="dxa" w:w="3515"/>
+            <w:vAlign w:val="center"/>
+          </w:tcPr>
+          <w:p>
+            <w:pPr>
+              <w:spacing w:before="0" w:after="0" w:line="240" w:lineRule="auto"/>
+            </w:pPr>
+            <w:r/>
+            <w:r>
+              <w:rPr>
+                <w:rFonts w:ascii="맑은 고딕" w:hAnsi="맑은 고딕" w:eastAsia="맑은 고딕" w:cs="맑은 고딕"/>
+                <w:b w:val="0"/>
+                <w:sz w:val="20"/>
+              </w:rPr>
+              <w:t>「누가 무엇을 말할 것인가」 — 회의 진행</w:t>
+            </w:r>
+          </w:p>
+        </w:tc>
+      </w:tr>
+      <w:tr>
+        <w:trPr>
+          <w:cantSplit/>
+        </w:trPr>
+        <w:tc>
+          <w:tcPr>
+            <w:tcW w:type="dxa" w:w="1474"/>
+            <w:vAlign w:val="center"/>
+          </w:tcPr>
+          <w:p>
+            <w:pPr>
+              <w:spacing w:before="0" w:after="0" w:line="240" w:lineRule="auto"/>
+            </w:pPr>
+            <w:r/>
+            <w:r>
+              <w:rPr>
+                <w:rFonts w:ascii="맑은 고딕" w:hAnsi="맑은 고딕" w:eastAsia="맑은 고딕" w:cs="맑은 고딕"/>
+                <w:b/>
+                <w:sz w:val="20"/>
+              </w:rPr>
+              <w:t>📁 프로젝트별</w:t>
+            </w:r>
+          </w:p>
+        </w:tc>
+        <w:tc>
+          <w:tcPr>
+            <w:tcW w:type="dxa" w:w="3402"/>
+            <w:vAlign w:val="center"/>
+          </w:tcPr>
+          <w:p>
+            <w:pPr>
+              <w:spacing w:before="0" w:after="0" w:line="240" w:lineRule="auto"/>
+            </w:pPr>
+            <w:r/>
+            <w:r>
+              <w:rPr>
+                <w:rFonts w:ascii="맑은 고딕" w:hAnsi="맑은 고딕" w:eastAsia="맑은 고딕" w:cs="맑은 고딕"/>
+                <w:b/>
+                <w:sz w:val="20"/>
+              </w:rPr>
+              <w:t>프로젝트</w:t>
+            </w:r>
+            <w:r>
+              <w:rPr>
+                <w:rFonts w:ascii="맑은 고딕" w:hAnsi="맑은 고딕" w:eastAsia="맑은 고딕" w:cs="맑은 고딕"/>
+                <w:b w:val="0"/>
+                <w:sz w:val="20"/>
+              </w:rPr>
+              <w:t xml:space="preserve"> → 그 프로젝트를 적은 </w:t>
+            </w:r>
+            <w:r>
+              <w:rPr>
+                <w:rFonts w:ascii="맑은 고딕" w:hAnsi="맑은 고딕" w:eastAsia="맑은 고딕" w:cs="맑은 고딕"/>
+                <w:b/>
+                <w:sz w:val="20"/>
+              </w:rPr>
+              <w:t>사람들</w:t>
+            </w:r>
+          </w:p>
+        </w:tc>
+        <w:tc>
+          <w:tcPr>
+            <w:tcW w:type="dxa" w:w="3515"/>
+            <w:vAlign w:val="center"/>
+          </w:tcPr>
+          <w:p>
+            <w:pPr>
+              <w:spacing w:before="0" w:after="0" w:line="240" w:lineRule="auto"/>
+            </w:pPr>
+            <w:r/>
+            <w:r>
+              <w:rPr>
+                <w:rFonts w:ascii="맑은 고딕" w:hAnsi="맑은 고딕" w:eastAsia="맑은 고딕" w:cs="맑은 고딕"/>
+                <w:b w:val="0"/>
+                <w:sz w:val="20"/>
+              </w:rPr>
+              <w:t>「이 프로젝트 얘기가 누구에게서 나오나」 — 프로젝트 점검</w:t>
+            </w:r>
+          </w:p>
+        </w:tc>
+      </w:tr>
+    </w:tbl>
+    <w:p/>
+    <w:p>
+      <w:pPr>
+        <w:keepNext/>
+        <w:spacing w:line="240" w:lineRule="auto" w:after="40"/>
+        <w:jc w:val="center"/>
+      </w:pPr>
+      <w:r>
+        <w:drawing>
+          <wp:inline xmlns:a="http://schemas.openxmlformats.org/drawingml/2006/main" xmlns:pic="http://schemas.openxmlformats.org/drawingml/2006/picture">
+            <wp:extent cx="3718800" cy="2124693"/>
+            <wp:docPr id="41" name="Picture 41"/>
+            <wp:cNvGraphicFramePr>
+              <a:graphicFrameLocks noChangeAspect="1"/>
+            </wp:cNvGraphicFramePr>
+            <a:graphic>
+              <a:graphicData uri="http://schemas.openxmlformats.org/drawingml/2006/picture">
+                <pic:pic>
+                  <pic:nvPicPr>
+                    <pic:cNvPr id="0" name="97_회의록_프로젝트별.png"/>
+                    <pic:cNvPicPr/>
+                  </pic:nvPicPr>
+                  <pic:blipFill>
+                    <a:blip r:embed="rId50"/>
+                    <a:stretch>
+                      <a:fillRect/>
+                    </a:stretch>
+                  </pic:blipFill>
+                  <pic:spPr>
+                    <a:xfrm>
+                      <a:off x="0" y="0"/>
+                      <a:ext cx="3718800" cy="2124693"/>
+                    </a:xfrm>
+                    <a:prstGeom prst="rect"/>
+                  </pic:spPr>
+                </pic:pic>
+              </a:graphicData>
+            </a:graphic>
+          </wp:inline>
+        </w:drawing>
+      </w:r>
+    </w:p>
+    <w:p>
+      <w:pPr>
+        <w:spacing w:line="240" w:lineRule="auto" w:after="140"/>
+        <w:jc w:val="center"/>
+      </w:pPr>
+      <w:r>
+        <w:rPr>
+          <w:rFonts w:ascii="맑은 고딕" w:hAnsi="맑은 고딕" w:eastAsia="맑은 고딕" w:cs="맑은 고딕"/>
+          <w:color w:val="777777"/>
+          <w:sz w:val="18"/>
+        </w:rPr>
+        <w:t>그림 8-4  같은 글을 프로젝트별로 다시 묶어 봅니다</w:t>
+      </w:r>
+    </w:p>
+    <w:p>
+      <w:pPr>
+        <w:keepLines/>
+        <w:spacing w:before="120" w:after="160"/>
+        <w:ind w:left="170"/>
+        <w:pBdr>
+          <w:left w:val="single" w:sz="18" w:space="6" w:color="005A9E"/>
+        </w:pBdr>
+        <w:shd w:val="clear" w:color="auto" w:fill="F2F7FB"/>
+      </w:pPr>
+      <w:r>
+        <w:rPr>
+          <w:rFonts w:ascii="맑은 고딕" w:hAnsi="맑은 고딕" w:eastAsia="맑은 고딕" w:cs="맑은 고딕"/>
+          <w:b/>
+          <w:color w:val="005A9E"/>
+          <w:sz w:val="21"/>
+        </w:rPr>
+        <w:t xml:space="preserve">「프로젝트 미지정」은 늘 맨 뒤에 섭니다  </w:t>
+      </w:r>
+      <w:r>
+        <w:rPr>
+          <w:rFonts w:ascii="맑은 고딕" w:hAnsi="맑은 고딕" w:eastAsia="맑은 고딕" w:cs="맑은 고딕"/>
+          <w:b w:val="0"/>
+          <w:sz w:val="21"/>
+        </w:rPr>
+        <w:t>가운데 끼면 「빈 것부터 채우라」는 신호처럼 보이기 때문입니다. 프로젝트를 안 고르신 것이 잘못은 아닙니다 — 프로젝트와 무관한 공지도 있습니다.</w:t>
       </w:r>
     </w:p>
     <w:p>
@@ -17697,7 +20196,7 @@
           <w:color w:val="C77700"/>
           <w:sz w:val="21"/>
         </w:rPr>
-        <w:t xml:space="preserve">회의록을 지워도 안건은 남습니다  </w:t>
+        <w:t xml:space="preserve">비우고 저장하면 «그 줄이» 지워집니다  </w:t>
       </w:r>
       <w:r>
         <w:rPr>
@@ -17705,7 +20204,7 @@
           <w:b w:val="0"/>
           <w:sz w:val="21"/>
         </w:rPr>
-        <w:t xml:space="preserve">안건에는 기한·담당·Jira 가 걸려 있어 함께 지우지 않습니다. 회의를 잃은 안건은 </w:t>
+        <w:t xml:space="preserve">지우실 때는 내용을 모두 지우고 </w:t>
       </w:r>
       <w:r>
         <w:rPr>
@@ -17713,7 +20212,7 @@
           <w:b/>
           <w:sz w:val="21"/>
         </w:rPr>
-        <w:t>[📚 지난 회의록 조회] → [회의 없는 안건]</w:t>
+        <w:t>[저장]</w:t>
       </w:r>
       <w:r>
         <w:rPr>
@@ -17721,7 +20220,31 @@
           <w:b w:val="0"/>
           <w:sz w:val="21"/>
         </w:rPr>
-        <w:t xml:space="preserve"> 에서 보실 수 있습니다.</w:t>
+        <w:t xml:space="preserve"> 을 누르십시오. 프로젝트를 </w:t>
+      </w:r>
+      <w:r>
+        <w:rPr>
+          <w:rFonts w:ascii="맑은 고딕" w:hAnsi="맑은 고딕" w:eastAsia="맑은 고딕" w:cs="맑은 고딕"/>
+          <w:b/>
+          <w:sz w:val="21"/>
+        </w:rPr>
+        <w:t>옮기시면</w:t>
+      </w:r>
+      <w:r>
+        <w:rPr>
+          <w:rFonts w:ascii="맑은 고딕" w:hAnsi="맑은 고딕" w:eastAsia="맑은 고딕" w:cs="맑은 고딕"/>
+          <w:b w:val="0"/>
+          <w:sz w:val="21"/>
+        </w:rPr>
+        <w:t xml:space="preserve"> 옛 줄은 자동으로 사라집니다. 옮겨 갈 자리에 이미 적어 두신 것이 있으면 </w:t>
+      </w:r>
+      <w:r>
+        <w:rPr>
+          <w:rFonts w:ascii="맑은 고딕" w:hAnsi="맑은 고딕" w:eastAsia="맑은 고딕" w:cs="맑은 고딕"/>
+          <w:b/>
+          <w:sz w:val="21"/>
+        </w:rPr>
+        <w:t>덮어쓸지 여쭙습니다.</w:t>
       </w:r>
     </w:p>
     <w:p>
@@ -17729,7 +20252,399 @@
         <w:pStyle w:val="Heading2"/>
       </w:pPr>
       <w:r>
-        <w:t>8.4 안건 마무리</w:t>
+        <w:t>8.4 안건은 «회의록을 시작한 뒤에» 적습니다</w:t>
+      </w:r>
+    </w:p>
+    <w:p>
+      <w:r>
+        <w:rPr>
+          <w:rFonts w:ascii="맑은 고딕" w:hAnsi="맑은 고딕" w:eastAsia="맑은 고딕" w:cs="맑은 고딕"/>
+          <w:b/>
+          <w:sz w:val="21"/>
+        </w:rPr>
+        <w:t>회의록이 없으면 안건 칸이 아예 나오지 않습니다.</w:t>
+      </w:r>
+      <w:r>
+        <w:rPr>
+          <w:rFonts w:ascii="맑은 고딕" w:hAnsi="맑은 고딕" w:eastAsia="맑은 고딕" w:cs="맑은 고딕"/>
+          <w:b w:val="0"/>
+          <w:sz w:val="21"/>
+        </w:rPr>
+        <w:t xml:space="preserve"> 차례가 «회의록 먼저, 안건 나중» 이기 때문입니다. 회의록 없이 적어 둔 안건은 어느 회의에서 나온 것인지 알 수 없어 나중에 찾지 못합니다.</w:t>
+      </w:r>
+    </w:p>
+    <w:p>
+      <w:pPr>
+        <w:spacing w:after="60"/>
+        <w:ind w:left="340"/>
+      </w:pPr>
+      <w:r>
+        <w:rPr>
+          <w:rFonts w:ascii="맑은 고딕" w:hAnsi="맑은 고딕" w:eastAsia="맑은 고딕" w:cs="맑은 고딕"/>
+          <w:b/>
+          <w:sz w:val="21"/>
+        </w:rPr>
+        <w:t xml:space="preserve">1. </w:t>
+      </w:r>
+      <w:r>
+        <w:rPr>
+          <w:rFonts w:ascii="맑은 고딕" w:hAnsi="맑은 고딕" w:eastAsia="맑은 고딕" w:cs="맑은 고딕"/>
+          <w:b w:val="0"/>
+          <w:sz w:val="21"/>
+        </w:rPr>
+        <w:t xml:space="preserve">회의록을 새로 만들거나, </w:t>
+      </w:r>
+      <w:r>
+        <w:rPr>
+          <w:rFonts w:ascii="맑은 고딕" w:hAnsi="맑은 고딕" w:eastAsia="맑은 고딕" w:cs="맑은 고딕"/>
+          <w:b/>
+          <w:sz w:val="21"/>
+        </w:rPr>
+        <w:t>[📚 지난 회의록 조회]</w:t>
+      </w:r>
+      <w:r>
+        <w:rPr>
+          <w:rFonts w:ascii="맑은 고딕" w:hAnsi="맑은 고딕" w:eastAsia="맑은 고딕" w:cs="맑은 고딕"/>
+          <w:b w:val="0"/>
+          <w:sz w:val="21"/>
+        </w:rPr>
+        <w:t xml:space="preserve"> 에서 이어 쓸 회의록의 </w:t>
+      </w:r>
+      <w:r>
+        <w:rPr>
+          <w:rFonts w:ascii="맑은 고딕" w:hAnsi="맑은 고딕" w:eastAsia="맑은 고딕" w:cs="맑은 고딕"/>
+          <w:b/>
+          <w:sz w:val="21"/>
+        </w:rPr>
+        <w:t>[✍ 이 회의에 안건 달기]</w:t>
+      </w:r>
+      <w:r>
+        <w:rPr>
+          <w:rFonts w:ascii="맑은 고딕" w:hAnsi="맑은 고딕" w:eastAsia="맑은 고딕" w:cs="맑은 고딕"/>
+          <w:b w:val="0"/>
+          <w:sz w:val="21"/>
+        </w:rPr>
+        <w:t xml:space="preserve"> 를 누릅니다.</w:t>
+      </w:r>
+    </w:p>
+    <w:p>
+      <w:pPr>
+        <w:spacing w:after="60"/>
+        <w:ind w:left="340"/>
+      </w:pPr>
+      <w:r>
+        <w:rPr>
+          <w:rFonts w:ascii="맑은 고딕" w:hAnsi="맑은 고딕" w:eastAsia="맑은 고딕" w:cs="맑은 고딕"/>
+          <w:b/>
+          <w:sz w:val="21"/>
+        </w:rPr>
+        <w:t xml:space="preserve">2. </w:t>
+      </w:r>
+      <w:r>
+        <w:rPr>
+          <w:rFonts w:ascii="맑은 고딕" w:hAnsi="맑은 고딕" w:eastAsia="맑은 고딕" w:cs="맑은 고딕"/>
+          <w:b/>
+          <w:sz w:val="21"/>
+        </w:rPr>
+        <w:t>[+ 안건 추가]</w:t>
+      </w:r>
+      <w:r>
+        <w:rPr>
+          <w:rFonts w:ascii="맑은 고딕" w:hAnsi="맑은 고딕" w:eastAsia="맑은 고딕" w:cs="맑은 고딕"/>
+          <w:b w:val="0"/>
+          <w:sz w:val="21"/>
+        </w:rPr>
+        <w:t xml:space="preserve"> → </w:t>
+      </w:r>
+      <w:r>
+        <w:rPr>
+          <w:rFonts w:ascii="맑은 고딕" w:hAnsi="맑은 고딕" w:eastAsia="맑은 고딕" w:cs="맑은 고딕"/>
+          <w:b/>
+          <w:sz w:val="21"/>
+        </w:rPr>
+        <w:t>① 관련 프로젝트</w:t>
+      </w:r>
+      <w:r>
+        <w:rPr>
+          <w:rFonts w:ascii="맑은 고딕" w:hAnsi="맑은 고딕" w:eastAsia="맑은 고딕" w:cs="맑은 고딕"/>
+          <w:b w:val="0"/>
+          <w:sz w:val="21"/>
+        </w:rPr>
+        <w:t xml:space="preserve">를 «먼저» 고릅니다 — 업무 입력과 </w:t>
+      </w:r>
+      <w:r>
+        <w:rPr>
+          <w:rFonts w:ascii="맑은 고딕" w:hAnsi="맑은 고딕" w:eastAsia="맑은 고딕" w:cs="맑은 고딕"/>
+          <w:b/>
+          <w:sz w:val="21"/>
+        </w:rPr>
+        <w:t>같은 목록</w:t>
+      </w:r>
+      <w:r>
+        <w:rPr>
+          <w:rFonts w:ascii="맑은 고딕" w:hAnsi="맑은 고딕" w:eastAsia="맑은 고딕" w:cs="맑은 고딕"/>
+          <w:b w:val="0"/>
+          <w:sz w:val="21"/>
+        </w:rPr>
+        <w:t>입니다.</w:t>
+      </w:r>
+    </w:p>
+    <w:p>
+      <w:pPr>
+        <w:spacing w:after="60"/>
+        <w:ind w:left="340"/>
+      </w:pPr>
+      <w:r>
+        <w:rPr>
+          <w:rFonts w:ascii="맑은 고딕" w:hAnsi="맑은 고딕" w:eastAsia="맑은 고딕" w:cs="맑은 고딕"/>
+          <w:b/>
+          <w:sz w:val="21"/>
+        </w:rPr>
+        <w:t xml:space="preserve">3. </w:t>
+      </w:r>
+      <w:r>
+        <w:rPr>
+          <w:rFonts w:ascii="맑은 고딕" w:hAnsi="맑은 고딕" w:eastAsia="맑은 고딕" w:cs="맑은 고딕"/>
+          <w:b/>
+          <w:sz w:val="21"/>
+        </w:rPr>
+        <w:t>② 안건 내용</w:t>
+      </w:r>
+      <w:r>
+        <w:rPr>
+          <w:rFonts w:ascii="맑은 고딕" w:hAnsi="맑은 고딕" w:eastAsia="맑은 고딕" w:cs="맑은 고딕"/>
+          <w:b w:val="0"/>
+          <w:sz w:val="21"/>
+        </w:rPr>
+        <w:t xml:space="preserve">을 적고, 필요하면 </w:t>
+      </w:r>
+      <w:r>
+        <w:rPr>
+          <w:rFonts w:ascii="맑은 고딕" w:hAnsi="맑은 고딕" w:eastAsia="맑은 고딕" w:cs="맑은 고딕"/>
+          <w:b/>
+          <w:sz w:val="21"/>
+        </w:rPr>
+        <w:t>기한 · 담당 · 보고자</w:t>
+      </w:r>
+      <w:r>
+        <w:rPr>
+          <w:rFonts w:ascii="맑은 고딕" w:hAnsi="맑은 고딕" w:eastAsia="맑은 고딕" w:cs="맑은 고딕"/>
+          <w:b w:val="0"/>
+          <w:sz w:val="21"/>
+        </w:rPr>
+        <w:t>를 붙입니다.</w:t>
+      </w:r>
+    </w:p>
+    <w:p>
+      <w:pPr>
+        <w:keepLines/>
+        <w:spacing w:before="120" w:after="160"/>
+        <w:ind w:left="170"/>
+        <w:pBdr>
+          <w:left w:val="single" w:sz="18" w:space="6" w:color="005A9E"/>
+        </w:pBdr>
+        <w:shd w:val="clear" w:color="auto" w:fill="F2F7FB"/>
+      </w:pPr>
+      <w:r>
+        <w:rPr>
+          <w:rFonts w:ascii="맑은 고딕" w:hAnsi="맑은 고딕" w:eastAsia="맑은 고딕" w:cs="맑은 고딕"/>
+          <w:b/>
+          <w:color w:val="005A9E"/>
+          <w:sz w:val="21"/>
+        </w:rPr>
+        <w:t xml:space="preserve">«담당자» 와 «보고자» 는 다릅니다  </w:t>
+      </w:r>
+      <w:r>
+        <w:rPr>
+          <w:rFonts w:ascii="맑은 고딕" w:hAnsi="맑은 고딕" w:eastAsia="맑은 고딕" w:cs="맑은 고딕"/>
+          <w:b/>
+          <w:sz w:val="21"/>
+        </w:rPr>
+        <w:t>담당자</w:t>
+      </w:r>
+      <w:r>
+        <w:rPr>
+          <w:rFonts w:ascii="맑은 고딕" w:hAnsi="맑은 고딕" w:eastAsia="맑은 고딕" w:cs="맑은 고딕"/>
+          <w:b w:val="0"/>
+          <w:sz w:val="21"/>
+        </w:rPr>
+        <w:t xml:space="preserve">는 그 일을 </w:t>
+      </w:r>
+      <w:r>
+        <w:rPr>
+          <w:rFonts w:ascii="맑은 고딕" w:hAnsi="맑은 고딕" w:eastAsia="맑은 고딕" w:cs="맑은 고딕"/>
+          <w:b/>
+          <w:sz w:val="21"/>
+        </w:rPr>
+        <w:t>맡아 하는</w:t>
+      </w:r>
+      <w:r>
+        <w:rPr>
+          <w:rFonts w:ascii="맑은 고딕" w:hAnsi="맑은 고딕" w:eastAsia="맑은 고딕" w:cs="맑은 고딕"/>
+          <w:b w:val="0"/>
+          <w:sz w:val="21"/>
+        </w:rPr>
+        <w:t xml:space="preserve"> 사람이고, </w:t>
+      </w:r>
+      <w:r>
+        <w:rPr>
+          <w:rFonts w:ascii="맑은 고딕" w:hAnsi="맑은 고딕" w:eastAsia="맑은 고딕" w:cs="맑은 고딕"/>
+          <w:b/>
+          <w:sz w:val="21"/>
+        </w:rPr>
+        <w:t>보고자</w:t>
+      </w:r>
+      <w:r>
+        <w:rPr>
+          <w:rFonts w:ascii="맑은 고딕" w:hAnsi="맑은 고딕" w:eastAsia="맑은 고딕" w:cs="맑은 고딕"/>
+          <w:b w:val="0"/>
+          <w:sz w:val="21"/>
+        </w:rPr>
+        <w:t xml:space="preserve">는 회의에서 그 안건을 </w:t>
+      </w:r>
+      <w:r>
+        <w:rPr>
+          <w:rFonts w:ascii="맑은 고딕" w:hAnsi="맑은 고딕" w:eastAsia="맑은 고딕" w:cs="맑은 고딕"/>
+          <w:b/>
+          <w:sz w:val="21"/>
+        </w:rPr>
+        <w:t>말하는</w:t>
+      </w:r>
+      <w:r>
+        <w:rPr>
+          <w:rFonts w:ascii="맑은 고딕" w:hAnsi="맑은 고딕" w:eastAsia="맑은 고딕" w:cs="맑은 고딕"/>
+          <w:b w:val="0"/>
+          <w:sz w:val="21"/>
+        </w:rPr>
+        <w:t xml:space="preserve"> 사람입니다. 둘이 같을 때가 많지만 다를 때도 있어 따로 고릅니다. </w:t>
+      </w:r>
+      <w:r>
+        <w:rPr>
+          <w:rFonts w:ascii="맑은 고딕" w:hAnsi="맑은 고딕" w:eastAsia="맑은 고딕" w:cs="맑은 고딕"/>
+          <w:b/>
+          <w:sz w:val="21"/>
+        </w:rPr>
+        <w:t>[Jira 로 올리기]</w:t>
+      </w:r>
+      <w:r>
+        <w:rPr>
+          <w:rFonts w:ascii="맑은 고딕" w:hAnsi="맑은 고딕" w:eastAsia="맑은 고딕" w:cs="맑은 고딕"/>
+          <w:b w:val="0"/>
+          <w:sz w:val="21"/>
+        </w:rPr>
+        <w:t xml:space="preserve"> 를 하시면 제목 뒤에 </w:t>
+      </w:r>
+      <w:r>
+        <w:rPr>
+          <w:rFonts w:ascii="맑은 고딕" w:hAnsi="맑은 고딕" w:eastAsia="맑은 고딕" w:cs="맑은 고딕"/>
+          <w:b/>
+          <w:sz w:val="21"/>
+        </w:rPr>
+        <w:t>_보고자이름</w:t>
+      </w:r>
+      <w:r>
+        <w:rPr>
+          <w:rFonts w:ascii="맑은 고딕" w:hAnsi="맑은 고딕" w:eastAsia="맑은 고딕" w:cs="맑은 고딕"/>
+          <w:b w:val="0"/>
+          <w:sz w:val="21"/>
+        </w:rPr>
+        <w:t xml:space="preserve"> 이 붙어 목록에서 바로 보입니다.</w:t>
+      </w:r>
+    </w:p>
+    <w:p>
+      <w:pPr>
+        <w:keepLines/>
+        <w:spacing w:before="120" w:after="160"/>
+        <w:ind w:left="170"/>
+        <w:pBdr>
+          <w:left w:val="single" w:sz="18" w:space="6" w:color="005A9E"/>
+        </w:pBdr>
+        <w:shd w:val="clear" w:color="auto" w:fill="F2F7FB"/>
+      </w:pPr>
+      <w:r>
+        <w:rPr>
+          <w:rFonts w:ascii="맑은 고딕" w:hAnsi="맑은 고딕" w:eastAsia="맑은 고딕" w:cs="맑은 고딕"/>
+          <w:b/>
+          <w:color w:val="005A9E"/>
+          <w:sz w:val="21"/>
+        </w:rPr>
+        <w:t xml:space="preserve">열어 둔 회의의 안건이 됩니다  </w:t>
+      </w:r>
+      <w:r>
+        <w:rPr>
+          <w:rFonts w:ascii="맑은 고딕" w:hAnsi="맑은 고딕" w:eastAsia="맑은 고딕" w:cs="맑은 고딕"/>
+          <w:b w:val="0"/>
+          <w:sz w:val="21"/>
+        </w:rPr>
+        <w:t xml:space="preserve">회의록을 </w:t>
+      </w:r>
+      <w:r>
+        <w:rPr>
+          <w:rFonts w:ascii="맑은 고딕" w:hAnsi="맑은 고딕" w:eastAsia="맑은 고딕" w:cs="맑은 고딕"/>
+          <w:b/>
+          <w:sz w:val="21"/>
+        </w:rPr>
+        <w:t>열어 둔 채</w:t>
+      </w:r>
+      <w:r>
+        <w:rPr>
+          <w:rFonts w:ascii="맑은 고딕" w:hAnsi="맑은 고딕" w:eastAsia="맑은 고딕" w:cs="맑은 고딕"/>
+          <w:b w:val="0"/>
+          <w:sz w:val="21"/>
+        </w:rPr>
+        <w:t xml:space="preserve"> 적으면 그 회의의 안건으로 달립니다. 화면 위에 「여기서 적는 안건은 «…» 에 달립니다」라고 알려 드리므로 그것을 보고 적으십시오.</w:t>
+      </w:r>
+    </w:p>
+    <w:p>
+      <w:pPr>
+        <w:keepLines/>
+        <w:spacing w:before="120" w:after="160"/>
+        <w:ind w:left="170"/>
+        <w:pBdr>
+          <w:left w:val="single" w:sz="18" w:space="6" w:color="C77700"/>
+        </w:pBdr>
+        <w:shd w:val="clear" w:color="auto" w:fill="FDF3E7"/>
+      </w:pPr>
+      <w:r>
+        <w:rPr>
+          <w:rFonts w:ascii="맑은 고딕" w:hAnsi="맑은 고딕" w:eastAsia="맑은 고딕" w:cs="맑은 고딕"/>
+          <w:b/>
+          <w:color w:val="C77700"/>
+          <w:sz w:val="21"/>
+        </w:rPr>
+        <w:t xml:space="preserve">회의록을 지워도 안건은 남습니다  </w:t>
+      </w:r>
+      <w:r>
+        <w:rPr>
+          <w:rFonts w:ascii="맑은 고딕" w:hAnsi="맑은 고딕" w:eastAsia="맑은 고딕" w:cs="맑은 고딕"/>
+          <w:b w:val="0"/>
+          <w:sz w:val="21"/>
+        </w:rPr>
+        <w:t xml:space="preserve">안건에는 기한·담당·Jira 가 걸려 있어 함께 지우지 않습니다. 회의를 잃은 안건은 </w:t>
+      </w:r>
+      <w:r>
+        <w:rPr>
+          <w:rFonts w:ascii="맑은 고딕" w:hAnsi="맑은 고딕" w:eastAsia="맑은 고딕" w:cs="맑은 고딕"/>
+          <w:b/>
+          <w:sz w:val="21"/>
+        </w:rPr>
+        <w:t>[📚 지난 회의록 조회] → [회의 없는 안건]</w:t>
+      </w:r>
+      <w:r>
+        <w:rPr>
+          <w:rFonts w:ascii="맑은 고딕" w:hAnsi="맑은 고딕" w:eastAsia="맑은 고딕" w:cs="맑은 고딕"/>
+          <w:b w:val="0"/>
+          <w:sz w:val="21"/>
+        </w:rPr>
+        <w:t xml:space="preserve"> 에서 보실 수 있습니다.</w:t>
+      </w:r>
+    </w:p>
+    <w:p>
+      <w:pPr>
+        <w:pStyle w:val="Heading2"/>
+      </w:pPr>
+      <w:r>
+        <w:t>8.5 안건 마무리</w:t>
       </w:r>
     </w:p>
     <w:p>

--- a/docs/manual/VITRON_ERP_직원교육자료.docx
+++ b/docs/manual/VITRON_ERP_직원교육자료.docx
@@ -67,7 +67,7 @@
           <w:color w:val="666666"/>
           <w:sz w:val="21"/>
         </w:rPr>
-        <w:t>작성일  2026-09-07</w:t>
+        <w:t>작성일  2026-09-10</w:t>
       </w:r>
     </w:p>
     <w:p>
@@ -15867,6 +15867,335 @@
           <w:sz w:val="21"/>
         </w:rPr>
         <w:t>으로 묶여 갑니다. 사흘 휴가를 냈다고 메일이 세 통 가지는 않습니다.</w:t>
+      </w:r>
+    </w:p>
+    <w:p>
+      <w:pPr>
+        <w:keepLines/>
+        <w:spacing w:before="120" w:after="160"/>
+        <w:ind w:left="170"/>
+        <w:pBdr>
+          <w:left w:val="single" w:sz="18" w:space="6" w:color="005A9E"/>
+        </w:pBdr>
+        <w:shd w:val="clear" w:color="auto" w:fill="F2F7FB"/>
+      </w:pPr>
+      <w:r>
+        <w:rPr>
+          <w:rFonts w:ascii="맑은 고딕" w:hAnsi="맑은 고딕" w:eastAsia="맑은 고딕" w:cs="맑은 고딕"/>
+          <w:b/>
+          <w:color w:val="005A9E"/>
+          <w:sz w:val="21"/>
+        </w:rPr>
+        <w:t xml:space="preserve">지난 날짜에 넣는 것은 «신청»이 아니라 «정리» 입니다  </w:t>
+      </w:r>
+      <w:r>
+        <w:rPr>
+          <w:rFonts w:ascii="맑은 고딕" w:hAnsi="맑은 고딕" w:eastAsia="맑은 고딕" w:cs="맑은 고딕"/>
+          <w:b w:val="0"/>
+          <w:sz w:val="21"/>
+        </w:rPr>
+        <w:t xml:space="preserve">이미 지나간 날을 뒤늦게 적어 넣으실 때는 </w:t>
+      </w:r>
+      <w:r>
+        <w:rPr>
+          <w:rFonts w:ascii="맑은 고딕" w:hAnsi="맑은 고딕" w:eastAsia="맑은 고딕" w:cs="맑은 고딕"/>
+          <w:b/>
+          <w:sz w:val="21"/>
+        </w:rPr>
+        <w:t>결재할 것이 없으므로 메일이 가지 않고 바로 승인</w:t>
+      </w:r>
+      <w:r>
+        <w:rPr>
+          <w:rFonts w:ascii="맑은 고딕" w:hAnsi="맑은 고딕" w:eastAsia="맑은 고딕" w:cs="맑은 고딕"/>
+          <w:b w:val="0"/>
+          <w:sz w:val="21"/>
+        </w:rPr>
+        <w:t xml:space="preserve">됩니다. 승인 대기에도 쌓이지 않고, 지우실 때도 메일이 가지 않습니다. </w:t>
+      </w:r>
+      <w:r>
+        <w:rPr>
+          <w:rFonts w:ascii="맑은 고딕" w:hAnsi="맑은 고딕" w:eastAsia="맑은 고딕" w:cs="맑은 고딕"/>
+          <w:b/>
+          <w:sz w:val="21"/>
+        </w:rPr>
+        <w:t>실적 완료 보고와 같은 규칙</w:t>
+      </w:r>
+      <w:r>
+        <w:rPr>
+          <w:rFonts w:ascii="맑은 고딕" w:hAnsi="맑은 고딕" w:eastAsia="맑은 고딕" w:cs="맑은 고딕"/>
+          <w:b w:val="0"/>
+          <w:sz w:val="21"/>
+        </w:rPr>
+        <w:t>입니다 — 그쪽도 당일 것만 메일을 보냅니다.</w:t>
+      </w:r>
+    </w:p>
+    <w:tbl>
+      <w:tblPr>
+        <w:tblStyle w:val="TableGrid"/>
+        <w:tblW w:type="auto" w:w="0"/>
+        <w:jc w:val="center"/>
+        <w:tblLook w:firstColumn="1" w:firstRow="1" w:lastColumn="0" w:lastRow="0" w:noHBand="0" w:noVBand="1" w:val="04A0"/>
+      </w:tblPr>
+      <w:tblGrid>
+        <w:gridCol w:w="3137"/>
+        <w:gridCol w:w="3137"/>
+        <w:gridCol w:w="3137"/>
+      </w:tblGrid>
+      <w:tr>
+        <w:trPr>
+          <w:cantSplit/>
+          <w:tblHeader/>
+        </w:trPr>
+        <w:tc>
+          <w:tcPr>
+            <w:tcW w:type="dxa" w:w="2154"/>
+            <w:shd w:val="clear" w:color="auto" w:fill="005A9E"/>
+            <w:vAlign w:val="center"/>
+          </w:tcPr>
+          <w:p>
+            <w:pPr>
+              <w:spacing w:before="0" w:after="0" w:line="240" w:lineRule="auto"/>
+              <w:jc w:val="center"/>
+            </w:pPr>
+            <w:r/>
+            <w:r>
+              <w:rPr>
+                <w:rFonts w:ascii="맑은 고딕" w:hAnsi="맑은 고딕" w:eastAsia="맑은 고딕" w:cs="맑은 고딕"/>
+                <w:b/>
+                <w:color w:val="FFFFFF"/>
+                <w:sz w:val="20"/>
+              </w:rPr>
+              <w:t>언제 넣나</w:t>
+            </w:r>
+          </w:p>
+        </w:tc>
+        <w:tc>
+          <w:tcPr>
+            <w:tcW w:type="dxa" w:w="2494"/>
+            <w:shd w:val="clear" w:color="auto" w:fill="005A9E"/>
+            <w:vAlign w:val="center"/>
+          </w:tcPr>
+          <w:p>
+            <w:pPr>
+              <w:spacing w:before="0" w:after="0" w:line="240" w:lineRule="auto"/>
+              <w:jc w:val="center"/>
+            </w:pPr>
+            <w:r/>
+            <w:r>
+              <w:rPr>
+                <w:rFonts w:ascii="맑은 고딕" w:hAnsi="맑은 고딕" w:eastAsia="맑은 고딕" w:cs="맑은 고딕"/>
+                <w:b/>
+                <w:color w:val="FFFFFF"/>
+                <w:sz w:val="20"/>
+              </w:rPr>
+              <w:t>메일</w:t>
+            </w:r>
+          </w:p>
+        </w:tc>
+        <w:tc>
+          <w:tcPr>
+            <w:tcW w:type="dxa" w:w="3742"/>
+            <w:shd w:val="clear" w:color="auto" w:fill="005A9E"/>
+            <w:vAlign w:val="center"/>
+          </w:tcPr>
+          <w:p>
+            <w:pPr>
+              <w:spacing w:before="0" w:after="0" w:line="240" w:lineRule="auto"/>
+              <w:jc w:val="center"/>
+            </w:pPr>
+            <w:r/>
+            <w:r>
+              <w:rPr>
+                <w:rFonts w:ascii="맑은 고딕" w:hAnsi="맑은 고딕" w:eastAsia="맑은 고딕" w:cs="맑은 고딕"/>
+                <w:b/>
+                <w:color w:val="FFFFFF"/>
+                <w:sz w:val="20"/>
+              </w:rPr>
+              <w:t>승인</w:t>
+            </w:r>
+          </w:p>
+        </w:tc>
+      </w:tr>
+      <w:tr>
+        <w:trPr>
+          <w:cantSplit/>
+        </w:trPr>
+        <w:tc>
+          <w:tcPr>
+            <w:tcW w:type="dxa" w:w="2154"/>
+            <w:vAlign w:val="center"/>
+          </w:tcPr>
+          <w:p>
+            <w:pPr>
+              <w:spacing w:before="0" w:after="0" w:line="240" w:lineRule="auto"/>
+            </w:pPr>
+            <w:r/>
+            <w:r>
+              <w:rPr>
+                <w:rFonts w:ascii="맑은 고딕" w:hAnsi="맑은 고딕" w:eastAsia="맑은 고딕" w:cs="맑은 고딕"/>
+                <w:b/>
+                <w:sz w:val="20"/>
+              </w:rPr>
+              <w:t>오늘 · 앞으로의 날짜</w:t>
+            </w:r>
+          </w:p>
+        </w:tc>
+        <w:tc>
+          <w:tcPr>
+            <w:tcW w:type="dxa" w:w="2494"/>
+            <w:vAlign w:val="center"/>
+          </w:tcPr>
+          <w:p>
+            <w:pPr>
+              <w:spacing w:before="0" w:after="0" w:line="240" w:lineRule="auto"/>
+            </w:pPr>
+            <w:r/>
+            <w:r>
+              <w:rPr>
+                <w:rFonts w:ascii="맑은 고딕" w:hAnsi="맑은 고딕" w:eastAsia="맑은 고딕" w:cs="맑은 고딕"/>
+                <w:b w:val="0"/>
+                <w:sz w:val="20"/>
+              </w:rPr>
+              <w:t xml:space="preserve">승인권자께 </w:t>
+            </w:r>
+            <w:r>
+              <w:rPr>
+                <w:rFonts w:ascii="맑은 고딕" w:hAnsi="맑은 고딕" w:eastAsia="맑은 고딕" w:cs="맑은 고딕"/>
+                <w:b/>
+                <w:sz w:val="20"/>
+              </w:rPr>
+              <w:t>신청 메일</w:t>
+            </w:r>
+          </w:p>
+        </w:tc>
+        <w:tc>
+          <w:tcPr>
+            <w:tcW w:type="dxa" w:w="3742"/>
+            <w:vAlign w:val="center"/>
+          </w:tcPr>
+          <w:p>
+            <w:pPr>
+              <w:spacing w:before="0" w:after="0" w:line="240" w:lineRule="auto"/>
+            </w:pPr>
+            <w:r/>
+            <w:r>
+              <w:rPr>
+                <w:rFonts w:ascii="맑은 고딕" w:hAnsi="맑은 고딕" w:eastAsia="맑은 고딕" w:cs="맑은 고딕"/>
+                <w:b w:val="0"/>
+                <w:sz w:val="20"/>
+              </w:rPr>
+              <w:t>승인 대기 → 승인권자가 처리</w:t>
+            </w:r>
+          </w:p>
+        </w:tc>
+      </w:tr>
+      <w:tr>
+        <w:trPr>
+          <w:cantSplit/>
+        </w:trPr>
+        <w:tc>
+          <w:tcPr>
+            <w:tcW w:type="dxa" w:w="2154"/>
+            <w:vAlign w:val="center"/>
+          </w:tcPr>
+          <w:p>
+            <w:pPr>
+              <w:spacing w:before="0" w:after="0" w:line="240" w:lineRule="auto"/>
+            </w:pPr>
+            <w:r/>
+            <w:r>
+              <w:rPr>
+                <w:rFonts w:ascii="맑은 고딕" w:hAnsi="맑은 고딕" w:eastAsia="맑은 고딕" w:cs="맑은 고딕"/>
+                <w:b/>
+                <w:sz w:val="20"/>
+              </w:rPr>
+              <w:t>지난 날짜</w:t>
+            </w:r>
+          </w:p>
+        </w:tc>
+        <w:tc>
+          <w:tcPr>
+            <w:tcW w:type="dxa" w:w="2494"/>
+            <w:vAlign w:val="center"/>
+          </w:tcPr>
+          <w:p>
+            <w:pPr>
+              <w:spacing w:before="0" w:after="0" w:line="240" w:lineRule="auto"/>
+            </w:pPr>
+            <w:r/>
+            <w:r>
+              <w:rPr>
+                <w:rFonts w:ascii="맑은 고딕" w:hAnsi="맑은 고딕" w:eastAsia="맑은 고딕" w:cs="맑은 고딕"/>
+                <w:b/>
+                <w:sz w:val="20"/>
+              </w:rPr>
+              <w:t>가지 않습니다</w:t>
+            </w:r>
+          </w:p>
+        </w:tc>
+        <w:tc>
+          <w:tcPr>
+            <w:tcW w:type="dxa" w:w="3742"/>
+            <w:vAlign w:val="center"/>
+          </w:tcPr>
+          <w:p>
+            <w:pPr>
+              <w:spacing w:before="0" w:after="0" w:line="240" w:lineRule="auto"/>
+            </w:pPr>
+            <w:r/>
+            <w:r>
+              <w:rPr>
+                <w:rFonts w:ascii="맑은 고딕" w:hAnsi="맑은 고딕" w:eastAsia="맑은 고딕" w:cs="맑은 고딕"/>
+                <w:b/>
+                <w:sz w:val="20"/>
+              </w:rPr>
+              <w:t>바로 승인</w:t>
+            </w:r>
+          </w:p>
+        </w:tc>
+      </w:tr>
+    </w:tbl>
+    <w:p/>
+    <w:p>
+      <w:r>
+        <w:rPr>
+          <w:rFonts w:ascii="맑은 고딕" w:hAnsi="맑은 고딕" w:eastAsia="맑은 고딕" w:cs="맑은 고딕"/>
+          <w:b w:val="0"/>
+          <w:sz w:val="21"/>
+        </w:rPr>
+        <w:t xml:space="preserve">지난 날짜와 앞으로의 날짜를 </w:t>
+      </w:r>
+      <w:r>
+        <w:rPr>
+          <w:rFonts w:ascii="맑은 고딕" w:hAnsi="맑은 고딕" w:eastAsia="맑은 고딕" w:cs="맑은 고딕"/>
+          <w:b/>
+          <w:sz w:val="21"/>
+        </w:rPr>
+        <w:t>한 번에</w:t>
+      </w:r>
+      <w:r>
+        <w:rPr>
+          <w:rFonts w:ascii="맑은 고딕" w:hAnsi="맑은 고딕" w:eastAsia="맑은 고딕" w:cs="맑은 고딕"/>
+          <w:b w:val="0"/>
+          <w:sz w:val="21"/>
+        </w:rPr>
+        <w:t xml:space="preserve"> 고르시면 확인 창이 「지난 날짜 N건은 메일 없이 바로 승인되고, 나머지 M건만 신청 메일이 갑니다」처럼 </w:t>
+      </w:r>
+      <w:r>
+        <w:rPr>
+          <w:rFonts w:ascii="맑은 고딕" w:hAnsi="맑은 고딕" w:eastAsia="맑은 고딕" w:cs="맑은 고딕"/>
+          <w:b/>
+          <w:sz w:val="21"/>
+        </w:rPr>
+        <w:t>갈라서</w:t>
+      </w:r>
+      <w:r>
+        <w:rPr>
+          <w:rFonts w:ascii="맑은 고딕" w:hAnsi="맑은 고딕" w:eastAsia="맑은 고딕" w:cs="맑은 고딕"/>
+          <w:b w:val="0"/>
+          <w:sz w:val="21"/>
+        </w:rPr>
+        <w:t xml:space="preserve"> 알려 드립니다.</w:t>
       </w:r>
     </w:p>
     <w:p>
